--- a/Homework_k8s.docx
+++ b/Homework_k8s.docx
@@ -9,7 +9,6 @@
           <w:rFonts w:ascii="Times New Roman" w:hAnsi="Times New Roman" w:cs="Times New Roman"/>
           <w:sz w:val="28"/>
           <w:szCs w:val="28"/>
-          <w:lang w:val="en-US"/>
         </w:rPr>
       </w:pPr>
       <w:r>
@@ -31,16 +30,36 @@
           <w:szCs w:val="28"/>
           <w:lang w:val="en-US"/>
         </w:rPr>
-        <w:t>K8S</w:t>
-      </w:r>
-    </w:p>
-    <w:p>
-      <w:pPr>
-        <w:rPr>
-          <w:rFonts w:ascii="Times New Roman" w:hAnsi="Times New Roman" w:cs="Times New Roman"/>
-          <w:sz w:val="28"/>
-          <w:szCs w:val="28"/>
-          <w:lang w:val="en-US"/>
+        <w:t>K</w:t>
+      </w:r>
+      <w:r>
+        <w:rPr>
+          <w:rFonts w:ascii="Times New Roman" w:hAnsi="Times New Roman" w:cs="Times New Roman"/>
+          <w:b/>
+          <w:bCs/>
+          <w:sz w:val="28"/>
+          <w:szCs w:val="28"/>
+        </w:rPr>
+        <w:t>8</w:t>
+      </w:r>
+      <w:r>
+        <w:rPr>
+          <w:rFonts w:ascii="Times New Roman" w:hAnsi="Times New Roman" w:cs="Times New Roman"/>
+          <w:b/>
+          <w:bCs/>
+          <w:sz w:val="28"/>
+          <w:szCs w:val="28"/>
+          <w:lang w:val="en-US"/>
+        </w:rPr>
+        <w:t>S</w:t>
+      </w:r>
+    </w:p>
+    <w:p>
+      <w:pPr>
+        <w:rPr>
+          <w:rFonts w:ascii="Times New Roman" w:hAnsi="Times New Roman" w:cs="Times New Roman"/>
+          <w:sz w:val="28"/>
+          <w:szCs w:val="28"/>
         </w:rPr>
       </w:pPr>
     </w:p>
@@ -113,7 +132,6 @@
           <w:rFonts w:ascii="Times New Roman" w:hAnsi="Times New Roman" w:cs="Times New Roman"/>
           <w:sz w:val="28"/>
           <w:szCs w:val="28"/>
-          <w:lang w:val="en-US"/>
         </w:rPr>
       </w:pPr>
       <w:r>
@@ -131,7 +149,15 @@
           <w:szCs w:val="28"/>
           <w:lang w:val="en-US"/>
         </w:rPr>
-        <w:t xml:space="preserve">healthz – </w:t>
+        <w:t>healthz</w:t>
+      </w:r>
+      <w:r>
+        <w:rPr>
+          <w:rFonts w:ascii="Times New Roman" w:hAnsi="Times New Roman" w:cs="Times New Roman"/>
+          <w:sz w:val="28"/>
+          <w:szCs w:val="28"/>
+        </w:rPr>
+        <w:t xml:space="preserve"> – </w:t>
       </w:r>
       <w:r>
         <w:rPr>
@@ -148,7 +174,15 @@
           <w:szCs w:val="28"/>
           <w:lang w:val="en-US"/>
         </w:rPr>
-        <w:t>http-</w:t>
+        <w:t>http</w:t>
+      </w:r>
+      <w:r>
+        <w:rPr>
+          <w:rFonts w:ascii="Times New Roman" w:hAnsi="Times New Roman" w:cs="Times New Roman"/>
+          <w:sz w:val="28"/>
+          <w:szCs w:val="28"/>
+        </w:rPr>
+        <w:t>-</w:t>
       </w:r>
       <w:r>
         <w:rPr>
@@ -334,7 +368,6 @@
           <w:rFonts w:ascii="Times New Roman" w:hAnsi="Times New Roman" w:cs="Times New Roman"/>
           <w:sz w:val="28"/>
           <w:szCs w:val="28"/>
-          <w:lang w:val="en-US"/>
         </w:rPr>
         <w:tab/>
       </w:r>
@@ -898,10 +931,386 @@
     </w:p>
     <w:p>
       <w:pPr>
-        <w:rPr>
-          <w:rFonts w:ascii="Times New Roman" w:hAnsi="Times New Roman" w:cs="Times New Roman"/>
-          <w:sz w:val="20"/>
-          <w:szCs w:val="20"/>
+        <w:jc w:val="both"/>
+        <w:rPr>
+          <w:rFonts w:ascii="Times New Roman" w:hAnsi="Times New Roman" w:cs="Times New Roman"/>
+          <w:sz w:val="28"/>
+          <w:szCs w:val="28"/>
+        </w:rPr>
+      </w:pPr>
+      <w:r>
+        <w:rPr>
+          <w:rFonts w:ascii="Times New Roman" w:hAnsi="Times New Roman" w:cs="Times New Roman"/>
+          <w:sz w:val="28"/>
+          <w:szCs w:val="28"/>
+        </w:rPr>
+        <w:tab/>
+      </w:r>
+      <w:r>
+        <w:rPr>
+          <w:rFonts w:ascii="Times New Roman" w:hAnsi="Times New Roman" w:cs="Times New Roman"/>
+          <w:sz w:val="28"/>
+          <w:szCs w:val="28"/>
+        </w:rPr>
+        <w:t xml:space="preserve">Создадим и опубликуем образы в репозитории </w:t>
+      </w:r>
+      <w:r>
+        <w:rPr>
+          <w:rFonts w:ascii="Times New Roman" w:hAnsi="Times New Roman" w:cs="Times New Roman"/>
+          <w:sz w:val="28"/>
+          <w:szCs w:val="28"/>
+          <w:lang w:val="en-US"/>
+        </w:rPr>
+        <w:t>docker</w:t>
+      </w:r>
+      <w:r>
+        <w:rPr>
+          <w:rFonts w:ascii="Times New Roman" w:hAnsi="Times New Roman" w:cs="Times New Roman"/>
+          <w:sz w:val="28"/>
+          <w:szCs w:val="28"/>
+        </w:rPr>
+        <w:t>.</w:t>
+      </w:r>
+      <w:r>
+        <w:rPr>
+          <w:rFonts w:ascii="Times New Roman" w:hAnsi="Times New Roman" w:cs="Times New Roman"/>
+          <w:sz w:val="28"/>
+          <w:szCs w:val="28"/>
+          <w:lang w:val="en-US"/>
+        </w:rPr>
+        <w:t>hub</w:t>
+      </w:r>
+      <w:r>
+        <w:rPr>
+          <w:rFonts w:ascii="Times New Roman" w:hAnsi="Times New Roman" w:cs="Times New Roman"/>
+          <w:sz w:val="28"/>
+          <w:szCs w:val="28"/>
+        </w:rPr>
+        <w:t xml:space="preserve">. </w:t>
+      </w:r>
+      <w:r>
+        <w:rPr>
+          <w:rFonts w:ascii="Times New Roman" w:hAnsi="Times New Roman" w:cs="Times New Roman"/>
+          <w:sz w:val="28"/>
+          <w:szCs w:val="28"/>
+        </w:rPr>
+        <w:t xml:space="preserve">Это необходимо, чтобы мы могли скачать образы из репозитория и задеплоили </w:t>
+      </w:r>
+      <w:r>
+        <w:rPr>
+          <w:rFonts w:ascii="Times New Roman" w:hAnsi="Times New Roman" w:cs="Times New Roman"/>
+          <w:sz w:val="28"/>
+          <w:szCs w:val="28"/>
+        </w:rPr>
+        <w:t xml:space="preserve">на узлы </w:t>
+      </w:r>
+      <w:r>
+        <w:rPr>
+          <w:rFonts w:ascii="Times New Roman" w:hAnsi="Times New Roman" w:cs="Times New Roman"/>
+          <w:sz w:val="28"/>
+          <w:szCs w:val="28"/>
+        </w:rPr>
+        <w:t xml:space="preserve">через </w:t>
+      </w:r>
+      <w:r>
+        <w:rPr>
+          <w:rFonts w:ascii="Times New Roman" w:hAnsi="Times New Roman" w:cs="Times New Roman"/>
+          <w:sz w:val="28"/>
+          <w:szCs w:val="28"/>
+          <w:lang w:val="en-US"/>
+        </w:rPr>
+        <w:t>k</w:t>
+      </w:r>
+      <w:r>
+        <w:rPr>
+          <w:rFonts w:ascii="Times New Roman" w:hAnsi="Times New Roman" w:cs="Times New Roman"/>
+          <w:sz w:val="28"/>
+          <w:szCs w:val="28"/>
+        </w:rPr>
+        <w:t>8</w:t>
+      </w:r>
+      <w:r>
+        <w:rPr>
+          <w:rFonts w:ascii="Times New Roman" w:hAnsi="Times New Roman" w:cs="Times New Roman"/>
+          <w:sz w:val="28"/>
+          <w:szCs w:val="28"/>
+          <w:lang w:val="en-US"/>
+        </w:rPr>
+        <w:t>s</w:t>
+      </w:r>
+      <w:r>
+        <w:rPr>
+          <w:rFonts w:ascii="Times New Roman" w:hAnsi="Times New Roman" w:cs="Times New Roman"/>
+          <w:sz w:val="28"/>
+          <w:szCs w:val="28"/>
+        </w:rPr>
+        <w:t>.</w:t>
+      </w:r>
+      <w:r>
+        <w:rPr>
+          <w:rFonts w:ascii="Times New Roman" w:hAnsi="Times New Roman" w:cs="Times New Roman"/>
+          <w:sz w:val="28"/>
+          <w:szCs w:val="28"/>
+        </w:rPr>
+        <w:t xml:space="preserve"> Полученные </w:t>
+      </w:r>
+      <w:r>
+        <w:rPr>
+          <w:rFonts w:ascii="Times New Roman" w:hAnsi="Times New Roman" w:cs="Times New Roman"/>
+          <w:sz w:val="28"/>
+          <w:szCs w:val="28"/>
+          <w:lang w:val="en-US"/>
+        </w:rPr>
+        <w:t>digest</w:t>
+      </w:r>
+      <w:r>
+        <w:rPr>
+          <w:rFonts w:ascii="Times New Roman" w:hAnsi="Times New Roman" w:cs="Times New Roman"/>
+          <w:sz w:val="28"/>
+          <w:szCs w:val="28"/>
+        </w:rPr>
+        <w:t xml:space="preserve"> </w:t>
+      </w:r>
+      <w:r>
+        <w:rPr>
+          <w:rFonts w:ascii="Times New Roman" w:hAnsi="Times New Roman" w:cs="Times New Roman"/>
+          <w:sz w:val="28"/>
+          <w:szCs w:val="28"/>
+        </w:rPr>
+        <w:t>образ</w:t>
+      </w:r>
+      <w:r>
+        <w:rPr>
+          <w:rFonts w:ascii="Times New Roman" w:hAnsi="Times New Roman" w:cs="Times New Roman"/>
+          <w:sz w:val="28"/>
+          <w:szCs w:val="28"/>
+        </w:rPr>
+        <w:t>ов</w:t>
+      </w:r>
+      <w:r>
+        <w:rPr>
+          <w:rFonts w:ascii="Times New Roman" w:hAnsi="Times New Roman" w:cs="Times New Roman"/>
+          <w:sz w:val="28"/>
+          <w:szCs w:val="28"/>
+          <w:lang w:val="en-US"/>
+        </w:rPr>
+        <w:t xml:space="preserve"> v1 </w:t>
+      </w:r>
+      <w:r>
+        <w:rPr>
+          <w:rFonts w:ascii="Times New Roman" w:hAnsi="Times New Roman" w:cs="Times New Roman"/>
+          <w:sz w:val="28"/>
+          <w:szCs w:val="28"/>
+        </w:rPr>
+        <w:t>и</w:t>
+      </w:r>
+      <w:r>
+        <w:rPr>
+          <w:rFonts w:ascii="Times New Roman" w:hAnsi="Times New Roman" w:cs="Times New Roman"/>
+          <w:sz w:val="28"/>
+          <w:szCs w:val="28"/>
+          <w:lang w:val="en-US"/>
+        </w:rPr>
+        <w:t xml:space="preserve"> v2</w:t>
+      </w:r>
+      <w:r>
+        <w:rPr>
+          <w:rFonts w:ascii="Times New Roman" w:hAnsi="Times New Roman" w:cs="Times New Roman"/>
+          <w:sz w:val="28"/>
+          <w:szCs w:val="28"/>
+        </w:rPr>
+        <w:t xml:space="preserve"> приведены ниже:</w:t>
+      </w:r>
+    </w:p>
+    <w:p>
+      <w:pPr>
+        <w:jc w:val="both"/>
+        <w:rPr>
+          <w:rFonts w:ascii="Times New Roman" w:hAnsi="Times New Roman" w:cs="Times New Roman"/>
+          <w:sz w:val="28"/>
+          <w:szCs w:val="28"/>
+        </w:rPr>
+      </w:pPr>
+    </w:p>
+    <w:p>
+      <w:pPr>
+        <w:jc w:val="center"/>
+        <w:rPr>
+          <w:rFonts w:ascii="Times New Roman" w:hAnsi="Times New Roman" w:cs="Times New Roman"/>
+          <w:sz w:val="28"/>
+          <w:szCs w:val="28"/>
+        </w:rPr>
+      </w:pPr>
+      <w:r>
+        <w:rPr>
+          <w:noProof/>
+        </w:rPr>
+        <w:drawing>
+          <wp:inline distT="0" distB="0" distL="0" distR="0" wp14:anchorId="7336E84C" wp14:editId="3E3B8A29">
+            <wp:extent cx="5375275" cy="2716080"/>
+            <wp:effectExtent l="0" t="0" r="0" b="8255"/>
+            <wp:docPr id="2" name="Рисунок 2"/>
+            <wp:cNvGraphicFramePr>
+              <a:graphicFrameLocks xmlns:a="http://schemas.openxmlformats.org/drawingml/2006/main" noChangeAspect="1"/>
+            </wp:cNvGraphicFramePr>
+            <a:graphic xmlns:a="http://schemas.openxmlformats.org/drawingml/2006/main">
+              <a:graphicData uri="http://schemas.openxmlformats.org/drawingml/2006/picture">
+                <pic:pic xmlns:pic="http://schemas.openxmlformats.org/drawingml/2006/picture">
+                  <pic:nvPicPr>
+                    <pic:cNvPr id="1" name=""/>
+                    <pic:cNvPicPr/>
+                  </pic:nvPicPr>
+                  <pic:blipFill>
+                    <a:blip r:embed="rId8"/>
+                    <a:stretch>
+                      <a:fillRect/>
+                    </a:stretch>
+                  </pic:blipFill>
+                  <pic:spPr>
+                    <a:xfrm>
+                      <a:off x="0" y="0"/>
+                      <a:ext cx="5383491" cy="2720231"/>
+                    </a:xfrm>
+                    <a:prstGeom prst="rect">
+                      <a:avLst/>
+                    </a:prstGeom>
+                  </pic:spPr>
+                </pic:pic>
+              </a:graphicData>
+            </a:graphic>
+          </wp:inline>
+        </w:drawing>
+      </w:r>
+    </w:p>
+    <w:p>
+      <w:pPr>
+        <w:jc w:val="center"/>
+        <w:rPr>
+          <w:rFonts w:ascii="Times New Roman" w:hAnsi="Times New Roman" w:cs="Times New Roman"/>
+          <w:sz w:val="28"/>
+          <w:szCs w:val="28"/>
+        </w:rPr>
+      </w:pPr>
+      <w:r>
+        <w:rPr>
+          <w:noProof/>
+        </w:rPr>
+        <w:lastRenderedPageBreak/>
+        <w:drawing>
+          <wp:inline distT="0" distB="0" distL="0" distR="0" wp14:anchorId="03CD0A24" wp14:editId="2FBBD61E">
+            <wp:extent cx="4314825" cy="3910786"/>
+            <wp:effectExtent l="0" t="0" r="0" b="0"/>
+            <wp:docPr id="6" name="Рисунок 6"/>
+            <wp:cNvGraphicFramePr>
+              <a:graphicFrameLocks xmlns:a="http://schemas.openxmlformats.org/drawingml/2006/main" noChangeAspect="1"/>
+            </wp:cNvGraphicFramePr>
+            <a:graphic xmlns:a="http://schemas.openxmlformats.org/drawingml/2006/main">
+              <a:graphicData uri="http://schemas.openxmlformats.org/drawingml/2006/picture">
+                <pic:pic xmlns:pic="http://schemas.openxmlformats.org/drawingml/2006/picture">
+                  <pic:nvPicPr>
+                    <pic:cNvPr id="1" name=""/>
+                    <pic:cNvPicPr/>
+                  </pic:nvPicPr>
+                  <pic:blipFill>
+                    <a:blip r:embed="rId9"/>
+                    <a:stretch>
+                      <a:fillRect/>
+                    </a:stretch>
+                  </pic:blipFill>
+                  <pic:spPr>
+                    <a:xfrm>
+                      <a:off x="0" y="0"/>
+                      <a:ext cx="4317620" cy="3913319"/>
+                    </a:xfrm>
+                    <a:prstGeom prst="rect">
+                      <a:avLst/>
+                    </a:prstGeom>
+                  </pic:spPr>
+                </pic:pic>
+              </a:graphicData>
+            </a:graphic>
+          </wp:inline>
+        </w:drawing>
+      </w:r>
+    </w:p>
+    <w:p>
+      <w:pPr>
+        <w:jc w:val="center"/>
+        <w:rPr>
+          <w:rFonts w:ascii="Times New Roman" w:hAnsi="Times New Roman" w:cs="Times New Roman"/>
+          <w:sz w:val="20"/>
+          <w:szCs w:val="20"/>
+        </w:rPr>
+      </w:pPr>
+      <w:r>
+        <w:rPr>
+          <w:rFonts w:ascii="Times New Roman" w:hAnsi="Times New Roman" w:cs="Times New Roman"/>
+          <w:sz w:val="20"/>
+          <w:szCs w:val="20"/>
+        </w:rPr>
+        <w:t xml:space="preserve">Образы на </w:t>
+      </w:r>
+      <w:r>
+        <w:rPr>
+          <w:rFonts w:ascii="Times New Roman" w:hAnsi="Times New Roman" w:cs="Times New Roman"/>
+          <w:sz w:val="20"/>
+          <w:szCs w:val="20"/>
+          <w:lang w:val="en-US"/>
+        </w:rPr>
+        <w:t>hub</w:t>
+      </w:r>
+      <w:r>
+        <w:rPr>
+          <w:rFonts w:ascii="Times New Roman" w:hAnsi="Times New Roman" w:cs="Times New Roman"/>
+          <w:sz w:val="20"/>
+          <w:szCs w:val="20"/>
+        </w:rPr>
+        <w:t>.</w:t>
+      </w:r>
+      <w:r>
+        <w:rPr>
+          <w:rFonts w:ascii="Times New Roman" w:hAnsi="Times New Roman" w:cs="Times New Roman"/>
+          <w:sz w:val="20"/>
+          <w:szCs w:val="20"/>
+          <w:lang w:val="en-US"/>
+        </w:rPr>
+        <w:t>docker</w:t>
+      </w:r>
+      <w:r>
+        <w:rPr>
+          <w:rFonts w:ascii="Times New Roman" w:hAnsi="Times New Roman" w:cs="Times New Roman"/>
+          <w:sz w:val="20"/>
+          <w:szCs w:val="20"/>
+        </w:rPr>
+        <w:t>.</w:t>
+      </w:r>
+      <w:r>
+        <w:rPr>
+          <w:rFonts w:ascii="Times New Roman" w:hAnsi="Times New Roman" w:cs="Times New Roman"/>
+          <w:sz w:val="20"/>
+          <w:szCs w:val="20"/>
+          <w:lang w:val="en-US"/>
+        </w:rPr>
+        <w:t>com</w:t>
+      </w:r>
+    </w:p>
+    <w:p>
+      <w:pPr>
+        <w:jc w:val="both"/>
+        <w:rPr>
+          <w:rFonts w:ascii="Times New Roman" w:hAnsi="Times New Roman" w:cs="Times New Roman"/>
+          <w:sz w:val="28"/>
+          <w:szCs w:val="28"/>
+        </w:rPr>
+      </w:pPr>
+    </w:p>
+    <w:p>
+      <w:pPr>
+        <w:jc w:val="both"/>
+        <w:rPr>
+          <w:rFonts w:ascii="Times New Roman" w:hAnsi="Times New Roman" w:cs="Times New Roman"/>
+          <w:sz w:val="28"/>
+          <w:szCs w:val="28"/>
         </w:rPr>
       </w:pPr>
     </w:p>

--- a/Homework_k8s.docx
+++ b/Homework_k8s.docx
@@ -780,6 +780,16 @@
         <w:jc w:val="center"/>
         <w:rPr>
           <w:rFonts w:ascii="Times New Roman" w:hAnsi="Times New Roman" w:cs="Times New Roman"/>
+          <w:sz w:val="20"/>
+          <w:szCs w:val="20"/>
+        </w:rPr>
+      </w:pPr>
+    </w:p>
+    <w:p>
+      <w:pPr>
+        <w:jc w:val="center"/>
+        <w:rPr>
+          <w:rFonts w:ascii="Times New Roman" w:hAnsi="Times New Roman" w:cs="Times New Roman"/>
           <w:sz w:val="28"/>
           <w:szCs w:val="28"/>
         </w:rPr>
@@ -1311,6 +1321,584 @@
           <w:rFonts w:ascii="Times New Roman" w:hAnsi="Times New Roman" w:cs="Times New Roman"/>
           <w:sz w:val="28"/>
           <w:szCs w:val="28"/>
+        </w:rPr>
+      </w:pPr>
+      <w:r>
+        <w:rPr>
+          <w:rFonts w:ascii="Times New Roman" w:hAnsi="Times New Roman" w:cs="Times New Roman"/>
+          <w:sz w:val="28"/>
+          <w:szCs w:val="28"/>
+        </w:rPr>
+        <w:tab/>
+        <w:t>Теперь приступим к установке утилит на узлы. Начнем</w:t>
+      </w:r>
+      <w:r>
+        <w:rPr>
+          <w:rFonts w:ascii="Times New Roman" w:hAnsi="Times New Roman" w:cs="Times New Roman"/>
+          <w:sz w:val="28"/>
+          <w:szCs w:val="28"/>
+          <w:lang w:val="en-US"/>
+        </w:rPr>
+        <w:t xml:space="preserve"> </w:t>
+      </w:r>
+      <w:r>
+        <w:rPr>
+          <w:rFonts w:ascii="Times New Roman" w:hAnsi="Times New Roman" w:cs="Times New Roman"/>
+          <w:sz w:val="28"/>
+          <w:szCs w:val="28"/>
+        </w:rPr>
+        <w:t>с</w:t>
+      </w:r>
+      <w:r>
+        <w:rPr>
+          <w:rFonts w:ascii="Times New Roman" w:hAnsi="Times New Roman" w:cs="Times New Roman"/>
+          <w:sz w:val="28"/>
+          <w:szCs w:val="28"/>
+          <w:lang w:val="en-US"/>
+        </w:rPr>
+        <w:t xml:space="preserve"> </w:t>
+      </w:r>
+      <w:r>
+        <w:rPr>
+          <w:rFonts w:ascii="Times New Roman" w:hAnsi="Times New Roman" w:cs="Times New Roman"/>
+          <w:sz w:val="28"/>
+          <w:szCs w:val="28"/>
+          <w:lang w:val="en-US"/>
+        </w:rPr>
+        <w:t xml:space="preserve">Container Runtime. </w:t>
+      </w:r>
+      <w:r>
+        <w:rPr>
+          <w:rFonts w:ascii="Times New Roman" w:hAnsi="Times New Roman" w:cs="Times New Roman"/>
+          <w:sz w:val="28"/>
+          <w:szCs w:val="28"/>
+          <w:lang w:val="en-US"/>
+        </w:rPr>
+        <w:t>Container</w:t>
+      </w:r>
+      <w:r>
+        <w:rPr>
+          <w:rFonts w:ascii="Times New Roman" w:hAnsi="Times New Roman" w:cs="Times New Roman"/>
+          <w:sz w:val="28"/>
+          <w:szCs w:val="28"/>
+        </w:rPr>
+        <w:t xml:space="preserve"> </w:t>
+      </w:r>
+      <w:r>
+        <w:rPr>
+          <w:rFonts w:ascii="Times New Roman" w:hAnsi="Times New Roman" w:cs="Times New Roman"/>
+          <w:sz w:val="28"/>
+          <w:szCs w:val="28"/>
+          <w:lang w:val="en-US"/>
+        </w:rPr>
+        <w:t>Runtime</w:t>
+      </w:r>
+      <w:r>
+        <w:rPr>
+          <w:rFonts w:ascii="Times New Roman" w:hAnsi="Times New Roman" w:cs="Times New Roman"/>
+          <w:sz w:val="28"/>
+          <w:szCs w:val="28"/>
+        </w:rPr>
+        <w:t xml:space="preserve"> — ПО, которое позволяет запускать и управлять контейнерами в системе. В качестве такого ПО, выберем </w:t>
+      </w:r>
+      <w:r>
+        <w:rPr>
+          <w:rFonts w:ascii="Times New Roman" w:hAnsi="Times New Roman" w:cs="Times New Roman"/>
+          <w:b/>
+          <w:bCs/>
+          <w:i/>
+          <w:iCs/>
+          <w:sz w:val="28"/>
+          <w:szCs w:val="28"/>
+          <w:lang w:val="en-US"/>
+        </w:rPr>
+        <w:t>containerd</w:t>
+      </w:r>
+      <w:r>
+        <w:rPr>
+          <w:rFonts w:ascii="Times New Roman" w:hAnsi="Times New Roman" w:cs="Times New Roman"/>
+          <w:sz w:val="28"/>
+          <w:szCs w:val="28"/>
+        </w:rPr>
+        <w:t xml:space="preserve">. </w:t>
+      </w:r>
+      <w:r>
+        <w:rPr>
+          <w:rFonts w:ascii="Times New Roman" w:hAnsi="Times New Roman" w:cs="Times New Roman"/>
+          <w:sz w:val="28"/>
+          <w:szCs w:val="28"/>
+        </w:rPr>
+        <w:t xml:space="preserve">После установки выполним настройку </w:t>
+      </w:r>
+      <w:r>
+        <w:rPr>
+          <w:rFonts w:ascii="Times New Roman" w:hAnsi="Times New Roman" w:cs="Times New Roman"/>
+          <w:sz w:val="28"/>
+          <w:szCs w:val="28"/>
+          <w:lang w:val="en-US"/>
+        </w:rPr>
+        <w:t>containerd</w:t>
+      </w:r>
+      <w:r>
+        <w:rPr>
+          <w:rFonts w:ascii="Times New Roman" w:hAnsi="Times New Roman" w:cs="Times New Roman"/>
+          <w:sz w:val="28"/>
+          <w:szCs w:val="28"/>
+        </w:rPr>
+        <w:t>:</w:t>
+      </w:r>
+    </w:p>
+    <w:p>
+      <w:pPr>
+        <w:jc w:val="both"/>
+        <w:rPr>
+          <w:rFonts w:ascii="Times New Roman" w:hAnsi="Times New Roman" w:cs="Times New Roman"/>
+          <w:sz w:val="28"/>
+          <w:szCs w:val="28"/>
+        </w:rPr>
+      </w:pPr>
+      <w:r>
+        <w:rPr>
+          <w:noProof/>
+        </w:rPr>
+        <w:drawing>
+          <wp:inline distT="0" distB="0" distL="0" distR="0" wp14:anchorId="73B4AF3A" wp14:editId="6CDC2CFC">
+            <wp:extent cx="5940425" cy="361315"/>
+            <wp:effectExtent l="0" t="0" r="3175" b="635"/>
+            <wp:docPr id="7" name="Рисунок 7"/>
+            <wp:cNvGraphicFramePr>
+              <a:graphicFrameLocks xmlns:a="http://schemas.openxmlformats.org/drawingml/2006/main" noChangeAspect="1"/>
+            </wp:cNvGraphicFramePr>
+            <a:graphic xmlns:a="http://schemas.openxmlformats.org/drawingml/2006/main">
+              <a:graphicData uri="http://schemas.openxmlformats.org/drawingml/2006/picture">
+                <pic:pic xmlns:pic="http://schemas.openxmlformats.org/drawingml/2006/picture">
+                  <pic:nvPicPr>
+                    <pic:cNvPr id="1" name=""/>
+                    <pic:cNvPicPr/>
+                  </pic:nvPicPr>
+                  <pic:blipFill>
+                    <a:blip r:embed="rId10"/>
+                    <a:stretch>
+                      <a:fillRect/>
+                    </a:stretch>
+                  </pic:blipFill>
+                  <pic:spPr>
+                    <a:xfrm>
+                      <a:off x="0" y="0"/>
+                      <a:ext cx="5940425" cy="361315"/>
+                    </a:xfrm>
+                    <a:prstGeom prst="rect">
+                      <a:avLst/>
+                    </a:prstGeom>
+                  </pic:spPr>
+                </pic:pic>
+              </a:graphicData>
+            </a:graphic>
+          </wp:inline>
+        </w:drawing>
+      </w:r>
+    </w:p>
+    <w:p>
+      <w:pPr>
+        <w:jc w:val="center"/>
+        <w:rPr>
+          <w:rFonts w:ascii="Times New Roman" w:hAnsi="Times New Roman" w:cs="Times New Roman"/>
+          <w:sz w:val="20"/>
+          <w:szCs w:val="20"/>
+        </w:rPr>
+      </w:pPr>
+      <w:r>
+        <w:rPr>
+          <w:rFonts w:ascii="Times New Roman" w:hAnsi="Times New Roman" w:cs="Times New Roman"/>
+          <w:sz w:val="20"/>
+          <w:szCs w:val="20"/>
+        </w:rPr>
+        <w:t xml:space="preserve">Генерация конфиг файла </w:t>
+      </w:r>
+    </w:p>
+    <w:p>
+      <w:pPr>
+        <w:jc w:val="both"/>
+        <w:rPr>
+          <w:rFonts w:ascii="Times New Roman" w:hAnsi="Times New Roman" w:cs="Times New Roman"/>
+          <w:sz w:val="20"/>
+          <w:szCs w:val="20"/>
+        </w:rPr>
+      </w:pPr>
+    </w:p>
+    <w:p>
+      <w:pPr>
+        <w:jc w:val="both"/>
+        <w:rPr>
+          <w:rFonts w:ascii="Times New Roman" w:hAnsi="Times New Roman" w:cs="Times New Roman"/>
+          <w:sz w:val="28"/>
+          <w:szCs w:val="28"/>
+        </w:rPr>
+      </w:pPr>
+      <w:r>
+        <w:rPr>
+          <w:rFonts w:ascii="Times New Roman" w:hAnsi="Times New Roman" w:cs="Times New Roman"/>
+          <w:sz w:val="28"/>
+          <w:szCs w:val="28"/>
+        </w:rPr>
+        <w:t>По умолчанию containerd использует собственный обработчик cgroups</w:t>
+      </w:r>
+      <w:r>
+        <w:rPr>
+          <w:rFonts w:ascii="Times New Roman" w:hAnsi="Times New Roman" w:cs="Times New Roman"/>
+          <w:sz w:val="28"/>
+          <w:szCs w:val="28"/>
+        </w:rPr>
+        <w:t xml:space="preserve">. </w:t>
+      </w:r>
+      <w:r>
+        <w:rPr>
+          <w:rFonts w:ascii="Times New Roman" w:hAnsi="Times New Roman" w:cs="Times New Roman"/>
+          <w:sz w:val="28"/>
+          <w:szCs w:val="28"/>
+        </w:rPr>
+        <w:t xml:space="preserve">Однако Ubuntu использует systemd. </w:t>
+      </w:r>
+      <w:r>
+        <w:rPr>
+          <w:rFonts w:ascii="Times New Roman" w:hAnsi="Times New Roman" w:cs="Times New Roman"/>
+          <w:sz w:val="28"/>
+          <w:szCs w:val="28"/>
+        </w:rPr>
+        <w:t xml:space="preserve">Из-за различий служб </w:t>
+      </w:r>
+      <w:r>
+        <w:rPr>
+          <w:rFonts w:ascii="Times New Roman" w:hAnsi="Times New Roman" w:cs="Times New Roman"/>
+          <w:sz w:val="28"/>
+          <w:szCs w:val="28"/>
+        </w:rPr>
+        <w:t>возникнет конфликт распределения ресурсов, и служба kubelet будет постоянно аварийно завершаться</w:t>
+      </w:r>
+      <w:r>
+        <w:rPr>
+          <w:rFonts w:ascii="Times New Roman" w:hAnsi="Times New Roman" w:cs="Times New Roman"/>
+          <w:sz w:val="28"/>
+          <w:szCs w:val="28"/>
+        </w:rPr>
+        <w:t xml:space="preserve">. Поэтому в конфиг файле изменим </w:t>
+      </w:r>
+      <w:r>
+        <w:rPr>
+          <w:rFonts w:ascii="Times New Roman" w:hAnsi="Times New Roman" w:cs="Times New Roman"/>
+          <w:sz w:val="28"/>
+          <w:szCs w:val="28"/>
+        </w:rPr>
+        <w:t>значение параметра SystemdCgroup с false на true</w:t>
+      </w:r>
+      <w:r>
+        <w:rPr>
+          <w:rFonts w:ascii="Times New Roman" w:hAnsi="Times New Roman" w:cs="Times New Roman"/>
+          <w:sz w:val="28"/>
+          <w:szCs w:val="28"/>
+        </w:rPr>
+        <w:t xml:space="preserve"> командой </w:t>
+      </w:r>
+    </w:p>
+    <w:p>
+      <w:pPr>
+        <w:jc w:val="both"/>
+        <w:rPr>
+          <w:rFonts w:ascii="Times New Roman" w:hAnsi="Times New Roman" w:cs="Times New Roman"/>
+          <w:i/>
+          <w:iCs/>
+          <w:sz w:val="24"/>
+          <w:szCs w:val="24"/>
+          <w:lang w:val="en-US"/>
+        </w:rPr>
+      </w:pPr>
+      <w:r>
+        <w:rPr>
+          <w:rFonts w:ascii="Times New Roman" w:hAnsi="Times New Roman" w:cs="Times New Roman"/>
+          <w:i/>
+          <w:iCs/>
+          <w:sz w:val="24"/>
+          <w:szCs w:val="24"/>
+          <w:lang w:val="en-US"/>
+        </w:rPr>
+        <w:t>sed -i 's/SystemdCgroup</w:t>
+      </w:r>
+      <w:r>
+        <w:rPr>
+          <w:rFonts w:ascii="Times New Roman" w:hAnsi="Times New Roman" w:cs="Times New Roman"/>
+          <w:i/>
+          <w:iCs/>
+          <w:sz w:val="24"/>
+          <w:szCs w:val="24"/>
+          <w:lang w:val="en-US"/>
+        </w:rPr>
+        <w:t xml:space="preserve"> </w:t>
+      </w:r>
+      <w:r>
+        <w:rPr>
+          <w:rFonts w:ascii="Times New Roman" w:hAnsi="Times New Roman" w:cs="Times New Roman"/>
+          <w:i/>
+          <w:iCs/>
+          <w:sz w:val="24"/>
+          <w:szCs w:val="24"/>
+          <w:lang w:val="en-US"/>
+        </w:rPr>
+        <w:t>= false/SystemdCgroup = true/g' /etc/containerd/config.toml</w:t>
+      </w:r>
+      <w:r>
+        <w:rPr>
+          <w:rFonts w:ascii="Times New Roman" w:hAnsi="Times New Roman" w:cs="Times New Roman"/>
+          <w:i/>
+          <w:iCs/>
+          <w:sz w:val="24"/>
+          <w:szCs w:val="24"/>
+          <w:lang w:val="en-US"/>
+        </w:rPr>
+        <w:t xml:space="preserve">. </w:t>
+      </w:r>
+    </w:p>
+    <w:p>
+      <w:pPr>
+        <w:jc w:val="both"/>
+        <w:rPr>
+          <w:rFonts w:ascii="Times New Roman" w:hAnsi="Times New Roman" w:cs="Times New Roman"/>
+          <w:sz w:val="28"/>
+          <w:szCs w:val="28"/>
+        </w:rPr>
+      </w:pPr>
+      <w:r>
+        <w:rPr>
+          <w:rFonts w:ascii="Times New Roman" w:hAnsi="Times New Roman" w:cs="Times New Roman"/>
+          <w:sz w:val="28"/>
+          <w:szCs w:val="28"/>
+        </w:rPr>
+        <w:t>Делаем так на всех узлах.</w:t>
+      </w:r>
+      <w:r>
+        <w:rPr>
+          <w:rFonts w:ascii="Times New Roman" w:hAnsi="Times New Roman" w:cs="Times New Roman"/>
+          <w:sz w:val="28"/>
+          <w:szCs w:val="28"/>
+        </w:rPr>
+        <w:t xml:space="preserve"> </w:t>
+      </w:r>
+      <w:r>
+        <w:rPr>
+          <w:rFonts w:ascii="Times New Roman" w:hAnsi="Times New Roman" w:cs="Times New Roman"/>
+          <w:sz w:val="28"/>
+          <w:szCs w:val="28"/>
+        </w:rPr>
+        <w:t xml:space="preserve">Затем устанавливаем </w:t>
+      </w:r>
+      <w:r>
+        <w:rPr>
+          <w:rFonts w:ascii="Times New Roman" w:hAnsi="Times New Roman" w:cs="Times New Roman"/>
+          <w:sz w:val="28"/>
+          <w:szCs w:val="28"/>
+        </w:rPr>
+        <w:t xml:space="preserve">на узлы </w:t>
+      </w:r>
+      <w:r>
+        <w:rPr>
+          <w:rFonts w:ascii="Times New Roman" w:hAnsi="Times New Roman" w:cs="Times New Roman"/>
+          <w:sz w:val="28"/>
+          <w:szCs w:val="28"/>
+          <w:lang w:val="en-US"/>
+        </w:rPr>
+        <w:t>k</w:t>
+      </w:r>
+      <w:r>
+        <w:rPr>
+          <w:rFonts w:ascii="Times New Roman" w:hAnsi="Times New Roman" w:cs="Times New Roman"/>
+          <w:sz w:val="28"/>
+          <w:szCs w:val="28"/>
+        </w:rPr>
+        <w:t>8</w:t>
+      </w:r>
+      <w:r>
+        <w:rPr>
+          <w:rFonts w:ascii="Times New Roman" w:hAnsi="Times New Roman" w:cs="Times New Roman"/>
+          <w:sz w:val="28"/>
+          <w:szCs w:val="28"/>
+          <w:lang w:val="en-US"/>
+        </w:rPr>
+        <w:t>s</w:t>
+      </w:r>
+      <w:r>
+        <w:rPr>
+          <w:rFonts w:ascii="Times New Roman" w:hAnsi="Times New Roman" w:cs="Times New Roman"/>
+          <w:sz w:val="28"/>
+          <w:szCs w:val="28"/>
+        </w:rPr>
+        <w:t xml:space="preserve"> </w:t>
+      </w:r>
+      <w:r>
+        <w:rPr>
+          <w:rFonts w:ascii="Times New Roman" w:hAnsi="Times New Roman" w:cs="Times New Roman"/>
+          <w:sz w:val="28"/>
+          <w:szCs w:val="28"/>
+          <w:lang w:val="en-US"/>
+        </w:rPr>
+        <w:t>v</w:t>
+      </w:r>
+      <w:r>
+        <w:rPr>
+          <w:rFonts w:ascii="Times New Roman" w:hAnsi="Times New Roman" w:cs="Times New Roman"/>
+          <w:sz w:val="28"/>
+          <w:szCs w:val="28"/>
+        </w:rPr>
+        <w:t xml:space="preserve">1.33: </w:t>
+      </w:r>
+      <w:r>
+        <w:rPr>
+          <w:rFonts w:ascii="Times New Roman" w:hAnsi="Times New Roman" w:cs="Times New Roman"/>
+          <w:sz w:val="28"/>
+          <w:szCs w:val="28"/>
+        </w:rPr>
+        <w:t>kubeadm, kubectl, kubelet</w:t>
+      </w:r>
+      <w:r>
+        <w:rPr>
+          <w:rFonts w:ascii="Times New Roman" w:hAnsi="Times New Roman" w:cs="Times New Roman"/>
+          <w:sz w:val="28"/>
+          <w:szCs w:val="28"/>
+        </w:rPr>
+        <w:t>.</w:t>
+      </w:r>
+      <w:r>
+        <w:rPr>
+          <w:rFonts w:ascii="Times New Roman" w:hAnsi="Times New Roman" w:cs="Times New Roman"/>
+          <w:sz w:val="28"/>
+          <w:szCs w:val="28"/>
+        </w:rPr>
+        <w:t xml:space="preserve"> </w:t>
+      </w:r>
+      <w:r>
+        <w:rPr>
+          <w:rFonts w:ascii="Times New Roman" w:hAnsi="Times New Roman" w:cs="Times New Roman"/>
+          <w:sz w:val="28"/>
+          <w:szCs w:val="28"/>
+        </w:rPr>
+        <w:t xml:space="preserve">Также установим </w:t>
+      </w:r>
+      <w:r>
+        <w:rPr>
+          <w:rFonts w:ascii="Times New Roman" w:hAnsi="Times New Roman" w:cs="Times New Roman"/>
+          <w:sz w:val="28"/>
+          <w:szCs w:val="28"/>
+          <w:lang w:val="en-US"/>
+        </w:rPr>
+        <w:t>nfs</w:t>
+      </w:r>
+      <w:r>
+        <w:rPr>
+          <w:rFonts w:ascii="Times New Roman" w:hAnsi="Times New Roman" w:cs="Times New Roman"/>
+          <w:sz w:val="28"/>
+          <w:szCs w:val="28"/>
+        </w:rPr>
+        <w:t>-</w:t>
+      </w:r>
+      <w:r>
+        <w:rPr>
+          <w:rFonts w:ascii="Times New Roman" w:hAnsi="Times New Roman" w:cs="Times New Roman"/>
+          <w:sz w:val="28"/>
+          <w:szCs w:val="28"/>
+          <w:lang w:val="en-US"/>
+        </w:rPr>
+        <w:t>client</w:t>
+      </w:r>
+      <w:r>
+        <w:rPr>
+          <w:rFonts w:ascii="Times New Roman" w:hAnsi="Times New Roman" w:cs="Times New Roman"/>
+          <w:sz w:val="28"/>
+          <w:szCs w:val="28"/>
+        </w:rPr>
+        <w:t xml:space="preserve"> </w:t>
+      </w:r>
+      <w:r>
+        <w:rPr>
+          <w:rFonts w:ascii="Times New Roman" w:hAnsi="Times New Roman" w:cs="Times New Roman"/>
+          <w:sz w:val="28"/>
+          <w:szCs w:val="28"/>
+        </w:rPr>
+        <w:t xml:space="preserve">на все узлы и </w:t>
+      </w:r>
+      <w:r>
+        <w:rPr>
+          <w:rFonts w:ascii="Times New Roman" w:hAnsi="Times New Roman" w:cs="Times New Roman"/>
+          <w:sz w:val="28"/>
+          <w:szCs w:val="28"/>
+          <w:lang w:val="en-US"/>
+        </w:rPr>
+        <w:t>nfs</w:t>
+      </w:r>
+      <w:r>
+        <w:rPr>
+          <w:rFonts w:ascii="Times New Roman" w:hAnsi="Times New Roman" w:cs="Times New Roman"/>
+          <w:sz w:val="28"/>
+          <w:szCs w:val="28"/>
+        </w:rPr>
+        <w:t>-</w:t>
+      </w:r>
+      <w:r>
+        <w:rPr>
+          <w:rFonts w:ascii="Times New Roman" w:hAnsi="Times New Roman" w:cs="Times New Roman"/>
+          <w:sz w:val="28"/>
+          <w:szCs w:val="28"/>
+          <w:lang w:val="en-US"/>
+        </w:rPr>
+        <w:t>server</w:t>
+      </w:r>
+      <w:r>
+        <w:rPr>
+          <w:rFonts w:ascii="Times New Roman" w:hAnsi="Times New Roman" w:cs="Times New Roman"/>
+          <w:sz w:val="28"/>
+          <w:szCs w:val="28"/>
+        </w:rPr>
+        <w:t xml:space="preserve"> </w:t>
+      </w:r>
+      <w:r>
+        <w:rPr>
+          <w:rFonts w:ascii="Times New Roman" w:hAnsi="Times New Roman" w:cs="Times New Roman"/>
+          <w:sz w:val="28"/>
+          <w:szCs w:val="28"/>
+        </w:rPr>
+        <w:t xml:space="preserve">на главный узел </w:t>
+      </w:r>
+      <w:r>
+        <w:rPr>
+          <w:rFonts w:ascii="Times New Roman" w:hAnsi="Times New Roman" w:cs="Times New Roman"/>
+          <w:sz w:val="28"/>
+          <w:szCs w:val="28"/>
+          <w:lang w:val="en-US"/>
+        </w:rPr>
+        <w:t>kube</w:t>
+      </w:r>
+      <w:r>
+        <w:rPr>
+          <w:rFonts w:ascii="Times New Roman" w:hAnsi="Times New Roman" w:cs="Times New Roman"/>
+          <w:sz w:val="28"/>
+          <w:szCs w:val="28"/>
+        </w:rPr>
+        <w:t xml:space="preserve">1. </w:t>
+      </w:r>
+    </w:p>
+    <w:p>
+      <w:pPr>
+        <w:jc w:val="both"/>
+        <w:rPr>
+          <w:rFonts w:ascii="Times New Roman" w:hAnsi="Times New Roman" w:cs="Times New Roman"/>
+          <w:sz w:val="28"/>
+          <w:szCs w:val="28"/>
+        </w:rPr>
+      </w:pPr>
+    </w:p>
+    <w:p>
+      <w:pPr>
+        <w:rPr>
+          <w:rFonts w:ascii="Times New Roman" w:hAnsi="Times New Roman" w:cs="Times New Roman"/>
+          <w:sz w:val="20"/>
+          <w:szCs w:val="20"/>
         </w:rPr>
       </w:pPr>
     </w:p>

--- a/Homework_k8s.docx
+++ b/Homework_k8s.docx
@@ -1337,7 +1337,6 @@
           <w:rFonts w:ascii="Times New Roman" w:hAnsi="Times New Roman" w:cs="Times New Roman"/>
           <w:sz w:val="28"/>
           <w:szCs w:val="28"/>
-          <w:lang w:val="en-US"/>
         </w:rPr>
         <w:t xml:space="preserve"> </w:t>
       </w:r>
@@ -1354,7 +1353,6 @@
           <w:rFonts w:ascii="Times New Roman" w:hAnsi="Times New Roman" w:cs="Times New Roman"/>
           <w:sz w:val="28"/>
           <w:szCs w:val="28"/>
-          <w:lang w:val="en-US"/>
         </w:rPr>
         <w:t xml:space="preserve"> </w:t>
       </w:r>
@@ -1365,7 +1363,32 @@
           <w:szCs w:val="28"/>
           <w:lang w:val="en-US"/>
         </w:rPr>
-        <w:t xml:space="preserve">Container Runtime. </w:t>
+        <w:t>Container</w:t>
+      </w:r>
+      <w:r>
+        <w:rPr>
+          <w:rFonts w:ascii="Times New Roman" w:hAnsi="Times New Roman" w:cs="Times New Roman"/>
+          <w:sz w:val="28"/>
+          <w:szCs w:val="28"/>
+        </w:rPr>
+        <w:t xml:space="preserve"> </w:t>
+      </w:r>
+      <w:r>
+        <w:rPr>
+          <w:rFonts w:ascii="Times New Roman" w:hAnsi="Times New Roman" w:cs="Times New Roman"/>
+          <w:sz w:val="28"/>
+          <w:szCs w:val="28"/>
+          <w:lang w:val="en-US"/>
+        </w:rPr>
+        <w:t>Runtime</w:t>
+      </w:r>
+      <w:r>
+        <w:rPr>
+          <w:rFonts w:ascii="Times New Roman" w:hAnsi="Times New Roman" w:cs="Times New Roman"/>
+          <w:sz w:val="28"/>
+          <w:szCs w:val="28"/>
+        </w:rPr>
+        <w:t xml:space="preserve">. </w:t>
       </w:r>
       <w:r>
         <w:rPr>
@@ -1621,41 +1644,1560 @@
           <w:szCs w:val="24"/>
           <w:lang w:val="en-US"/>
         </w:rPr>
-        <w:t>sed -i 's/SystemdCgroup</w:t>
-      </w:r>
-      <w:r>
+        <w:t xml:space="preserve">sed -i 's/SystemdCgroup = false/SystemdCgroup = true/g' /etc/containerd/config.toml. </w:t>
+      </w:r>
+    </w:p>
+    <w:p>
+      <w:pPr>
+        <w:jc w:val="both"/>
+        <w:rPr>
+          <w:rFonts w:ascii="Times New Roman" w:hAnsi="Times New Roman" w:cs="Times New Roman"/>
+          <w:sz w:val="28"/>
+          <w:szCs w:val="28"/>
+        </w:rPr>
+      </w:pPr>
+      <w:r>
+        <w:rPr>
+          <w:rFonts w:ascii="Times New Roman" w:hAnsi="Times New Roman" w:cs="Times New Roman"/>
+          <w:sz w:val="28"/>
+          <w:szCs w:val="28"/>
+        </w:rPr>
+        <w:t>Делаем так на всех узлах.</w:t>
+      </w:r>
+      <w:r>
+        <w:rPr>
+          <w:rFonts w:ascii="Times New Roman" w:hAnsi="Times New Roman" w:cs="Times New Roman"/>
+          <w:sz w:val="28"/>
+          <w:szCs w:val="28"/>
+        </w:rPr>
+        <w:t xml:space="preserve"> </w:t>
+      </w:r>
+      <w:r>
+        <w:rPr>
+          <w:rFonts w:ascii="Times New Roman" w:hAnsi="Times New Roman" w:cs="Times New Roman"/>
+          <w:sz w:val="28"/>
+          <w:szCs w:val="28"/>
+        </w:rPr>
+        <w:t xml:space="preserve">Затем устанавливаем </w:t>
+      </w:r>
+      <w:r>
+        <w:rPr>
+          <w:rFonts w:ascii="Times New Roman" w:hAnsi="Times New Roman" w:cs="Times New Roman"/>
+          <w:sz w:val="28"/>
+          <w:szCs w:val="28"/>
+        </w:rPr>
+        <w:t xml:space="preserve">на узлы </w:t>
+      </w:r>
+      <w:r>
+        <w:rPr>
+          <w:rFonts w:ascii="Times New Roman" w:hAnsi="Times New Roman" w:cs="Times New Roman"/>
+          <w:sz w:val="28"/>
+          <w:szCs w:val="28"/>
+          <w:lang w:val="en-US"/>
+        </w:rPr>
+        <w:t>k</w:t>
+      </w:r>
+      <w:r>
+        <w:rPr>
+          <w:rFonts w:ascii="Times New Roman" w:hAnsi="Times New Roman" w:cs="Times New Roman"/>
+          <w:sz w:val="28"/>
+          <w:szCs w:val="28"/>
+        </w:rPr>
+        <w:t>8</w:t>
+      </w:r>
+      <w:r>
+        <w:rPr>
+          <w:rFonts w:ascii="Times New Roman" w:hAnsi="Times New Roman" w:cs="Times New Roman"/>
+          <w:sz w:val="28"/>
+          <w:szCs w:val="28"/>
+          <w:lang w:val="en-US"/>
+        </w:rPr>
+        <w:t>s</w:t>
+      </w:r>
+      <w:r>
+        <w:rPr>
+          <w:rFonts w:ascii="Times New Roman" w:hAnsi="Times New Roman" w:cs="Times New Roman"/>
+          <w:sz w:val="28"/>
+          <w:szCs w:val="28"/>
+        </w:rPr>
+        <w:t xml:space="preserve"> </w:t>
+      </w:r>
+      <w:r>
+        <w:rPr>
+          <w:rFonts w:ascii="Times New Roman" w:hAnsi="Times New Roman" w:cs="Times New Roman"/>
+          <w:sz w:val="28"/>
+          <w:szCs w:val="28"/>
+          <w:lang w:val="en-US"/>
+        </w:rPr>
+        <w:t>v</w:t>
+      </w:r>
+      <w:r>
+        <w:rPr>
+          <w:rFonts w:ascii="Times New Roman" w:hAnsi="Times New Roman" w:cs="Times New Roman"/>
+          <w:sz w:val="28"/>
+          <w:szCs w:val="28"/>
+        </w:rPr>
+        <w:t xml:space="preserve">1.33: </w:t>
+      </w:r>
+      <w:bookmarkStart w:id="0" w:name="_Hlk235181963"/>
+      <w:r>
+        <w:rPr>
+          <w:rFonts w:ascii="Times New Roman" w:hAnsi="Times New Roman" w:cs="Times New Roman"/>
+          <w:sz w:val="28"/>
+          <w:szCs w:val="28"/>
+        </w:rPr>
+        <w:t>kubeadm, kubectl, kubelet</w:t>
+      </w:r>
+      <w:bookmarkEnd w:id="0"/>
+      <w:r>
+        <w:rPr>
+          <w:rFonts w:ascii="Times New Roman" w:hAnsi="Times New Roman" w:cs="Times New Roman"/>
+          <w:sz w:val="28"/>
+          <w:szCs w:val="28"/>
+        </w:rPr>
+        <w:t>.</w:t>
+      </w:r>
+      <w:r>
+        <w:rPr>
+          <w:rFonts w:ascii="Times New Roman" w:hAnsi="Times New Roman" w:cs="Times New Roman"/>
+          <w:sz w:val="28"/>
+          <w:szCs w:val="28"/>
+        </w:rPr>
+        <w:t xml:space="preserve"> </w:t>
+      </w:r>
+    </w:p>
+    <w:p>
+      <w:pPr>
+        <w:jc w:val="both"/>
+        <w:rPr>
+          <w:rFonts w:ascii="Times New Roman" w:hAnsi="Times New Roman" w:cs="Times New Roman"/>
+          <w:sz w:val="28"/>
+          <w:szCs w:val="28"/>
+        </w:rPr>
+      </w:pPr>
+    </w:p>
+    <w:p>
+      <w:pPr>
+        <w:jc w:val="both"/>
+        <w:rPr>
+          <w:rFonts w:ascii="Times New Roman" w:hAnsi="Times New Roman" w:cs="Times New Roman"/>
+          <w:sz w:val="28"/>
+          <w:szCs w:val="28"/>
+        </w:rPr>
+      </w:pPr>
+      <w:r>
+        <w:rPr>
+          <w:rFonts w:ascii="Times New Roman" w:hAnsi="Times New Roman" w:cs="Times New Roman"/>
+          <w:sz w:val="28"/>
+          <w:szCs w:val="28"/>
+        </w:rPr>
+        <w:tab/>
+      </w:r>
+    </w:p>
+    <w:p>
+      <w:pPr>
+        <w:jc w:val="center"/>
+        <w:rPr>
+          <w:rFonts w:ascii="Times New Roman" w:hAnsi="Times New Roman" w:cs="Times New Roman"/>
+          <w:sz w:val="20"/>
+          <w:szCs w:val="20"/>
+        </w:rPr>
+      </w:pPr>
+      <w:r>
+        <w:rPr>
+          <w:noProof/>
+        </w:rPr>
+        <w:lastRenderedPageBreak/>
+        <w:drawing>
+          <wp:inline distT="0" distB="0" distL="0" distR="0" wp14:anchorId="4BEC119C" wp14:editId="699551D8">
+            <wp:extent cx="6340049" cy="1032164"/>
+            <wp:effectExtent l="0" t="0" r="3810" b="0"/>
+            <wp:docPr id="8" name="Рисунок 8"/>
+            <wp:cNvGraphicFramePr>
+              <a:graphicFrameLocks xmlns:a="http://schemas.openxmlformats.org/drawingml/2006/main" noChangeAspect="1"/>
+            </wp:cNvGraphicFramePr>
+            <a:graphic xmlns:a="http://schemas.openxmlformats.org/drawingml/2006/main">
+              <a:graphicData uri="http://schemas.openxmlformats.org/drawingml/2006/picture">
+                <pic:pic xmlns:pic="http://schemas.openxmlformats.org/drawingml/2006/picture">
+                  <pic:nvPicPr>
+                    <pic:cNvPr id="1" name=""/>
+                    <pic:cNvPicPr/>
+                  </pic:nvPicPr>
+                  <pic:blipFill>
+                    <a:blip r:embed="rId11"/>
+                    <a:stretch>
+                      <a:fillRect/>
+                    </a:stretch>
+                  </pic:blipFill>
+                  <pic:spPr>
+                    <a:xfrm>
+                      <a:off x="0" y="0"/>
+                      <a:ext cx="6384250" cy="1039360"/>
+                    </a:xfrm>
+                    <a:prstGeom prst="rect">
+                      <a:avLst/>
+                    </a:prstGeom>
+                  </pic:spPr>
+                </pic:pic>
+              </a:graphicData>
+            </a:graphic>
+          </wp:inline>
+        </w:drawing>
+      </w:r>
+    </w:p>
+    <w:p>
+      <w:pPr>
+        <w:jc w:val="center"/>
+        <w:rPr>
+          <w:rFonts w:ascii="Times New Roman" w:hAnsi="Times New Roman" w:cs="Times New Roman"/>
+          <w:sz w:val="20"/>
+          <w:szCs w:val="20"/>
+        </w:rPr>
+      </w:pPr>
+      <w:r>
+        <w:rPr>
+          <w:rFonts w:ascii="Times New Roman" w:hAnsi="Times New Roman" w:cs="Times New Roman"/>
+          <w:sz w:val="20"/>
+          <w:szCs w:val="20"/>
+        </w:rPr>
+        <w:t>Версии</w:t>
+      </w:r>
+      <w:r>
+        <w:rPr>
+          <w:rFonts w:ascii="Times New Roman" w:hAnsi="Times New Roman" w:cs="Times New Roman"/>
+          <w:sz w:val="20"/>
+          <w:szCs w:val="20"/>
+        </w:rPr>
+        <w:t xml:space="preserve"> </w:t>
+      </w:r>
+      <w:r>
+        <w:rPr>
+          <w:rFonts w:ascii="Times New Roman" w:hAnsi="Times New Roman" w:cs="Times New Roman"/>
+          <w:sz w:val="20"/>
+          <w:szCs w:val="20"/>
+          <w:lang w:val="en-US"/>
+        </w:rPr>
+        <w:t>kubeadm</w:t>
+      </w:r>
+      <w:r>
+        <w:rPr>
+          <w:rFonts w:ascii="Times New Roman" w:hAnsi="Times New Roman" w:cs="Times New Roman"/>
+          <w:sz w:val="20"/>
+          <w:szCs w:val="20"/>
+        </w:rPr>
+        <w:t xml:space="preserve">, </w:t>
+      </w:r>
+      <w:r>
+        <w:rPr>
+          <w:rFonts w:ascii="Times New Roman" w:hAnsi="Times New Roman" w:cs="Times New Roman"/>
+          <w:sz w:val="20"/>
+          <w:szCs w:val="20"/>
+          <w:lang w:val="en-US"/>
+        </w:rPr>
+        <w:t>kubectl</w:t>
+      </w:r>
+      <w:r>
+        <w:rPr>
+          <w:rFonts w:ascii="Times New Roman" w:hAnsi="Times New Roman" w:cs="Times New Roman"/>
+          <w:sz w:val="20"/>
+          <w:szCs w:val="20"/>
+        </w:rPr>
+        <w:t xml:space="preserve">, </w:t>
+      </w:r>
+      <w:r>
+        <w:rPr>
+          <w:rFonts w:ascii="Times New Roman" w:hAnsi="Times New Roman" w:cs="Times New Roman"/>
+          <w:sz w:val="20"/>
+          <w:szCs w:val="20"/>
+          <w:lang w:val="en-US"/>
+        </w:rPr>
+        <w:t>kubelet</w:t>
+      </w:r>
+      <w:r>
+        <w:rPr>
+          <w:rFonts w:ascii="Times New Roman" w:hAnsi="Times New Roman" w:cs="Times New Roman"/>
+          <w:sz w:val="20"/>
+          <w:szCs w:val="20"/>
+        </w:rPr>
+        <w:t xml:space="preserve">, </w:t>
+      </w:r>
+      <w:r>
+        <w:rPr>
+          <w:rFonts w:ascii="Times New Roman" w:hAnsi="Times New Roman" w:cs="Times New Roman"/>
+          <w:sz w:val="20"/>
+          <w:szCs w:val="20"/>
+          <w:lang w:val="en-US"/>
+        </w:rPr>
+        <w:t>containerd</w:t>
+      </w:r>
+      <w:r>
+        <w:rPr>
+          <w:rFonts w:ascii="Times New Roman" w:hAnsi="Times New Roman" w:cs="Times New Roman"/>
+          <w:sz w:val="20"/>
+          <w:szCs w:val="20"/>
+        </w:rPr>
+        <w:t xml:space="preserve"> (</w:t>
+      </w:r>
+      <w:r>
+        <w:rPr>
+          <w:rFonts w:ascii="Times New Roman" w:hAnsi="Times New Roman" w:cs="Times New Roman"/>
+          <w:sz w:val="20"/>
+          <w:szCs w:val="20"/>
+        </w:rPr>
+        <w:t>на</w:t>
+      </w:r>
+      <w:r>
+        <w:rPr>
+          <w:rFonts w:ascii="Times New Roman" w:hAnsi="Times New Roman" w:cs="Times New Roman"/>
+          <w:sz w:val="20"/>
+          <w:szCs w:val="20"/>
+        </w:rPr>
+        <w:t xml:space="preserve"> </w:t>
+      </w:r>
+      <w:r>
+        <w:rPr>
+          <w:rFonts w:ascii="Times New Roman" w:hAnsi="Times New Roman" w:cs="Times New Roman"/>
+          <w:sz w:val="20"/>
+          <w:szCs w:val="20"/>
+        </w:rPr>
+        <w:t>остальных</w:t>
+      </w:r>
+      <w:r>
+        <w:rPr>
+          <w:rFonts w:ascii="Times New Roman" w:hAnsi="Times New Roman" w:cs="Times New Roman"/>
+          <w:sz w:val="20"/>
+          <w:szCs w:val="20"/>
+        </w:rPr>
+        <w:t xml:space="preserve"> </w:t>
+      </w:r>
+      <w:r>
+        <w:rPr>
+          <w:rFonts w:ascii="Times New Roman" w:hAnsi="Times New Roman" w:cs="Times New Roman"/>
+          <w:sz w:val="20"/>
+          <w:szCs w:val="20"/>
+        </w:rPr>
+        <w:t>узлах версии индентичные)</w:t>
+      </w:r>
+    </w:p>
+    <w:p>
+      <w:pPr>
+        <w:rPr>
+          <w:rFonts w:ascii="Times New Roman" w:hAnsi="Times New Roman" w:cs="Times New Roman"/>
+          <w:sz w:val="28"/>
+          <w:szCs w:val="28"/>
+        </w:rPr>
+      </w:pPr>
+    </w:p>
+    <w:p>
+      <w:pPr>
+        <w:rPr>
+          <w:rFonts w:ascii="Times New Roman" w:hAnsi="Times New Roman" w:cs="Times New Roman"/>
+          <w:sz w:val="28"/>
+          <w:szCs w:val="28"/>
+        </w:rPr>
+      </w:pPr>
+      <w:r>
+        <w:rPr>
+          <w:rFonts w:ascii="Times New Roman" w:hAnsi="Times New Roman" w:cs="Times New Roman"/>
+          <w:sz w:val="28"/>
+          <w:szCs w:val="28"/>
+        </w:rPr>
+        <w:t xml:space="preserve">Дополнительно установим </w:t>
+      </w:r>
+      <w:r>
+        <w:rPr>
+          <w:rFonts w:ascii="Times New Roman" w:hAnsi="Times New Roman" w:cs="Times New Roman"/>
+          <w:sz w:val="28"/>
+          <w:szCs w:val="28"/>
+          <w:lang w:val="en-US"/>
+        </w:rPr>
+        <w:t>helm</w:t>
+      </w:r>
+      <w:r>
+        <w:rPr>
+          <w:rFonts w:ascii="Times New Roman" w:hAnsi="Times New Roman" w:cs="Times New Roman"/>
+          <w:sz w:val="28"/>
+          <w:szCs w:val="28"/>
+        </w:rPr>
+        <w:t xml:space="preserve">. </w:t>
+      </w:r>
+      <w:r>
+        <w:rPr>
+          <w:rFonts w:ascii="Times New Roman" w:hAnsi="Times New Roman" w:cs="Times New Roman"/>
+          <w:sz w:val="28"/>
+          <w:szCs w:val="28"/>
+        </w:rPr>
+        <w:t>Helm решает несколько ключевых задач</w:t>
+      </w:r>
+      <w:r>
+        <w:rPr>
+          <w:rFonts w:ascii="Times New Roman" w:hAnsi="Times New Roman" w:cs="Times New Roman"/>
+          <w:sz w:val="28"/>
+          <w:szCs w:val="28"/>
+        </w:rPr>
+        <w:t xml:space="preserve">: </w:t>
+      </w:r>
+      <w:r>
+        <w:rPr>
+          <w:rFonts w:ascii="Times New Roman" w:hAnsi="Times New Roman" w:cs="Times New Roman"/>
+          <w:sz w:val="28"/>
+          <w:szCs w:val="28"/>
+        </w:rPr>
+        <w:t>упрощает развертывание, управляет версиями приложений, управляет репозиториями, использует шаблоны конфигов.</w:t>
+      </w:r>
+    </w:p>
+    <w:p>
+      <w:pPr>
+        <w:rPr>
+          <w:rFonts w:ascii="Times New Roman" w:hAnsi="Times New Roman" w:cs="Times New Roman"/>
+          <w:sz w:val="28"/>
+          <w:szCs w:val="28"/>
+        </w:rPr>
+      </w:pPr>
+      <w:r>
+        <w:rPr>
+          <w:noProof/>
+        </w:rPr>
+        <w:drawing>
+          <wp:inline distT="0" distB="0" distL="0" distR="0" wp14:anchorId="6E5C8D5A" wp14:editId="4BE50540">
+            <wp:extent cx="5940425" cy="335915"/>
+            <wp:effectExtent l="0" t="0" r="3175" b="6985"/>
+            <wp:docPr id="9" name="Рисунок 9"/>
+            <wp:cNvGraphicFramePr>
+              <a:graphicFrameLocks xmlns:a="http://schemas.openxmlformats.org/drawingml/2006/main" noChangeAspect="1"/>
+            </wp:cNvGraphicFramePr>
+            <a:graphic xmlns:a="http://schemas.openxmlformats.org/drawingml/2006/main">
+              <a:graphicData uri="http://schemas.openxmlformats.org/drawingml/2006/picture">
+                <pic:pic xmlns:pic="http://schemas.openxmlformats.org/drawingml/2006/picture">
+                  <pic:nvPicPr>
+                    <pic:cNvPr id="1" name=""/>
+                    <pic:cNvPicPr/>
+                  </pic:nvPicPr>
+                  <pic:blipFill>
+                    <a:blip r:embed="rId12"/>
+                    <a:stretch>
+                      <a:fillRect/>
+                    </a:stretch>
+                  </pic:blipFill>
+                  <pic:spPr>
+                    <a:xfrm>
+                      <a:off x="0" y="0"/>
+                      <a:ext cx="5940425" cy="335915"/>
+                    </a:xfrm>
+                    <a:prstGeom prst="rect">
+                      <a:avLst/>
+                    </a:prstGeom>
+                  </pic:spPr>
+                </pic:pic>
+              </a:graphicData>
+            </a:graphic>
+          </wp:inline>
+        </w:drawing>
+      </w:r>
+    </w:p>
+    <w:p>
+      <w:pPr>
+        <w:jc w:val="center"/>
+        <w:rPr>
+          <w:rFonts w:ascii="Times New Roman" w:hAnsi="Times New Roman" w:cs="Times New Roman"/>
+          <w:sz w:val="20"/>
+          <w:szCs w:val="20"/>
+        </w:rPr>
+      </w:pPr>
+      <w:r>
+        <w:rPr>
+          <w:rFonts w:ascii="Times New Roman" w:hAnsi="Times New Roman" w:cs="Times New Roman"/>
+          <w:sz w:val="20"/>
+          <w:szCs w:val="20"/>
+        </w:rPr>
+        <w:t xml:space="preserve">Версия </w:t>
+      </w:r>
+      <w:r>
+        <w:rPr>
+          <w:rFonts w:ascii="Times New Roman" w:hAnsi="Times New Roman" w:cs="Times New Roman"/>
+          <w:sz w:val="20"/>
+          <w:szCs w:val="20"/>
+          <w:lang w:val="en-US"/>
+        </w:rPr>
+        <w:t>helm</w:t>
+      </w:r>
+    </w:p>
+    <w:p>
+      <w:pPr>
+        <w:rPr>
+          <w:rFonts w:ascii="Times New Roman" w:hAnsi="Times New Roman" w:cs="Times New Roman"/>
+          <w:sz w:val="20"/>
+          <w:szCs w:val="20"/>
+        </w:rPr>
+      </w:pPr>
+    </w:p>
+    <w:p>
+      <w:pPr>
+        <w:jc w:val="both"/>
+        <w:rPr>
+          <w:rFonts w:ascii="Times New Roman" w:hAnsi="Times New Roman" w:cs="Times New Roman"/>
+          <w:sz w:val="28"/>
+          <w:szCs w:val="28"/>
+        </w:rPr>
+      </w:pPr>
+      <w:r>
+        <w:rPr>
+          <w:rFonts w:ascii="Times New Roman" w:hAnsi="Times New Roman" w:cs="Times New Roman"/>
+          <w:sz w:val="20"/>
+          <w:szCs w:val="20"/>
+        </w:rPr>
+        <w:tab/>
+      </w:r>
+      <w:r>
+        <w:rPr>
+          <w:rFonts w:ascii="Times New Roman" w:hAnsi="Times New Roman" w:cs="Times New Roman"/>
+          <w:sz w:val="28"/>
+          <w:szCs w:val="28"/>
+        </w:rPr>
+        <w:t xml:space="preserve">Все необходимые первоначальные компоненты были установлены и настроены. Теперь перейдем </w:t>
+      </w:r>
+      <w:r>
+        <w:rPr>
+          <w:rFonts w:ascii="Times New Roman" w:hAnsi="Times New Roman" w:cs="Times New Roman"/>
+          <w:sz w:val="28"/>
+          <w:szCs w:val="28"/>
+        </w:rPr>
+        <w:t>к инициализации кластера.</w:t>
+      </w:r>
+    </w:p>
+    <w:p>
+      <w:pPr>
+        <w:jc w:val="both"/>
+        <w:rPr>
+          <w:rFonts w:ascii="Times New Roman" w:hAnsi="Times New Roman" w:cs="Times New Roman"/>
+          <w:sz w:val="28"/>
+          <w:szCs w:val="28"/>
+        </w:rPr>
+      </w:pPr>
+      <w:r>
+        <w:rPr>
+          <w:rFonts w:ascii="Times New Roman" w:hAnsi="Times New Roman" w:cs="Times New Roman"/>
+          <w:sz w:val="28"/>
+          <w:szCs w:val="28"/>
+        </w:rPr>
+        <w:tab/>
+        <w:t xml:space="preserve">Выполнять инициализацию будем через </w:t>
+      </w:r>
+      <w:r>
+        <w:rPr>
+          <w:rFonts w:ascii="Times New Roman" w:hAnsi="Times New Roman" w:cs="Times New Roman"/>
+          <w:sz w:val="28"/>
+          <w:szCs w:val="28"/>
+          <w:lang w:val="en-US"/>
+        </w:rPr>
+        <w:t>kubeadm</w:t>
+      </w:r>
+      <w:r>
+        <w:rPr>
+          <w:rFonts w:ascii="Times New Roman" w:hAnsi="Times New Roman" w:cs="Times New Roman"/>
+          <w:sz w:val="28"/>
+          <w:szCs w:val="28"/>
+        </w:rPr>
+        <w:t>:</w:t>
+      </w:r>
+    </w:p>
+    <w:p>
+      <w:pPr>
+        <w:jc w:val="both"/>
         <w:rPr>
           <w:rFonts w:ascii="Times New Roman" w:hAnsi="Times New Roman" w:cs="Times New Roman"/>
           <w:i/>
           <w:iCs/>
-          <w:sz w:val="24"/>
-          <w:szCs w:val="24"/>
-          <w:lang w:val="en-US"/>
-        </w:rPr>
-        <w:t xml:space="preserve"> </w:t>
-      </w:r>
+          <w:lang w:val="en-US"/>
+        </w:rPr>
+      </w:pPr>
       <w:r>
         <w:rPr>
           <w:rFonts w:ascii="Times New Roman" w:hAnsi="Times New Roman" w:cs="Times New Roman"/>
           <w:i/>
           <w:iCs/>
-          <w:sz w:val="24"/>
-          <w:szCs w:val="24"/>
-          <w:lang w:val="en-US"/>
-        </w:rPr>
-        <w:t>= false/SystemdCgroup = true/g' /etc/containerd/config.toml</w:t>
+          <w:lang w:val="en-US"/>
+        </w:rPr>
+        <w:t>kubeadm init --pod-network-cidr=192.168.0.0/16 --apiserver-advertise-address=192.168.</w:t>
       </w:r>
       <w:r>
         <w:rPr>
           <w:rFonts w:ascii="Times New Roman" w:hAnsi="Times New Roman" w:cs="Times New Roman"/>
           <w:i/>
           <w:iCs/>
-          <w:sz w:val="24"/>
-          <w:szCs w:val="24"/>
-          <w:lang w:val="en-US"/>
+          <w:lang w:val="en-US"/>
+        </w:rPr>
+        <w:t>133</w:t>
+      </w:r>
+      <w:r>
+        <w:rPr>
+          <w:rFonts w:ascii="Times New Roman" w:hAnsi="Times New Roman" w:cs="Times New Roman"/>
+          <w:i/>
+          <w:iCs/>
+          <w:lang w:val="en-US"/>
+        </w:rPr>
+        <w:t>.1</w:t>
+      </w:r>
+      <w:r>
+        <w:rPr>
+          <w:rFonts w:ascii="Times New Roman" w:hAnsi="Times New Roman" w:cs="Times New Roman"/>
+          <w:i/>
+          <w:iCs/>
+          <w:lang w:val="en-US"/>
+        </w:rPr>
+        <w:t>82</w:t>
+      </w:r>
+    </w:p>
+    <w:p>
+      <w:pPr>
+        <w:jc w:val="both"/>
+        <w:rPr>
+          <w:rFonts w:ascii="Times New Roman" w:hAnsi="Times New Roman" w:cs="Times New Roman"/>
+          <w:sz w:val="28"/>
+          <w:szCs w:val="28"/>
+        </w:rPr>
+      </w:pPr>
+      <w:r>
+        <w:rPr>
+          <w:rFonts w:ascii="Times New Roman" w:hAnsi="Times New Roman" w:cs="Times New Roman"/>
+          <w:sz w:val="28"/>
+          <w:szCs w:val="28"/>
+        </w:rPr>
+        <w:t xml:space="preserve">Здесь указываем адрес сети для </w:t>
+      </w:r>
+      <w:r>
+        <w:rPr>
+          <w:rFonts w:ascii="Times New Roman" w:hAnsi="Times New Roman" w:cs="Times New Roman"/>
+          <w:sz w:val="28"/>
+          <w:szCs w:val="28"/>
+          <w:lang w:val="en-US"/>
+        </w:rPr>
+        <w:t>CNI</w:t>
+      </w:r>
+      <w:r>
+        <w:rPr>
+          <w:rFonts w:ascii="Times New Roman" w:hAnsi="Times New Roman" w:cs="Times New Roman"/>
+          <w:sz w:val="28"/>
+          <w:szCs w:val="28"/>
+        </w:rPr>
+        <w:t xml:space="preserve"> </w:t>
+      </w:r>
+      <w:r>
+        <w:rPr>
+          <w:rFonts w:ascii="Times New Roman" w:hAnsi="Times New Roman" w:cs="Times New Roman"/>
+          <w:sz w:val="28"/>
+          <w:szCs w:val="28"/>
+        </w:rPr>
+        <w:t xml:space="preserve">и </w:t>
+      </w:r>
+      <w:r>
+        <w:rPr>
+          <w:rFonts w:ascii="Times New Roman" w:hAnsi="Times New Roman" w:cs="Times New Roman"/>
+          <w:sz w:val="28"/>
+          <w:szCs w:val="28"/>
+          <w:lang w:val="en-US"/>
+        </w:rPr>
+        <w:t>ip</w:t>
+      </w:r>
+      <w:r>
+        <w:rPr>
+          <w:rFonts w:ascii="Times New Roman" w:hAnsi="Times New Roman" w:cs="Times New Roman"/>
+          <w:sz w:val="28"/>
+          <w:szCs w:val="28"/>
+        </w:rPr>
+        <w:t xml:space="preserve"> </w:t>
+      </w:r>
+      <w:r>
+        <w:rPr>
+          <w:rFonts w:ascii="Times New Roman" w:hAnsi="Times New Roman" w:cs="Times New Roman"/>
+          <w:sz w:val="28"/>
+          <w:szCs w:val="28"/>
+        </w:rPr>
+        <w:t xml:space="preserve">адрес </w:t>
+      </w:r>
+      <w:r>
+        <w:rPr>
+          <w:rFonts w:ascii="Times New Roman" w:hAnsi="Times New Roman" w:cs="Times New Roman"/>
+          <w:sz w:val="28"/>
+          <w:szCs w:val="28"/>
+          <w:lang w:val="en-US"/>
+        </w:rPr>
+        <w:t>API</w:t>
+      </w:r>
+      <w:r>
+        <w:rPr>
+          <w:rFonts w:ascii="Times New Roman" w:hAnsi="Times New Roman" w:cs="Times New Roman"/>
+          <w:sz w:val="28"/>
+          <w:szCs w:val="28"/>
+        </w:rPr>
+        <w:t xml:space="preserve"> </w:t>
+      </w:r>
+      <w:r>
+        <w:rPr>
+          <w:rFonts w:ascii="Times New Roman" w:hAnsi="Times New Roman" w:cs="Times New Roman"/>
+          <w:sz w:val="28"/>
+          <w:szCs w:val="28"/>
+          <w:lang w:val="en-US"/>
+        </w:rPr>
+        <w:t>server</w:t>
+      </w:r>
+      <w:r>
+        <w:rPr>
+          <w:rFonts w:ascii="Times New Roman" w:hAnsi="Times New Roman" w:cs="Times New Roman"/>
+          <w:sz w:val="28"/>
+          <w:szCs w:val="28"/>
+        </w:rPr>
+        <w:t xml:space="preserve"> узла </w:t>
+      </w:r>
+      <w:r>
+        <w:rPr>
+          <w:rFonts w:ascii="Times New Roman" w:hAnsi="Times New Roman" w:cs="Times New Roman"/>
+          <w:sz w:val="28"/>
+          <w:szCs w:val="28"/>
+          <w:lang w:val="en-US"/>
+        </w:rPr>
+        <w:t>kube</w:t>
+      </w:r>
+      <w:r>
+        <w:rPr>
+          <w:rFonts w:ascii="Times New Roman" w:hAnsi="Times New Roman" w:cs="Times New Roman"/>
+          <w:sz w:val="28"/>
+          <w:szCs w:val="28"/>
+        </w:rPr>
+        <w:t>1</w:t>
+      </w:r>
+    </w:p>
+    <w:p>
+      <w:pPr>
+        <w:jc w:val="both"/>
+        <w:rPr>
+          <w:rFonts w:ascii="Times New Roman" w:hAnsi="Times New Roman" w:cs="Times New Roman"/>
+          <w:sz w:val="28"/>
+          <w:szCs w:val="28"/>
+        </w:rPr>
+      </w:pPr>
+      <w:r>
+        <w:rPr>
+          <w:noProof/>
+        </w:rPr>
+        <w:drawing>
+          <wp:inline distT="0" distB="0" distL="0" distR="0" wp14:anchorId="4B872720" wp14:editId="3E969BEB">
+            <wp:extent cx="5940425" cy="2337435"/>
+            <wp:effectExtent l="0" t="0" r="3175" b="5715"/>
+            <wp:docPr id="10" name="Рисунок 10"/>
+            <wp:cNvGraphicFramePr>
+              <a:graphicFrameLocks xmlns:a="http://schemas.openxmlformats.org/drawingml/2006/main" noChangeAspect="1"/>
+            </wp:cNvGraphicFramePr>
+            <a:graphic xmlns:a="http://schemas.openxmlformats.org/drawingml/2006/main">
+              <a:graphicData uri="http://schemas.openxmlformats.org/drawingml/2006/picture">
+                <pic:pic xmlns:pic="http://schemas.openxmlformats.org/drawingml/2006/picture">
+                  <pic:nvPicPr>
+                    <pic:cNvPr id="1" name=""/>
+                    <pic:cNvPicPr/>
+                  </pic:nvPicPr>
+                  <pic:blipFill>
+                    <a:blip r:embed="rId13"/>
+                    <a:stretch>
+                      <a:fillRect/>
+                    </a:stretch>
+                  </pic:blipFill>
+                  <pic:spPr>
+                    <a:xfrm>
+                      <a:off x="0" y="0"/>
+                      <a:ext cx="5940425" cy="2337435"/>
+                    </a:xfrm>
+                    <a:prstGeom prst="rect">
+                      <a:avLst/>
+                    </a:prstGeom>
+                  </pic:spPr>
+                </pic:pic>
+              </a:graphicData>
+            </a:graphic>
+          </wp:inline>
+        </w:drawing>
+      </w:r>
+    </w:p>
+    <w:p>
+      <w:pPr>
+        <w:jc w:val="center"/>
+        <w:rPr>
+          <w:rFonts w:ascii="Times New Roman" w:hAnsi="Times New Roman" w:cs="Times New Roman"/>
+          <w:sz w:val="20"/>
+          <w:szCs w:val="20"/>
+        </w:rPr>
+      </w:pPr>
+      <w:r>
+        <w:rPr>
+          <w:rFonts w:ascii="Times New Roman" w:hAnsi="Times New Roman" w:cs="Times New Roman"/>
+          <w:sz w:val="20"/>
+          <w:szCs w:val="20"/>
+        </w:rPr>
+        <w:t>Результат инициализации кластера</w:t>
+      </w:r>
+    </w:p>
+    <w:p>
+      <w:pPr>
+        <w:rPr>
+          <w:rFonts w:ascii="Times New Roman" w:hAnsi="Times New Roman" w:cs="Times New Roman"/>
+          <w:sz w:val="20"/>
+          <w:szCs w:val="20"/>
+        </w:rPr>
+      </w:pPr>
+    </w:p>
+    <w:p>
+      <w:pPr>
+        <w:rPr>
+          <w:rFonts w:ascii="Times New Roman" w:hAnsi="Times New Roman" w:cs="Times New Roman"/>
+          <w:sz w:val="28"/>
+          <w:szCs w:val="28"/>
+          <w:lang w:val="en-US"/>
+        </w:rPr>
+      </w:pPr>
+      <w:r>
+        <w:rPr>
+          <w:rFonts w:ascii="Times New Roman" w:hAnsi="Times New Roman" w:cs="Times New Roman"/>
+          <w:sz w:val="28"/>
+          <w:szCs w:val="28"/>
+        </w:rPr>
+        <w:t xml:space="preserve">Проверим </w:t>
+      </w:r>
+      <w:r>
+        <w:rPr>
+          <w:rFonts w:ascii="Times New Roman" w:hAnsi="Times New Roman" w:cs="Times New Roman"/>
+          <w:sz w:val="28"/>
+          <w:szCs w:val="28"/>
+          <w:lang w:val="en-US"/>
+        </w:rPr>
+        <w:t>nodes</w:t>
+      </w:r>
+    </w:p>
+    <w:p>
+      <w:pPr>
+        <w:jc w:val="center"/>
+        <w:rPr>
+          <w:rFonts w:ascii="Times New Roman" w:hAnsi="Times New Roman" w:cs="Times New Roman"/>
+          <w:sz w:val="28"/>
+          <w:szCs w:val="28"/>
+          <w:lang w:val="en-US"/>
+        </w:rPr>
+      </w:pPr>
+      <w:r>
+        <w:rPr>
+          <w:noProof/>
+        </w:rPr>
+        <w:drawing>
+          <wp:inline distT="0" distB="0" distL="0" distR="0" wp14:anchorId="7C362008" wp14:editId="4377C911">
+            <wp:extent cx="4600575" cy="561975"/>
+            <wp:effectExtent l="0" t="0" r="9525" b="9525"/>
+            <wp:docPr id="11" name="Рисунок 11"/>
+            <wp:cNvGraphicFramePr>
+              <a:graphicFrameLocks xmlns:a="http://schemas.openxmlformats.org/drawingml/2006/main" noChangeAspect="1"/>
+            </wp:cNvGraphicFramePr>
+            <a:graphic xmlns:a="http://schemas.openxmlformats.org/drawingml/2006/main">
+              <a:graphicData uri="http://schemas.openxmlformats.org/drawingml/2006/picture">
+                <pic:pic xmlns:pic="http://schemas.openxmlformats.org/drawingml/2006/picture">
+                  <pic:nvPicPr>
+                    <pic:cNvPr id="1" name=""/>
+                    <pic:cNvPicPr/>
+                  </pic:nvPicPr>
+                  <pic:blipFill>
+                    <a:blip r:embed="rId14"/>
+                    <a:stretch>
+                      <a:fillRect/>
+                    </a:stretch>
+                  </pic:blipFill>
+                  <pic:spPr>
+                    <a:xfrm>
+                      <a:off x="0" y="0"/>
+                      <a:ext cx="4600575" cy="561975"/>
+                    </a:xfrm>
+                    <a:prstGeom prst="rect">
+                      <a:avLst/>
+                    </a:prstGeom>
+                  </pic:spPr>
+                </pic:pic>
+              </a:graphicData>
+            </a:graphic>
+          </wp:inline>
+        </w:drawing>
+      </w:r>
+    </w:p>
+    <w:p>
+      <w:pPr>
+        <w:jc w:val="center"/>
+        <w:rPr>
+          <w:rFonts w:ascii="Times New Roman" w:hAnsi="Times New Roman" w:cs="Times New Roman"/>
+          <w:sz w:val="20"/>
+          <w:szCs w:val="20"/>
+        </w:rPr>
+      </w:pPr>
+      <w:r>
+        <w:rPr>
+          <w:rFonts w:ascii="Times New Roman" w:hAnsi="Times New Roman" w:cs="Times New Roman"/>
+          <w:sz w:val="20"/>
+          <w:szCs w:val="20"/>
+        </w:rPr>
+        <w:t>Статус узлов</w:t>
+      </w:r>
+    </w:p>
+    <w:p>
+      <w:pPr>
+        <w:rPr>
+          <w:rFonts w:ascii="Times New Roman" w:hAnsi="Times New Roman" w:cs="Times New Roman"/>
+          <w:sz w:val="28"/>
+          <w:szCs w:val="28"/>
+        </w:rPr>
+      </w:pPr>
+      <w:r>
+        <w:rPr>
+          <w:rFonts w:ascii="Times New Roman" w:hAnsi="Times New Roman" w:cs="Times New Roman"/>
+          <w:sz w:val="28"/>
+          <w:szCs w:val="28"/>
+        </w:rPr>
+        <w:lastRenderedPageBreak/>
+        <w:t>Статус</w:t>
+      </w:r>
+      <w:r>
+        <w:rPr>
+          <w:rFonts w:ascii="Times New Roman" w:hAnsi="Times New Roman" w:cs="Times New Roman"/>
+          <w:sz w:val="28"/>
+          <w:szCs w:val="28"/>
+        </w:rPr>
+        <w:t xml:space="preserve"> узлов </w:t>
+      </w:r>
+      <w:r>
+        <w:rPr>
+          <w:rFonts w:ascii="Times New Roman" w:hAnsi="Times New Roman" w:cs="Times New Roman"/>
+          <w:sz w:val="28"/>
+          <w:szCs w:val="28"/>
+          <w:lang w:val="en-US"/>
+        </w:rPr>
+        <w:t>NotReady</w:t>
+      </w:r>
+      <w:r>
+        <w:rPr>
+          <w:rFonts w:ascii="Times New Roman" w:hAnsi="Times New Roman" w:cs="Times New Roman"/>
+          <w:sz w:val="28"/>
+          <w:szCs w:val="28"/>
+        </w:rPr>
+        <w:t xml:space="preserve">, </w:t>
+      </w:r>
+      <w:r>
+        <w:rPr>
+          <w:rFonts w:ascii="Times New Roman" w:hAnsi="Times New Roman" w:cs="Times New Roman"/>
+          <w:sz w:val="28"/>
+          <w:szCs w:val="28"/>
+        </w:rPr>
+        <w:t xml:space="preserve">т.к сетевой плагин еще не установлен. Установим на мастер ноду </w:t>
+      </w:r>
+      <w:r>
+        <w:rPr>
+          <w:rFonts w:ascii="Times New Roman" w:hAnsi="Times New Roman" w:cs="Times New Roman"/>
+          <w:sz w:val="28"/>
+          <w:szCs w:val="28"/>
+          <w:lang w:val="en-US"/>
+        </w:rPr>
+        <w:t>kube</w:t>
+      </w:r>
+      <w:r>
+        <w:rPr>
+          <w:rFonts w:ascii="Times New Roman" w:hAnsi="Times New Roman" w:cs="Times New Roman"/>
+          <w:sz w:val="28"/>
+          <w:szCs w:val="28"/>
+        </w:rPr>
+        <w:t xml:space="preserve">1 </w:t>
+      </w:r>
+      <w:r>
+        <w:rPr>
+          <w:rFonts w:ascii="Times New Roman" w:hAnsi="Times New Roman" w:cs="Times New Roman"/>
+          <w:sz w:val="28"/>
+          <w:szCs w:val="28"/>
+        </w:rPr>
+        <w:t xml:space="preserve">сетевой плагин </w:t>
+      </w:r>
+      <w:r>
+        <w:rPr>
+          <w:rFonts w:ascii="Times New Roman" w:hAnsi="Times New Roman" w:cs="Times New Roman"/>
+          <w:sz w:val="28"/>
+          <w:szCs w:val="28"/>
+          <w:lang w:val="en-US"/>
+        </w:rPr>
+        <w:t>Calisco</w:t>
+      </w:r>
+      <w:r>
+        <w:rPr>
+          <w:rFonts w:ascii="Times New Roman" w:hAnsi="Times New Roman" w:cs="Times New Roman"/>
+          <w:sz w:val="28"/>
+          <w:szCs w:val="28"/>
+        </w:rPr>
+        <w:t xml:space="preserve"> </w:t>
+      </w:r>
+      <w:r>
+        <w:rPr>
+          <w:rFonts w:ascii="Times New Roman" w:hAnsi="Times New Roman" w:cs="Times New Roman"/>
+          <w:sz w:val="28"/>
+          <w:szCs w:val="28"/>
+        </w:rPr>
+        <w:t xml:space="preserve">вместе с оператором </w:t>
+      </w:r>
+      <w:r>
+        <w:rPr>
+          <w:rFonts w:ascii="Times New Roman" w:hAnsi="Times New Roman" w:cs="Times New Roman"/>
+          <w:sz w:val="28"/>
+          <w:szCs w:val="28"/>
+          <w:lang w:val="en-US"/>
+        </w:rPr>
+        <w:t>Tigera</w:t>
+      </w:r>
+      <w:r>
+        <w:rPr>
+          <w:rFonts w:ascii="Times New Roman" w:hAnsi="Times New Roman" w:cs="Times New Roman"/>
+          <w:sz w:val="28"/>
+          <w:szCs w:val="28"/>
+        </w:rPr>
+        <w:t>:</w:t>
+      </w:r>
+    </w:p>
+    <w:p>
+      <w:pPr>
+        <w:rPr>
+          <w:rFonts w:ascii="Times New Roman" w:hAnsi="Times New Roman" w:cs="Times New Roman"/>
+          <w:i/>
+          <w:iCs/>
+          <w:lang w:val="en-US"/>
+        </w:rPr>
+      </w:pPr>
+      <w:r>
+        <w:rPr>
+          <w:rFonts w:ascii="Times New Roman" w:hAnsi="Times New Roman" w:cs="Times New Roman"/>
+          <w:i/>
+          <w:iCs/>
+          <w:lang w:val="en-US"/>
+        </w:rPr>
+        <w:t>kubectl create -f https://raw.githubusercontent.com/projectcalico/calico/v3.</w:t>
+      </w:r>
+      <w:r>
+        <w:rPr>
+          <w:rFonts w:ascii="Times New Roman" w:hAnsi="Times New Roman" w:cs="Times New Roman"/>
+          <w:i/>
+          <w:iCs/>
+          <w:lang w:val="en-US"/>
+        </w:rPr>
+        <w:t>30</w:t>
+      </w:r>
+      <w:r>
+        <w:rPr>
+          <w:rFonts w:ascii="Times New Roman" w:hAnsi="Times New Roman" w:cs="Times New Roman"/>
+          <w:i/>
+          <w:iCs/>
+          <w:lang w:val="en-US"/>
+        </w:rPr>
+        <w:t>.0/manifests/tigera-operator.yaml</w:t>
+      </w:r>
+    </w:p>
+    <w:p>
+      <w:pPr>
+        <w:rPr>
+          <w:rFonts w:ascii="Times New Roman" w:hAnsi="Times New Roman" w:cs="Times New Roman"/>
+          <w:i/>
+          <w:iCs/>
+          <w:lang w:val="en-US"/>
+        </w:rPr>
+      </w:pPr>
+      <w:r>
+        <w:rPr>
+          <w:rFonts w:ascii="Times New Roman" w:hAnsi="Times New Roman" w:cs="Times New Roman"/>
+          <w:i/>
+          <w:iCs/>
+          <w:lang w:val="en-US"/>
+        </w:rPr>
+        <w:t>kubectl create -f https://raw.githubusercontent.com/projectcalico/calico/v3.30.0/manifests/</w:t>
+      </w:r>
+      <w:r>
+        <w:rPr>
+          <w:rFonts w:ascii="Times New Roman" w:hAnsi="Times New Roman" w:cs="Times New Roman"/>
+          <w:i/>
+          <w:iCs/>
+          <w:lang w:val="en-US"/>
+        </w:rPr>
+        <w:t>custom-resources</w:t>
+      </w:r>
+      <w:r>
+        <w:rPr>
+          <w:rFonts w:ascii="Times New Roman" w:hAnsi="Times New Roman" w:cs="Times New Roman"/>
+          <w:i/>
+          <w:iCs/>
+          <w:lang w:val="en-US"/>
+        </w:rPr>
+        <w:t>.yaml</w:t>
+      </w:r>
+    </w:p>
+    <w:p>
+      <w:pPr>
+        <w:rPr>
+          <w:rFonts w:ascii="Times New Roman" w:hAnsi="Times New Roman" w:cs="Times New Roman"/>
+          <w:sz w:val="28"/>
+          <w:szCs w:val="28"/>
+        </w:rPr>
+      </w:pPr>
+      <w:r>
+        <w:rPr>
+          <w:rFonts w:ascii="Times New Roman" w:hAnsi="Times New Roman" w:cs="Times New Roman"/>
+          <w:sz w:val="28"/>
+          <w:szCs w:val="28"/>
+        </w:rPr>
+        <w:t xml:space="preserve">Для совместимости с </w:t>
+      </w:r>
+      <w:r>
+        <w:rPr>
+          <w:rFonts w:ascii="Times New Roman" w:hAnsi="Times New Roman" w:cs="Times New Roman"/>
+          <w:sz w:val="28"/>
+          <w:szCs w:val="28"/>
+          <w:lang w:val="en-US"/>
+        </w:rPr>
+        <w:t>k</w:t>
+      </w:r>
+      <w:r>
+        <w:rPr>
+          <w:rFonts w:ascii="Times New Roman" w:hAnsi="Times New Roman" w:cs="Times New Roman"/>
+          <w:sz w:val="28"/>
+          <w:szCs w:val="28"/>
+        </w:rPr>
+        <w:t>8</w:t>
+      </w:r>
+      <w:r>
+        <w:rPr>
+          <w:rFonts w:ascii="Times New Roman" w:hAnsi="Times New Roman" w:cs="Times New Roman"/>
+          <w:sz w:val="28"/>
+          <w:szCs w:val="28"/>
+          <w:lang w:val="en-US"/>
+        </w:rPr>
+        <w:t>s</w:t>
+      </w:r>
+      <w:r>
+        <w:rPr>
+          <w:rFonts w:ascii="Times New Roman" w:hAnsi="Times New Roman" w:cs="Times New Roman"/>
+          <w:sz w:val="28"/>
+          <w:szCs w:val="28"/>
+        </w:rPr>
+        <w:t xml:space="preserve"> </w:t>
+      </w:r>
+      <w:r>
+        <w:rPr>
+          <w:rFonts w:ascii="Times New Roman" w:hAnsi="Times New Roman" w:cs="Times New Roman"/>
+          <w:sz w:val="28"/>
+          <w:szCs w:val="28"/>
+          <w:lang w:val="en-US"/>
+        </w:rPr>
+        <w:t>v</w:t>
+      </w:r>
+      <w:r>
+        <w:rPr>
+          <w:rFonts w:ascii="Times New Roman" w:hAnsi="Times New Roman" w:cs="Times New Roman"/>
+          <w:sz w:val="28"/>
+          <w:szCs w:val="28"/>
+        </w:rPr>
+        <w:t xml:space="preserve">1.33 </w:t>
+      </w:r>
+      <w:r>
+        <w:rPr>
+          <w:rFonts w:ascii="Times New Roman" w:hAnsi="Times New Roman" w:cs="Times New Roman"/>
+          <w:sz w:val="28"/>
+          <w:szCs w:val="28"/>
+        </w:rPr>
+        <w:t xml:space="preserve">используется версия </w:t>
+      </w:r>
+      <w:r>
+        <w:rPr>
+          <w:rFonts w:ascii="Times New Roman" w:hAnsi="Times New Roman" w:cs="Times New Roman"/>
+          <w:sz w:val="28"/>
+          <w:szCs w:val="28"/>
+          <w:lang w:val="en-US"/>
+        </w:rPr>
+        <w:t>Calico</w:t>
+      </w:r>
+      <w:r>
+        <w:rPr>
+          <w:rFonts w:ascii="Times New Roman" w:hAnsi="Times New Roman" w:cs="Times New Roman"/>
+          <w:sz w:val="28"/>
+          <w:szCs w:val="28"/>
+        </w:rPr>
+        <w:t xml:space="preserve"> </w:t>
+      </w:r>
+      <w:r>
+        <w:rPr>
+          <w:rFonts w:ascii="Times New Roman" w:hAnsi="Times New Roman" w:cs="Times New Roman"/>
+          <w:sz w:val="28"/>
+          <w:szCs w:val="28"/>
+          <w:lang w:val="en-US"/>
+        </w:rPr>
+        <w:t>v</w:t>
+      </w:r>
+      <w:r>
+        <w:rPr>
+          <w:rFonts w:ascii="Times New Roman" w:hAnsi="Times New Roman" w:cs="Times New Roman"/>
+          <w:sz w:val="28"/>
+          <w:szCs w:val="28"/>
+        </w:rPr>
+        <w:t>3.30.</w:t>
+      </w:r>
+    </w:p>
+    <w:p>
+      <w:pPr>
+        <w:rPr>
+          <w:rFonts w:ascii="Times New Roman" w:hAnsi="Times New Roman" w:cs="Times New Roman"/>
+          <w:sz w:val="28"/>
+          <w:szCs w:val="28"/>
+        </w:rPr>
+      </w:pPr>
+      <w:r>
+        <w:rPr>
+          <w:rFonts w:ascii="Times New Roman" w:hAnsi="Times New Roman" w:cs="Times New Roman"/>
+          <w:sz w:val="28"/>
+          <w:szCs w:val="28"/>
+        </w:rPr>
+        <w:tab/>
+        <w:t>Проверим еще раз узел:</w:t>
+      </w:r>
+    </w:p>
+    <w:p>
+      <w:pPr>
+        <w:jc w:val="center"/>
+        <w:rPr>
+          <w:rFonts w:ascii="Times New Roman" w:hAnsi="Times New Roman" w:cs="Times New Roman"/>
+          <w:sz w:val="28"/>
+          <w:szCs w:val="28"/>
+        </w:rPr>
+      </w:pPr>
+      <w:r>
+        <w:rPr>
+          <w:noProof/>
+        </w:rPr>
+        <w:drawing>
+          <wp:inline distT="0" distB="0" distL="0" distR="0" wp14:anchorId="5BAFE600" wp14:editId="06176C57">
+            <wp:extent cx="3781425" cy="542925"/>
+            <wp:effectExtent l="0" t="0" r="9525" b="9525"/>
+            <wp:docPr id="12" name="Рисунок 12"/>
+            <wp:cNvGraphicFramePr>
+              <a:graphicFrameLocks xmlns:a="http://schemas.openxmlformats.org/drawingml/2006/main" noChangeAspect="1"/>
+            </wp:cNvGraphicFramePr>
+            <a:graphic xmlns:a="http://schemas.openxmlformats.org/drawingml/2006/main">
+              <a:graphicData uri="http://schemas.openxmlformats.org/drawingml/2006/picture">
+                <pic:pic xmlns:pic="http://schemas.openxmlformats.org/drawingml/2006/picture">
+                  <pic:nvPicPr>
+                    <pic:cNvPr id="1" name=""/>
+                    <pic:cNvPicPr/>
+                  </pic:nvPicPr>
+                  <pic:blipFill>
+                    <a:blip r:embed="rId15"/>
+                    <a:stretch>
+                      <a:fillRect/>
+                    </a:stretch>
+                  </pic:blipFill>
+                  <pic:spPr>
+                    <a:xfrm>
+                      <a:off x="0" y="0"/>
+                      <a:ext cx="3781425" cy="542925"/>
+                    </a:xfrm>
+                    <a:prstGeom prst="rect">
+                      <a:avLst/>
+                    </a:prstGeom>
+                  </pic:spPr>
+                </pic:pic>
+              </a:graphicData>
+            </a:graphic>
+          </wp:inline>
+        </w:drawing>
+      </w:r>
+    </w:p>
+    <w:p>
+      <w:pPr>
+        <w:jc w:val="center"/>
+        <w:rPr>
+          <w:rFonts w:ascii="Times New Roman" w:hAnsi="Times New Roman" w:cs="Times New Roman"/>
+          <w:sz w:val="20"/>
+          <w:szCs w:val="20"/>
+        </w:rPr>
+      </w:pPr>
+      <w:r>
+        <w:rPr>
+          <w:rFonts w:ascii="Times New Roman" w:hAnsi="Times New Roman" w:cs="Times New Roman"/>
+          <w:sz w:val="20"/>
+          <w:szCs w:val="20"/>
+        </w:rPr>
+        <w:t>Статус узлов</w:t>
+      </w:r>
+    </w:p>
+    <w:p>
+      <w:pPr>
+        <w:rPr>
+          <w:rFonts w:ascii="Times New Roman" w:hAnsi="Times New Roman" w:cs="Times New Roman"/>
+          <w:sz w:val="28"/>
+          <w:szCs w:val="28"/>
+        </w:rPr>
+      </w:pPr>
+      <w:r>
+        <w:rPr>
+          <w:rFonts w:ascii="Times New Roman" w:hAnsi="Times New Roman" w:cs="Times New Roman"/>
+          <w:sz w:val="28"/>
+          <w:szCs w:val="28"/>
+        </w:rPr>
+        <w:t xml:space="preserve">Статус узла стал </w:t>
+      </w:r>
+      <w:r>
+        <w:rPr>
+          <w:rFonts w:ascii="Times New Roman" w:hAnsi="Times New Roman" w:cs="Times New Roman"/>
+          <w:sz w:val="28"/>
+          <w:szCs w:val="28"/>
+          <w:lang w:val="en-US"/>
+        </w:rPr>
+        <w:t>Ready</w:t>
+      </w:r>
+      <w:r>
+        <w:rPr>
+          <w:rFonts w:ascii="Times New Roman" w:hAnsi="Times New Roman" w:cs="Times New Roman"/>
+          <w:sz w:val="28"/>
+          <w:szCs w:val="28"/>
         </w:rPr>
         <w:t xml:space="preserve">. </w:t>
       </w:r>
+      <w:r>
+        <w:rPr>
+          <w:rFonts w:ascii="Times New Roman" w:hAnsi="Times New Roman" w:cs="Times New Roman"/>
+          <w:sz w:val="28"/>
+          <w:szCs w:val="28"/>
+        </w:rPr>
+        <w:t>Это значит, что</w:t>
+      </w:r>
+      <w:r>
+        <w:rPr>
+          <w:rFonts w:ascii="Times New Roman" w:hAnsi="Times New Roman" w:cs="Times New Roman"/>
+          <w:sz w:val="28"/>
+          <w:szCs w:val="28"/>
+        </w:rPr>
+        <w:t xml:space="preserve"> </w:t>
+      </w:r>
+      <w:r>
+        <w:rPr>
+          <w:rFonts w:ascii="Times New Roman" w:hAnsi="Times New Roman" w:cs="Times New Roman"/>
+          <w:sz w:val="28"/>
+          <w:szCs w:val="28"/>
+        </w:rPr>
+        <w:t>у</w:t>
+      </w:r>
+      <w:r>
+        <w:rPr>
+          <w:rFonts w:ascii="Times New Roman" w:hAnsi="Times New Roman" w:cs="Times New Roman"/>
+          <w:sz w:val="28"/>
+          <w:szCs w:val="28"/>
+        </w:rPr>
+        <w:t>зел исправен и полностью готов размещать поды</w:t>
+      </w:r>
+      <w:r>
+        <w:rPr>
+          <w:rFonts w:ascii="Times New Roman" w:hAnsi="Times New Roman" w:cs="Times New Roman"/>
+          <w:sz w:val="28"/>
+          <w:szCs w:val="28"/>
+        </w:rPr>
+        <w:t>.</w:t>
+      </w:r>
+    </w:p>
+    <w:p>
+      <w:pPr>
+        <w:rPr>
+          <w:rFonts w:ascii="Times New Roman" w:hAnsi="Times New Roman" w:cs="Times New Roman"/>
+          <w:sz w:val="28"/>
+          <w:szCs w:val="28"/>
+        </w:rPr>
+      </w:pPr>
+      <w:r>
+        <w:rPr>
+          <w:rFonts w:ascii="Times New Roman" w:hAnsi="Times New Roman" w:cs="Times New Roman"/>
+          <w:sz w:val="28"/>
+          <w:szCs w:val="28"/>
+        </w:rPr>
+        <w:tab/>
+        <w:t xml:space="preserve">Теперь присоединим к </w:t>
+      </w:r>
+      <w:r>
+        <w:rPr>
+          <w:rFonts w:ascii="Times New Roman" w:hAnsi="Times New Roman" w:cs="Times New Roman"/>
+          <w:sz w:val="28"/>
+          <w:szCs w:val="28"/>
+          <w:lang w:val="en-US"/>
+        </w:rPr>
+        <w:t>kube</w:t>
+      </w:r>
+      <w:r>
+        <w:rPr>
+          <w:rFonts w:ascii="Times New Roman" w:hAnsi="Times New Roman" w:cs="Times New Roman"/>
+          <w:sz w:val="28"/>
+          <w:szCs w:val="28"/>
+        </w:rPr>
+        <w:t xml:space="preserve">1 </w:t>
+      </w:r>
+      <w:r>
+        <w:rPr>
+          <w:rFonts w:ascii="Times New Roman" w:hAnsi="Times New Roman" w:cs="Times New Roman"/>
+          <w:sz w:val="28"/>
+          <w:szCs w:val="28"/>
+        </w:rPr>
+        <w:t xml:space="preserve">узлы </w:t>
+      </w:r>
+      <w:r>
+        <w:rPr>
+          <w:rFonts w:ascii="Times New Roman" w:hAnsi="Times New Roman" w:cs="Times New Roman"/>
+          <w:sz w:val="28"/>
+          <w:szCs w:val="28"/>
+          <w:lang w:val="en-US"/>
+        </w:rPr>
+        <w:t>kube</w:t>
+      </w:r>
+      <w:r>
+        <w:rPr>
+          <w:rFonts w:ascii="Times New Roman" w:hAnsi="Times New Roman" w:cs="Times New Roman"/>
+          <w:sz w:val="28"/>
+          <w:szCs w:val="28"/>
+        </w:rPr>
+        <w:t xml:space="preserve">2 </w:t>
+      </w:r>
+      <w:r>
+        <w:rPr>
+          <w:rFonts w:ascii="Times New Roman" w:hAnsi="Times New Roman" w:cs="Times New Roman"/>
+          <w:sz w:val="28"/>
+          <w:szCs w:val="28"/>
+          <w:lang w:val="en-US"/>
+        </w:rPr>
+        <w:t>kube</w:t>
+      </w:r>
+      <w:r>
+        <w:rPr>
+          <w:rFonts w:ascii="Times New Roman" w:hAnsi="Times New Roman" w:cs="Times New Roman"/>
+          <w:sz w:val="28"/>
+          <w:szCs w:val="28"/>
+        </w:rPr>
+        <w:t xml:space="preserve">3 </w:t>
+      </w:r>
+      <w:r>
+        <w:rPr>
+          <w:rFonts w:ascii="Times New Roman" w:hAnsi="Times New Roman" w:cs="Times New Roman"/>
+          <w:sz w:val="28"/>
+          <w:szCs w:val="28"/>
+        </w:rPr>
+        <w:t xml:space="preserve">с помощью команды </w:t>
+      </w:r>
+      <w:r>
+        <w:rPr>
+          <w:rFonts w:ascii="Times New Roman" w:hAnsi="Times New Roman" w:cs="Times New Roman"/>
+          <w:sz w:val="28"/>
+          <w:szCs w:val="28"/>
+          <w:lang w:val="en-US"/>
+        </w:rPr>
+        <w:t>kubeadm</w:t>
+      </w:r>
+      <w:r>
+        <w:rPr>
+          <w:rFonts w:ascii="Times New Roman" w:hAnsi="Times New Roman" w:cs="Times New Roman"/>
+          <w:sz w:val="28"/>
+          <w:szCs w:val="28"/>
+        </w:rPr>
+        <w:t xml:space="preserve"> </w:t>
+      </w:r>
+      <w:r>
+        <w:rPr>
+          <w:rFonts w:ascii="Times New Roman" w:hAnsi="Times New Roman" w:cs="Times New Roman"/>
+          <w:sz w:val="28"/>
+          <w:szCs w:val="28"/>
+          <w:lang w:val="en-US"/>
+        </w:rPr>
+        <w:t>join</w:t>
+      </w:r>
+      <w:r>
+        <w:rPr>
+          <w:rFonts w:ascii="Times New Roman" w:hAnsi="Times New Roman" w:cs="Times New Roman"/>
+          <w:sz w:val="28"/>
+          <w:szCs w:val="28"/>
+        </w:rPr>
+        <w:t xml:space="preserve"> и проверим статусы:</w:t>
+      </w:r>
+    </w:p>
+    <w:p>
+      <w:pPr>
+        <w:jc w:val="center"/>
+        <w:rPr>
+          <w:rFonts w:ascii="Times New Roman" w:hAnsi="Times New Roman" w:cs="Times New Roman"/>
+          <w:sz w:val="28"/>
+          <w:szCs w:val="28"/>
+        </w:rPr>
+      </w:pPr>
+      <w:r>
+        <w:rPr>
+          <w:noProof/>
+        </w:rPr>
+        <w:drawing>
+          <wp:inline distT="0" distB="0" distL="0" distR="0" wp14:anchorId="7A1BAC0A" wp14:editId="12A40009">
+            <wp:extent cx="3790950" cy="942975"/>
+            <wp:effectExtent l="0" t="0" r="0" b="9525"/>
+            <wp:docPr id="13" name="Рисунок 13"/>
+            <wp:cNvGraphicFramePr>
+              <a:graphicFrameLocks xmlns:a="http://schemas.openxmlformats.org/drawingml/2006/main" noChangeAspect="1"/>
+            </wp:cNvGraphicFramePr>
+            <a:graphic xmlns:a="http://schemas.openxmlformats.org/drawingml/2006/main">
+              <a:graphicData uri="http://schemas.openxmlformats.org/drawingml/2006/picture">
+                <pic:pic xmlns:pic="http://schemas.openxmlformats.org/drawingml/2006/picture">
+                  <pic:nvPicPr>
+                    <pic:cNvPr id="1" name=""/>
+                    <pic:cNvPicPr/>
+                  </pic:nvPicPr>
+                  <pic:blipFill>
+                    <a:blip r:embed="rId16"/>
+                    <a:stretch>
+                      <a:fillRect/>
+                    </a:stretch>
+                  </pic:blipFill>
+                  <pic:spPr>
+                    <a:xfrm>
+                      <a:off x="0" y="0"/>
+                      <a:ext cx="3790950" cy="942975"/>
+                    </a:xfrm>
+                    <a:prstGeom prst="rect">
+                      <a:avLst/>
+                    </a:prstGeom>
+                  </pic:spPr>
+                </pic:pic>
+              </a:graphicData>
+            </a:graphic>
+          </wp:inline>
+        </w:drawing>
+      </w:r>
+    </w:p>
+    <w:p>
+      <w:pPr>
+        <w:jc w:val="center"/>
+        <w:rPr>
+          <w:rFonts w:ascii="Times New Roman" w:hAnsi="Times New Roman" w:cs="Times New Roman"/>
+          <w:sz w:val="20"/>
+          <w:szCs w:val="20"/>
+        </w:rPr>
+      </w:pPr>
+      <w:r>
+        <w:rPr>
+          <w:rFonts w:ascii="Times New Roman" w:hAnsi="Times New Roman" w:cs="Times New Roman"/>
+          <w:sz w:val="20"/>
+          <w:szCs w:val="20"/>
+        </w:rPr>
+        <w:t>Статусы узлов</w:t>
+      </w:r>
+    </w:p>
+    <w:p>
+      <w:pPr>
+        <w:jc w:val="center"/>
+        <w:rPr>
+          <w:rFonts w:ascii="Times New Roman" w:hAnsi="Times New Roman" w:cs="Times New Roman"/>
+          <w:sz w:val="20"/>
+          <w:szCs w:val="20"/>
+        </w:rPr>
+      </w:pPr>
     </w:p>
     <w:p>
       <w:pPr>
@@ -1672,235 +3214,8 @@
           <w:sz w:val="28"/>
           <w:szCs w:val="28"/>
         </w:rPr>
-        <w:t>Делаем так на всех узлах.</w:t>
-      </w:r>
-      <w:r>
-        <w:rPr>
-          <w:rFonts w:ascii="Times New Roman" w:hAnsi="Times New Roman" w:cs="Times New Roman"/>
-          <w:sz w:val="28"/>
-          <w:szCs w:val="28"/>
-        </w:rPr>
-        <w:t xml:space="preserve"> </w:t>
-      </w:r>
-      <w:r>
-        <w:rPr>
-          <w:rFonts w:ascii="Times New Roman" w:hAnsi="Times New Roman" w:cs="Times New Roman"/>
-          <w:sz w:val="28"/>
-          <w:szCs w:val="28"/>
-        </w:rPr>
-        <w:t xml:space="preserve">Затем устанавливаем </w:t>
-      </w:r>
-      <w:r>
-        <w:rPr>
-          <w:rFonts w:ascii="Times New Roman" w:hAnsi="Times New Roman" w:cs="Times New Roman"/>
-          <w:sz w:val="28"/>
-          <w:szCs w:val="28"/>
-        </w:rPr>
-        <w:t xml:space="preserve">на узлы </w:t>
-      </w:r>
-      <w:r>
-        <w:rPr>
-          <w:rFonts w:ascii="Times New Roman" w:hAnsi="Times New Roman" w:cs="Times New Roman"/>
-          <w:sz w:val="28"/>
-          <w:szCs w:val="28"/>
-          <w:lang w:val="en-US"/>
-        </w:rPr>
-        <w:t>k</w:t>
-      </w:r>
-      <w:r>
-        <w:rPr>
-          <w:rFonts w:ascii="Times New Roman" w:hAnsi="Times New Roman" w:cs="Times New Roman"/>
-          <w:sz w:val="28"/>
-          <w:szCs w:val="28"/>
-        </w:rPr>
-        <w:t>8</w:t>
-      </w:r>
-      <w:r>
-        <w:rPr>
-          <w:rFonts w:ascii="Times New Roman" w:hAnsi="Times New Roman" w:cs="Times New Roman"/>
-          <w:sz w:val="28"/>
-          <w:szCs w:val="28"/>
-          <w:lang w:val="en-US"/>
-        </w:rPr>
-        <w:t>s</w:t>
-      </w:r>
-      <w:r>
-        <w:rPr>
-          <w:rFonts w:ascii="Times New Roman" w:hAnsi="Times New Roman" w:cs="Times New Roman"/>
-          <w:sz w:val="28"/>
-          <w:szCs w:val="28"/>
-        </w:rPr>
-        <w:t xml:space="preserve"> </w:t>
-      </w:r>
-      <w:r>
-        <w:rPr>
-          <w:rFonts w:ascii="Times New Roman" w:hAnsi="Times New Roman" w:cs="Times New Roman"/>
-          <w:sz w:val="28"/>
-          <w:szCs w:val="28"/>
-          <w:lang w:val="en-US"/>
-        </w:rPr>
-        <w:t>v</w:t>
-      </w:r>
-      <w:r>
-        <w:rPr>
-          <w:rFonts w:ascii="Times New Roman" w:hAnsi="Times New Roman" w:cs="Times New Roman"/>
-          <w:sz w:val="28"/>
-          <w:szCs w:val="28"/>
-        </w:rPr>
-        <w:t xml:space="preserve">1.33: </w:t>
-      </w:r>
-      <w:r>
-        <w:rPr>
-          <w:rFonts w:ascii="Times New Roman" w:hAnsi="Times New Roman" w:cs="Times New Roman"/>
-          <w:sz w:val="28"/>
-          <w:szCs w:val="28"/>
-        </w:rPr>
-        <w:t>kubeadm, kubectl, kubelet</w:t>
-      </w:r>
-      <w:r>
-        <w:rPr>
-          <w:rFonts w:ascii="Times New Roman" w:hAnsi="Times New Roman" w:cs="Times New Roman"/>
-          <w:sz w:val="28"/>
-          <w:szCs w:val="28"/>
-        </w:rPr>
-        <w:t>.</w:t>
-      </w:r>
-      <w:r>
-        <w:rPr>
-          <w:rFonts w:ascii="Times New Roman" w:hAnsi="Times New Roman" w:cs="Times New Roman"/>
-          <w:sz w:val="28"/>
-          <w:szCs w:val="28"/>
-        </w:rPr>
-        <w:t xml:space="preserve"> </w:t>
-      </w:r>
-      <w:r>
-        <w:rPr>
-          <w:rFonts w:ascii="Times New Roman" w:hAnsi="Times New Roman" w:cs="Times New Roman"/>
-          <w:sz w:val="28"/>
-          <w:szCs w:val="28"/>
-        </w:rPr>
-        <w:t xml:space="preserve">Также установим </w:t>
-      </w:r>
-      <w:r>
-        <w:rPr>
-          <w:rFonts w:ascii="Times New Roman" w:hAnsi="Times New Roman" w:cs="Times New Roman"/>
-          <w:sz w:val="28"/>
-          <w:szCs w:val="28"/>
-          <w:lang w:val="en-US"/>
-        </w:rPr>
-        <w:t>nfs</w:t>
-      </w:r>
-      <w:r>
-        <w:rPr>
-          <w:rFonts w:ascii="Times New Roman" w:hAnsi="Times New Roman" w:cs="Times New Roman"/>
-          <w:sz w:val="28"/>
-          <w:szCs w:val="28"/>
-        </w:rPr>
-        <w:t>-</w:t>
-      </w:r>
-      <w:r>
-        <w:rPr>
-          <w:rFonts w:ascii="Times New Roman" w:hAnsi="Times New Roman" w:cs="Times New Roman"/>
-          <w:sz w:val="28"/>
-          <w:szCs w:val="28"/>
-          <w:lang w:val="en-US"/>
-        </w:rPr>
-        <w:t>client</w:t>
-      </w:r>
-      <w:r>
-        <w:rPr>
-          <w:rFonts w:ascii="Times New Roman" w:hAnsi="Times New Roman" w:cs="Times New Roman"/>
-          <w:sz w:val="28"/>
-          <w:szCs w:val="28"/>
-        </w:rPr>
-        <w:t xml:space="preserve"> </w:t>
-      </w:r>
-      <w:r>
-        <w:rPr>
-          <w:rFonts w:ascii="Times New Roman" w:hAnsi="Times New Roman" w:cs="Times New Roman"/>
-          <w:sz w:val="28"/>
-          <w:szCs w:val="28"/>
-        </w:rPr>
-        <w:t xml:space="preserve">на все узлы и </w:t>
-      </w:r>
-      <w:r>
-        <w:rPr>
-          <w:rFonts w:ascii="Times New Roman" w:hAnsi="Times New Roman" w:cs="Times New Roman"/>
-          <w:sz w:val="28"/>
-          <w:szCs w:val="28"/>
-          <w:lang w:val="en-US"/>
-        </w:rPr>
-        <w:t>nfs</w:t>
-      </w:r>
-      <w:r>
-        <w:rPr>
-          <w:rFonts w:ascii="Times New Roman" w:hAnsi="Times New Roman" w:cs="Times New Roman"/>
-          <w:sz w:val="28"/>
-          <w:szCs w:val="28"/>
-        </w:rPr>
-        <w:t>-</w:t>
-      </w:r>
-      <w:r>
-        <w:rPr>
-          <w:rFonts w:ascii="Times New Roman" w:hAnsi="Times New Roman" w:cs="Times New Roman"/>
-          <w:sz w:val="28"/>
-          <w:szCs w:val="28"/>
-          <w:lang w:val="en-US"/>
-        </w:rPr>
-        <w:t>server</w:t>
-      </w:r>
-      <w:r>
-        <w:rPr>
-          <w:rFonts w:ascii="Times New Roman" w:hAnsi="Times New Roman" w:cs="Times New Roman"/>
-          <w:sz w:val="28"/>
-          <w:szCs w:val="28"/>
-        </w:rPr>
-        <w:t xml:space="preserve"> </w:t>
-      </w:r>
-      <w:r>
-        <w:rPr>
-          <w:rFonts w:ascii="Times New Roman" w:hAnsi="Times New Roman" w:cs="Times New Roman"/>
-          <w:sz w:val="28"/>
-          <w:szCs w:val="28"/>
-        </w:rPr>
-        <w:t xml:space="preserve">на главный узел </w:t>
-      </w:r>
-      <w:r>
-        <w:rPr>
-          <w:rFonts w:ascii="Times New Roman" w:hAnsi="Times New Roman" w:cs="Times New Roman"/>
-          <w:sz w:val="28"/>
-          <w:szCs w:val="28"/>
-          <w:lang w:val="en-US"/>
-        </w:rPr>
-        <w:t>kube</w:t>
-      </w:r>
-      <w:r>
-        <w:rPr>
-          <w:rFonts w:ascii="Times New Roman" w:hAnsi="Times New Roman" w:cs="Times New Roman"/>
-          <w:sz w:val="28"/>
-          <w:szCs w:val="28"/>
-        </w:rPr>
-        <w:t xml:space="preserve">1. </w:t>
-      </w:r>
-    </w:p>
-    <w:p>
-      <w:pPr>
-        <w:jc w:val="both"/>
-        <w:rPr>
-          <w:rFonts w:ascii="Times New Roman" w:hAnsi="Times New Roman" w:cs="Times New Roman"/>
-          <w:sz w:val="28"/>
-          <w:szCs w:val="28"/>
-        </w:rPr>
-      </w:pPr>
-    </w:p>
-    <w:p>
-      <w:pPr>
-        <w:rPr>
-          <w:rFonts w:ascii="Times New Roman" w:hAnsi="Times New Roman" w:cs="Times New Roman"/>
-          <w:sz w:val="20"/>
-          <w:szCs w:val="20"/>
-        </w:rPr>
-      </w:pPr>
+        <w:t>Все узлы исправны и готовы принимать поды. В итоге наш кластер развернут.</w:t>
+      </w:r>
     </w:p>
     <w:sectPr>
       <w:pgSz w:w="11906" w:h="16838"/>
@@ -2338,6 +3653,29 @@
     <w:semiHidden/>
     <w:unhideWhenUsed/>
   </w:style>
+  <w:style w:type="character" w:styleId="a3">
+    <w:name w:val="Hyperlink"/>
+    <w:basedOn w:val="a0"/>
+    <w:uiPriority w:val="99"/>
+    <w:unhideWhenUsed/>
+    <w:rsid w:val="002517AC"/>
+    <w:rPr>
+      <w:color w:val="0563C1" w:themeColor="hyperlink"/>
+      <w:u w:val="single"/>
+    </w:rPr>
+  </w:style>
+  <w:style w:type="character" w:styleId="a4">
+    <w:name w:val="Unresolved Mention"/>
+    <w:basedOn w:val="a0"/>
+    <w:uiPriority w:val="99"/>
+    <w:semiHidden/>
+    <w:unhideWhenUsed/>
+    <w:rsid w:val="002517AC"/>
+    <w:rPr>
+      <w:color w:val="605E5C"/>
+      <w:shd w:val="clear" w:color="auto" w:fill="E1DFDD"/>
+    </w:rPr>
+  </w:style>
 </w:styles>
 </file>
 

--- a/Homework_k8s.docx
+++ b/Homework_k8s.docx
@@ -1765,16 +1765,23 @@
         </w:rPr>
         <w:t xml:space="preserve"> </w:t>
       </w:r>
-    </w:p>
-    <w:p>
-      <w:pPr>
-        <w:jc w:val="both"/>
-        <w:rPr>
-          <w:rFonts w:ascii="Times New Roman" w:hAnsi="Times New Roman" w:cs="Times New Roman"/>
-          <w:sz w:val="28"/>
-          <w:szCs w:val="28"/>
-        </w:rPr>
-      </w:pPr>
+      <w:r>
+        <w:rPr>
+          <w:rFonts w:ascii="Times New Roman" w:hAnsi="Times New Roman" w:cs="Times New Roman"/>
+          <w:sz w:val="28"/>
+          <w:szCs w:val="28"/>
+        </w:rPr>
+        <w:t xml:space="preserve">Также предварительно установим </w:t>
+      </w:r>
+      <w:r>
+        <w:rPr>
+          <w:rFonts w:ascii="Times New Roman" w:hAnsi="Times New Roman" w:cs="Times New Roman"/>
+          <w:sz w:val="28"/>
+          <w:szCs w:val="28"/>
+          <w:lang w:val="en-US"/>
+        </w:rPr>
+        <w:t>NFS-client.</w:t>
+      </w:r>
     </w:p>
     <w:p>
       <w:pPr>
@@ -2019,23 +2026,7 @@
           <w:sz w:val="28"/>
           <w:szCs w:val="28"/>
         </w:rPr>
-        <w:t xml:space="preserve">. </w:t>
-      </w:r>
-      <w:r>
-        <w:rPr>
-          <w:rFonts w:ascii="Times New Roman" w:hAnsi="Times New Roman" w:cs="Times New Roman"/>
-          <w:sz w:val="28"/>
-          <w:szCs w:val="28"/>
-        </w:rPr>
-        <w:t>Helm решает несколько ключевых задач</w:t>
-      </w:r>
-      <w:r>
-        <w:rPr>
-          <w:rFonts w:ascii="Times New Roman" w:hAnsi="Times New Roman" w:cs="Times New Roman"/>
-          <w:sz w:val="28"/>
-          <w:szCs w:val="28"/>
-        </w:rPr>
-        <w:t xml:space="preserve">: </w:t>
+        <w:t xml:space="preserve">. Helm решает несколько ключевых задач: </w:t>
       </w:r>
       <w:r>
         <w:rPr>
@@ -2674,25 +2665,7 @@
           <w:iCs/>
           <w:lang w:val="en-US"/>
         </w:rPr>
-        <w:t>kubectl create -f https://raw.githubusercontent.com/projectcalico/calico/v3.</w:t>
-      </w:r>
-      <w:r>
-        <w:rPr>
-          <w:rFonts w:ascii="Times New Roman" w:hAnsi="Times New Roman" w:cs="Times New Roman"/>
-          <w:i/>
-          <w:iCs/>
-          <w:lang w:val="en-US"/>
-        </w:rPr>
-        <w:t>30</w:t>
-      </w:r>
-      <w:r>
-        <w:rPr>
-          <w:rFonts w:ascii="Times New Roman" w:hAnsi="Times New Roman" w:cs="Times New Roman"/>
-          <w:i/>
-          <w:iCs/>
-          <w:lang w:val="en-US"/>
-        </w:rPr>
-        <w:t>.0/manifests/tigera-operator.yaml</w:t>
+        <w:t>kubectl create -f https://raw.githubusercontent.com/projectcalico/calico/v3.30.0/manifests/tigera-operator.yaml</w:t>
       </w:r>
     </w:p>
     <w:p>
@@ -3191,30 +3164,715 @@
     </w:p>
     <w:p>
       <w:pPr>
+        <w:jc w:val="both"/>
+        <w:rPr>
+          <w:rFonts w:ascii="Times New Roman" w:hAnsi="Times New Roman" w:cs="Times New Roman"/>
+          <w:sz w:val="20"/>
+          <w:szCs w:val="20"/>
+        </w:rPr>
+      </w:pPr>
+    </w:p>
+    <w:p>
+      <w:pPr>
+        <w:jc w:val="both"/>
+        <w:rPr>
+          <w:rFonts w:ascii="Times New Roman" w:hAnsi="Times New Roman" w:cs="Times New Roman"/>
+          <w:sz w:val="28"/>
+          <w:szCs w:val="28"/>
+        </w:rPr>
+      </w:pPr>
+      <w:r>
+        <w:rPr>
+          <w:rFonts w:ascii="Times New Roman" w:hAnsi="Times New Roman" w:cs="Times New Roman"/>
+          <w:sz w:val="28"/>
+          <w:szCs w:val="28"/>
+        </w:rPr>
+        <w:t>Все узлы исправны и готовы принимать поды. В итоге наш кластер развернут.</w:t>
+      </w:r>
+    </w:p>
+    <w:p>
+      <w:pPr>
+        <w:ind w:firstLine="708"/>
+        <w:jc w:val="both"/>
+        <w:rPr>
+          <w:rFonts w:ascii="Times New Roman" w:hAnsi="Times New Roman" w:cs="Times New Roman"/>
+          <w:sz w:val="28"/>
+          <w:szCs w:val="28"/>
+        </w:rPr>
+      </w:pPr>
+      <w:r>
+        <w:rPr>
+          <w:rFonts w:ascii="Times New Roman" w:hAnsi="Times New Roman" w:cs="Times New Roman"/>
+          <w:sz w:val="28"/>
+          <w:szCs w:val="28"/>
+        </w:rPr>
+        <w:t>Проверим работоспособность кластера:</w:t>
+      </w:r>
+    </w:p>
+    <w:p>
+      <w:pPr>
+        <w:jc w:val="both"/>
+        <w:rPr>
+          <w:rFonts w:ascii="Times New Roman" w:hAnsi="Times New Roman" w:cs="Times New Roman"/>
+          <w:sz w:val="28"/>
+          <w:szCs w:val="28"/>
+          <w:lang w:val="en-US"/>
+        </w:rPr>
+      </w:pPr>
+      <w:r>
+        <w:rPr>
+          <w:rFonts w:ascii="Times New Roman" w:hAnsi="Times New Roman" w:cs="Times New Roman"/>
+          <w:sz w:val="28"/>
+          <w:szCs w:val="28"/>
+        </w:rPr>
+        <w:t xml:space="preserve">1) Статусы </w:t>
+      </w:r>
+      <w:r>
+        <w:rPr>
+          <w:rFonts w:ascii="Times New Roman" w:hAnsi="Times New Roman" w:cs="Times New Roman"/>
+          <w:sz w:val="28"/>
+          <w:szCs w:val="28"/>
+          <w:lang w:val="en-US"/>
+        </w:rPr>
+        <w:t>coreDNS</w:t>
+      </w:r>
+    </w:p>
+    <w:p>
+      <w:pPr>
         <w:jc w:val="center"/>
         <w:rPr>
           <w:rFonts w:ascii="Times New Roman" w:hAnsi="Times New Roman" w:cs="Times New Roman"/>
-          <w:sz w:val="20"/>
-          <w:szCs w:val="20"/>
-        </w:rPr>
-      </w:pPr>
-    </w:p>
-    <w:p>
-      <w:pPr>
-        <w:jc w:val="both"/>
-        <w:rPr>
-          <w:rFonts w:ascii="Times New Roman" w:hAnsi="Times New Roman" w:cs="Times New Roman"/>
-          <w:sz w:val="28"/>
-          <w:szCs w:val="28"/>
-        </w:rPr>
-      </w:pPr>
-      <w:r>
-        <w:rPr>
-          <w:rFonts w:ascii="Times New Roman" w:hAnsi="Times New Roman" w:cs="Times New Roman"/>
-          <w:sz w:val="28"/>
-          <w:szCs w:val="28"/>
-        </w:rPr>
-        <w:t>Все узлы исправны и готовы принимать поды. В итоге наш кластер развернут.</w:t>
+          <w:sz w:val="28"/>
+          <w:szCs w:val="28"/>
+        </w:rPr>
+      </w:pPr>
+      <w:r>
+        <w:rPr>
+          <w:noProof/>
+        </w:rPr>
+        <w:drawing>
+          <wp:inline distT="0" distB="0" distL="0" distR="0" wp14:anchorId="76406079" wp14:editId="1EC20768">
+            <wp:extent cx="5019675" cy="676275"/>
+            <wp:effectExtent l="0" t="0" r="9525" b="9525"/>
+            <wp:docPr id="14" name="Рисунок 14"/>
+            <wp:cNvGraphicFramePr>
+              <a:graphicFrameLocks xmlns:a="http://schemas.openxmlformats.org/drawingml/2006/main" noChangeAspect="1"/>
+            </wp:cNvGraphicFramePr>
+            <a:graphic xmlns:a="http://schemas.openxmlformats.org/drawingml/2006/main">
+              <a:graphicData uri="http://schemas.openxmlformats.org/drawingml/2006/picture">
+                <pic:pic xmlns:pic="http://schemas.openxmlformats.org/drawingml/2006/picture">
+                  <pic:nvPicPr>
+                    <pic:cNvPr id="1" name=""/>
+                    <pic:cNvPicPr/>
+                  </pic:nvPicPr>
+                  <pic:blipFill>
+                    <a:blip r:embed="rId17"/>
+                    <a:stretch>
+                      <a:fillRect/>
+                    </a:stretch>
+                  </pic:blipFill>
+                  <pic:spPr>
+                    <a:xfrm>
+                      <a:off x="0" y="0"/>
+                      <a:ext cx="5019675" cy="676275"/>
+                    </a:xfrm>
+                    <a:prstGeom prst="rect">
+                      <a:avLst/>
+                    </a:prstGeom>
+                  </pic:spPr>
+                </pic:pic>
+              </a:graphicData>
+            </a:graphic>
+          </wp:inline>
+        </w:drawing>
+      </w:r>
+    </w:p>
+    <w:p>
+      <w:pPr>
+        <w:jc w:val="center"/>
+        <w:rPr>
+          <w:rFonts w:ascii="Times New Roman" w:hAnsi="Times New Roman" w:cs="Times New Roman"/>
+          <w:sz w:val="20"/>
+          <w:szCs w:val="20"/>
+          <w:lang w:val="en-US"/>
+        </w:rPr>
+      </w:pPr>
+      <w:r>
+        <w:rPr>
+          <w:rFonts w:ascii="Times New Roman" w:hAnsi="Times New Roman" w:cs="Times New Roman"/>
+          <w:sz w:val="20"/>
+          <w:szCs w:val="20"/>
+        </w:rPr>
+        <w:t>С</w:t>
+      </w:r>
+      <w:r>
+        <w:rPr>
+          <w:rFonts w:ascii="Times New Roman" w:hAnsi="Times New Roman" w:cs="Times New Roman"/>
+          <w:sz w:val="20"/>
+          <w:szCs w:val="20"/>
+          <w:lang w:val="en-US"/>
+        </w:rPr>
+        <w:t>oreDNS</w:t>
+      </w:r>
+    </w:p>
+    <w:p>
+      <w:pPr>
+        <w:rPr>
+          <w:rFonts w:ascii="Times New Roman" w:hAnsi="Times New Roman" w:cs="Times New Roman"/>
+          <w:sz w:val="28"/>
+          <w:szCs w:val="28"/>
+        </w:rPr>
+      </w:pPr>
+      <w:r>
+        <w:rPr>
+          <w:rFonts w:ascii="Times New Roman" w:hAnsi="Times New Roman" w:cs="Times New Roman"/>
+          <w:sz w:val="28"/>
+          <w:szCs w:val="28"/>
+        </w:rPr>
+        <w:t xml:space="preserve">2) </w:t>
+      </w:r>
+      <w:r>
+        <w:rPr>
+          <w:rFonts w:ascii="Times New Roman" w:hAnsi="Times New Roman" w:cs="Times New Roman"/>
+          <w:sz w:val="28"/>
+          <w:szCs w:val="28"/>
+        </w:rPr>
+        <w:t xml:space="preserve">Связность </w:t>
+      </w:r>
+      <w:r>
+        <w:rPr>
+          <w:rFonts w:ascii="Times New Roman" w:hAnsi="Times New Roman" w:cs="Times New Roman"/>
+          <w:sz w:val="28"/>
+          <w:szCs w:val="28"/>
+          <w:lang w:val="en-US"/>
+        </w:rPr>
+        <w:t>Pod</w:t>
+      </w:r>
+      <w:r>
+        <w:rPr>
+          <w:rFonts w:ascii="Times New Roman" w:hAnsi="Times New Roman" w:cs="Times New Roman"/>
+          <w:sz w:val="28"/>
+          <w:szCs w:val="28"/>
+        </w:rPr>
+        <w:t xml:space="preserve"> </w:t>
+      </w:r>
+      <w:r>
+        <w:rPr>
+          <w:rFonts w:ascii="Times New Roman" w:hAnsi="Times New Roman" w:cs="Times New Roman"/>
+          <w:sz w:val="28"/>
+          <w:szCs w:val="28"/>
+        </w:rPr>
+        <w:t xml:space="preserve">на разных узлах. Создадим тестовые поды и проверим через </w:t>
+      </w:r>
+      <w:r>
+        <w:rPr>
+          <w:rFonts w:ascii="Times New Roman" w:hAnsi="Times New Roman" w:cs="Times New Roman"/>
+          <w:sz w:val="28"/>
+          <w:szCs w:val="28"/>
+          <w:lang w:val="en-US"/>
+        </w:rPr>
+        <w:t>ping</w:t>
+      </w:r>
+      <w:r>
+        <w:rPr>
+          <w:rFonts w:ascii="Times New Roman" w:hAnsi="Times New Roman" w:cs="Times New Roman"/>
+          <w:sz w:val="28"/>
+          <w:szCs w:val="28"/>
+        </w:rPr>
+        <w:t>:</w:t>
+      </w:r>
+    </w:p>
+    <w:p>
+      <w:pPr>
+        <w:jc w:val="center"/>
+        <w:rPr>
+          <w:rFonts w:ascii="Times New Roman" w:hAnsi="Times New Roman" w:cs="Times New Roman"/>
+          <w:sz w:val="28"/>
+          <w:szCs w:val="28"/>
+        </w:rPr>
+      </w:pPr>
+      <w:r>
+        <w:rPr>
+          <w:noProof/>
+        </w:rPr>
+        <w:drawing>
+          <wp:inline distT="0" distB="0" distL="0" distR="0" wp14:anchorId="5F173A69" wp14:editId="1928B181">
+            <wp:extent cx="3724275" cy="638175"/>
+            <wp:effectExtent l="0" t="0" r="9525" b="9525"/>
+            <wp:docPr id="15" name="Рисунок 15"/>
+            <wp:cNvGraphicFramePr>
+              <a:graphicFrameLocks xmlns:a="http://schemas.openxmlformats.org/drawingml/2006/main" noChangeAspect="1"/>
+            </wp:cNvGraphicFramePr>
+            <a:graphic xmlns:a="http://schemas.openxmlformats.org/drawingml/2006/main">
+              <a:graphicData uri="http://schemas.openxmlformats.org/drawingml/2006/picture">
+                <pic:pic xmlns:pic="http://schemas.openxmlformats.org/drawingml/2006/picture">
+                  <pic:nvPicPr>
+                    <pic:cNvPr id="1" name=""/>
+                    <pic:cNvPicPr/>
+                  </pic:nvPicPr>
+                  <pic:blipFill>
+                    <a:blip r:embed="rId18"/>
+                    <a:stretch>
+                      <a:fillRect/>
+                    </a:stretch>
+                  </pic:blipFill>
+                  <pic:spPr>
+                    <a:xfrm>
+                      <a:off x="0" y="0"/>
+                      <a:ext cx="3724275" cy="638175"/>
+                    </a:xfrm>
+                    <a:prstGeom prst="rect">
+                      <a:avLst/>
+                    </a:prstGeom>
+                  </pic:spPr>
+                </pic:pic>
+              </a:graphicData>
+            </a:graphic>
+          </wp:inline>
+        </w:drawing>
+      </w:r>
+    </w:p>
+    <w:p>
+      <w:pPr>
+        <w:jc w:val="center"/>
+        <w:rPr>
+          <w:rFonts w:ascii="Times New Roman" w:hAnsi="Times New Roman" w:cs="Times New Roman"/>
+          <w:sz w:val="20"/>
+          <w:szCs w:val="20"/>
+          <w:lang w:val="en-US"/>
+        </w:rPr>
+      </w:pPr>
+      <w:r>
+        <w:rPr>
+          <w:rFonts w:ascii="Times New Roman" w:hAnsi="Times New Roman" w:cs="Times New Roman"/>
+          <w:sz w:val="20"/>
+          <w:szCs w:val="20"/>
+        </w:rPr>
+        <w:t xml:space="preserve">Тестовые </w:t>
+      </w:r>
+      <w:r>
+        <w:rPr>
+          <w:rFonts w:ascii="Times New Roman" w:hAnsi="Times New Roman" w:cs="Times New Roman"/>
+          <w:sz w:val="20"/>
+          <w:szCs w:val="20"/>
+          <w:lang w:val="en-US"/>
+        </w:rPr>
+        <w:t>pods</w:t>
+      </w:r>
+    </w:p>
+    <w:p>
+      <w:pPr>
+        <w:jc w:val="center"/>
+        <w:rPr>
+          <w:rFonts w:ascii="Times New Roman" w:hAnsi="Times New Roman" w:cs="Times New Roman"/>
+          <w:sz w:val="28"/>
+          <w:szCs w:val="28"/>
+          <w:lang w:val="en-US"/>
+        </w:rPr>
+      </w:pPr>
+      <w:r>
+        <w:rPr>
+          <w:noProof/>
+        </w:rPr>
+        <w:lastRenderedPageBreak/>
+        <w:drawing>
+          <wp:inline distT="0" distB="0" distL="0" distR="0" wp14:anchorId="3B03AA9A" wp14:editId="58ADC107">
+            <wp:extent cx="5940425" cy="1410970"/>
+            <wp:effectExtent l="0" t="0" r="3175" b="0"/>
+            <wp:docPr id="16" name="Рисунок 16"/>
+            <wp:cNvGraphicFramePr>
+              <a:graphicFrameLocks xmlns:a="http://schemas.openxmlformats.org/drawingml/2006/main" noChangeAspect="1"/>
+            </wp:cNvGraphicFramePr>
+            <a:graphic xmlns:a="http://schemas.openxmlformats.org/drawingml/2006/main">
+              <a:graphicData uri="http://schemas.openxmlformats.org/drawingml/2006/picture">
+                <pic:pic xmlns:pic="http://schemas.openxmlformats.org/drawingml/2006/picture">
+                  <pic:nvPicPr>
+                    <pic:cNvPr id="1" name=""/>
+                    <pic:cNvPicPr/>
+                  </pic:nvPicPr>
+                  <pic:blipFill>
+                    <a:blip r:embed="rId19"/>
+                    <a:stretch>
+                      <a:fillRect/>
+                    </a:stretch>
+                  </pic:blipFill>
+                  <pic:spPr>
+                    <a:xfrm>
+                      <a:off x="0" y="0"/>
+                      <a:ext cx="5940425" cy="1410970"/>
+                    </a:xfrm>
+                    <a:prstGeom prst="rect">
+                      <a:avLst/>
+                    </a:prstGeom>
+                  </pic:spPr>
+                </pic:pic>
+              </a:graphicData>
+            </a:graphic>
+          </wp:inline>
+        </w:drawing>
+      </w:r>
+    </w:p>
+    <w:p>
+      <w:pPr>
+        <w:jc w:val="center"/>
+        <w:rPr>
+          <w:rFonts w:ascii="Times New Roman" w:hAnsi="Times New Roman" w:cs="Times New Roman"/>
+          <w:sz w:val="20"/>
+          <w:szCs w:val="20"/>
+        </w:rPr>
+      </w:pPr>
+      <w:r>
+        <w:rPr>
+          <w:rFonts w:ascii="Times New Roman" w:hAnsi="Times New Roman" w:cs="Times New Roman"/>
+          <w:sz w:val="20"/>
+          <w:szCs w:val="20"/>
+        </w:rPr>
+        <w:t>Проверка</w:t>
+      </w:r>
+      <w:r>
+        <w:rPr>
+          <w:rFonts w:ascii="Times New Roman" w:hAnsi="Times New Roman" w:cs="Times New Roman"/>
+          <w:sz w:val="20"/>
+          <w:szCs w:val="20"/>
+        </w:rPr>
+        <w:t xml:space="preserve"> </w:t>
+      </w:r>
+      <w:r>
+        <w:rPr>
+          <w:rFonts w:ascii="Times New Roman" w:hAnsi="Times New Roman" w:cs="Times New Roman"/>
+          <w:sz w:val="20"/>
+          <w:szCs w:val="20"/>
+        </w:rPr>
+        <w:t xml:space="preserve">работы </w:t>
+      </w:r>
+      <w:r>
+        <w:rPr>
+          <w:rFonts w:ascii="Times New Roman" w:hAnsi="Times New Roman" w:cs="Times New Roman"/>
+          <w:sz w:val="20"/>
+          <w:szCs w:val="20"/>
+          <w:lang w:val="en-US"/>
+        </w:rPr>
+        <w:t>pod</w:t>
+      </w:r>
+      <w:r>
+        <w:rPr>
+          <w:rFonts w:ascii="Times New Roman" w:hAnsi="Times New Roman" w:cs="Times New Roman"/>
+          <w:sz w:val="20"/>
+          <w:szCs w:val="20"/>
+        </w:rPr>
+        <w:t xml:space="preserve"> </w:t>
+      </w:r>
+      <w:r>
+        <w:rPr>
+          <w:rFonts w:ascii="Times New Roman" w:hAnsi="Times New Roman" w:cs="Times New Roman"/>
+          <w:sz w:val="20"/>
+          <w:szCs w:val="20"/>
+        </w:rPr>
+        <w:t xml:space="preserve">на </w:t>
+      </w:r>
+      <w:r>
+        <w:rPr>
+          <w:rFonts w:ascii="Times New Roman" w:hAnsi="Times New Roman" w:cs="Times New Roman"/>
+          <w:sz w:val="20"/>
+          <w:szCs w:val="20"/>
+          <w:lang w:val="en-US"/>
+        </w:rPr>
+        <w:t>work</w:t>
+      </w:r>
+      <w:r>
+        <w:rPr>
+          <w:rFonts w:ascii="Times New Roman" w:hAnsi="Times New Roman" w:cs="Times New Roman"/>
+          <w:sz w:val="20"/>
+          <w:szCs w:val="20"/>
+        </w:rPr>
+        <w:t xml:space="preserve"> </w:t>
+      </w:r>
+      <w:r>
+        <w:rPr>
+          <w:rFonts w:ascii="Times New Roman" w:hAnsi="Times New Roman" w:cs="Times New Roman"/>
+          <w:sz w:val="20"/>
+          <w:szCs w:val="20"/>
+        </w:rPr>
+        <w:t>узлах</w:t>
+      </w:r>
+    </w:p>
+    <w:p>
+      <w:pPr>
+        <w:rPr>
+          <w:rFonts w:ascii="Times New Roman" w:hAnsi="Times New Roman" w:cs="Times New Roman"/>
+          <w:sz w:val="20"/>
+          <w:szCs w:val="20"/>
+        </w:rPr>
+      </w:pPr>
+    </w:p>
+    <w:p>
+      <w:pPr>
+        <w:rPr>
+          <w:rFonts w:ascii="Times New Roman" w:hAnsi="Times New Roman" w:cs="Times New Roman"/>
+          <w:sz w:val="28"/>
+          <w:szCs w:val="28"/>
+        </w:rPr>
+      </w:pPr>
+      <w:r>
+        <w:rPr>
+          <w:rFonts w:ascii="Times New Roman" w:hAnsi="Times New Roman" w:cs="Times New Roman"/>
+          <w:sz w:val="28"/>
+          <w:szCs w:val="28"/>
+          <w:lang w:val="en-US"/>
+        </w:rPr>
+        <w:t>Pod</w:t>
+      </w:r>
+      <w:r>
+        <w:rPr>
+          <w:rFonts w:ascii="Times New Roman" w:hAnsi="Times New Roman" w:cs="Times New Roman"/>
+          <w:sz w:val="28"/>
+          <w:szCs w:val="28"/>
+        </w:rPr>
+        <w:t xml:space="preserve"> </w:t>
+      </w:r>
+      <w:r>
+        <w:rPr>
+          <w:rFonts w:ascii="Times New Roman" w:hAnsi="Times New Roman" w:cs="Times New Roman"/>
+          <w:sz w:val="28"/>
+          <w:szCs w:val="28"/>
+        </w:rPr>
+        <w:t>на разных узлах обращаются друг к другу. Вывод: они работают.</w:t>
+      </w:r>
+    </w:p>
+    <w:p>
+      <w:pPr>
+        <w:rPr>
+          <w:rFonts w:ascii="Times New Roman" w:hAnsi="Times New Roman" w:cs="Times New Roman"/>
+          <w:sz w:val="28"/>
+          <w:szCs w:val="28"/>
+        </w:rPr>
+      </w:pPr>
+    </w:p>
+    <w:p>
+      <w:pPr>
+        <w:rPr>
+          <w:rFonts w:ascii="Times New Roman" w:hAnsi="Times New Roman" w:cs="Times New Roman"/>
+          <w:sz w:val="28"/>
+          <w:szCs w:val="28"/>
+        </w:rPr>
+      </w:pPr>
+      <w:r>
+        <w:rPr>
+          <w:rFonts w:ascii="Times New Roman" w:hAnsi="Times New Roman" w:cs="Times New Roman"/>
+          <w:sz w:val="28"/>
+          <w:szCs w:val="28"/>
+        </w:rPr>
+        <w:t>Далее н</w:t>
+      </w:r>
+      <w:r>
+        <w:rPr>
+          <w:rFonts w:ascii="Times New Roman" w:hAnsi="Times New Roman" w:cs="Times New Roman"/>
+          <w:sz w:val="28"/>
+          <w:szCs w:val="28"/>
+        </w:rPr>
+        <w:t xml:space="preserve">а </w:t>
+      </w:r>
+      <w:r>
+        <w:rPr>
+          <w:rFonts w:ascii="Times New Roman" w:hAnsi="Times New Roman" w:cs="Times New Roman"/>
+          <w:sz w:val="28"/>
+          <w:szCs w:val="28"/>
+          <w:lang w:val="en-US"/>
+        </w:rPr>
+        <w:t>kube</w:t>
+      </w:r>
+      <w:r>
+        <w:rPr>
+          <w:rFonts w:ascii="Times New Roman" w:hAnsi="Times New Roman" w:cs="Times New Roman"/>
+          <w:sz w:val="28"/>
+          <w:szCs w:val="28"/>
+        </w:rPr>
+        <w:t xml:space="preserve">1 </w:t>
+      </w:r>
+      <w:r>
+        <w:rPr>
+          <w:rFonts w:ascii="Times New Roman" w:hAnsi="Times New Roman" w:cs="Times New Roman"/>
+          <w:sz w:val="28"/>
+          <w:szCs w:val="28"/>
+        </w:rPr>
+        <w:t xml:space="preserve">установим </w:t>
+      </w:r>
+      <w:r>
+        <w:rPr>
+          <w:rFonts w:ascii="Times New Roman" w:hAnsi="Times New Roman" w:cs="Times New Roman"/>
+          <w:sz w:val="28"/>
+          <w:szCs w:val="28"/>
+          <w:lang w:val="en-US"/>
+        </w:rPr>
+        <w:t>NFS</w:t>
+      </w:r>
+      <w:r>
+        <w:rPr>
+          <w:rFonts w:ascii="Times New Roman" w:hAnsi="Times New Roman" w:cs="Times New Roman"/>
+          <w:sz w:val="28"/>
+          <w:szCs w:val="28"/>
+        </w:rPr>
+        <w:t>-</w:t>
+      </w:r>
+      <w:r>
+        <w:rPr>
+          <w:rFonts w:ascii="Times New Roman" w:hAnsi="Times New Roman" w:cs="Times New Roman"/>
+          <w:sz w:val="28"/>
+          <w:szCs w:val="28"/>
+          <w:lang w:val="en-US"/>
+        </w:rPr>
+        <w:t>server</w:t>
+      </w:r>
+      <w:r>
+        <w:rPr>
+          <w:rFonts w:ascii="Times New Roman" w:hAnsi="Times New Roman" w:cs="Times New Roman"/>
+          <w:sz w:val="28"/>
+          <w:szCs w:val="28"/>
+        </w:rPr>
+        <w:t xml:space="preserve"> </w:t>
+      </w:r>
+      <w:r>
+        <w:rPr>
+          <w:rFonts w:ascii="Times New Roman" w:hAnsi="Times New Roman" w:cs="Times New Roman"/>
+          <w:sz w:val="28"/>
+          <w:szCs w:val="28"/>
+        </w:rPr>
+        <w:t xml:space="preserve">и </w:t>
+      </w:r>
+      <w:r>
+        <w:rPr>
+          <w:rFonts w:ascii="Times New Roman" w:hAnsi="Times New Roman" w:cs="Times New Roman"/>
+          <w:sz w:val="28"/>
+          <w:szCs w:val="28"/>
+          <w:lang w:val="en-US"/>
+        </w:rPr>
+        <w:t>CSI</w:t>
+      </w:r>
+      <w:r>
+        <w:rPr>
+          <w:rFonts w:ascii="Times New Roman" w:hAnsi="Times New Roman" w:cs="Times New Roman"/>
+          <w:sz w:val="28"/>
+          <w:szCs w:val="28"/>
+        </w:rPr>
+        <w:t>-</w:t>
+      </w:r>
+      <w:r>
+        <w:rPr>
+          <w:rFonts w:ascii="Times New Roman" w:hAnsi="Times New Roman" w:cs="Times New Roman"/>
+          <w:sz w:val="28"/>
+          <w:szCs w:val="28"/>
+        </w:rPr>
+        <w:t>драйвера,</w:t>
+      </w:r>
+      <w:r>
+        <w:rPr>
+          <w:rFonts w:ascii="Times New Roman" w:hAnsi="Times New Roman" w:cs="Times New Roman"/>
+          <w:sz w:val="28"/>
+          <w:szCs w:val="28"/>
+        </w:rPr>
+        <w:t xml:space="preserve"> настроим </w:t>
+      </w:r>
+      <w:r>
+        <w:rPr>
+          <w:rFonts w:ascii="Times New Roman" w:hAnsi="Times New Roman" w:cs="Times New Roman"/>
+          <w:sz w:val="28"/>
+          <w:szCs w:val="28"/>
+          <w:lang w:val="en-US"/>
+        </w:rPr>
+        <w:t>StorageClass</w:t>
+      </w:r>
+      <w:r>
+        <w:rPr>
+          <w:rFonts w:ascii="Times New Roman" w:hAnsi="Times New Roman" w:cs="Times New Roman"/>
+          <w:sz w:val="28"/>
+          <w:szCs w:val="28"/>
+        </w:rPr>
+        <w:t>.</w:t>
+      </w:r>
+    </w:p>
+    <w:p>
+      <w:pPr>
+        <w:jc w:val="center"/>
+        <w:rPr>
+          <w:rFonts w:ascii="Times New Roman" w:hAnsi="Times New Roman" w:cs="Times New Roman"/>
+          <w:sz w:val="28"/>
+          <w:szCs w:val="28"/>
+        </w:rPr>
+      </w:pPr>
+      <w:r>
+        <w:rPr>
+          <w:noProof/>
+        </w:rPr>
+        <w:drawing>
+          <wp:inline distT="0" distB="0" distL="0" distR="0" wp14:anchorId="4CF0FF57" wp14:editId="4520075E">
+            <wp:extent cx="5940425" cy="1715135"/>
+            <wp:effectExtent l="0" t="0" r="3175" b="0"/>
+            <wp:docPr id="18" name="Рисунок 18"/>
+            <wp:cNvGraphicFramePr>
+              <a:graphicFrameLocks xmlns:a="http://schemas.openxmlformats.org/drawingml/2006/main" noChangeAspect="1"/>
+            </wp:cNvGraphicFramePr>
+            <a:graphic xmlns:a="http://schemas.openxmlformats.org/drawingml/2006/main">
+              <a:graphicData uri="http://schemas.openxmlformats.org/drawingml/2006/picture">
+                <pic:pic xmlns:pic="http://schemas.openxmlformats.org/drawingml/2006/picture">
+                  <pic:nvPicPr>
+                    <pic:cNvPr id="1" name=""/>
+                    <pic:cNvPicPr/>
+                  </pic:nvPicPr>
+                  <pic:blipFill>
+                    <a:blip r:embed="rId20"/>
+                    <a:stretch>
+                      <a:fillRect/>
+                    </a:stretch>
+                  </pic:blipFill>
+                  <pic:spPr>
+                    <a:xfrm>
+                      <a:off x="0" y="0"/>
+                      <a:ext cx="5940425" cy="1715135"/>
+                    </a:xfrm>
+                    <a:prstGeom prst="rect">
+                      <a:avLst/>
+                    </a:prstGeom>
+                  </pic:spPr>
+                </pic:pic>
+              </a:graphicData>
+            </a:graphic>
+          </wp:inline>
+        </w:drawing>
+      </w:r>
+    </w:p>
+    <w:p>
+      <w:pPr>
+        <w:jc w:val="center"/>
+        <w:rPr>
+          <w:rFonts w:ascii="Times New Roman" w:hAnsi="Times New Roman" w:cs="Times New Roman"/>
+          <w:sz w:val="20"/>
+          <w:szCs w:val="20"/>
+        </w:rPr>
+      </w:pPr>
+      <w:r>
+        <w:rPr>
+          <w:rFonts w:ascii="Times New Roman" w:hAnsi="Times New Roman" w:cs="Times New Roman"/>
+          <w:sz w:val="20"/>
+          <w:szCs w:val="20"/>
+        </w:rPr>
+        <w:t xml:space="preserve">Установка </w:t>
+      </w:r>
+      <w:r>
+        <w:rPr>
+          <w:rFonts w:ascii="Times New Roman" w:hAnsi="Times New Roman" w:cs="Times New Roman"/>
+          <w:sz w:val="20"/>
+          <w:szCs w:val="20"/>
+          <w:lang w:val="en-US"/>
+        </w:rPr>
+        <w:t>CSI-</w:t>
+      </w:r>
+      <w:r>
+        <w:rPr>
+          <w:rFonts w:ascii="Times New Roman" w:hAnsi="Times New Roman" w:cs="Times New Roman"/>
+          <w:sz w:val="20"/>
+          <w:szCs w:val="20"/>
+        </w:rPr>
+        <w:t xml:space="preserve">драйвера </w:t>
       </w:r>
     </w:p>
     <w:sectPr>

--- a/Homework_k8s.docx
+++ b/Homework_k8s.docx
@@ -3225,7 +3225,23 @@
           <w:sz w:val="28"/>
           <w:szCs w:val="28"/>
         </w:rPr>
-        <w:t xml:space="preserve">1) Статусы </w:t>
+        <w:t xml:space="preserve">1) </w:t>
+      </w:r>
+      <w:r>
+        <w:rPr>
+          <w:rFonts w:ascii="Times New Roman" w:hAnsi="Times New Roman" w:cs="Times New Roman"/>
+          <w:sz w:val="28"/>
+          <w:szCs w:val="28"/>
+        </w:rPr>
+        <w:t>Статусы</w:t>
+      </w:r>
+      <w:r>
+        <w:rPr>
+          <w:rFonts w:ascii="Times New Roman" w:hAnsi="Times New Roman" w:cs="Times New Roman"/>
+          <w:sz w:val="28"/>
+          <w:szCs w:val="28"/>
+        </w:rPr>
+        <w:t xml:space="preserve"> </w:t>
       </w:r>
       <w:r>
         <w:rPr>
@@ -3236,6 +3252,56 @@
         </w:rPr>
         <w:t>coreDNS</w:t>
       </w:r>
+      <w:r>
+        <w:rPr>
+          <w:rFonts w:ascii="Times New Roman" w:hAnsi="Times New Roman" w:cs="Times New Roman"/>
+          <w:sz w:val="28"/>
+          <w:szCs w:val="28"/>
+        </w:rPr>
+        <w:t xml:space="preserve"> – </w:t>
+      </w:r>
+      <w:r>
+        <w:rPr>
+          <w:rFonts w:ascii="Times New Roman" w:hAnsi="Times New Roman" w:cs="Times New Roman"/>
+          <w:sz w:val="28"/>
+          <w:szCs w:val="28"/>
+          <w:lang w:val="en-US"/>
+        </w:rPr>
+        <w:t>running</w:t>
+      </w:r>
+      <w:r>
+        <w:rPr>
+          <w:rFonts w:ascii="Times New Roman" w:hAnsi="Times New Roman" w:cs="Times New Roman"/>
+          <w:sz w:val="28"/>
+          <w:szCs w:val="28"/>
+        </w:rPr>
+        <w:t xml:space="preserve">. </w:t>
+      </w:r>
+      <w:r>
+        <w:rPr>
+          <w:rFonts w:ascii="Times New Roman" w:hAnsi="Times New Roman" w:cs="Times New Roman"/>
+          <w:sz w:val="28"/>
+          <w:szCs w:val="28"/>
+        </w:rPr>
+        <w:t>Они</w:t>
+      </w:r>
+      <w:r>
+        <w:rPr>
+          <w:rFonts w:ascii="Times New Roman" w:hAnsi="Times New Roman" w:cs="Times New Roman"/>
+          <w:sz w:val="28"/>
+          <w:szCs w:val="28"/>
+          <w:lang w:val="en-US"/>
+        </w:rPr>
+        <w:t xml:space="preserve"> </w:t>
+      </w:r>
+      <w:r>
+        <w:rPr>
+          <w:rFonts w:ascii="Times New Roman" w:hAnsi="Times New Roman" w:cs="Times New Roman"/>
+          <w:sz w:val="28"/>
+          <w:szCs w:val="28"/>
+        </w:rPr>
+        <w:t>запущены</w:t>
+      </w:r>
     </w:p>
     <w:p>
       <w:pPr>
@@ -3251,9 +3317,9 @@
           <w:noProof/>
         </w:rPr>
         <w:drawing>
-          <wp:inline distT="0" distB="0" distL="0" distR="0" wp14:anchorId="76406079" wp14:editId="1EC20768">
-            <wp:extent cx="5019675" cy="676275"/>
-            <wp:effectExtent l="0" t="0" r="9525" b="9525"/>
+          <wp:inline distT="0" distB="0" distL="0" distR="0" wp14:anchorId="76406079" wp14:editId="591FE2A7">
+            <wp:extent cx="5184641" cy="698500"/>
+            <wp:effectExtent l="0" t="0" r="0" b="6350"/>
             <wp:docPr id="14" name="Рисунок 14"/>
             <wp:cNvGraphicFramePr>
               <a:graphicFrameLocks xmlns:a="http://schemas.openxmlformats.org/drawingml/2006/main" noChangeAspect="1"/>
@@ -3274,7 +3340,7 @@
                   <pic:spPr>
                     <a:xfrm>
                       <a:off x="0" y="0"/>
-                      <a:ext cx="5019675" cy="676275"/>
+                      <a:ext cx="5186587" cy="698762"/>
                     </a:xfrm>
                     <a:prstGeom prst="rect">
                       <a:avLst/>
@@ -3294,7 +3360,6 @@
           <w:rFonts w:ascii="Times New Roman" w:hAnsi="Times New Roman" w:cs="Times New Roman"/>
           <w:sz w:val="20"/>
           <w:szCs w:val="20"/>
-          <w:lang w:val="en-US"/>
         </w:rPr>
       </w:pPr>
       <w:r>
@@ -3396,9 +3461,9 @@
           <w:noProof/>
         </w:rPr>
         <w:drawing>
-          <wp:inline distT="0" distB="0" distL="0" distR="0" wp14:anchorId="5F173A69" wp14:editId="1928B181">
-            <wp:extent cx="3724275" cy="638175"/>
-            <wp:effectExtent l="0" t="0" r="9525" b="9525"/>
+          <wp:inline distT="0" distB="0" distL="0" distR="0" wp14:anchorId="5F173A69" wp14:editId="06103A12">
+            <wp:extent cx="4113378" cy="704850"/>
+            <wp:effectExtent l="0" t="0" r="1905" b="0"/>
             <wp:docPr id="15" name="Рисунок 15"/>
             <wp:cNvGraphicFramePr>
               <a:graphicFrameLocks xmlns:a="http://schemas.openxmlformats.org/drawingml/2006/main" noChangeAspect="1"/>
@@ -3419,7 +3484,7 @@
                   <pic:spPr>
                     <a:xfrm>
                       <a:off x="0" y="0"/>
-                      <a:ext cx="3724275" cy="638175"/>
+                      <a:ext cx="4116964" cy="705465"/>
                     </a:xfrm>
                     <a:prstGeom prst="rect">
                       <a:avLst/>
@@ -3770,7 +3835,23 @@
           <w:sz w:val="28"/>
           <w:szCs w:val="28"/>
         </w:rPr>
-        <w:t xml:space="preserve"> настроим </w:t>
+        <w:t xml:space="preserve"> </w:t>
+      </w:r>
+      <w:r>
+        <w:rPr>
+          <w:rFonts w:ascii="Times New Roman" w:hAnsi="Times New Roman" w:cs="Times New Roman"/>
+          <w:sz w:val="28"/>
+          <w:szCs w:val="28"/>
+        </w:rPr>
+        <w:t>создадим</w:t>
+      </w:r>
+      <w:r>
+        <w:rPr>
+          <w:rFonts w:ascii="Times New Roman" w:hAnsi="Times New Roman" w:cs="Times New Roman"/>
+          <w:sz w:val="28"/>
+          <w:szCs w:val="28"/>
+        </w:rPr>
+        <w:t xml:space="preserve"> </w:t>
       </w:r>
       <w:r>
         <w:rPr>
@@ -3801,13 +3882,16 @@
       </w:pPr>
       <w:r>
         <w:rPr>
+          <w:rFonts w:ascii="Times New Roman" w:hAnsi="Times New Roman" w:cs="Times New Roman"/>
           <w:noProof/>
+          <w:sz w:val="28"/>
+          <w:szCs w:val="28"/>
         </w:rPr>
         <w:drawing>
-          <wp:inline distT="0" distB="0" distL="0" distR="0" wp14:anchorId="4CF0FF57" wp14:editId="4520075E">
-            <wp:extent cx="5940425" cy="1715135"/>
-            <wp:effectExtent l="0" t="0" r="3175" b="0"/>
-            <wp:docPr id="18" name="Рисунок 18"/>
+          <wp:inline distT="0" distB="0" distL="0" distR="0" wp14:anchorId="180317BE" wp14:editId="4367AC95">
+            <wp:extent cx="5767403" cy="2159000"/>
+            <wp:effectExtent l="0" t="0" r="5080" b="0"/>
+            <wp:docPr id="17" name="Рисунок 17"/>
             <wp:cNvGraphicFramePr>
               <a:graphicFrameLocks xmlns:a="http://schemas.openxmlformats.org/drawingml/2006/main" noChangeAspect="1"/>
             </wp:cNvGraphicFramePr>
@@ -3827,7 +3911,7 @@
                   <pic:spPr>
                     <a:xfrm>
                       <a:off x="0" y="0"/>
-                      <a:ext cx="5940425" cy="1715135"/>
+                      <a:ext cx="5788176" cy="2166776"/>
                     </a:xfrm>
                     <a:prstGeom prst="rect">
                       <a:avLst/>
@@ -3864,6 +3948,15 @@
           <w:szCs w:val="20"/>
           <w:lang w:val="en-US"/>
         </w:rPr>
+        <w:t xml:space="preserve">NFS </w:t>
+      </w:r>
+      <w:r>
+        <w:rPr>
+          <w:rFonts w:ascii="Times New Roman" w:hAnsi="Times New Roman" w:cs="Times New Roman"/>
+          <w:sz w:val="20"/>
+          <w:szCs w:val="20"/>
+          <w:lang w:val="en-US"/>
+        </w:rPr>
         <w:t>CSI-</w:t>
       </w:r>
       <w:r>
@@ -3874,6 +3967,1493 @@
         </w:rPr>
         <w:t xml:space="preserve">драйвера </w:t>
       </w:r>
+    </w:p>
+    <w:p>
+      <w:pPr>
+        <w:spacing w:after="0"/>
+        <w:jc w:val="center"/>
+        <w:rPr>
+          <w:rFonts w:ascii="Times New Roman" w:hAnsi="Times New Roman" w:cs="Times New Roman"/>
+          <w:sz w:val="28"/>
+          <w:szCs w:val="28"/>
+        </w:rPr>
+      </w:pPr>
+      <w:r>
+        <w:rPr>
+          <w:rFonts w:ascii="Times New Roman" w:hAnsi="Times New Roman" w:cs="Times New Roman"/>
+          <w:noProof/>
+          <w:sz w:val="28"/>
+          <w:szCs w:val="28"/>
+        </w:rPr>
+        <w:drawing>
+          <wp:inline distT="0" distB="0" distL="0" distR="0" wp14:anchorId="5ACDD213" wp14:editId="250107D5">
+            <wp:extent cx="2848373" cy="1724266"/>
+            <wp:effectExtent l="0" t="0" r="9525" b="9525"/>
+            <wp:docPr id="19" name="Рисунок 19"/>
+            <wp:cNvGraphicFramePr>
+              <a:graphicFrameLocks xmlns:a="http://schemas.openxmlformats.org/drawingml/2006/main" noChangeAspect="1"/>
+            </wp:cNvGraphicFramePr>
+            <a:graphic xmlns:a="http://schemas.openxmlformats.org/drawingml/2006/main">
+              <a:graphicData uri="http://schemas.openxmlformats.org/drawingml/2006/picture">
+                <pic:pic xmlns:pic="http://schemas.openxmlformats.org/drawingml/2006/picture">
+                  <pic:nvPicPr>
+                    <pic:cNvPr id="1" name=""/>
+                    <pic:cNvPicPr/>
+                  </pic:nvPicPr>
+                  <pic:blipFill>
+                    <a:blip r:embed="rId21"/>
+                    <a:stretch>
+                      <a:fillRect/>
+                    </a:stretch>
+                  </pic:blipFill>
+                  <pic:spPr>
+                    <a:xfrm>
+                      <a:off x="0" y="0"/>
+                      <a:ext cx="2848373" cy="1724266"/>
+                    </a:xfrm>
+                    <a:prstGeom prst="rect">
+                      <a:avLst/>
+                    </a:prstGeom>
+                  </pic:spPr>
+                </pic:pic>
+              </a:graphicData>
+            </a:graphic>
+          </wp:inline>
+        </w:drawing>
+      </w:r>
+    </w:p>
+    <w:p>
+      <w:pPr>
+        <w:spacing w:after="0"/>
+        <w:jc w:val="center"/>
+        <w:rPr>
+          <w:rFonts w:ascii="Times New Roman" w:hAnsi="Times New Roman" w:cs="Times New Roman"/>
+          <w:sz w:val="28"/>
+          <w:szCs w:val="28"/>
+        </w:rPr>
+      </w:pPr>
+      <w:r>
+        <w:rPr>
+          <w:rFonts w:ascii="Times New Roman" w:hAnsi="Times New Roman" w:cs="Times New Roman"/>
+          <w:noProof/>
+          <w:sz w:val="28"/>
+          <w:szCs w:val="28"/>
+        </w:rPr>
+        <w:drawing>
+          <wp:inline distT="0" distB="0" distL="0" distR="0" wp14:anchorId="3D1F707A" wp14:editId="7A2ABF20">
+            <wp:extent cx="3696216" cy="447737"/>
+            <wp:effectExtent l="0" t="0" r="0" b="0"/>
+            <wp:docPr id="20" name="Рисунок 20"/>
+            <wp:cNvGraphicFramePr>
+              <a:graphicFrameLocks xmlns:a="http://schemas.openxmlformats.org/drawingml/2006/main" noChangeAspect="1"/>
+            </wp:cNvGraphicFramePr>
+            <a:graphic xmlns:a="http://schemas.openxmlformats.org/drawingml/2006/main">
+              <a:graphicData uri="http://schemas.openxmlformats.org/drawingml/2006/picture">
+                <pic:pic xmlns:pic="http://schemas.openxmlformats.org/drawingml/2006/picture">
+                  <pic:nvPicPr>
+                    <pic:cNvPr id="1" name=""/>
+                    <pic:cNvPicPr/>
+                  </pic:nvPicPr>
+                  <pic:blipFill>
+                    <a:blip r:embed="rId22"/>
+                    <a:stretch>
+                      <a:fillRect/>
+                    </a:stretch>
+                  </pic:blipFill>
+                  <pic:spPr>
+                    <a:xfrm>
+                      <a:off x="0" y="0"/>
+                      <a:ext cx="3696216" cy="447737"/>
+                    </a:xfrm>
+                    <a:prstGeom prst="rect">
+                      <a:avLst/>
+                    </a:prstGeom>
+                  </pic:spPr>
+                </pic:pic>
+              </a:graphicData>
+            </a:graphic>
+          </wp:inline>
+        </w:drawing>
+      </w:r>
+    </w:p>
+    <w:p>
+      <w:pPr>
+        <w:jc w:val="center"/>
+        <w:rPr>
+          <w:rFonts w:ascii="Times New Roman" w:hAnsi="Times New Roman" w:cs="Times New Roman"/>
+          <w:sz w:val="28"/>
+          <w:szCs w:val="28"/>
+        </w:rPr>
+      </w:pPr>
+      <w:r>
+        <w:rPr>
+          <w:rFonts w:ascii="Times New Roman" w:hAnsi="Times New Roman" w:cs="Times New Roman"/>
+          <w:noProof/>
+          <w:sz w:val="28"/>
+          <w:szCs w:val="28"/>
+        </w:rPr>
+        <w:drawing>
+          <wp:inline distT="0" distB="0" distL="0" distR="0" wp14:anchorId="08439B7E" wp14:editId="1325C1A2">
+            <wp:extent cx="6318250" cy="531530"/>
+            <wp:effectExtent l="0" t="0" r="6350" b="1905"/>
+            <wp:docPr id="21" name="Рисунок 21"/>
+            <wp:cNvGraphicFramePr>
+              <a:graphicFrameLocks xmlns:a="http://schemas.openxmlformats.org/drawingml/2006/main" noChangeAspect="1"/>
+            </wp:cNvGraphicFramePr>
+            <a:graphic xmlns:a="http://schemas.openxmlformats.org/drawingml/2006/main">
+              <a:graphicData uri="http://schemas.openxmlformats.org/drawingml/2006/picture">
+                <pic:pic xmlns:pic="http://schemas.openxmlformats.org/drawingml/2006/picture">
+                  <pic:nvPicPr>
+                    <pic:cNvPr id="1" name=""/>
+                    <pic:cNvPicPr/>
+                  </pic:nvPicPr>
+                  <pic:blipFill>
+                    <a:blip r:embed="rId23"/>
+                    <a:stretch>
+                      <a:fillRect/>
+                    </a:stretch>
+                  </pic:blipFill>
+                  <pic:spPr>
+                    <a:xfrm>
+                      <a:off x="0" y="0"/>
+                      <a:ext cx="6449633" cy="542583"/>
+                    </a:xfrm>
+                    <a:prstGeom prst="rect">
+                      <a:avLst/>
+                    </a:prstGeom>
+                  </pic:spPr>
+                </pic:pic>
+              </a:graphicData>
+            </a:graphic>
+          </wp:inline>
+        </w:drawing>
+      </w:r>
+    </w:p>
+    <w:p>
+      <w:pPr>
+        <w:jc w:val="center"/>
+        <w:rPr>
+          <w:rFonts w:ascii="Times New Roman" w:hAnsi="Times New Roman" w:cs="Times New Roman"/>
+          <w:sz w:val="20"/>
+          <w:szCs w:val="20"/>
+        </w:rPr>
+      </w:pPr>
+      <w:r>
+        <w:rPr>
+          <w:rFonts w:ascii="Times New Roman" w:hAnsi="Times New Roman" w:cs="Times New Roman"/>
+          <w:sz w:val="20"/>
+          <w:szCs w:val="20"/>
+        </w:rPr>
+        <w:t xml:space="preserve">Проверка работоспособности </w:t>
+      </w:r>
+      <w:r>
+        <w:rPr>
+          <w:rFonts w:ascii="Times New Roman" w:hAnsi="Times New Roman" w:cs="Times New Roman"/>
+          <w:sz w:val="20"/>
+          <w:szCs w:val="20"/>
+          <w:lang w:val="en-US"/>
+        </w:rPr>
+        <w:t>StorageClass</w:t>
+      </w:r>
+    </w:p>
+    <w:p>
+      <w:pPr>
+        <w:rPr>
+          <w:rFonts w:ascii="Times New Roman" w:hAnsi="Times New Roman" w:cs="Times New Roman"/>
+          <w:sz w:val="20"/>
+          <w:szCs w:val="20"/>
+        </w:rPr>
+      </w:pPr>
+    </w:p>
+    <w:p>
+      <w:pPr>
+        <w:ind w:firstLine="708"/>
+        <w:jc w:val="both"/>
+        <w:rPr>
+          <w:rFonts w:ascii="Times New Roman" w:hAnsi="Times New Roman" w:cs="Times New Roman"/>
+          <w:sz w:val="28"/>
+          <w:szCs w:val="28"/>
+        </w:rPr>
+      </w:pPr>
+    </w:p>
+    <w:p>
+      <w:pPr>
+        <w:ind w:firstLine="708"/>
+        <w:jc w:val="both"/>
+        <w:rPr>
+          <w:rFonts w:ascii="Times New Roman" w:hAnsi="Times New Roman" w:cs="Times New Roman"/>
+          <w:sz w:val="28"/>
+          <w:szCs w:val="28"/>
+        </w:rPr>
+      </w:pPr>
+      <w:r>
+        <w:rPr>
+          <w:rFonts w:ascii="Times New Roman" w:hAnsi="Times New Roman" w:cs="Times New Roman"/>
+          <w:sz w:val="28"/>
+          <w:szCs w:val="28"/>
+        </w:rPr>
+        <w:lastRenderedPageBreak/>
+        <w:t xml:space="preserve">Приступим к установке </w:t>
+      </w:r>
+      <w:r>
+        <w:rPr>
+          <w:rFonts w:ascii="Times New Roman" w:hAnsi="Times New Roman" w:cs="Times New Roman"/>
+          <w:sz w:val="28"/>
+          <w:szCs w:val="28"/>
+          <w:lang w:val="en-US"/>
+        </w:rPr>
+        <w:t>Postgres</w:t>
+      </w:r>
+      <w:r>
+        <w:rPr>
+          <w:rFonts w:ascii="Times New Roman" w:hAnsi="Times New Roman" w:cs="Times New Roman"/>
+          <w:sz w:val="28"/>
+          <w:szCs w:val="28"/>
+        </w:rPr>
+        <w:t xml:space="preserve">15. </w:t>
+      </w:r>
+      <w:r>
+        <w:rPr>
+          <w:rFonts w:ascii="Times New Roman" w:hAnsi="Times New Roman" w:cs="Times New Roman"/>
+          <w:sz w:val="28"/>
+          <w:szCs w:val="28"/>
+        </w:rPr>
+        <w:t xml:space="preserve">Чтобы развернуть БД, нам необходимо написать и применить 3 манифеста: секрет с паролем базы данных, </w:t>
+      </w:r>
+      <w:r>
+        <w:rPr>
+          <w:rFonts w:ascii="Times New Roman" w:hAnsi="Times New Roman" w:cs="Times New Roman"/>
+          <w:sz w:val="28"/>
+          <w:szCs w:val="28"/>
+          <w:lang w:val="en-US"/>
+        </w:rPr>
+        <w:t>Headless</w:t>
+      </w:r>
+      <w:r>
+        <w:rPr>
+          <w:rFonts w:ascii="Times New Roman" w:hAnsi="Times New Roman" w:cs="Times New Roman"/>
+          <w:sz w:val="28"/>
+          <w:szCs w:val="28"/>
+        </w:rPr>
+        <w:t xml:space="preserve"> </w:t>
+      </w:r>
+      <w:r>
+        <w:rPr>
+          <w:rFonts w:ascii="Times New Roman" w:hAnsi="Times New Roman" w:cs="Times New Roman"/>
+          <w:sz w:val="28"/>
+          <w:szCs w:val="28"/>
+          <w:lang w:val="en-US"/>
+        </w:rPr>
+        <w:t>service</w:t>
+      </w:r>
+      <w:r>
+        <w:rPr>
+          <w:rFonts w:ascii="Times New Roman" w:hAnsi="Times New Roman" w:cs="Times New Roman"/>
+          <w:sz w:val="28"/>
+          <w:szCs w:val="28"/>
+        </w:rPr>
+        <w:t xml:space="preserve"> </w:t>
+      </w:r>
+      <w:r>
+        <w:rPr>
+          <w:rFonts w:ascii="Times New Roman" w:hAnsi="Times New Roman" w:cs="Times New Roman"/>
+          <w:sz w:val="28"/>
+          <w:szCs w:val="28"/>
+        </w:rPr>
+        <w:t xml:space="preserve">для доменных имен подов внутри кластера, </w:t>
+      </w:r>
+      <w:r>
+        <w:rPr>
+          <w:rFonts w:ascii="Times New Roman" w:hAnsi="Times New Roman" w:cs="Times New Roman"/>
+          <w:sz w:val="28"/>
+          <w:szCs w:val="28"/>
+          <w:lang w:val="en-US"/>
+        </w:rPr>
+        <w:t>Postgres</w:t>
+      </w:r>
+      <w:r>
+        <w:rPr>
+          <w:rFonts w:ascii="Times New Roman" w:hAnsi="Times New Roman" w:cs="Times New Roman"/>
+          <w:sz w:val="28"/>
+          <w:szCs w:val="28"/>
+        </w:rPr>
+        <w:t xml:space="preserve"> </w:t>
+      </w:r>
+      <w:r>
+        <w:rPr>
+          <w:rFonts w:ascii="Times New Roman" w:hAnsi="Times New Roman" w:cs="Times New Roman"/>
+          <w:sz w:val="28"/>
+          <w:szCs w:val="28"/>
+        </w:rPr>
+        <w:t xml:space="preserve">через </w:t>
+      </w:r>
+      <w:r>
+        <w:rPr>
+          <w:rFonts w:ascii="Times New Roman" w:hAnsi="Times New Roman" w:cs="Times New Roman"/>
+          <w:sz w:val="28"/>
+          <w:szCs w:val="28"/>
+          <w:lang w:val="en-US"/>
+        </w:rPr>
+        <w:t>StatefulSet</w:t>
+      </w:r>
+      <w:r>
+        <w:rPr>
+          <w:rFonts w:ascii="Times New Roman" w:hAnsi="Times New Roman" w:cs="Times New Roman"/>
+          <w:sz w:val="28"/>
+          <w:szCs w:val="28"/>
+        </w:rPr>
+        <w:t>.</w:t>
+      </w:r>
+    </w:p>
+    <w:p>
+      <w:pPr>
+        <w:ind w:firstLine="708"/>
+        <w:jc w:val="center"/>
+        <w:rPr>
+          <w:rFonts w:ascii="Times New Roman" w:hAnsi="Times New Roman" w:cs="Times New Roman"/>
+          <w:sz w:val="28"/>
+          <w:szCs w:val="28"/>
+        </w:rPr>
+      </w:pPr>
+      <w:r>
+        <w:rPr>
+          <w:rFonts w:ascii="Times New Roman" w:hAnsi="Times New Roman" w:cs="Times New Roman"/>
+          <w:sz w:val="28"/>
+          <w:szCs w:val="28"/>
+        </w:rPr>
+        <w:drawing>
+          <wp:inline distT="0" distB="0" distL="0" distR="0" wp14:anchorId="56CD86B8" wp14:editId="25B62F97">
+            <wp:extent cx="2905530" cy="1324160"/>
+            <wp:effectExtent l="0" t="0" r="0" b="9525"/>
+            <wp:docPr id="18" name="Рисунок 18"/>
+            <wp:cNvGraphicFramePr>
+              <a:graphicFrameLocks xmlns:a="http://schemas.openxmlformats.org/drawingml/2006/main" noChangeAspect="1"/>
+            </wp:cNvGraphicFramePr>
+            <a:graphic xmlns:a="http://schemas.openxmlformats.org/drawingml/2006/main">
+              <a:graphicData uri="http://schemas.openxmlformats.org/drawingml/2006/picture">
+                <pic:pic xmlns:pic="http://schemas.openxmlformats.org/drawingml/2006/picture">
+                  <pic:nvPicPr>
+                    <pic:cNvPr id="1" name=""/>
+                    <pic:cNvPicPr/>
+                  </pic:nvPicPr>
+                  <pic:blipFill>
+                    <a:blip r:embed="rId24"/>
+                    <a:stretch>
+                      <a:fillRect/>
+                    </a:stretch>
+                  </pic:blipFill>
+                  <pic:spPr>
+                    <a:xfrm>
+                      <a:off x="0" y="0"/>
+                      <a:ext cx="2905530" cy="1324160"/>
+                    </a:xfrm>
+                    <a:prstGeom prst="rect">
+                      <a:avLst/>
+                    </a:prstGeom>
+                  </pic:spPr>
+                </pic:pic>
+              </a:graphicData>
+            </a:graphic>
+          </wp:inline>
+        </w:drawing>
+      </w:r>
+    </w:p>
+    <w:p>
+      <w:pPr>
+        <w:ind w:firstLine="708"/>
+        <w:jc w:val="center"/>
+        <w:rPr>
+          <w:rFonts w:ascii="Times New Roman" w:hAnsi="Times New Roman" w:cs="Times New Roman"/>
+          <w:sz w:val="20"/>
+          <w:szCs w:val="20"/>
+          <w:lang w:val="en-US"/>
+        </w:rPr>
+      </w:pPr>
+      <w:r>
+        <w:rPr>
+          <w:rFonts w:ascii="Times New Roman" w:hAnsi="Times New Roman" w:cs="Times New Roman"/>
+          <w:sz w:val="20"/>
+          <w:szCs w:val="20"/>
+        </w:rPr>
+        <w:t xml:space="preserve">Манифест </w:t>
+      </w:r>
+      <w:r>
+        <w:rPr>
+          <w:rFonts w:ascii="Times New Roman" w:hAnsi="Times New Roman" w:cs="Times New Roman"/>
+          <w:sz w:val="20"/>
+          <w:szCs w:val="20"/>
+          <w:lang w:val="en-US"/>
+        </w:rPr>
+        <w:t>postgres-secret.yaml</w:t>
+      </w:r>
+    </w:p>
+    <w:p>
+      <w:pPr>
+        <w:ind w:firstLine="708"/>
+        <w:jc w:val="both"/>
+        <w:rPr>
+          <w:rFonts w:ascii="Times New Roman" w:hAnsi="Times New Roman" w:cs="Times New Roman"/>
+          <w:sz w:val="28"/>
+          <w:szCs w:val="28"/>
+        </w:rPr>
+      </w:pPr>
+      <w:r>
+        <w:rPr>
+          <w:rFonts w:ascii="Times New Roman" w:hAnsi="Times New Roman" w:cs="Times New Roman"/>
+          <w:sz w:val="28"/>
+          <w:szCs w:val="28"/>
+        </w:rPr>
+        <w:t xml:space="preserve">Манифест с секретом нужен </w:t>
+      </w:r>
+      <w:r>
+        <w:rPr>
+          <w:rFonts w:ascii="Times New Roman" w:hAnsi="Times New Roman" w:cs="Times New Roman"/>
+          <w:sz w:val="28"/>
+          <w:szCs w:val="28"/>
+        </w:rPr>
+        <w:t>д</w:t>
+      </w:r>
+      <w:r>
+        <w:rPr>
+          <w:rFonts w:ascii="Times New Roman" w:hAnsi="Times New Roman" w:cs="Times New Roman"/>
+          <w:sz w:val="28"/>
+          <w:szCs w:val="28"/>
+        </w:rPr>
+        <w:t>ля безопасного хранения и передачи конфиденциальных данных</w:t>
+      </w:r>
+      <w:r>
+        <w:rPr>
+          <w:rFonts w:ascii="Times New Roman" w:hAnsi="Times New Roman" w:cs="Times New Roman"/>
+          <w:sz w:val="28"/>
+          <w:szCs w:val="28"/>
+        </w:rPr>
+        <w:t xml:space="preserve">. </w:t>
+      </w:r>
+      <w:r>
+        <w:rPr>
+          <w:rFonts w:ascii="Times New Roman" w:hAnsi="Times New Roman" w:cs="Times New Roman"/>
+          <w:sz w:val="28"/>
+          <w:szCs w:val="28"/>
+        </w:rPr>
+        <w:t xml:space="preserve">Секрет хранит пароль в закодированном виде внутри внутренней базы данных Kubernetes (etcd). Контейнер базы данных и контейнер бэкенда не знают пароль заранее — Kubernetes сам </w:t>
+      </w:r>
+      <w:r>
+        <w:rPr>
+          <w:rFonts w:ascii="Times New Roman" w:hAnsi="Times New Roman" w:cs="Times New Roman"/>
+          <w:sz w:val="28"/>
+          <w:szCs w:val="28"/>
+        </w:rPr>
+        <w:t>подставляет</w:t>
+      </w:r>
+      <w:r>
+        <w:rPr>
+          <w:rFonts w:ascii="Times New Roman" w:hAnsi="Times New Roman" w:cs="Times New Roman"/>
+          <w:sz w:val="28"/>
+          <w:szCs w:val="28"/>
+        </w:rPr>
+        <w:t xml:space="preserve"> его внутрь контейнеров в виде переменных окружения в момент их старта</w:t>
+      </w:r>
+      <w:r>
+        <w:rPr>
+          <w:rFonts w:ascii="Times New Roman" w:hAnsi="Times New Roman" w:cs="Times New Roman"/>
+          <w:sz w:val="28"/>
+          <w:szCs w:val="28"/>
+        </w:rPr>
+        <w:t>.</w:t>
+      </w:r>
+      <w:r>
+        <w:rPr>
+          <w:rFonts w:ascii="Times New Roman" w:hAnsi="Times New Roman" w:cs="Times New Roman"/>
+          <w:sz w:val="28"/>
+          <w:szCs w:val="28"/>
+        </w:rPr>
+        <w:t xml:space="preserve"> Манифест</w:t>
+      </w:r>
+      <w:r>
+        <w:rPr>
+          <w:rFonts w:ascii="Times New Roman" w:hAnsi="Times New Roman" w:cs="Times New Roman"/>
+          <w:sz w:val="28"/>
+          <w:szCs w:val="28"/>
+        </w:rPr>
+        <w:t xml:space="preserve"> хранится в отд</w:t>
+      </w:r>
+      <w:r>
+        <w:rPr>
+          <w:rFonts w:ascii="Times New Roman" w:hAnsi="Times New Roman" w:cs="Times New Roman"/>
+          <w:sz w:val="28"/>
+          <w:szCs w:val="28"/>
+        </w:rPr>
+        <w:t>ельной директории</w:t>
+      </w:r>
+      <w:r>
+        <w:rPr>
+          <w:rFonts w:ascii="Times New Roman" w:hAnsi="Times New Roman" w:cs="Times New Roman"/>
+          <w:sz w:val="28"/>
+          <w:szCs w:val="28"/>
+        </w:rPr>
+        <w:t xml:space="preserve">: </w:t>
+      </w:r>
+      <w:r>
+        <w:rPr>
+          <w:rFonts w:ascii="Times New Roman" w:hAnsi="Times New Roman" w:cs="Times New Roman"/>
+          <w:sz w:val="28"/>
+          <w:szCs w:val="28"/>
+          <w:lang w:val="en-US"/>
+        </w:rPr>
+        <w:t>/tmp/postgres-secret.yaml</w:t>
+      </w:r>
+      <w:r>
+        <w:rPr>
+          <w:rFonts w:ascii="Times New Roman" w:hAnsi="Times New Roman" w:cs="Times New Roman"/>
+          <w:sz w:val="28"/>
+          <w:szCs w:val="28"/>
+        </w:rPr>
+        <w:t>.</w:t>
+      </w:r>
+    </w:p>
+    <w:p>
+      <w:pPr>
+        <w:ind w:firstLine="708"/>
+        <w:jc w:val="both"/>
+        <w:rPr>
+          <w:rFonts w:ascii="Times New Roman" w:hAnsi="Times New Roman" w:cs="Times New Roman"/>
+          <w:sz w:val="28"/>
+          <w:szCs w:val="28"/>
+        </w:rPr>
+      </w:pPr>
+    </w:p>
+    <w:p>
+      <w:pPr>
+        <w:jc w:val="center"/>
+        <w:rPr>
+          <w:rFonts w:ascii="Times New Roman" w:hAnsi="Times New Roman" w:cs="Times New Roman"/>
+          <w:sz w:val="28"/>
+          <w:szCs w:val="28"/>
+        </w:rPr>
+      </w:pPr>
+      <w:r>
+        <w:rPr>
+          <w:rFonts w:ascii="Times New Roman" w:hAnsi="Times New Roman" w:cs="Times New Roman"/>
+          <w:sz w:val="28"/>
+          <w:szCs w:val="28"/>
+        </w:rPr>
+        <w:drawing>
+          <wp:inline distT="0" distB="0" distL="0" distR="0" wp14:anchorId="31FFF27D" wp14:editId="2C9159E2">
+            <wp:extent cx="2422525" cy="2062080"/>
+            <wp:effectExtent l="0" t="0" r="0" b="0"/>
+            <wp:docPr id="22" name="Рисунок 22"/>
+            <wp:cNvGraphicFramePr>
+              <a:graphicFrameLocks xmlns:a="http://schemas.openxmlformats.org/drawingml/2006/main" noChangeAspect="1"/>
+            </wp:cNvGraphicFramePr>
+            <a:graphic xmlns:a="http://schemas.openxmlformats.org/drawingml/2006/main">
+              <a:graphicData uri="http://schemas.openxmlformats.org/drawingml/2006/picture">
+                <pic:pic xmlns:pic="http://schemas.openxmlformats.org/drawingml/2006/picture">
+                  <pic:nvPicPr>
+                    <pic:cNvPr id="1" name=""/>
+                    <pic:cNvPicPr/>
+                  </pic:nvPicPr>
+                  <pic:blipFill>
+                    <a:blip r:embed="rId25"/>
+                    <a:stretch>
+                      <a:fillRect/>
+                    </a:stretch>
+                  </pic:blipFill>
+                  <pic:spPr>
+                    <a:xfrm>
+                      <a:off x="0" y="0"/>
+                      <a:ext cx="2426166" cy="2065179"/>
+                    </a:xfrm>
+                    <a:prstGeom prst="rect">
+                      <a:avLst/>
+                    </a:prstGeom>
+                  </pic:spPr>
+                </pic:pic>
+              </a:graphicData>
+            </a:graphic>
+          </wp:inline>
+        </w:drawing>
+      </w:r>
+    </w:p>
+    <w:p>
+      <w:pPr>
+        <w:jc w:val="center"/>
+        <w:rPr>
+          <w:rFonts w:ascii="Times New Roman" w:hAnsi="Times New Roman" w:cs="Times New Roman"/>
+          <w:sz w:val="20"/>
+          <w:szCs w:val="20"/>
+        </w:rPr>
+      </w:pPr>
+      <w:r>
+        <w:rPr>
+          <w:rFonts w:ascii="Times New Roman" w:hAnsi="Times New Roman" w:cs="Times New Roman"/>
+          <w:sz w:val="20"/>
+          <w:szCs w:val="20"/>
+        </w:rPr>
+        <w:t xml:space="preserve"> </w:t>
+      </w:r>
+      <w:r>
+        <w:rPr>
+          <w:rFonts w:ascii="Times New Roman" w:hAnsi="Times New Roman" w:cs="Times New Roman"/>
+          <w:sz w:val="20"/>
+          <w:szCs w:val="20"/>
+        </w:rPr>
+        <w:t xml:space="preserve">Манифест </w:t>
+      </w:r>
+      <w:r>
+        <w:rPr>
+          <w:rFonts w:ascii="Times New Roman" w:hAnsi="Times New Roman" w:cs="Times New Roman"/>
+          <w:sz w:val="20"/>
+          <w:szCs w:val="20"/>
+          <w:lang w:val="en-US"/>
+        </w:rPr>
+        <w:t>postgres</w:t>
+      </w:r>
+      <w:r>
+        <w:rPr>
+          <w:rFonts w:ascii="Times New Roman" w:hAnsi="Times New Roman" w:cs="Times New Roman"/>
+          <w:sz w:val="20"/>
+          <w:szCs w:val="20"/>
+        </w:rPr>
+        <w:t>-</w:t>
+      </w:r>
+      <w:r>
+        <w:rPr>
+          <w:rFonts w:ascii="Times New Roman" w:hAnsi="Times New Roman" w:cs="Times New Roman"/>
+          <w:sz w:val="20"/>
+          <w:szCs w:val="20"/>
+          <w:lang w:val="en-US"/>
+        </w:rPr>
+        <w:t>service</w:t>
+      </w:r>
+      <w:r>
+        <w:rPr>
+          <w:rFonts w:ascii="Times New Roman" w:hAnsi="Times New Roman" w:cs="Times New Roman"/>
+          <w:sz w:val="20"/>
+          <w:szCs w:val="20"/>
+        </w:rPr>
+        <w:t>.</w:t>
+      </w:r>
+      <w:r>
+        <w:rPr>
+          <w:rFonts w:ascii="Times New Roman" w:hAnsi="Times New Roman" w:cs="Times New Roman"/>
+          <w:sz w:val="20"/>
+          <w:szCs w:val="20"/>
+          <w:lang w:val="en-US"/>
+        </w:rPr>
+        <w:t>yaml</w:t>
+      </w:r>
+    </w:p>
+    <w:p>
+      <w:pPr>
+        <w:ind w:firstLine="708"/>
+        <w:jc w:val="both"/>
+        <w:rPr>
+          <w:rFonts w:ascii="Times New Roman" w:hAnsi="Times New Roman" w:cs="Times New Roman"/>
+          <w:sz w:val="28"/>
+          <w:szCs w:val="28"/>
+        </w:rPr>
+      </w:pPr>
+      <w:r>
+        <w:rPr>
+          <w:rFonts w:ascii="Times New Roman" w:hAnsi="Times New Roman" w:cs="Times New Roman"/>
+          <w:sz w:val="28"/>
+          <w:szCs w:val="28"/>
+        </w:rPr>
+        <w:t xml:space="preserve">Данный манифест нужен для </w:t>
+      </w:r>
+      <w:r>
+        <w:rPr>
+          <w:rFonts w:ascii="Times New Roman" w:hAnsi="Times New Roman" w:cs="Times New Roman"/>
+          <w:sz w:val="28"/>
+          <w:szCs w:val="28"/>
+        </w:rPr>
+        <w:t>обеспечения постоянных сетевых адресов и связи между подами в</w:t>
+      </w:r>
+      <w:r>
+        <w:rPr>
+          <w:rFonts w:ascii="Times New Roman" w:hAnsi="Times New Roman" w:cs="Times New Roman"/>
+          <w:sz w:val="28"/>
+          <w:szCs w:val="28"/>
+        </w:rPr>
+        <w:t xml:space="preserve"> БД. </w:t>
+      </w:r>
+      <w:r>
+        <w:rPr>
+          <w:rFonts w:ascii="Times New Roman" w:hAnsi="Times New Roman" w:cs="Times New Roman"/>
+          <w:sz w:val="28"/>
+          <w:szCs w:val="28"/>
+        </w:rPr>
+        <w:t>Обычный Service в Kubernetes работает как балансировщик нагрузки: он получает один IP-адрес (ClusterIP) и случайно раскидывает трафик по подам. Но для баз данных это не подходит. Бэкенду нужно обращаться к конкретному, строго определенному поду базы данных, а не балансировать между ними. Более того, если под базы данных перезапустится, его внутренний IP-адрес изменится.</w:t>
+      </w:r>
+      <w:r>
+        <w:rPr>
+          <w:rFonts w:ascii="Times New Roman" w:hAnsi="Times New Roman" w:cs="Times New Roman"/>
+          <w:sz w:val="28"/>
+          <w:szCs w:val="28"/>
+        </w:rPr>
+        <w:t xml:space="preserve"> Поэтому в</w:t>
+      </w:r>
+      <w:r>
+        <w:rPr>
+          <w:rFonts w:ascii="Times New Roman" w:hAnsi="Times New Roman" w:cs="Times New Roman"/>
+          <w:sz w:val="28"/>
+          <w:szCs w:val="28"/>
+        </w:rPr>
+        <w:t xml:space="preserve">место выделения единого виртуального IP-адреса, этот сервис создает прямые DNS-имена для каждого пода. </w:t>
+      </w:r>
+      <w:r>
+        <w:rPr>
+          <w:rFonts w:ascii="Times New Roman" w:hAnsi="Times New Roman" w:cs="Times New Roman"/>
+          <w:sz w:val="28"/>
+          <w:szCs w:val="28"/>
+          <w:lang w:val="en-US"/>
+        </w:rPr>
+        <w:t>Pod</w:t>
+      </w:r>
+      <w:r>
+        <w:rPr>
+          <w:rFonts w:ascii="Times New Roman" w:hAnsi="Times New Roman" w:cs="Times New Roman"/>
+          <w:sz w:val="28"/>
+          <w:szCs w:val="28"/>
+        </w:rPr>
+        <w:t xml:space="preserve"> </w:t>
+      </w:r>
+      <w:r>
+        <w:rPr>
+          <w:rFonts w:ascii="Times New Roman" w:hAnsi="Times New Roman" w:cs="Times New Roman"/>
+          <w:sz w:val="28"/>
+          <w:szCs w:val="28"/>
+        </w:rPr>
+        <w:t xml:space="preserve">БД </w:t>
+      </w:r>
+      <w:r>
+        <w:rPr>
+          <w:rFonts w:ascii="Times New Roman" w:hAnsi="Times New Roman" w:cs="Times New Roman"/>
+          <w:sz w:val="28"/>
+          <w:szCs w:val="28"/>
+        </w:rPr>
+        <w:t>получает постоянное доменное имя</w:t>
+      </w:r>
+      <w:r>
+        <w:rPr>
+          <w:rFonts w:ascii="Times New Roman" w:hAnsi="Times New Roman" w:cs="Times New Roman"/>
+          <w:sz w:val="28"/>
+          <w:szCs w:val="28"/>
+        </w:rPr>
+        <w:t>.</w:t>
+      </w:r>
+    </w:p>
+    <w:p>
+      <w:pPr>
+        <w:jc w:val="both"/>
+        <w:rPr>
+          <w:rFonts w:ascii="Times New Roman" w:hAnsi="Times New Roman" w:cs="Times New Roman"/>
+          <w:sz w:val="28"/>
+          <w:szCs w:val="28"/>
+        </w:rPr>
+      </w:pPr>
+    </w:p>
+    <w:p>
+      <w:pPr>
+        <w:spacing w:after="0"/>
+        <w:jc w:val="center"/>
+        <w:rPr>
+          <w:rFonts w:ascii="Times New Roman" w:hAnsi="Times New Roman" w:cs="Times New Roman"/>
+          <w:sz w:val="28"/>
+          <w:szCs w:val="28"/>
+        </w:rPr>
+      </w:pPr>
+      <w:r>
+        <w:rPr>
+          <w:rFonts w:ascii="Times New Roman" w:hAnsi="Times New Roman" w:cs="Times New Roman"/>
+          <w:sz w:val="28"/>
+          <w:szCs w:val="28"/>
+        </w:rPr>
+        <w:lastRenderedPageBreak/>
+        <w:drawing>
+          <wp:inline distT="0" distB="0" distL="0" distR="0" wp14:anchorId="08CA2560" wp14:editId="0EA9703A">
+            <wp:extent cx="3264440" cy="3840517"/>
+            <wp:effectExtent l="0" t="0" r="0" b="7620"/>
+            <wp:docPr id="25" name="Рисунок 25"/>
+            <wp:cNvGraphicFramePr>
+              <a:graphicFrameLocks xmlns:a="http://schemas.openxmlformats.org/drawingml/2006/main" noChangeAspect="1"/>
+            </wp:cNvGraphicFramePr>
+            <a:graphic xmlns:a="http://schemas.openxmlformats.org/drawingml/2006/main">
+              <a:graphicData uri="http://schemas.openxmlformats.org/drawingml/2006/picture">
+                <pic:pic xmlns:pic="http://schemas.openxmlformats.org/drawingml/2006/picture">
+                  <pic:nvPicPr>
+                    <pic:cNvPr id="1" name=""/>
+                    <pic:cNvPicPr/>
+                  </pic:nvPicPr>
+                  <pic:blipFill>
+                    <a:blip r:embed="rId26"/>
+                    <a:stretch>
+                      <a:fillRect/>
+                    </a:stretch>
+                  </pic:blipFill>
+                  <pic:spPr>
+                    <a:xfrm>
+                      <a:off x="0" y="0"/>
+                      <a:ext cx="3278686" cy="3857277"/>
+                    </a:xfrm>
+                    <a:prstGeom prst="rect">
+                      <a:avLst/>
+                    </a:prstGeom>
+                  </pic:spPr>
+                </pic:pic>
+              </a:graphicData>
+            </a:graphic>
+          </wp:inline>
+        </w:drawing>
+      </w:r>
+    </w:p>
+    <w:p>
+      <w:pPr>
+        <w:jc w:val="center"/>
+        <w:rPr>
+          <w:rFonts w:ascii="Times New Roman" w:hAnsi="Times New Roman" w:cs="Times New Roman"/>
+          <w:sz w:val="28"/>
+          <w:szCs w:val="28"/>
+        </w:rPr>
+      </w:pPr>
+      <w:r>
+        <w:rPr>
+          <w:rFonts w:ascii="Times New Roman" w:hAnsi="Times New Roman" w:cs="Times New Roman"/>
+          <w:sz w:val="28"/>
+          <w:szCs w:val="28"/>
+        </w:rPr>
+        <w:drawing>
+          <wp:inline distT="0" distB="0" distL="0" distR="0" wp14:anchorId="79893C01" wp14:editId="31025464">
+            <wp:extent cx="2930114" cy="3807460"/>
+            <wp:effectExtent l="0" t="0" r="3810" b="2540"/>
+            <wp:docPr id="26" name="Рисунок 26"/>
+            <wp:cNvGraphicFramePr>
+              <a:graphicFrameLocks xmlns:a="http://schemas.openxmlformats.org/drawingml/2006/main" noChangeAspect="1"/>
+            </wp:cNvGraphicFramePr>
+            <a:graphic xmlns:a="http://schemas.openxmlformats.org/drawingml/2006/main">
+              <a:graphicData uri="http://schemas.openxmlformats.org/drawingml/2006/picture">
+                <pic:pic xmlns:pic="http://schemas.openxmlformats.org/drawingml/2006/picture">
+                  <pic:nvPicPr>
+                    <pic:cNvPr id="1" name=""/>
+                    <pic:cNvPicPr/>
+                  </pic:nvPicPr>
+                  <pic:blipFill>
+                    <a:blip r:embed="rId27"/>
+                    <a:stretch>
+                      <a:fillRect/>
+                    </a:stretch>
+                  </pic:blipFill>
+                  <pic:spPr>
+                    <a:xfrm>
+                      <a:off x="0" y="0"/>
+                      <a:ext cx="2960724" cy="3847236"/>
+                    </a:xfrm>
+                    <a:prstGeom prst="rect">
+                      <a:avLst/>
+                    </a:prstGeom>
+                  </pic:spPr>
+                </pic:pic>
+              </a:graphicData>
+            </a:graphic>
+          </wp:inline>
+        </w:drawing>
+      </w:r>
+    </w:p>
+    <w:p>
+      <w:pPr>
+        <w:jc w:val="center"/>
+        <w:rPr>
+          <w:rFonts w:ascii="Times New Roman" w:hAnsi="Times New Roman" w:cs="Times New Roman"/>
+          <w:sz w:val="20"/>
+          <w:szCs w:val="20"/>
+          <w:lang w:val="en-US"/>
+        </w:rPr>
+      </w:pPr>
+      <w:r>
+        <w:rPr>
+          <w:rFonts w:ascii="Times New Roman" w:hAnsi="Times New Roman" w:cs="Times New Roman"/>
+          <w:sz w:val="20"/>
+          <w:szCs w:val="20"/>
+        </w:rPr>
+        <w:t>Манифест</w:t>
+      </w:r>
+      <w:r>
+        <w:rPr>
+          <w:rFonts w:ascii="Times New Roman" w:hAnsi="Times New Roman" w:cs="Times New Roman"/>
+          <w:sz w:val="20"/>
+          <w:szCs w:val="20"/>
+          <w:lang w:val="en-US"/>
+        </w:rPr>
+        <w:t xml:space="preserve"> </w:t>
+      </w:r>
+      <w:r>
+        <w:rPr>
+          <w:rFonts w:ascii="Times New Roman" w:hAnsi="Times New Roman" w:cs="Times New Roman"/>
+          <w:sz w:val="20"/>
+          <w:szCs w:val="20"/>
+          <w:lang w:val="en-US"/>
+        </w:rPr>
+        <w:t xml:space="preserve">postgres </w:t>
+      </w:r>
+      <w:r>
+        <w:rPr>
+          <w:rFonts w:ascii="Times New Roman" w:hAnsi="Times New Roman" w:cs="Times New Roman"/>
+          <w:sz w:val="20"/>
+          <w:szCs w:val="20"/>
+        </w:rPr>
+        <w:t>на</w:t>
+      </w:r>
+      <w:r>
+        <w:rPr>
+          <w:rFonts w:ascii="Times New Roman" w:hAnsi="Times New Roman" w:cs="Times New Roman"/>
+          <w:sz w:val="20"/>
+          <w:szCs w:val="20"/>
+          <w:lang w:val="en-US"/>
+        </w:rPr>
+        <w:t xml:space="preserve"> </w:t>
+      </w:r>
+      <w:r>
+        <w:rPr>
+          <w:rFonts w:ascii="Times New Roman" w:hAnsi="Times New Roman" w:cs="Times New Roman"/>
+          <w:sz w:val="20"/>
+          <w:szCs w:val="20"/>
+          <w:lang w:val="en-US"/>
+        </w:rPr>
+        <w:t>StatefulSet</w:t>
+      </w:r>
+      <w:r>
+        <w:rPr>
+          <w:rFonts w:ascii="Times New Roman" w:hAnsi="Times New Roman" w:cs="Times New Roman"/>
+          <w:sz w:val="20"/>
+          <w:szCs w:val="20"/>
+          <w:lang w:val="en-US"/>
+        </w:rPr>
+        <w:t xml:space="preserve"> postgres-statefulset.yaml</w:t>
+      </w:r>
+    </w:p>
+    <w:p>
+      <w:pPr>
+        <w:rPr>
+          <w:rFonts w:ascii="Times New Roman" w:hAnsi="Times New Roman" w:cs="Times New Roman"/>
+          <w:sz w:val="28"/>
+          <w:szCs w:val="28"/>
+          <w:lang w:val="en-US"/>
+        </w:rPr>
+      </w:pPr>
+    </w:p>
+    <w:p>
+      <w:pPr>
+        <w:ind w:firstLine="708"/>
+        <w:jc w:val="both"/>
+        <w:rPr>
+          <w:rFonts w:ascii="Times New Roman" w:hAnsi="Times New Roman" w:cs="Times New Roman"/>
+          <w:sz w:val="28"/>
+          <w:szCs w:val="28"/>
+        </w:rPr>
+      </w:pPr>
+      <w:r>
+        <w:rPr>
+          <w:rFonts w:ascii="Times New Roman" w:hAnsi="Times New Roman" w:cs="Times New Roman"/>
+          <w:sz w:val="28"/>
+          <w:szCs w:val="28"/>
+        </w:rPr>
+        <w:t xml:space="preserve">Данный манифест гарантирует, что если </w:t>
+      </w:r>
+      <w:r>
+        <w:rPr>
+          <w:rFonts w:ascii="Times New Roman" w:hAnsi="Times New Roman" w:cs="Times New Roman"/>
+          <w:sz w:val="28"/>
+          <w:szCs w:val="28"/>
+          <w:lang w:val="en-US"/>
+        </w:rPr>
+        <w:t>pod</w:t>
+      </w:r>
+      <w:r>
+        <w:rPr>
+          <w:rFonts w:ascii="Times New Roman" w:hAnsi="Times New Roman" w:cs="Times New Roman"/>
+          <w:sz w:val="28"/>
+          <w:szCs w:val="28"/>
+        </w:rPr>
+        <w:t xml:space="preserve"> </w:t>
+      </w:r>
+      <w:r>
+        <w:rPr>
+          <w:rFonts w:ascii="Times New Roman" w:hAnsi="Times New Roman" w:cs="Times New Roman"/>
+          <w:sz w:val="28"/>
+          <w:szCs w:val="28"/>
+        </w:rPr>
+        <w:t xml:space="preserve">удалится или ляжет, </w:t>
+      </w:r>
+      <w:r>
+        <w:rPr>
+          <w:rFonts w:ascii="Times New Roman" w:hAnsi="Times New Roman" w:cs="Times New Roman"/>
+          <w:sz w:val="28"/>
+          <w:szCs w:val="28"/>
+        </w:rPr>
+        <w:t>StatefulSet поднимет новый под с точно таким же именем и автоматически подключит к нему тот же самый диск, на котором остались данные</w:t>
+      </w:r>
+      <w:r>
+        <w:rPr>
+          <w:rFonts w:ascii="Times New Roman" w:hAnsi="Times New Roman" w:cs="Times New Roman"/>
+          <w:sz w:val="28"/>
+          <w:szCs w:val="28"/>
+        </w:rPr>
+        <w:t xml:space="preserve">. При этом данные не потеряются. Манифест соответствует безопасности и эксплуатации </w:t>
+      </w:r>
+      <w:r>
+        <w:rPr>
+          <w:rFonts w:ascii="Times New Roman" w:hAnsi="Times New Roman" w:cs="Times New Roman"/>
+          <w:sz w:val="28"/>
+          <w:szCs w:val="28"/>
+        </w:rPr>
+        <w:lastRenderedPageBreak/>
+        <w:t xml:space="preserve">контейнера: настроены </w:t>
+      </w:r>
+      <w:r>
+        <w:rPr>
+          <w:rFonts w:ascii="Times New Roman" w:hAnsi="Times New Roman" w:cs="Times New Roman"/>
+          <w:sz w:val="28"/>
+          <w:szCs w:val="28"/>
+          <w:lang w:val="en-US"/>
+        </w:rPr>
+        <w:t>readness</w:t>
+      </w:r>
+      <w:r>
+        <w:rPr>
+          <w:rFonts w:ascii="Times New Roman" w:hAnsi="Times New Roman" w:cs="Times New Roman"/>
+          <w:sz w:val="28"/>
+          <w:szCs w:val="28"/>
+        </w:rPr>
+        <w:t>/</w:t>
+      </w:r>
+      <w:r>
+        <w:rPr>
+          <w:rFonts w:ascii="Times New Roman" w:hAnsi="Times New Roman" w:cs="Times New Roman"/>
+          <w:sz w:val="28"/>
+          <w:szCs w:val="28"/>
+          <w:lang w:val="en-US"/>
+        </w:rPr>
+        <w:t>liveness</w:t>
+      </w:r>
+      <w:r>
+        <w:rPr>
+          <w:rFonts w:ascii="Times New Roman" w:hAnsi="Times New Roman" w:cs="Times New Roman"/>
+          <w:sz w:val="28"/>
+          <w:szCs w:val="28"/>
+        </w:rPr>
+        <w:t xml:space="preserve"> </w:t>
+      </w:r>
+      <w:r>
+        <w:rPr>
+          <w:rFonts w:ascii="Times New Roman" w:hAnsi="Times New Roman" w:cs="Times New Roman"/>
+          <w:sz w:val="28"/>
+          <w:szCs w:val="28"/>
+          <w:lang w:val="en-US"/>
+        </w:rPr>
+        <w:t>probes</w:t>
+      </w:r>
+      <w:r>
+        <w:rPr>
+          <w:rFonts w:ascii="Times New Roman" w:hAnsi="Times New Roman" w:cs="Times New Roman"/>
+          <w:sz w:val="28"/>
+          <w:szCs w:val="28"/>
+        </w:rPr>
+        <w:t xml:space="preserve">, </w:t>
+      </w:r>
+      <w:r>
+        <w:rPr>
+          <w:rFonts w:ascii="Times New Roman" w:hAnsi="Times New Roman" w:cs="Times New Roman"/>
+          <w:sz w:val="28"/>
+          <w:szCs w:val="28"/>
+        </w:rPr>
+        <w:t>ко</w:t>
+      </w:r>
+      <w:r>
+        <w:rPr>
+          <w:rFonts w:ascii="Times New Roman" w:hAnsi="Times New Roman" w:cs="Times New Roman"/>
+          <w:sz w:val="28"/>
+          <w:szCs w:val="28"/>
+        </w:rPr>
+        <w:t>нтейнеры приложения запускаются не от root</w:t>
+      </w:r>
+      <w:r>
+        <w:rPr>
+          <w:rFonts w:ascii="Times New Roman" w:hAnsi="Times New Roman" w:cs="Times New Roman"/>
+          <w:sz w:val="28"/>
+          <w:szCs w:val="28"/>
+        </w:rPr>
+        <w:t>,</w:t>
+      </w:r>
+      <w:r>
+        <w:rPr>
+          <w:rFonts w:ascii="Times New Roman" w:hAnsi="Times New Roman" w:cs="Times New Roman"/>
+          <w:sz w:val="28"/>
+          <w:szCs w:val="28"/>
+        </w:rPr>
+        <w:t xml:space="preserve"> запрещён privilege escalation</w:t>
+      </w:r>
+      <w:r>
+        <w:rPr>
+          <w:rFonts w:ascii="Times New Roman" w:hAnsi="Times New Roman" w:cs="Times New Roman"/>
+          <w:sz w:val="28"/>
+          <w:szCs w:val="28"/>
+        </w:rPr>
+        <w:t>,</w:t>
+      </w:r>
+      <w:r>
+        <w:rPr>
+          <w:rFonts w:ascii="Times New Roman" w:hAnsi="Times New Roman" w:cs="Times New Roman"/>
+          <w:sz w:val="28"/>
+          <w:szCs w:val="28"/>
+        </w:rPr>
+        <w:t xml:space="preserve"> лишние capabilities удалены</w:t>
+      </w:r>
+      <w:r>
+        <w:rPr>
+          <w:rFonts w:ascii="Times New Roman" w:hAnsi="Times New Roman" w:cs="Times New Roman"/>
+          <w:sz w:val="28"/>
+          <w:szCs w:val="28"/>
+        </w:rPr>
+        <w:t xml:space="preserve">, заданы </w:t>
+      </w:r>
+      <w:r>
+        <w:rPr>
+          <w:rFonts w:ascii="Times New Roman" w:hAnsi="Times New Roman" w:cs="Times New Roman"/>
+          <w:sz w:val="28"/>
+          <w:szCs w:val="28"/>
+          <w:lang w:val="en-US"/>
+        </w:rPr>
+        <w:t>requests</w:t>
+      </w:r>
+      <w:r>
+        <w:rPr>
+          <w:rFonts w:ascii="Times New Roman" w:hAnsi="Times New Roman" w:cs="Times New Roman"/>
+          <w:sz w:val="28"/>
+          <w:szCs w:val="28"/>
+        </w:rPr>
+        <w:t xml:space="preserve"> </w:t>
+      </w:r>
+      <w:r>
+        <w:rPr>
+          <w:rFonts w:ascii="Times New Roman" w:hAnsi="Times New Roman" w:cs="Times New Roman"/>
+          <w:sz w:val="28"/>
+          <w:szCs w:val="28"/>
+        </w:rPr>
+        <w:t xml:space="preserve">и </w:t>
+      </w:r>
+      <w:r>
+        <w:rPr>
+          <w:rFonts w:ascii="Times New Roman" w:hAnsi="Times New Roman" w:cs="Times New Roman"/>
+          <w:sz w:val="28"/>
+          <w:szCs w:val="28"/>
+          <w:lang w:val="en-US"/>
+        </w:rPr>
+        <w:t>limits</w:t>
+      </w:r>
+      <w:r>
+        <w:rPr>
+          <w:rFonts w:ascii="Times New Roman" w:hAnsi="Times New Roman" w:cs="Times New Roman"/>
+          <w:sz w:val="28"/>
+          <w:szCs w:val="28"/>
+        </w:rPr>
+        <w:t xml:space="preserve">, образы не используют теги </w:t>
+      </w:r>
+      <w:r>
+        <w:rPr>
+          <w:rFonts w:ascii="Times New Roman" w:hAnsi="Times New Roman" w:cs="Times New Roman"/>
+          <w:sz w:val="28"/>
+          <w:szCs w:val="28"/>
+          <w:lang w:val="en-US"/>
+        </w:rPr>
+        <w:t>latest</w:t>
+      </w:r>
+      <w:r>
+        <w:rPr>
+          <w:rFonts w:ascii="Times New Roman" w:hAnsi="Times New Roman" w:cs="Times New Roman"/>
+          <w:sz w:val="28"/>
+          <w:szCs w:val="28"/>
+        </w:rPr>
+        <w:t>.</w:t>
+      </w:r>
+    </w:p>
+    <w:p>
+      <w:pPr>
+        <w:ind w:firstLine="708"/>
+        <w:jc w:val="both"/>
+        <w:rPr>
+          <w:rFonts w:ascii="Times New Roman" w:hAnsi="Times New Roman" w:cs="Times New Roman"/>
+          <w:sz w:val="28"/>
+          <w:szCs w:val="28"/>
+        </w:rPr>
+      </w:pPr>
+      <w:r>
+        <w:rPr>
+          <w:rFonts w:ascii="Times New Roman" w:hAnsi="Times New Roman" w:cs="Times New Roman"/>
+          <w:sz w:val="28"/>
+          <w:szCs w:val="28"/>
+        </w:rPr>
+        <w:t>Проверим сохранность данных:</w:t>
+      </w:r>
+    </w:p>
+    <w:p>
+      <w:pPr>
+        <w:jc w:val="center"/>
+        <w:rPr>
+          <w:rFonts w:ascii="Times New Roman" w:hAnsi="Times New Roman" w:cs="Times New Roman"/>
+          <w:sz w:val="28"/>
+          <w:szCs w:val="28"/>
+        </w:rPr>
+      </w:pPr>
+      <w:r>
+        <w:rPr>
+          <w:rFonts w:ascii="Times New Roman" w:hAnsi="Times New Roman" w:cs="Times New Roman"/>
+          <w:sz w:val="28"/>
+          <w:szCs w:val="28"/>
+        </w:rPr>
+        <w:drawing>
+          <wp:inline distT="0" distB="0" distL="0" distR="0" wp14:anchorId="2AE192C6" wp14:editId="49220EAA">
+            <wp:extent cx="5235575" cy="2580570"/>
+            <wp:effectExtent l="0" t="0" r="3175" b="0"/>
+            <wp:docPr id="27" name="Рисунок 27"/>
+            <wp:cNvGraphicFramePr>
+              <a:graphicFrameLocks xmlns:a="http://schemas.openxmlformats.org/drawingml/2006/main" noChangeAspect="1"/>
+            </wp:cNvGraphicFramePr>
+            <a:graphic xmlns:a="http://schemas.openxmlformats.org/drawingml/2006/main">
+              <a:graphicData uri="http://schemas.openxmlformats.org/drawingml/2006/picture">
+                <pic:pic xmlns:pic="http://schemas.openxmlformats.org/drawingml/2006/picture">
+                  <pic:nvPicPr>
+                    <pic:cNvPr id="1" name=""/>
+                    <pic:cNvPicPr/>
+                  </pic:nvPicPr>
+                  <pic:blipFill>
+                    <a:blip r:embed="rId28"/>
+                    <a:stretch>
+                      <a:fillRect/>
+                    </a:stretch>
+                  </pic:blipFill>
+                  <pic:spPr>
+                    <a:xfrm>
+                      <a:off x="0" y="0"/>
+                      <a:ext cx="5243305" cy="2584380"/>
+                    </a:xfrm>
+                    <a:prstGeom prst="rect">
+                      <a:avLst/>
+                    </a:prstGeom>
+                  </pic:spPr>
+                </pic:pic>
+              </a:graphicData>
+            </a:graphic>
+          </wp:inline>
+        </w:drawing>
+      </w:r>
+    </w:p>
+    <w:p>
+      <w:pPr>
+        <w:jc w:val="center"/>
+        <w:rPr>
+          <w:rFonts w:ascii="Times New Roman" w:hAnsi="Times New Roman" w:cs="Times New Roman"/>
+          <w:sz w:val="20"/>
+          <w:szCs w:val="20"/>
+        </w:rPr>
+      </w:pPr>
+      <w:r>
+        <w:rPr>
+          <w:rFonts w:ascii="Times New Roman" w:hAnsi="Times New Roman" w:cs="Times New Roman"/>
+          <w:sz w:val="20"/>
+          <w:szCs w:val="20"/>
+        </w:rPr>
+        <w:t>Создание таблицы с данными</w:t>
+      </w:r>
+    </w:p>
+    <w:p>
+      <w:pPr>
+        <w:jc w:val="center"/>
+        <w:rPr>
+          <w:rFonts w:ascii="Times New Roman" w:hAnsi="Times New Roman" w:cs="Times New Roman"/>
+          <w:sz w:val="20"/>
+          <w:szCs w:val="20"/>
+        </w:rPr>
+      </w:pPr>
+      <w:r>
+        <w:rPr>
+          <w:rFonts w:ascii="Times New Roman" w:hAnsi="Times New Roman" w:cs="Times New Roman"/>
+          <w:sz w:val="20"/>
+          <w:szCs w:val="20"/>
+        </w:rPr>
+        <w:drawing>
+          <wp:inline distT="0" distB="0" distL="0" distR="0" wp14:anchorId="5769DEAE" wp14:editId="56A9416F">
+            <wp:extent cx="5140326" cy="2057796"/>
+            <wp:effectExtent l="0" t="0" r="3175" b="0"/>
+            <wp:docPr id="29" name="Рисунок 29"/>
+            <wp:cNvGraphicFramePr>
+              <a:graphicFrameLocks xmlns:a="http://schemas.openxmlformats.org/drawingml/2006/main" noChangeAspect="1"/>
+            </wp:cNvGraphicFramePr>
+            <a:graphic xmlns:a="http://schemas.openxmlformats.org/drawingml/2006/main">
+              <a:graphicData uri="http://schemas.openxmlformats.org/drawingml/2006/picture">
+                <pic:pic xmlns:pic="http://schemas.openxmlformats.org/drawingml/2006/picture">
+                  <pic:nvPicPr>
+                    <pic:cNvPr id="1" name=""/>
+                    <pic:cNvPicPr/>
+                  </pic:nvPicPr>
+                  <pic:blipFill>
+                    <a:blip r:embed="rId29"/>
+                    <a:stretch>
+                      <a:fillRect/>
+                    </a:stretch>
+                  </pic:blipFill>
+                  <pic:spPr>
+                    <a:xfrm>
+                      <a:off x="0" y="0"/>
+                      <a:ext cx="5158045" cy="2064889"/>
+                    </a:xfrm>
+                    <a:prstGeom prst="rect">
+                      <a:avLst/>
+                    </a:prstGeom>
+                  </pic:spPr>
+                </pic:pic>
+              </a:graphicData>
+            </a:graphic>
+          </wp:inline>
+        </w:drawing>
+      </w:r>
+    </w:p>
+    <w:p>
+      <w:pPr>
+        <w:jc w:val="center"/>
+        <w:rPr>
+          <w:rFonts w:ascii="Times New Roman" w:hAnsi="Times New Roman" w:cs="Times New Roman"/>
+          <w:sz w:val="20"/>
+          <w:szCs w:val="20"/>
+        </w:rPr>
+      </w:pPr>
+      <w:r>
+        <w:rPr>
+          <w:rFonts w:ascii="Times New Roman" w:hAnsi="Times New Roman" w:cs="Times New Roman"/>
+          <w:sz w:val="20"/>
+          <w:szCs w:val="20"/>
+        </w:rPr>
+        <w:t xml:space="preserve">Удаляем </w:t>
+      </w:r>
+      <w:r>
+        <w:rPr>
+          <w:rFonts w:ascii="Times New Roman" w:hAnsi="Times New Roman" w:cs="Times New Roman"/>
+          <w:sz w:val="20"/>
+          <w:szCs w:val="20"/>
+          <w:lang w:val="en-US"/>
+        </w:rPr>
+        <w:t>pod</w:t>
+      </w:r>
+      <w:r>
+        <w:rPr>
+          <w:rFonts w:ascii="Times New Roman" w:hAnsi="Times New Roman" w:cs="Times New Roman"/>
+          <w:sz w:val="20"/>
+          <w:szCs w:val="20"/>
+        </w:rPr>
+        <w:t xml:space="preserve"> </w:t>
+      </w:r>
+      <w:r>
+        <w:rPr>
+          <w:rFonts w:ascii="Times New Roman" w:hAnsi="Times New Roman" w:cs="Times New Roman"/>
+          <w:sz w:val="20"/>
+          <w:szCs w:val="20"/>
+          <w:lang w:val="en-US"/>
+        </w:rPr>
+        <w:t>postgres</w:t>
+      </w:r>
+      <w:r>
+        <w:rPr>
+          <w:rFonts w:ascii="Times New Roman" w:hAnsi="Times New Roman" w:cs="Times New Roman"/>
+          <w:sz w:val="20"/>
+          <w:szCs w:val="20"/>
+        </w:rPr>
+        <w:t>-0</w:t>
+      </w:r>
+      <w:r>
+        <w:rPr>
+          <w:rFonts w:ascii="Times New Roman" w:hAnsi="Times New Roman" w:cs="Times New Roman"/>
+          <w:sz w:val="20"/>
+          <w:szCs w:val="20"/>
+        </w:rPr>
+        <w:t xml:space="preserve"> </w:t>
+      </w:r>
+      <w:r>
+        <w:rPr>
+          <w:rFonts w:ascii="Times New Roman" w:hAnsi="Times New Roman" w:cs="Times New Roman"/>
+          <w:sz w:val="20"/>
+          <w:szCs w:val="20"/>
+        </w:rPr>
+        <w:t>и проверяем таблицу</w:t>
+      </w:r>
+    </w:p>
+    <w:p>
+      <w:pPr>
+        <w:jc w:val="both"/>
+        <w:rPr>
+          <w:rFonts w:ascii="Times New Roman" w:hAnsi="Times New Roman" w:cs="Times New Roman"/>
+          <w:sz w:val="28"/>
+          <w:szCs w:val="28"/>
+        </w:rPr>
+      </w:pPr>
+      <w:r>
+        <w:rPr>
+          <w:rFonts w:ascii="Times New Roman" w:hAnsi="Times New Roman" w:cs="Times New Roman"/>
+          <w:sz w:val="28"/>
+          <w:szCs w:val="28"/>
+        </w:rPr>
+        <w:t xml:space="preserve">Как видим, создался новый </w:t>
+      </w:r>
+      <w:r>
+        <w:rPr>
+          <w:rFonts w:ascii="Times New Roman" w:hAnsi="Times New Roman" w:cs="Times New Roman"/>
+          <w:sz w:val="28"/>
+          <w:szCs w:val="28"/>
+          <w:lang w:val="en-US"/>
+        </w:rPr>
+        <w:t>pod</w:t>
+      </w:r>
+      <w:r>
+        <w:rPr>
+          <w:rFonts w:ascii="Times New Roman" w:hAnsi="Times New Roman" w:cs="Times New Roman"/>
+          <w:sz w:val="28"/>
+          <w:szCs w:val="28"/>
+        </w:rPr>
+        <w:t xml:space="preserve"> </w:t>
+      </w:r>
+      <w:r>
+        <w:rPr>
+          <w:rFonts w:ascii="Times New Roman" w:hAnsi="Times New Roman" w:cs="Times New Roman"/>
+          <w:sz w:val="28"/>
+          <w:szCs w:val="28"/>
+        </w:rPr>
+        <w:t xml:space="preserve">автоматически, данные никуда не пропали. </w:t>
+      </w:r>
+      <w:r>
+        <w:rPr>
+          <w:rFonts w:ascii="Times New Roman" w:hAnsi="Times New Roman" w:cs="Times New Roman"/>
+          <w:sz w:val="28"/>
+          <w:szCs w:val="28"/>
+          <w:lang w:val="en-US"/>
+        </w:rPr>
+        <w:t xml:space="preserve">StatefulSet </w:t>
+      </w:r>
+      <w:r>
+        <w:rPr>
+          <w:rFonts w:ascii="Times New Roman" w:hAnsi="Times New Roman" w:cs="Times New Roman"/>
+          <w:sz w:val="28"/>
+          <w:szCs w:val="28"/>
+        </w:rPr>
+        <w:t>работает корректно. Сохранность данных обеспечена.</w:t>
+      </w:r>
+    </w:p>
+    <w:p>
+      <w:pPr>
+        <w:jc w:val="center"/>
+        <w:rPr>
+          <w:rFonts w:ascii="Times New Roman" w:hAnsi="Times New Roman" w:cs="Times New Roman"/>
+          <w:sz w:val="20"/>
+          <w:szCs w:val="20"/>
+        </w:rPr>
+      </w:pPr>
     </w:p>
     <w:sectPr>
       <w:pgSz w:w="11906" w:h="16838"/>

--- a/Homework_k8s.docx
+++ b/Homework_k8s.docx
@@ -4034,16 +4034,13 @@
       </w:pPr>
       <w:r>
         <w:rPr>
-          <w:rFonts w:ascii="Times New Roman" w:hAnsi="Times New Roman" w:cs="Times New Roman"/>
           <w:noProof/>
-          <w:sz w:val="28"/>
-          <w:szCs w:val="28"/>
         </w:rPr>
         <w:drawing>
-          <wp:inline distT="0" distB="0" distL="0" distR="0" wp14:anchorId="3D1F707A" wp14:editId="7A2ABF20">
-            <wp:extent cx="3696216" cy="447737"/>
-            <wp:effectExtent l="0" t="0" r="0" b="0"/>
-            <wp:docPr id="20" name="Рисунок 20"/>
+          <wp:inline distT="0" distB="0" distL="0" distR="0" wp14:anchorId="26D797B8" wp14:editId="583AAF0D">
+            <wp:extent cx="5940425" cy="969010"/>
+            <wp:effectExtent l="0" t="0" r="3175" b="2540"/>
+            <wp:docPr id="23" name="Рисунок 23"/>
             <wp:cNvGraphicFramePr>
               <a:graphicFrameLocks xmlns:a="http://schemas.openxmlformats.org/drawingml/2006/main" noChangeAspect="1"/>
             </wp:cNvGraphicFramePr>
@@ -4063,7 +4060,7 @@
                   <pic:spPr>
                     <a:xfrm>
                       <a:off x="0" y="0"/>
-                      <a:ext cx="3696216" cy="447737"/>
+                      <a:ext cx="5940425" cy="969010"/>
                     </a:xfrm>
                     <a:prstGeom prst="rect">
                       <a:avLst/>
@@ -4153,17 +4150,17 @@
           <w:szCs w:val="20"/>
           <w:lang w:val="en-US"/>
         </w:rPr>
-        <w:t>StorageClass</w:t>
-      </w:r>
-    </w:p>
-    <w:p>
-      <w:pPr>
-        <w:rPr>
-          <w:rFonts w:ascii="Times New Roman" w:hAnsi="Times New Roman" w:cs="Times New Roman"/>
-          <w:sz w:val="20"/>
-          <w:szCs w:val="20"/>
-        </w:rPr>
-      </w:pPr>
+        <w:t>StorageClas</w:t>
+      </w:r>
+      <w:r>
+        <w:rPr>
+          <w:rFonts w:ascii="Times New Roman" w:hAnsi="Times New Roman" w:cs="Times New Roman"/>
+          <w:sz w:val="20"/>
+          <w:szCs w:val="20"/>
+          <w:lang w:val="en-US"/>
+        </w:rPr>
+        <w:t>s</w:t>
+      </w:r>
     </w:p>
     <w:p>
       <w:pPr>
@@ -4175,17 +4172,6 @@
           <w:szCs w:val="28"/>
         </w:rPr>
       </w:pPr>
-    </w:p>
-    <w:p>
-      <w:pPr>
-        <w:ind w:firstLine="708"/>
-        <w:jc w:val="both"/>
-        <w:rPr>
-          <w:rFonts w:ascii="Times New Roman" w:hAnsi="Times New Roman" w:cs="Times New Roman"/>
-          <w:sz w:val="28"/>
-          <w:szCs w:val="28"/>
-        </w:rPr>
-      </w:pPr>
       <w:r>
         <w:rPr>
           <w:rFonts w:ascii="Times New Roman" w:hAnsi="Times New Roman" w:cs="Times New Roman"/>
@@ -4318,6 +4304,7 @@
       <w:r>
         <w:rPr>
           <w:rFonts w:ascii="Times New Roman" w:hAnsi="Times New Roman" w:cs="Times New Roman"/>
+          <w:noProof/>
           <w:sz w:val="28"/>
           <w:szCs w:val="28"/>
         </w:rPr>
@@ -4366,7 +4353,6 @@
           <w:rFonts w:ascii="Times New Roman" w:hAnsi="Times New Roman" w:cs="Times New Roman"/>
           <w:sz w:val="20"/>
           <w:szCs w:val="20"/>
-          <w:lang w:val="en-US"/>
         </w:rPr>
       </w:pPr>
       <w:r>
@@ -4384,7 +4370,41 @@
           <w:szCs w:val="20"/>
           <w:lang w:val="en-US"/>
         </w:rPr>
-        <w:t>postgres-secret.yaml</w:t>
+        <w:t>postgres</w:t>
+      </w:r>
+      <w:r>
+        <w:rPr>
+          <w:rFonts w:ascii="Times New Roman" w:hAnsi="Times New Roman" w:cs="Times New Roman"/>
+          <w:sz w:val="20"/>
+          <w:szCs w:val="20"/>
+        </w:rPr>
+        <w:t>-</w:t>
+      </w:r>
+      <w:r>
+        <w:rPr>
+          <w:rFonts w:ascii="Times New Roman" w:hAnsi="Times New Roman" w:cs="Times New Roman"/>
+          <w:sz w:val="20"/>
+          <w:szCs w:val="20"/>
+          <w:lang w:val="en-US"/>
+        </w:rPr>
+        <w:t>secret</w:t>
+      </w:r>
+      <w:r>
+        <w:rPr>
+          <w:rFonts w:ascii="Times New Roman" w:hAnsi="Times New Roman" w:cs="Times New Roman"/>
+          <w:sz w:val="20"/>
+          <w:szCs w:val="20"/>
+        </w:rPr>
+        <w:t>.</w:t>
+      </w:r>
+      <w:r>
+        <w:rPr>
+          <w:rFonts w:ascii="Times New Roman" w:hAnsi="Times New Roman" w:cs="Times New Roman"/>
+          <w:sz w:val="20"/>
+          <w:szCs w:val="20"/>
+          <w:lang w:val="en-US"/>
+        </w:rPr>
+        <w:t>yaml</w:t>
       </w:r>
     </w:p>
     <w:p>
@@ -4534,6 +4554,7 @@
       <w:r>
         <w:rPr>
           <w:rFonts w:ascii="Times New Roman" w:hAnsi="Times New Roman" w:cs="Times New Roman"/>
+          <w:noProof/>
           <w:sz w:val="28"/>
           <w:szCs w:val="28"/>
         </w:rPr>
@@ -4766,6 +4787,7 @@
       <w:r>
         <w:rPr>
           <w:rFonts w:ascii="Times New Roman" w:hAnsi="Times New Roman" w:cs="Times New Roman"/>
+          <w:noProof/>
           <w:sz w:val="28"/>
           <w:szCs w:val="28"/>
         </w:rPr>
@@ -4819,6 +4841,7 @@
       <w:r>
         <w:rPr>
           <w:rFonts w:ascii="Times New Roman" w:hAnsi="Times New Roman" w:cs="Times New Roman"/>
+          <w:noProof/>
           <w:sz w:val="28"/>
           <w:szCs w:val="28"/>
         </w:rPr>
@@ -5207,13 +5230,14 @@
       <w:r>
         <w:rPr>
           <w:rFonts w:ascii="Times New Roman" w:hAnsi="Times New Roman" w:cs="Times New Roman"/>
+          <w:noProof/>
           <w:sz w:val="28"/>
           <w:szCs w:val="28"/>
         </w:rPr>
         <w:drawing>
-          <wp:inline distT="0" distB="0" distL="0" distR="0" wp14:anchorId="2AE192C6" wp14:editId="49220EAA">
-            <wp:extent cx="5235575" cy="2580570"/>
-            <wp:effectExtent l="0" t="0" r="3175" b="0"/>
+          <wp:inline distT="0" distB="0" distL="0" distR="0" wp14:anchorId="2AE192C6" wp14:editId="1F7CF6C9">
+            <wp:extent cx="4496224" cy="2216150"/>
+            <wp:effectExtent l="0" t="0" r="0" b="0"/>
             <wp:docPr id="27" name="Рисунок 27"/>
             <wp:cNvGraphicFramePr>
               <a:graphicFrameLocks xmlns:a="http://schemas.openxmlformats.org/drawingml/2006/main" noChangeAspect="1"/>
@@ -5234,7 +5258,7 @@
                   <pic:spPr>
                     <a:xfrm>
                       <a:off x="0" y="0"/>
-                      <a:ext cx="5243305" cy="2584380"/>
+                      <a:ext cx="4509832" cy="2222857"/>
                     </a:xfrm>
                     <a:prstGeom prst="rect">
                       <a:avLst/>
@@ -5277,13 +5301,14 @@
       <w:r>
         <w:rPr>
           <w:rFonts w:ascii="Times New Roman" w:hAnsi="Times New Roman" w:cs="Times New Roman"/>
+          <w:noProof/>
           <w:sz w:val="20"/>
           <w:szCs w:val="20"/>
         </w:rPr>
         <w:drawing>
-          <wp:inline distT="0" distB="0" distL="0" distR="0" wp14:anchorId="5769DEAE" wp14:editId="56A9416F">
-            <wp:extent cx="5140326" cy="2057796"/>
-            <wp:effectExtent l="0" t="0" r="3175" b="0"/>
+          <wp:inline distT="0" distB="0" distL="0" distR="0" wp14:anchorId="5769DEAE" wp14:editId="49E7489D">
+            <wp:extent cx="4409088" cy="1765063"/>
+            <wp:effectExtent l="0" t="0" r="0" b="6985"/>
             <wp:docPr id="29" name="Рисунок 29"/>
             <wp:cNvGraphicFramePr>
               <a:graphicFrameLocks xmlns:a="http://schemas.openxmlformats.org/drawingml/2006/main" noChangeAspect="1"/>
@@ -5304,7 +5329,7 @@
                   <pic:spPr>
                     <a:xfrm>
                       <a:off x="0" y="0"/>
-                      <a:ext cx="5158045" cy="2064889"/>
+                      <a:ext cx="4435667" cy="1775703"/>
                     </a:xfrm>
                     <a:prstGeom prst="rect">
                       <a:avLst/>
@@ -5447,11 +5472,2095 @@
     </w:p>
     <w:p>
       <w:pPr>
+        <w:rPr>
+          <w:rFonts w:ascii="Times New Roman" w:hAnsi="Times New Roman" w:cs="Times New Roman"/>
+          <w:sz w:val="28"/>
+          <w:szCs w:val="28"/>
+        </w:rPr>
+      </w:pPr>
+      <w:r>
+        <w:rPr>
+          <w:rFonts w:ascii="Times New Roman" w:hAnsi="Times New Roman" w:cs="Times New Roman"/>
+          <w:sz w:val="28"/>
+          <w:szCs w:val="28"/>
+        </w:rPr>
+        <w:tab/>
+        <w:t xml:space="preserve">Проверим, что пароль передается к БД из </w:t>
+      </w:r>
+      <w:r>
+        <w:rPr>
+          <w:rFonts w:ascii="Times New Roman" w:hAnsi="Times New Roman" w:cs="Times New Roman"/>
+          <w:sz w:val="28"/>
+          <w:szCs w:val="28"/>
+          <w:lang w:val="en-US"/>
+        </w:rPr>
+        <w:t>Secret</w:t>
+      </w:r>
+      <w:r>
+        <w:rPr>
+          <w:rFonts w:ascii="Times New Roman" w:hAnsi="Times New Roman" w:cs="Times New Roman"/>
+          <w:sz w:val="28"/>
+          <w:szCs w:val="28"/>
+        </w:rPr>
+        <w:t xml:space="preserve">. Зайдем в </w:t>
+      </w:r>
+      <w:r>
+        <w:rPr>
+          <w:rFonts w:ascii="Times New Roman" w:hAnsi="Times New Roman" w:cs="Times New Roman"/>
+          <w:sz w:val="28"/>
+          <w:szCs w:val="28"/>
+          <w:lang w:val="en-US"/>
+        </w:rPr>
+        <w:t>postgres</w:t>
+      </w:r>
+      <w:r>
+        <w:rPr>
+          <w:rFonts w:ascii="Times New Roman" w:hAnsi="Times New Roman" w:cs="Times New Roman"/>
+          <w:sz w:val="28"/>
+          <w:szCs w:val="28"/>
+        </w:rPr>
+        <w:t xml:space="preserve"> </w:t>
+      </w:r>
+      <w:r>
+        <w:rPr>
+          <w:rFonts w:ascii="Times New Roman" w:hAnsi="Times New Roman" w:cs="Times New Roman"/>
+          <w:sz w:val="28"/>
+          <w:szCs w:val="28"/>
+        </w:rPr>
+        <w:t>и введем пароль:</w:t>
+      </w:r>
+    </w:p>
+    <w:p>
+      <w:pPr>
         <w:jc w:val="center"/>
         <w:rPr>
           <w:rFonts w:ascii="Times New Roman" w:hAnsi="Times New Roman" w:cs="Times New Roman"/>
-          <w:sz w:val="20"/>
-          <w:szCs w:val="20"/>
+          <w:sz w:val="28"/>
+          <w:szCs w:val="28"/>
+        </w:rPr>
+      </w:pPr>
+      <w:r>
+        <w:rPr>
+          <w:noProof/>
+        </w:rPr>
+        <w:drawing>
+          <wp:inline distT="0" distB="0" distL="0" distR="0" wp14:anchorId="5B071E81" wp14:editId="596FA0DE">
+            <wp:extent cx="4356100" cy="710107"/>
+            <wp:effectExtent l="0" t="0" r="6350" b="0"/>
+            <wp:docPr id="24" name="Рисунок 24"/>
+            <wp:cNvGraphicFramePr>
+              <a:graphicFrameLocks xmlns:a="http://schemas.openxmlformats.org/drawingml/2006/main" noChangeAspect="1"/>
+            </wp:cNvGraphicFramePr>
+            <a:graphic xmlns:a="http://schemas.openxmlformats.org/drawingml/2006/main">
+              <a:graphicData uri="http://schemas.openxmlformats.org/drawingml/2006/picture">
+                <pic:pic xmlns:pic="http://schemas.openxmlformats.org/drawingml/2006/picture">
+                  <pic:nvPicPr>
+                    <pic:cNvPr id="1" name=""/>
+                    <pic:cNvPicPr/>
+                  </pic:nvPicPr>
+                  <pic:blipFill>
+                    <a:blip r:embed="rId30"/>
+                    <a:stretch>
+                      <a:fillRect/>
+                    </a:stretch>
+                  </pic:blipFill>
+                  <pic:spPr>
+                    <a:xfrm>
+                      <a:off x="0" y="0"/>
+                      <a:ext cx="4393824" cy="716257"/>
+                    </a:xfrm>
+                    <a:prstGeom prst="rect">
+                      <a:avLst/>
+                    </a:prstGeom>
+                  </pic:spPr>
+                </pic:pic>
+              </a:graphicData>
+            </a:graphic>
+          </wp:inline>
+        </w:drawing>
+      </w:r>
+    </w:p>
+    <w:p>
+      <w:pPr>
+        <w:jc w:val="center"/>
+        <w:rPr>
+          <w:rFonts w:ascii="Times New Roman" w:hAnsi="Times New Roman" w:cs="Times New Roman"/>
+          <w:sz w:val="20"/>
+          <w:szCs w:val="20"/>
+        </w:rPr>
+      </w:pPr>
+      <w:r>
+        <w:rPr>
+          <w:rFonts w:ascii="Times New Roman" w:hAnsi="Times New Roman" w:cs="Times New Roman"/>
+          <w:sz w:val="20"/>
+          <w:szCs w:val="20"/>
+        </w:rPr>
+        <w:t>Аутентификация через пароль</w:t>
+      </w:r>
+    </w:p>
+    <w:p>
+      <w:pPr>
+        <w:rPr>
+          <w:rFonts w:ascii="Times New Roman" w:hAnsi="Times New Roman" w:cs="Times New Roman"/>
+          <w:sz w:val="28"/>
+          <w:szCs w:val="28"/>
+        </w:rPr>
+      </w:pPr>
+      <w:r>
+        <w:rPr>
+          <w:rFonts w:ascii="Times New Roman" w:hAnsi="Times New Roman" w:cs="Times New Roman"/>
+          <w:sz w:val="28"/>
+          <w:szCs w:val="28"/>
+        </w:rPr>
+        <w:t xml:space="preserve">После ввода пароля, мы оказались в </w:t>
+      </w:r>
+      <w:r>
+        <w:rPr>
+          <w:rFonts w:ascii="Times New Roman" w:hAnsi="Times New Roman" w:cs="Times New Roman"/>
+          <w:sz w:val="28"/>
+          <w:szCs w:val="28"/>
+          <w:lang w:val="en-US"/>
+        </w:rPr>
+        <w:t>postgres</w:t>
+      </w:r>
+      <w:r>
+        <w:rPr>
+          <w:rFonts w:ascii="Times New Roman" w:hAnsi="Times New Roman" w:cs="Times New Roman"/>
+          <w:sz w:val="28"/>
+          <w:szCs w:val="28"/>
+        </w:rPr>
+        <w:t xml:space="preserve">. </w:t>
+      </w:r>
+      <w:r>
+        <w:rPr>
+          <w:rFonts w:ascii="Times New Roman" w:hAnsi="Times New Roman" w:cs="Times New Roman"/>
+          <w:sz w:val="28"/>
+          <w:szCs w:val="28"/>
+        </w:rPr>
+        <w:t xml:space="preserve">Это подтверждает, что объект </w:t>
+      </w:r>
+      <w:r>
+        <w:rPr>
+          <w:rFonts w:ascii="Times New Roman" w:hAnsi="Times New Roman" w:cs="Times New Roman"/>
+          <w:sz w:val="28"/>
+          <w:szCs w:val="28"/>
+          <w:lang w:val="en-US"/>
+        </w:rPr>
+        <w:t>Secret</w:t>
+      </w:r>
+      <w:r>
+        <w:rPr>
+          <w:rFonts w:ascii="Times New Roman" w:hAnsi="Times New Roman" w:cs="Times New Roman"/>
+          <w:sz w:val="28"/>
+          <w:szCs w:val="28"/>
+        </w:rPr>
+        <w:t xml:space="preserve"> </w:t>
+      </w:r>
+      <w:r>
+        <w:rPr>
+          <w:rFonts w:ascii="Times New Roman" w:hAnsi="Times New Roman" w:cs="Times New Roman"/>
+          <w:sz w:val="28"/>
+          <w:szCs w:val="28"/>
+        </w:rPr>
+        <w:t>передает пароль в БД.</w:t>
+      </w:r>
+    </w:p>
+    <w:p>
+      <w:pPr>
+        <w:rPr>
+          <w:rFonts w:ascii="Times New Roman" w:hAnsi="Times New Roman" w:cs="Times New Roman"/>
+          <w:sz w:val="28"/>
+          <w:szCs w:val="28"/>
+        </w:rPr>
+      </w:pPr>
+    </w:p>
+    <w:p>
+      <w:pPr>
+        <w:rPr>
+          <w:rFonts w:ascii="Times New Roman" w:hAnsi="Times New Roman" w:cs="Times New Roman"/>
+          <w:sz w:val="28"/>
+          <w:szCs w:val="28"/>
+        </w:rPr>
+      </w:pPr>
+    </w:p>
+    <w:p>
+      <w:pPr>
+        <w:rPr>
+          <w:rFonts w:ascii="Times New Roman" w:hAnsi="Times New Roman" w:cs="Times New Roman"/>
+          <w:sz w:val="28"/>
+          <w:szCs w:val="28"/>
+        </w:rPr>
+      </w:pPr>
+      <w:r>
+        <w:rPr>
+          <w:rFonts w:ascii="Times New Roman" w:hAnsi="Times New Roman" w:cs="Times New Roman"/>
+          <w:sz w:val="28"/>
+          <w:szCs w:val="28"/>
+        </w:rPr>
+        <w:lastRenderedPageBreak/>
+        <w:tab/>
+        <w:t xml:space="preserve">Теперь задеплоим наше бэкенд-приложение. Чтобы его развернуть, нам понадобится </w:t>
+      </w:r>
+      <w:r>
+        <w:rPr>
+          <w:rFonts w:ascii="Times New Roman" w:hAnsi="Times New Roman" w:cs="Times New Roman"/>
+          <w:sz w:val="28"/>
+          <w:szCs w:val="28"/>
+        </w:rPr>
+        <w:t>четыре</w:t>
+      </w:r>
+      <w:r>
+        <w:rPr>
+          <w:rFonts w:ascii="Times New Roman" w:hAnsi="Times New Roman" w:cs="Times New Roman"/>
+          <w:sz w:val="28"/>
+          <w:szCs w:val="28"/>
+        </w:rPr>
+        <w:t xml:space="preserve"> манифеста: </w:t>
+      </w:r>
+      <w:r>
+        <w:rPr>
+          <w:rFonts w:ascii="Times New Roman" w:hAnsi="Times New Roman" w:cs="Times New Roman"/>
+          <w:sz w:val="28"/>
+          <w:szCs w:val="28"/>
+          <w:lang w:val="en-US"/>
+        </w:rPr>
+        <w:t>configmap</w:t>
+      </w:r>
+      <w:r>
+        <w:rPr>
+          <w:rFonts w:ascii="Times New Roman" w:hAnsi="Times New Roman" w:cs="Times New Roman"/>
+          <w:sz w:val="28"/>
+          <w:szCs w:val="28"/>
+        </w:rPr>
+        <w:t xml:space="preserve">, </w:t>
+      </w:r>
+      <w:r>
+        <w:rPr>
+          <w:rFonts w:ascii="Times New Roman" w:hAnsi="Times New Roman" w:cs="Times New Roman"/>
+          <w:sz w:val="28"/>
+          <w:szCs w:val="28"/>
+          <w:lang w:val="en-US"/>
+        </w:rPr>
+        <w:t>secret</w:t>
+      </w:r>
+      <w:r>
+        <w:rPr>
+          <w:rFonts w:ascii="Times New Roman" w:hAnsi="Times New Roman" w:cs="Times New Roman"/>
+          <w:sz w:val="28"/>
+          <w:szCs w:val="28"/>
+        </w:rPr>
+        <w:t xml:space="preserve">, </w:t>
+      </w:r>
+      <w:r>
+        <w:rPr>
+          <w:rFonts w:ascii="Times New Roman" w:hAnsi="Times New Roman" w:cs="Times New Roman"/>
+          <w:sz w:val="28"/>
+          <w:szCs w:val="28"/>
+          <w:lang w:val="en-US"/>
+        </w:rPr>
+        <w:t>deployment</w:t>
+      </w:r>
+      <w:r>
+        <w:rPr>
+          <w:rFonts w:ascii="Times New Roman" w:hAnsi="Times New Roman" w:cs="Times New Roman"/>
+          <w:sz w:val="28"/>
+          <w:szCs w:val="28"/>
+        </w:rPr>
+        <w:t xml:space="preserve">, </w:t>
+      </w:r>
+      <w:r>
+        <w:rPr>
+          <w:rFonts w:ascii="Times New Roman" w:hAnsi="Times New Roman" w:cs="Times New Roman"/>
+          <w:sz w:val="28"/>
+          <w:szCs w:val="28"/>
+          <w:lang w:val="en-US"/>
+        </w:rPr>
+        <w:t>service</w:t>
+      </w:r>
+      <w:r>
+        <w:rPr>
+          <w:rFonts w:ascii="Times New Roman" w:hAnsi="Times New Roman" w:cs="Times New Roman"/>
+          <w:sz w:val="28"/>
+          <w:szCs w:val="28"/>
+        </w:rPr>
+        <w:t xml:space="preserve">. </w:t>
+      </w:r>
+    </w:p>
+    <w:p>
+      <w:pPr>
+        <w:rPr>
+          <w:rFonts w:ascii="Times New Roman" w:hAnsi="Times New Roman" w:cs="Times New Roman"/>
+          <w:sz w:val="28"/>
+          <w:szCs w:val="28"/>
+        </w:rPr>
+      </w:pPr>
+    </w:p>
+    <w:p>
+      <w:pPr>
+        <w:jc w:val="center"/>
+        <w:rPr>
+          <w:rFonts w:ascii="Times New Roman" w:hAnsi="Times New Roman" w:cs="Times New Roman"/>
+          <w:sz w:val="28"/>
+          <w:szCs w:val="28"/>
+        </w:rPr>
+      </w:pPr>
+      <w:r>
+        <w:rPr>
+          <w:noProof/>
+        </w:rPr>
+        <w:drawing>
+          <wp:inline distT="0" distB="0" distL="0" distR="0" wp14:anchorId="70A792AE" wp14:editId="67B31A57">
+            <wp:extent cx="2847975" cy="1819275"/>
+            <wp:effectExtent l="0" t="0" r="9525" b="9525"/>
+            <wp:docPr id="28" name="Рисунок 28"/>
+            <wp:cNvGraphicFramePr>
+              <a:graphicFrameLocks xmlns:a="http://schemas.openxmlformats.org/drawingml/2006/main" noChangeAspect="1"/>
+            </wp:cNvGraphicFramePr>
+            <a:graphic xmlns:a="http://schemas.openxmlformats.org/drawingml/2006/main">
+              <a:graphicData uri="http://schemas.openxmlformats.org/drawingml/2006/picture">
+                <pic:pic xmlns:pic="http://schemas.openxmlformats.org/drawingml/2006/picture">
+                  <pic:nvPicPr>
+                    <pic:cNvPr id="1" name=""/>
+                    <pic:cNvPicPr/>
+                  </pic:nvPicPr>
+                  <pic:blipFill>
+                    <a:blip r:embed="rId31"/>
+                    <a:stretch>
+                      <a:fillRect/>
+                    </a:stretch>
+                  </pic:blipFill>
+                  <pic:spPr>
+                    <a:xfrm>
+                      <a:off x="0" y="0"/>
+                      <a:ext cx="2847975" cy="1819275"/>
+                    </a:xfrm>
+                    <a:prstGeom prst="rect">
+                      <a:avLst/>
+                    </a:prstGeom>
+                  </pic:spPr>
+                </pic:pic>
+              </a:graphicData>
+            </a:graphic>
+          </wp:inline>
+        </w:drawing>
+      </w:r>
+    </w:p>
+    <w:p>
+      <w:pPr>
+        <w:jc w:val="center"/>
+        <w:rPr>
+          <w:rFonts w:ascii="Times New Roman" w:hAnsi="Times New Roman" w:cs="Times New Roman"/>
+          <w:sz w:val="20"/>
+          <w:szCs w:val="20"/>
+          <w:lang w:val="en-US"/>
+        </w:rPr>
+      </w:pPr>
+      <w:r>
+        <w:rPr>
+          <w:rFonts w:ascii="Times New Roman" w:hAnsi="Times New Roman" w:cs="Times New Roman"/>
+          <w:sz w:val="20"/>
+          <w:szCs w:val="20"/>
+        </w:rPr>
+        <w:t xml:space="preserve">Манифест </w:t>
+      </w:r>
+      <w:r>
+        <w:rPr>
+          <w:rFonts w:ascii="Times New Roman" w:hAnsi="Times New Roman" w:cs="Times New Roman"/>
+          <w:sz w:val="20"/>
+          <w:szCs w:val="20"/>
+          <w:lang w:val="en-US"/>
+        </w:rPr>
+        <w:t>backend-configmap.yaml</w:t>
+      </w:r>
+    </w:p>
+    <w:p>
+      <w:pPr>
+        <w:rPr>
+          <w:rFonts w:ascii="Times New Roman" w:hAnsi="Times New Roman" w:cs="Times New Roman"/>
+          <w:sz w:val="28"/>
+          <w:szCs w:val="28"/>
+        </w:rPr>
+      </w:pPr>
+      <w:r>
+        <w:rPr>
+          <w:rFonts w:ascii="Times New Roman" w:hAnsi="Times New Roman" w:cs="Times New Roman"/>
+          <w:sz w:val="28"/>
+          <w:szCs w:val="28"/>
+        </w:rPr>
+        <w:t xml:space="preserve">Здесь хранятся настройки </w:t>
+      </w:r>
+      <w:r>
+        <w:rPr>
+          <w:rFonts w:ascii="Times New Roman" w:hAnsi="Times New Roman" w:cs="Times New Roman"/>
+          <w:sz w:val="28"/>
+          <w:szCs w:val="28"/>
+          <w:lang w:val="en-US"/>
+        </w:rPr>
+        <w:t>backend</w:t>
+      </w:r>
+      <w:r>
+        <w:rPr>
+          <w:rFonts w:ascii="Times New Roman" w:hAnsi="Times New Roman" w:cs="Times New Roman"/>
+          <w:sz w:val="28"/>
+          <w:szCs w:val="28"/>
+        </w:rPr>
+        <w:t>-</w:t>
+      </w:r>
+      <w:r>
+        <w:rPr>
+          <w:rFonts w:ascii="Times New Roman" w:hAnsi="Times New Roman" w:cs="Times New Roman"/>
+          <w:sz w:val="28"/>
+          <w:szCs w:val="28"/>
+        </w:rPr>
+        <w:t xml:space="preserve">приложения для связи с </w:t>
+      </w:r>
+      <w:r>
+        <w:rPr>
+          <w:rFonts w:ascii="Times New Roman" w:hAnsi="Times New Roman" w:cs="Times New Roman"/>
+          <w:sz w:val="28"/>
+          <w:szCs w:val="28"/>
+          <w:lang w:val="en-US"/>
+        </w:rPr>
+        <w:t>Postgres</w:t>
+      </w:r>
+      <w:r>
+        <w:rPr>
+          <w:rFonts w:ascii="Times New Roman" w:hAnsi="Times New Roman" w:cs="Times New Roman"/>
+          <w:sz w:val="28"/>
+          <w:szCs w:val="28"/>
+        </w:rPr>
+        <w:t>.</w:t>
+      </w:r>
+    </w:p>
+    <w:p>
+      <w:pPr>
+        <w:rPr>
+          <w:rFonts w:ascii="Times New Roman" w:hAnsi="Times New Roman" w:cs="Times New Roman"/>
+          <w:sz w:val="28"/>
+          <w:szCs w:val="28"/>
+        </w:rPr>
+      </w:pPr>
+    </w:p>
+    <w:p>
+      <w:pPr>
+        <w:jc w:val="center"/>
+        <w:rPr>
+          <w:rFonts w:ascii="Times New Roman" w:hAnsi="Times New Roman" w:cs="Times New Roman"/>
+          <w:sz w:val="20"/>
+          <w:szCs w:val="20"/>
+          <w:lang w:val="en-US"/>
+        </w:rPr>
+      </w:pPr>
+      <w:r>
+        <w:rPr>
+          <w:noProof/>
+        </w:rPr>
+        <w:drawing>
+          <wp:inline distT="0" distB="0" distL="0" distR="0" wp14:anchorId="421A7C41" wp14:editId="0D1D94FF">
+            <wp:extent cx="2590800" cy="1352550"/>
+            <wp:effectExtent l="0" t="0" r="0" b="0"/>
+            <wp:docPr id="33" name="Рисунок 33"/>
+            <wp:cNvGraphicFramePr>
+              <a:graphicFrameLocks xmlns:a="http://schemas.openxmlformats.org/drawingml/2006/main" noChangeAspect="1"/>
+            </wp:cNvGraphicFramePr>
+            <a:graphic xmlns:a="http://schemas.openxmlformats.org/drawingml/2006/main">
+              <a:graphicData uri="http://schemas.openxmlformats.org/drawingml/2006/picture">
+                <pic:pic xmlns:pic="http://schemas.openxmlformats.org/drawingml/2006/picture">
+                  <pic:nvPicPr>
+                    <pic:cNvPr id="1" name=""/>
+                    <pic:cNvPicPr/>
+                  </pic:nvPicPr>
+                  <pic:blipFill>
+                    <a:blip r:embed="rId32"/>
+                    <a:stretch>
+                      <a:fillRect/>
+                    </a:stretch>
+                  </pic:blipFill>
+                  <pic:spPr>
+                    <a:xfrm>
+                      <a:off x="0" y="0"/>
+                      <a:ext cx="2590800" cy="1352550"/>
+                    </a:xfrm>
+                    <a:prstGeom prst="rect">
+                      <a:avLst/>
+                    </a:prstGeom>
+                  </pic:spPr>
+                </pic:pic>
+              </a:graphicData>
+            </a:graphic>
+          </wp:inline>
+        </w:drawing>
+      </w:r>
+    </w:p>
+    <w:p>
+      <w:pPr>
+        <w:jc w:val="center"/>
+        <w:rPr>
+          <w:rFonts w:ascii="Times New Roman" w:hAnsi="Times New Roman" w:cs="Times New Roman"/>
+          <w:sz w:val="20"/>
+          <w:szCs w:val="20"/>
+          <w:lang w:val="en-US"/>
+        </w:rPr>
+      </w:pPr>
+      <w:r>
+        <w:rPr>
+          <w:rFonts w:ascii="Times New Roman" w:hAnsi="Times New Roman" w:cs="Times New Roman"/>
+          <w:sz w:val="20"/>
+          <w:szCs w:val="20"/>
+        </w:rPr>
+        <w:t>Манифест</w:t>
+      </w:r>
+      <w:r>
+        <w:rPr>
+          <w:rFonts w:ascii="Times New Roman" w:hAnsi="Times New Roman" w:cs="Times New Roman"/>
+          <w:sz w:val="20"/>
+          <w:szCs w:val="20"/>
+          <w:lang w:val="en-US"/>
+        </w:rPr>
+        <w:t xml:space="preserve"> </w:t>
+      </w:r>
+      <w:r>
+        <w:rPr>
+          <w:rFonts w:ascii="Times New Roman" w:hAnsi="Times New Roman" w:cs="Times New Roman"/>
+          <w:sz w:val="20"/>
+          <w:szCs w:val="20"/>
+          <w:lang w:val="en-US"/>
+        </w:rPr>
+        <w:t>backend-secret.yaml</w:t>
+      </w:r>
+    </w:p>
+    <w:p>
+      <w:pPr>
+        <w:jc w:val="both"/>
+        <w:rPr>
+          <w:rFonts w:ascii="Times New Roman" w:hAnsi="Times New Roman" w:cs="Times New Roman"/>
+          <w:sz w:val="28"/>
+          <w:szCs w:val="28"/>
+        </w:rPr>
+      </w:pPr>
+      <w:r>
+        <w:rPr>
+          <w:rFonts w:ascii="Times New Roman" w:hAnsi="Times New Roman" w:cs="Times New Roman"/>
+          <w:sz w:val="28"/>
+          <w:szCs w:val="28"/>
+        </w:rPr>
+        <w:t xml:space="preserve">Манифест с секретом хранится в отдельной директории: </w:t>
+      </w:r>
+      <w:r>
+        <w:rPr>
+          <w:rFonts w:ascii="Times New Roman" w:hAnsi="Times New Roman" w:cs="Times New Roman"/>
+          <w:sz w:val="28"/>
+          <w:szCs w:val="28"/>
+        </w:rPr>
+        <w:t>/</w:t>
+      </w:r>
+      <w:r>
+        <w:rPr>
+          <w:rFonts w:ascii="Times New Roman" w:hAnsi="Times New Roman" w:cs="Times New Roman"/>
+          <w:sz w:val="28"/>
+          <w:szCs w:val="28"/>
+          <w:lang w:val="en-US"/>
+        </w:rPr>
+        <w:t>tmp</w:t>
+      </w:r>
+      <w:r>
+        <w:rPr>
+          <w:rFonts w:ascii="Times New Roman" w:hAnsi="Times New Roman" w:cs="Times New Roman"/>
+          <w:sz w:val="28"/>
+          <w:szCs w:val="28"/>
+        </w:rPr>
+        <w:t>/</w:t>
+      </w:r>
+      <w:r>
+        <w:rPr>
+          <w:rFonts w:ascii="Times New Roman" w:hAnsi="Times New Roman" w:cs="Times New Roman"/>
+          <w:sz w:val="28"/>
+          <w:szCs w:val="28"/>
+          <w:lang w:val="en-US"/>
+        </w:rPr>
+        <w:t>backend</w:t>
+      </w:r>
+      <w:r>
+        <w:rPr>
+          <w:rFonts w:ascii="Times New Roman" w:hAnsi="Times New Roman" w:cs="Times New Roman"/>
+          <w:sz w:val="28"/>
+          <w:szCs w:val="28"/>
+        </w:rPr>
+        <w:t>-</w:t>
+      </w:r>
+      <w:r>
+        <w:rPr>
+          <w:rFonts w:ascii="Times New Roman" w:hAnsi="Times New Roman" w:cs="Times New Roman"/>
+          <w:sz w:val="28"/>
+          <w:szCs w:val="28"/>
+          <w:lang w:val="en-US"/>
+        </w:rPr>
+        <w:t>secret</w:t>
+      </w:r>
+      <w:r>
+        <w:rPr>
+          <w:rFonts w:ascii="Times New Roman" w:hAnsi="Times New Roman" w:cs="Times New Roman"/>
+          <w:sz w:val="28"/>
+          <w:szCs w:val="28"/>
+        </w:rPr>
+        <w:t>.</w:t>
+      </w:r>
+      <w:r>
+        <w:rPr>
+          <w:rFonts w:ascii="Times New Roman" w:hAnsi="Times New Roman" w:cs="Times New Roman"/>
+          <w:sz w:val="28"/>
+          <w:szCs w:val="28"/>
+          <w:lang w:val="en-US"/>
+        </w:rPr>
+        <w:t>yaml</w:t>
+      </w:r>
+      <w:r>
+        <w:rPr>
+          <w:rFonts w:ascii="Times New Roman" w:hAnsi="Times New Roman" w:cs="Times New Roman"/>
+          <w:sz w:val="28"/>
+          <w:szCs w:val="28"/>
+        </w:rPr>
+        <w:t xml:space="preserve">. </w:t>
+      </w:r>
+      <w:r>
+        <w:rPr>
+          <w:rFonts w:ascii="Times New Roman" w:hAnsi="Times New Roman" w:cs="Times New Roman"/>
+          <w:sz w:val="28"/>
+          <w:szCs w:val="28"/>
+        </w:rPr>
+        <w:t xml:space="preserve">Он нужен для подключения к </w:t>
+      </w:r>
+      <w:r>
+        <w:rPr>
+          <w:rFonts w:ascii="Times New Roman" w:hAnsi="Times New Roman" w:cs="Times New Roman"/>
+          <w:sz w:val="28"/>
+          <w:szCs w:val="28"/>
+          <w:lang w:val="en-US"/>
+        </w:rPr>
+        <w:t>Postgres</w:t>
+      </w:r>
+      <w:r>
+        <w:rPr>
+          <w:rFonts w:ascii="Times New Roman" w:hAnsi="Times New Roman" w:cs="Times New Roman"/>
+          <w:sz w:val="28"/>
+          <w:szCs w:val="28"/>
+        </w:rPr>
+        <w:t xml:space="preserve"> </w:t>
+      </w:r>
+      <w:r>
+        <w:rPr>
+          <w:rFonts w:ascii="Times New Roman" w:hAnsi="Times New Roman" w:cs="Times New Roman"/>
+          <w:sz w:val="28"/>
+          <w:szCs w:val="28"/>
+        </w:rPr>
+        <w:t>по паролю.</w:t>
+      </w:r>
+    </w:p>
+    <w:p>
+      <w:pPr>
+        <w:spacing w:after="0"/>
+        <w:jc w:val="center"/>
+        <w:rPr>
+          <w:rFonts w:ascii="Times New Roman" w:hAnsi="Times New Roman" w:cs="Times New Roman"/>
+          <w:sz w:val="20"/>
+          <w:szCs w:val="20"/>
+          <w:lang w:val="en-US"/>
+        </w:rPr>
+      </w:pPr>
+      <w:r>
+        <w:rPr>
+          <w:noProof/>
+        </w:rPr>
+        <w:lastRenderedPageBreak/>
+        <w:drawing>
+          <wp:inline distT="0" distB="0" distL="0" distR="0" wp14:anchorId="1F91673F" wp14:editId="45424232">
+            <wp:extent cx="3293014" cy="5537200"/>
+            <wp:effectExtent l="0" t="0" r="3175" b="6350"/>
+            <wp:docPr id="30" name="Рисунок 30"/>
+            <wp:cNvGraphicFramePr>
+              <a:graphicFrameLocks xmlns:a="http://schemas.openxmlformats.org/drawingml/2006/main" noChangeAspect="1"/>
+            </wp:cNvGraphicFramePr>
+            <a:graphic xmlns:a="http://schemas.openxmlformats.org/drawingml/2006/main">
+              <a:graphicData uri="http://schemas.openxmlformats.org/drawingml/2006/picture">
+                <pic:pic xmlns:pic="http://schemas.openxmlformats.org/drawingml/2006/picture">
+                  <pic:nvPicPr>
+                    <pic:cNvPr id="1" name=""/>
+                    <pic:cNvPicPr/>
+                  </pic:nvPicPr>
+                  <pic:blipFill>
+                    <a:blip r:embed="rId33"/>
+                    <a:stretch>
+                      <a:fillRect/>
+                    </a:stretch>
+                  </pic:blipFill>
+                  <pic:spPr>
+                    <a:xfrm>
+                      <a:off x="0" y="0"/>
+                      <a:ext cx="3295340" cy="5541112"/>
+                    </a:xfrm>
+                    <a:prstGeom prst="rect">
+                      <a:avLst/>
+                    </a:prstGeom>
+                  </pic:spPr>
+                </pic:pic>
+              </a:graphicData>
+            </a:graphic>
+          </wp:inline>
+        </w:drawing>
+      </w:r>
+    </w:p>
+    <w:p>
+      <w:pPr>
+        <w:jc w:val="center"/>
+        <w:rPr>
+          <w:rFonts w:ascii="Times New Roman" w:hAnsi="Times New Roman" w:cs="Times New Roman"/>
+          <w:sz w:val="20"/>
+          <w:szCs w:val="20"/>
+        </w:rPr>
+      </w:pPr>
+      <w:r>
+        <w:rPr>
+          <w:noProof/>
+        </w:rPr>
+        <w:drawing>
+          <wp:inline distT="0" distB="0" distL="0" distR="0" wp14:anchorId="12892AEC" wp14:editId="1B397A33">
+            <wp:extent cx="3238500" cy="1835150"/>
+            <wp:effectExtent l="0" t="0" r="0" b="0"/>
+            <wp:docPr id="31" name="Рисунок 31"/>
+            <wp:cNvGraphicFramePr>
+              <a:graphicFrameLocks xmlns:a="http://schemas.openxmlformats.org/drawingml/2006/main" noChangeAspect="1"/>
+            </wp:cNvGraphicFramePr>
+            <a:graphic xmlns:a="http://schemas.openxmlformats.org/drawingml/2006/main">
+              <a:graphicData uri="http://schemas.openxmlformats.org/drawingml/2006/picture">
+                <pic:pic xmlns:pic="http://schemas.openxmlformats.org/drawingml/2006/picture">
+                  <pic:nvPicPr>
+                    <pic:cNvPr id="1" name=""/>
+                    <pic:cNvPicPr/>
+                  </pic:nvPicPr>
+                  <pic:blipFill>
+                    <a:blip r:embed="rId34"/>
+                    <a:stretch>
+                      <a:fillRect/>
+                    </a:stretch>
+                  </pic:blipFill>
+                  <pic:spPr>
+                    <a:xfrm>
+                      <a:off x="0" y="0"/>
+                      <a:ext cx="3243623" cy="1838053"/>
+                    </a:xfrm>
+                    <a:prstGeom prst="rect">
+                      <a:avLst/>
+                    </a:prstGeom>
+                  </pic:spPr>
+                </pic:pic>
+              </a:graphicData>
+            </a:graphic>
+          </wp:inline>
+        </w:drawing>
+      </w:r>
+    </w:p>
+    <w:p>
+      <w:pPr>
+        <w:jc w:val="center"/>
+        <w:rPr>
+          <w:rFonts w:ascii="Times New Roman" w:hAnsi="Times New Roman" w:cs="Times New Roman"/>
+          <w:sz w:val="20"/>
+          <w:szCs w:val="20"/>
+          <w:lang w:val="en-US"/>
+        </w:rPr>
+      </w:pPr>
+      <w:r>
+        <w:rPr>
+          <w:rFonts w:ascii="Times New Roman" w:hAnsi="Times New Roman" w:cs="Times New Roman"/>
+          <w:sz w:val="20"/>
+          <w:szCs w:val="20"/>
+        </w:rPr>
+        <w:t xml:space="preserve">Манифест </w:t>
+      </w:r>
+      <w:r>
+        <w:rPr>
+          <w:rFonts w:ascii="Times New Roman" w:hAnsi="Times New Roman" w:cs="Times New Roman"/>
+          <w:sz w:val="20"/>
+          <w:szCs w:val="20"/>
+          <w:lang w:val="en-US"/>
+        </w:rPr>
+        <w:t>backend-deployment.yaml</w:t>
+      </w:r>
+    </w:p>
+    <w:p>
+      <w:pPr>
+        <w:jc w:val="both"/>
+        <w:rPr>
+          <w:rFonts w:ascii="Times New Roman" w:hAnsi="Times New Roman" w:cs="Times New Roman"/>
+          <w:sz w:val="28"/>
+          <w:szCs w:val="28"/>
+        </w:rPr>
+      </w:pPr>
+      <w:r>
+        <w:rPr>
+          <w:rFonts w:ascii="Times New Roman" w:hAnsi="Times New Roman" w:cs="Times New Roman"/>
+          <w:sz w:val="28"/>
+          <w:szCs w:val="28"/>
+        </w:rPr>
+        <w:t xml:space="preserve">В манифесте описаны правила развертывания </w:t>
+      </w:r>
+      <w:r>
+        <w:rPr>
+          <w:rFonts w:ascii="Times New Roman" w:hAnsi="Times New Roman" w:cs="Times New Roman"/>
+          <w:sz w:val="28"/>
+          <w:szCs w:val="28"/>
+          <w:lang w:val="en-US"/>
+        </w:rPr>
+        <w:t>backend</w:t>
+      </w:r>
+      <w:r>
+        <w:rPr>
+          <w:rFonts w:ascii="Times New Roman" w:hAnsi="Times New Roman" w:cs="Times New Roman"/>
+          <w:sz w:val="28"/>
+          <w:szCs w:val="28"/>
+        </w:rPr>
+        <w:t>-</w:t>
+      </w:r>
+      <w:r>
+        <w:rPr>
+          <w:rFonts w:ascii="Times New Roman" w:hAnsi="Times New Roman" w:cs="Times New Roman"/>
+          <w:sz w:val="28"/>
+          <w:szCs w:val="28"/>
+        </w:rPr>
+        <w:t>приложения.</w:t>
+      </w:r>
+      <w:r>
+        <w:rPr>
+          <w:rFonts w:ascii="Times New Roman" w:hAnsi="Times New Roman" w:cs="Times New Roman"/>
+          <w:sz w:val="28"/>
+          <w:szCs w:val="28"/>
+        </w:rPr>
+        <w:t xml:space="preserve"> При выполнении развернутся 3 </w:t>
+      </w:r>
+      <w:r>
+        <w:rPr>
+          <w:rFonts w:ascii="Times New Roman" w:hAnsi="Times New Roman" w:cs="Times New Roman"/>
+          <w:sz w:val="28"/>
+          <w:szCs w:val="28"/>
+          <w:lang w:val="en-US"/>
+        </w:rPr>
+        <w:t>pod</w:t>
+      </w:r>
+      <w:r>
+        <w:rPr>
+          <w:rFonts w:ascii="Times New Roman" w:hAnsi="Times New Roman" w:cs="Times New Roman"/>
+          <w:sz w:val="28"/>
+          <w:szCs w:val="28"/>
+        </w:rPr>
+        <w:t>.</w:t>
+      </w:r>
+      <w:r>
+        <w:rPr>
+          <w:rFonts w:ascii="Times New Roman" w:hAnsi="Times New Roman" w:cs="Times New Roman"/>
+          <w:sz w:val="28"/>
+          <w:szCs w:val="28"/>
+        </w:rPr>
+        <w:t xml:space="preserve"> В нем учтены эксплуатация и безопасность контейнеров: заданы </w:t>
+      </w:r>
+      <w:r>
+        <w:rPr>
+          <w:rFonts w:ascii="Times New Roman" w:hAnsi="Times New Roman" w:cs="Times New Roman"/>
+          <w:sz w:val="28"/>
+          <w:szCs w:val="28"/>
+          <w:lang w:val="en-US"/>
+        </w:rPr>
+        <w:t>requests</w:t>
+      </w:r>
+      <w:r>
+        <w:rPr>
+          <w:rFonts w:ascii="Times New Roman" w:hAnsi="Times New Roman" w:cs="Times New Roman"/>
+          <w:sz w:val="28"/>
+          <w:szCs w:val="28"/>
+        </w:rPr>
+        <w:t xml:space="preserve"> </w:t>
+      </w:r>
+      <w:r>
+        <w:rPr>
+          <w:rFonts w:ascii="Times New Roman" w:hAnsi="Times New Roman" w:cs="Times New Roman"/>
+          <w:sz w:val="28"/>
+          <w:szCs w:val="28"/>
+        </w:rPr>
+        <w:t xml:space="preserve">и </w:t>
+      </w:r>
+      <w:r>
+        <w:rPr>
+          <w:rFonts w:ascii="Times New Roman" w:hAnsi="Times New Roman" w:cs="Times New Roman"/>
+          <w:sz w:val="28"/>
+          <w:szCs w:val="28"/>
+          <w:lang w:val="en-US"/>
+        </w:rPr>
+        <w:t>limits</w:t>
+      </w:r>
+      <w:r>
+        <w:rPr>
+          <w:rFonts w:ascii="Times New Roman" w:hAnsi="Times New Roman" w:cs="Times New Roman"/>
+          <w:sz w:val="28"/>
+          <w:szCs w:val="28"/>
+        </w:rPr>
+        <w:t>,</w:t>
+      </w:r>
+      <w:r>
+        <w:rPr>
+          <w:rFonts w:ascii="Times New Roman" w:hAnsi="Times New Roman" w:cs="Times New Roman"/>
+          <w:sz w:val="28"/>
+          <w:szCs w:val="28"/>
+        </w:rPr>
+        <w:t xml:space="preserve"> н</w:t>
+      </w:r>
+      <w:r>
+        <w:rPr>
+          <w:rFonts w:ascii="Times New Roman" w:hAnsi="Times New Roman" w:cs="Times New Roman"/>
+          <w:sz w:val="28"/>
+          <w:szCs w:val="28"/>
+        </w:rPr>
+        <w:t>астроены readiness/liveness probes</w:t>
+      </w:r>
+      <w:r>
+        <w:rPr>
+          <w:rFonts w:ascii="Times New Roman" w:hAnsi="Times New Roman" w:cs="Times New Roman"/>
+          <w:sz w:val="28"/>
+          <w:szCs w:val="28"/>
+        </w:rPr>
+        <w:t>, к</w:t>
+      </w:r>
+      <w:r>
+        <w:rPr>
+          <w:rFonts w:ascii="Times New Roman" w:hAnsi="Times New Roman" w:cs="Times New Roman"/>
+          <w:sz w:val="28"/>
+          <w:szCs w:val="28"/>
+        </w:rPr>
+        <w:t>онтейнеры запускаются не от root</w:t>
+      </w:r>
+      <w:r>
+        <w:rPr>
+          <w:rFonts w:ascii="Times New Roman" w:hAnsi="Times New Roman" w:cs="Times New Roman"/>
+          <w:sz w:val="28"/>
+          <w:szCs w:val="28"/>
+        </w:rPr>
+        <w:t>,</w:t>
+      </w:r>
+      <w:r>
+        <w:rPr>
+          <w:rFonts w:ascii="Times New Roman" w:hAnsi="Times New Roman" w:cs="Times New Roman"/>
+          <w:sz w:val="28"/>
+          <w:szCs w:val="28"/>
+        </w:rPr>
+        <w:t xml:space="preserve"> запрещён privilege escalation</w:t>
+      </w:r>
+      <w:r>
+        <w:rPr>
+          <w:rFonts w:ascii="Times New Roman" w:hAnsi="Times New Roman" w:cs="Times New Roman"/>
+          <w:sz w:val="28"/>
+          <w:szCs w:val="28"/>
+        </w:rPr>
+        <w:t>,</w:t>
+      </w:r>
+      <w:r>
+        <w:rPr>
+          <w:rFonts w:ascii="Times New Roman" w:hAnsi="Times New Roman" w:cs="Times New Roman"/>
+          <w:sz w:val="28"/>
+          <w:szCs w:val="28"/>
+        </w:rPr>
+        <w:t xml:space="preserve"> лишние capabilities удалены</w:t>
+      </w:r>
+      <w:r>
+        <w:rPr>
+          <w:rFonts w:ascii="Times New Roman" w:hAnsi="Times New Roman" w:cs="Times New Roman"/>
+          <w:sz w:val="28"/>
+          <w:szCs w:val="28"/>
+        </w:rPr>
+        <w:t xml:space="preserve">, отсутствие тега </w:t>
+      </w:r>
+      <w:r>
+        <w:rPr>
+          <w:rFonts w:ascii="Times New Roman" w:hAnsi="Times New Roman" w:cs="Times New Roman"/>
+          <w:sz w:val="28"/>
+          <w:szCs w:val="28"/>
+          <w:lang w:val="en-US"/>
+        </w:rPr>
+        <w:t>latest</w:t>
+      </w:r>
+      <w:r>
+        <w:rPr>
+          <w:rFonts w:ascii="Times New Roman" w:hAnsi="Times New Roman" w:cs="Times New Roman"/>
+          <w:sz w:val="28"/>
+          <w:szCs w:val="28"/>
+        </w:rPr>
+        <w:t xml:space="preserve"> у образа</w:t>
+      </w:r>
+      <w:r>
+        <w:rPr>
+          <w:rFonts w:ascii="Times New Roman" w:hAnsi="Times New Roman" w:cs="Times New Roman"/>
+          <w:sz w:val="28"/>
+          <w:szCs w:val="28"/>
+        </w:rPr>
+        <w:t>.</w:t>
+      </w:r>
+    </w:p>
+    <w:p>
+      <w:pPr>
+        <w:jc w:val="center"/>
+        <w:rPr>
+          <w:rFonts w:ascii="Times New Roman" w:hAnsi="Times New Roman" w:cs="Times New Roman"/>
+          <w:sz w:val="20"/>
+          <w:szCs w:val="20"/>
+          <w:lang w:val="en-US"/>
+        </w:rPr>
+      </w:pPr>
+      <w:r>
+        <w:rPr>
+          <w:noProof/>
+        </w:rPr>
+        <w:lastRenderedPageBreak/>
+        <w:drawing>
+          <wp:inline distT="0" distB="0" distL="0" distR="0" wp14:anchorId="48195288" wp14:editId="0E800C24">
+            <wp:extent cx="3276600" cy="2171700"/>
+            <wp:effectExtent l="0" t="0" r="0" b="0"/>
+            <wp:docPr id="32" name="Рисунок 32"/>
+            <wp:cNvGraphicFramePr>
+              <a:graphicFrameLocks xmlns:a="http://schemas.openxmlformats.org/drawingml/2006/main" noChangeAspect="1"/>
+            </wp:cNvGraphicFramePr>
+            <a:graphic xmlns:a="http://schemas.openxmlformats.org/drawingml/2006/main">
+              <a:graphicData uri="http://schemas.openxmlformats.org/drawingml/2006/picture">
+                <pic:pic xmlns:pic="http://schemas.openxmlformats.org/drawingml/2006/picture">
+                  <pic:nvPicPr>
+                    <pic:cNvPr id="1" name=""/>
+                    <pic:cNvPicPr/>
+                  </pic:nvPicPr>
+                  <pic:blipFill>
+                    <a:blip r:embed="rId35"/>
+                    <a:stretch>
+                      <a:fillRect/>
+                    </a:stretch>
+                  </pic:blipFill>
+                  <pic:spPr>
+                    <a:xfrm>
+                      <a:off x="0" y="0"/>
+                      <a:ext cx="3276600" cy="2171700"/>
+                    </a:xfrm>
+                    <a:prstGeom prst="rect">
+                      <a:avLst/>
+                    </a:prstGeom>
+                  </pic:spPr>
+                </pic:pic>
+              </a:graphicData>
+            </a:graphic>
+          </wp:inline>
+        </w:drawing>
+      </w:r>
+    </w:p>
+    <w:p>
+      <w:pPr>
+        <w:jc w:val="center"/>
+        <w:rPr>
+          <w:rFonts w:ascii="Times New Roman" w:hAnsi="Times New Roman" w:cs="Times New Roman"/>
+          <w:sz w:val="20"/>
+          <w:szCs w:val="20"/>
+          <w:lang w:val="en-US"/>
+        </w:rPr>
+      </w:pPr>
+      <w:r>
+        <w:rPr>
+          <w:rFonts w:ascii="Times New Roman" w:hAnsi="Times New Roman" w:cs="Times New Roman"/>
+          <w:sz w:val="20"/>
+          <w:szCs w:val="20"/>
+        </w:rPr>
+        <w:t xml:space="preserve">Манифест </w:t>
+      </w:r>
+      <w:r>
+        <w:rPr>
+          <w:rFonts w:ascii="Times New Roman" w:hAnsi="Times New Roman" w:cs="Times New Roman"/>
+          <w:sz w:val="20"/>
+          <w:szCs w:val="20"/>
+          <w:lang w:val="en-US"/>
+        </w:rPr>
+        <w:t>backend-service.yaml</w:t>
+      </w:r>
+    </w:p>
+    <w:p>
+      <w:pPr>
+        <w:jc w:val="both"/>
+        <w:rPr>
+          <w:rFonts w:ascii="Times New Roman" w:hAnsi="Times New Roman" w:cs="Times New Roman"/>
+          <w:sz w:val="28"/>
+          <w:szCs w:val="28"/>
+        </w:rPr>
+      </w:pPr>
+      <w:r>
+        <w:rPr>
+          <w:rFonts w:ascii="Times New Roman" w:hAnsi="Times New Roman" w:cs="Times New Roman"/>
+          <w:sz w:val="28"/>
+          <w:szCs w:val="28"/>
+        </w:rPr>
+        <w:t xml:space="preserve">Данный манифест работает как балансировщик. </w:t>
+      </w:r>
+      <w:r>
+        <w:rPr>
+          <w:rFonts w:ascii="Times New Roman" w:hAnsi="Times New Roman" w:cs="Times New Roman"/>
+          <w:sz w:val="28"/>
+          <w:szCs w:val="28"/>
+        </w:rPr>
+        <w:t>Когда фронтенд отправляет запрос на адрес сервиса, Service принимает его и равномерно распределяет (балансирует) между тремя работающими подами бэкенда. Если один под в этот момент перезагружается, сервис просто исключает его из цепочки и направляет трафик на два оставшихся, защищая пользователя от ошибок подключения.</w:t>
+      </w:r>
+    </w:p>
+    <w:p>
+      <w:pPr>
+        <w:jc w:val="both"/>
+        <w:rPr>
+          <w:rFonts w:ascii="Times New Roman" w:hAnsi="Times New Roman" w:cs="Times New Roman"/>
+          <w:sz w:val="28"/>
+          <w:szCs w:val="28"/>
+        </w:rPr>
+      </w:pPr>
+      <w:r>
+        <w:rPr>
+          <w:rFonts w:ascii="Times New Roman" w:hAnsi="Times New Roman" w:cs="Times New Roman"/>
+          <w:sz w:val="28"/>
+          <w:szCs w:val="28"/>
+        </w:rPr>
+        <w:tab/>
+      </w:r>
+      <w:r>
+        <w:rPr>
+          <w:rFonts w:ascii="Times New Roman" w:hAnsi="Times New Roman" w:cs="Times New Roman"/>
+          <w:sz w:val="28"/>
+          <w:szCs w:val="28"/>
+        </w:rPr>
+        <w:t>Теперь выполним проверки для бэкенда</w:t>
+      </w:r>
+      <w:r>
+        <w:rPr>
+          <w:rFonts w:ascii="Times New Roman" w:hAnsi="Times New Roman" w:cs="Times New Roman"/>
+          <w:sz w:val="28"/>
+          <w:szCs w:val="28"/>
+        </w:rPr>
+        <w:t>:</w:t>
+      </w:r>
+    </w:p>
+    <w:p>
+      <w:pPr>
+        <w:jc w:val="both"/>
+        <w:rPr>
+          <w:rFonts w:ascii="Times New Roman" w:hAnsi="Times New Roman" w:cs="Times New Roman"/>
+          <w:sz w:val="28"/>
+          <w:szCs w:val="28"/>
+        </w:rPr>
+      </w:pPr>
+      <w:r>
+        <w:rPr>
+          <w:rFonts w:ascii="Times New Roman" w:hAnsi="Times New Roman" w:cs="Times New Roman"/>
+          <w:sz w:val="28"/>
+          <w:szCs w:val="28"/>
+        </w:rPr>
+        <w:t xml:space="preserve">1) </w:t>
+      </w:r>
+      <w:r>
+        <w:rPr>
+          <w:rFonts w:ascii="Times New Roman" w:hAnsi="Times New Roman" w:cs="Times New Roman"/>
+          <w:sz w:val="28"/>
+          <w:szCs w:val="28"/>
+        </w:rPr>
+        <w:t xml:space="preserve">Проверим, что </w:t>
+      </w:r>
+      <w:r>
+        <w:rPr>
+          <w:rFonts w:ascii="Times New Roman" w:hAnsi="Times New Roman" w:cs="Times New Roman"/>
+          <w:sz w:val="28"/>
+          <w:szCs w:val="28"/>
+          <w:lang w:val="en-US"/>
+        </w:rPr>
+        <w:t>backend</w:t>
+      </w:r>
+      <w:r>
+        <w:rPr>
+          <w:rFonts w:ascii="Times New Roman" w:hAnsi="Times New Roman" w:cs="Times New Roman"/>
+          <w:sz w:val="28"/>
+          <w:szCs w:val="28"/>
+        </w:rPr>
+        <w:t xml:space="preserve"> успешно</w:t>
+      </w:r>
+      <w:r>
+        <w:rPr>
+          <w:rFonts w:ascii="Times New Roman" w:hAnsi="Times New Roman" w:cs="Times New Roman"/>
+          <w:sz w:val="28"/>
+          <w:szCs w:val="28"/>
+        </w:rPr>
+        <w:t xml:space="preserve"> </w:t>
+      </w:r>
+      <w:r>
+        <w:rPr>
+          <w:rFonts w:ascii="Times New Roman" w:hAnsi="Times New Roman" w:cs="Times New Roman"/>
+          <w:sz w:val="28"/>
+          <w:szCs w:val="28"/>
+        </w:rPr>
+        <w:t>запустился:</w:t>
+      </w:r>
+    </w:p>
+    <w:p>
+      <w:pPr>
+        <w:jc w:val="both"/>
+        <w:rPr>
+          <w:rFonts w:ascii="Times New Roman" w:hAnsi="Times New Roman" w:cs="Times New Roman"/>
+          <w:sz w:val="28"/>
+          <w:szCs w:val="28"/>
+        </w:rPr>
+      </w:pPr>
+      <w:r>
+        <w:rPr>
+          <w:noProof/>
+        </w:rPr>
+        <w:drawing>
+          <wp:inline distT="0" distB="0" distL="0" distR="0" wp14:anchorId="455422B2" wp14:editId="75E6584F">
+            <wp:extent cx="5940425" cy="1341120"/>
+            <wp:effectExtent l="0" t="0" r="3175" b="0"/>
+            <wp:docPr id="35" name="Рисунок 35"/>
+            <wp:cNvGraphicFramePr>
+              <a:graphicFrameLocks xmlns:a="http://schemas.openxmlformats.org/drawingml/2006/main" noChangeAspect="1"/>
+            </wp:cNvGraphicFramePr>
+            <a:graphic xmlns:a="http://schemas.openxmlformats.org/drawingml/2006/main">
+              <a:graphicData uri="http://schemas.openxmlformats.org/drawingml/2006/picture">
+                <pic:pic xmlns:pic="http://schemas.openxmlformats.org/drawingml/2006/picture">
+                  <pic:nvPicPr>
+                    <pic:cNvPr id="1" name=""/>
+                    <pic:cNvPicPr/>
+                  </pic:nvPicPr>
+                  <pic:blipFill>
+                    <a:blip r:embed="rId36"/>
+                    <a:stretch>
+                      <a:fillRect/>
+                    </a:stretch>
+                  </pic:blipFill>
+                  <pic:spPr>
+                    <a:xfrm>
+                      <a:off x="0" y="0"/>
+                      <a:ext cx="5940425" cy="1341120"/>
+                    </a:xfrm>
+                    <a:prstGeom prst="rect">
+                      <a:avLst/>
+                    </a:prstGeom>
+                  </pic:spPr>
+                </pic:pic>
+              </a:graphicData>
+            </a:graphic>
+          </wp:inline>
+        </w:drawing>
+      </w:r>
+    </w:p>
+    <w:p>
+      <w:pPr>
+        <w:jc w:val="center"/>
+        <w:rPr>
+          <w:rFonts w:ascii="Times New Roman" w:hAnsi="Times New Roman" w:cs="Times New Roman"/>
+          <w:sz w:val="20"/>
+          <w:szCs w:val="20"/>
+        </w:rPr>
+      </w:pPr>
+      <w:r>
+        <w:rPr>
+          <w:rFonts w:ascii="Times New Roman" w:hAnsi="Times New Roman" w:cs="Times New Roman"/>
+          <w:sz w:val="20"/>
+          <w:szCs w:val="20"/>
+        </w:rPr>
+        <w:t>Запуск трех реплик</w:t>
+      </w:r>
+    </w:p>
+    <w:p>
+      <w:pPr>
+        <w:jc w:val="both"/>
+        <w:rPr>
+          <w:rFonts w:ascii="Times New Roman" w:hAnsi="Times New Roman" w:cs="Times New Roman"/>
+          <w:sz w:val="28"/>
+          <w:szCs w:val="28"/>
+        </w:rPr>
+      </w:pPr>
+      <w:r>
+        <w:rPr>
+          <w:rFonts w:ascii="Times New Roman" w:hAnsi="Times New Roman" w:cs="Times New Roman"/>
+          <w:sz w:val="28"/>
+          <w:szCs w:val="28"/>
+        </w:rPr>
+        <w:t>Как видим, все 3 пода работают</w:t>
+      </w:r>
+    </w:p>
+    <w:p>
+      <w:pPr>
+        <w:jc w:val="both"/>
+        <w:rPr>
+          <w:rFonts w:ascii="Times New Roman" w:hAnsi="Times New Roman" w:cs="Times New Roman"/>
+          <w:sz w:val="28"/>
+          <w:szCs w:val="28"/>
+        </w:rPr>
+      </w:pPr>
+      <w:r>
+        <w:rPr>
+          <w:rFonts w:ascii="Times New Roman" w:hAnsi="Times New Roman" w:cs="Times New Roman"/>
+          <w:sz w:val="28"/>
+          <w:szCs w:val="28"/>
+        </w:rPr>
+        <w:t xml:space="preserve">2) </w:t>
+      </w:r>
+      <w:r>
+        <w:rPr>
+          <w:rFonts w:ascii="Times New Roman" w:hAnsi="Times New Roman" w:cs="Times New Roman"/>
+          <w:sz w:val="28"/>
+          <w:szCs w:val="28"/>
+        </w:rPr>
+        <w:t xml:space="preserve">Проверим,  что </w:t>
+      </w:r>
+      <w:r>
+        <w:rPr>
+          <w:rFonts w:ascii="Times New Roman" w:hAnsi="Times New Roman" w:cs="Times New Roman"/>
+          <w:sz w:val="28"/>
+          <w:szCs w:val="28"/>
+          <w:lang w:val="en-US"/>
+        </w:rPr>
+        <w:t>b</w:t>
+      </w:r>
+      <w:r>
+        <w:rPr>
+          <w:rFonts w:ascii="Times New Roman" w:hAnsi="Times New Roman" w:cs="Times New Roman"/>
+          <w:sz w:val="28"/>
+          <w:szCs w:val="28"/>
+        </w:rPr>
+        <w:t>ackend получает адрес БД из ConfigMap, пароль из Secret</w:t>
+      </w:r>
+      <w:r>
+        <w:rPr>
+          <w:rFonts w:ascii="Times New Roman" w:hAnsi="Times New Roman" w:cs="Times New Roman"/>
+          <w:sz w:val="28"/>
+          <w:szCs w:val="28"/>
+        </w:rPr>
+        <w:t>:</w:t>
+      </w:r>
+    </w:p>
+    <w:p>
+      <w:pPr>
+        <w:jc w:val="center"/>
+        <w:rPr>
+          <w:rFonts w:ascii="Times New Roman" w:hAnsi="Times New Roman" w:cs="Times New Roman"/>
+          <w:sz w:val="28"/>
+          <w:szCs w:val="28"/>
+        </w:rPr>
+      </w:pPr>
+      <w:r>
+        <w:rPr>
+          <w:noProof/>
+        </w:rPr>
+        <w:drawing>
+          <wp:inline distT="0" distB="0" distL="0" distR="0" wp14:anchorId="617669ED" wp14:editId="73E165F9">
+            <wp:extent cx="5940425" cy="748665"/>
+            <wp:effectExtent l="0" t="0" r="3175" b="0"/>
+            <wp:docPr id="36" name="Рисунок 36"/>
+            <wp:cNvGraphicFramePr>
+              <a:graphicFrameLocks xmlns:a="http://schemas.openxmlformats.org/drawingml/2006/main" noChangeAspect="1"/>
+            </wp:cNvGraphicFramePr>
+            <a:graphic xmlns:a="http://schemas.openxmlformats.org/drawingml/2006/main">
+              <a:graphicData uri="http://schemas.openxmlformats.org/drawingml/2006/picture">
+                <pic:pic xmlns:pic="http://schemas.openxmlformats.org/drawingml/2006/picture">
+                  <pic:nvPicPr>
+                    <pic:cNvPr id="1" name=""/>
+                    <pic:cNvPicPr/>
+                  </pic:nvPicPr>
+                  <pic:blipFill>
+                    <a:blip r:embed="rId37"/>
+                    <a:stretch>
+                      <a:fillRect/>
+                    </a:stretch>
+                  </pic:blipFill>
+                  <pic:spPr>
+                    <a:xfrm>
+                      <a:off x="0" y="0"/>
+                      <a:ext cx="5940425" cy="748665"/>
+                    </a:xfrm>
+                    <a:prstGeom prst="rect">
+                      <a:avLst/>
+                    </a:prstGeom>
+                  </pic:spPr>
+                </pic:pic>
+              </a:graphicData>
+            </a:graphic>
+          </wp:inline>
+        </w:drawing>
+      </w:r>
+    </w:p>
+    <w:p>
+      <w:pPr>
+        <w:jc w:val="center"/>
+        <w:rPr>
+          <w:rFonts w:ascii="Times New Roman" w:hAnsi="Times New Roman" w:cs="Times New Roman"/>
+          <w:sz w:val="20"/>
+          <w:szCs w:val="20"/>
+        </w:rPr>
+      </w:pPr>
+      <w:r>
+        <w:rPr>
+          <w:rFonts w:ascii="Times New Roman" w:hAnsi="Times New Roman" w:cs="Times New Roman"/>
+          <w:sz w:val="20"/>
+          <w:szCs w:val="20"/>
+        </w:rPr>
+        <w:t>Получение адреса и пароля</w:t>
+      </w:r>
+    </w:p>
+    <w:p>
+      <w:pPr>
+        <w:rPr>
+          <w:rFonts w:ascii="Times New Roman" w:hAnsi="Times New Roman" w:cs="Times New Roman"/>
+          <w:sz w:val="28"/>
+          <w:szCs w:val="28"/>
+        </w:rPr>
+      </w:pPr>
+      <w:r>
+        <w:rPr>
+          <w:rFonts w:ascii="Times New Roman" w:hAnsi="Times New Roman" w:cs="Times New Roman"/>
+          <w:sz w:val="28"/>
+          <w:szCs w:val="28"/>
+          <w:lang w:val="en-US"/>
+        </w:rPr>
+        <w:t>Backend</w:t>
+      </w:r>
+      <w:r>
+        <w:rPr>
+          <w:rFonts w:ascii="Times New Roman" w:hAnsi="Times New Roman" w:cs="Times New Roman"/>
+          <w:sz w:val="28"/>
+          <w:szCs w:val="28"/>
+        </w:rPr>
+        <w:t xml:space="preserve"> </w:t>
+      </w:r>
+      <w:r>
+        <w:rPr>
+          <w:rFonts w:ascii="Times New Roman" w:hAnsi="Times New Roman" w:cs="Times New Roman"/>
+          <w:sz w:val="28"/>
+          <w:szCs w:val="28"/>
+        </w:rPr>
+        <w:t>успешно получает адрес БД и пароль.</w:t>
+      </w:r>
+    </w:p>
+    <w:p>
+      <w:pPr>
+        <w:jc w:val="both"/>
+        <w:rPr>
+          <w:rFonts w:ascii="Times New Roman" w:hAnsi="Times New Roman" w:cs="Times New Roman"/>
+          <w:sz w:val="28"/>
+          <w:szCs w:val="28"/>
+        </w:rPr>
+      </w:pPr>
+      <w:r>
+        <w:rPr>
+          <w:rFonts w:ascii="Times New Roman" w:hAnsi="Times New Roman" w:cs="Times New Roman"/>
+          <w:sz w:val="28"/>
+          <w:szCs w:val="28"/>
+        </w:rPr>
+        <w:t xml:space="preserve">3) </w:t>
+      </w:r>
+      <w:r>
+        <w:rPr>
+          <w:rFonts w:ascii="Times New Roman" w:hAnsi="Times New Roman" w:cs="Times New Roman"/>
+          <w:sz w:val="28"/>
+          <w:szCs w:val="28"/>
+        </w:rPr>
+        <w:t>Теперь нужно сымитировать запрос пользователя и посмотреть, что именно возвращает бэкенд. Для этого временно пробросим порт приложения</w:t>
+      </w:r>
+      <w:r>
+        <w:rPr>
+          <w:rFonts w:ascii="Times New Roman" w:hAnsi="Times New Roman" w:cs="Times New Roman"/>
+          <w:sz w:val="28"/>
+          <w:szCs w:val="28"/>
+        </w:rPr>
+        <w:t>:</w:t>
+      </w:r>
+    </w:p>
+    <w:p>
+      <w:pPr>
+        <w:jc w:val="both"/>
+        <w:rPr>
+          <w:rFonts w:ascii="Times New Roman" w:hAnsi="Times New Roman" w:cs="Times New Roman"/>
+          <w:sz w:val="28"/>
+          <w:szCs w:val="28"/>
+        </w:rPr>
+      </w:pPr>
+    </w:p>
+    <w:p>
+      <w:pPr>
+        <w:jc w:val="center"/>
+        <w:rPr>
+          <w:rFonts w:ascii="Times New Roman" w:hAnsi="Times New Roman" w:cs="Times New Roman"/>
+          <w:sz w:val="28"/>
+          <w:szCs w:val="28"/>
+        </w:rPr>
+      </w:pPr>
+      <w:r>
+        <w:rPr>
+          <w:noProof/>
+        </w:rPr>
+        <w:lastRenderedPageBreak/>
+        <w:drawing>
+          <wp:inline distT="0" distB="0" distL="0" distR="0" wp14:anchorId="1B3C4655" wp14:editId="63D0B302">
+            <wp:extent cx="5940425" cy="491490"/>
+            <wp:effectExtent l="0" t="0" r="3175" b="3810"/>
+            <wp:docPr id="38" name="Рисунок 38"/>
+            <wp:cNvGraphicFramePr>
+              <a:graphicFrameLocks xmlns:a="http://schemas.openxmlformats.org/drawingml/2006/main" noChangeAspect="1"/>
+            </wp:cNvGraphicFramePr>
+            <a:graphic xmlns:a="http://schemas.openxmlformats.org/drawingml/2006/main">
+              <a:graphicData uri="http://schemas.openxmlformats.org/drawingml/2006/picture">
+                <pic:pic xmlns:pic="http://schemas.openxmlformats.org/drawingml/2006/picture">
+                  <pic:nvPicPr>
+                    <pic:cNvPr id="1" name=""/>
+                    <pic:cNvPicPr/>
+                  </pic:nvPicPr>
+                  <pic:blipFill>
+                    <a:blip r:embed="rId38"/>
+                    <a:stretch>
+                      <a:fillRect/>
+                    </a:stretch>
+                  </pic:blipFill>
+                  <pic:spPr>
+                    <a:xfrm>
+                      <a:off x="0" y="0"/>
+                      <a:ext cx="5940425" cy="491490"/>
+                    </a:xfrm>
+                    <a:prstGeom prst="rect">
+                      <a:avLst/>
+                    </a:prstGeom>
+                  </pic:spPr>
+                </pic:pic>
+              </a:graphicData>
+            </a:graphic>
+          </wp:inline>
+        </w:drawing>
+      </w:r>
+    </w:p>
+    <w:p>
+      <w:pPr>
+        <w:jc w:val="center"/>
+        <w:rPr>
+          <w:rFonts w:ascii="Times New Roman" w:hAnsi="Times New Roman" w:cs="Times New Roman"/>
+          <w:sz w:val="20"/>
+          <w:szCs w:val="20"/>
+        </w:rPr>
+      </w:pPr>
+      <w:r>
+        <w:rPr>
+          <w:rFonts w:ascii="Times New Roman" w:hAnsi="Times New Roman" w:cs="Times New Roman"/>
+          <w:sz w:val="20"/>
+          <w:szCs w:val="20"/>
+        </w:rPr>
+        <w:t>Проброс портов во внешнюю сеть</w:t>
+      </w:r>
+    </w:p>
+    <w:p>
+      <w:pPr>
+        <w:jc w:val="center"/>
+        <w:rPr>
+          <w:rFonts w:ascii="Times New Roman" w:hAnsi="Times New Roman" w:cs="Times New Roman"/>
+          <w:sz w:val="28"/>
+          <w:szCs w:val="28"/>
+        </w:rPr>
+      </w:pPr>
+      <w:r>
+        <w:rPr>
+          <w:noProof/>
+        </w:rPr>
+        <w:drawing>
+          <wp:inline distT="0" distB="0" distL="0" distR="0" wp14:anchorId="6F4477F6" wp14:editId="1A568678">
+            <wp:extent cx="5676900" cy="869950"/>
+            <wp:effectExtent l="0" t="0" r="0" b="6350"/>
+            <wp:docPr id="37" name="Рисунок 37"/>
+            <wp:cNvGraphicFramePr>
+              <a:graphicFrameLocks xmlns:a="http://schemas.openxmlformats.org/drawingml/2006/main" noChangeAspect="1"/>
+            </wp:cNvGraphicFramePr>
+            <a:graphic xmlns:a="http://schemas.openxmlformats.org/drawingml/2006/main">
+              <a:graphicData uri="http://schemas.openxmlformats.org/drawingml/2006/picture">
+                <pic:pic xmlns:pic="http://schemas.openxmlformats.org/drawingml/2006/picture">
+                  <pic:nvPicPr>
+                    <pic:cNvPr id="0" name="Picture 1"/>
+                    <pic:cNvPicPr>
+                      <a:picLocks noChangeAspect="1" noChangeArrowheads="1"/>
+                    </pic:cNvPicPr>
+                  </pic:nvPicPr>
+                  <pic:blipFill>
+                    <a:blip r:embed="rId39">
+                      <a:extLst>
+                        <a:ext uri="{28A0092B-C50C-407E-A947-70E740481C1C}">
+                          <a14:useLocalDpi xmlns:a14="http://schemas.microsoft.com/office/drawing/2010/main" val="0"/>
+                        </a:ext>
+                      </a:extLst>
+                    </a:blip>
+                    <a:srcRect/>
+                    <a:stretch>
+                      <a:fillRect/>
+                    </a:stretch>
+                  </pic:blipFill>
+                  <pic:spPr bwMode="auto">
+                    <a:xfrm>
+                      <a:off x="0" y="0"/>
+                      <a:ext cx="5676900" cy="869950"/>
+                    </a:xfrm>
+                    <a:prstGeom prst="rect">
+                      <a:avLst/>
+                    </a:prstGeom>
+                    <a:noFill/>
+                    <a:ln>
+                      <a:noFill/>
+                    </a:ln>
+                  </pic:spPr>
+                </pic:pic>
+              </a:graphicData>
+            </a:graphic>
+          </wp:inline>
+        </w:drawing>
+      </w:r>
+    </w:p>
+    <w:p>
+      <w:pPr>
+        <w:jc w:val="center"/>
+        <w:rPr>
+          <w:rFonts w:ascii="Times New Roman" w:hAnsi="Times New Roman" w:cs="Times New Roman"/>
+          <w:sz w:val="20"/>
+          <w:szCs w:val="20"/>
+        </w:rPr>
+      </w:pPr>
+      <w:r>
+        <w:rPr>
+          <w:rFonts w:ascii="Times New Roman" w:hAnsi="Times New Roman" w:cs="Times New Roman"/>
+          <w:sz w:val="20"/>
+          <w:szCs w:val="20"/>
+        </w:rPr>
+        <w:t>Запрос на эндпоинт</w:t>
+      </w:r>
+    </w:p>
+    <w:p>
+      <w:pPr>
+        <w:rPr>
+          <w:rFonts w:ascii="Times New Roman" w:hAnsi="Times New Roman" w:cs="Times New Roman"/>
+          <w:sz w:val="28"/>
+          <w:szCs w:val="28"/>
+        </w:rPr>
+      </w:pPr>
+      <w:r>
+        <w:rPr>
+          <w:rFonts w:ascii="Times New Roman" w:hAnsi="Times New Roman" w:cs="Times New Roman"/>
+          <w:sz w:val="28"/>
+          <w:szCs w:val="28"/>
+          <w:lang w:val="en-US"/>
+        </w:rPr>
+        <w:t>Backend</w:t>
+      </w:r>
+      <w:r>
+        <w:rPr>
+          <w:rFonts w:ascii="Times New Roman" w:hAnsi="Times New Roman" w:cs="Times New Roman"/>
+          <w:sz w:val="28"/>
+          <w:szCs w:val="28"/>
+        </w:rPr>
+        <w:t xml:space="preserve"> </w:t>
+      </w:r>
+      <w:r>
+        <w:rPr>
+          <w:rFonts w:ascii="Times New Roman" w:hAnsi="Times New Roman" w:cs="Times New Roman"/>
+          <w:sz w:val="28"/>
+          <w:szCs w:val="28"/>
+        </w:rPr>
+        <w:t xml:space="preserve">успешно возвращает имя </w:t>
+      </w:r>
+      <w:r>
+        <w:rPr>
+          <w:rFonts w:ascii="Times New Roman" w:hAnsi="Times New Roman" w:cs="Times New Roman"/>
+          <w:sz w:val="28"/>
+          <w:szCs w:val="28"/>
+          <w:lang w:val="en-US"/>
+        </w:rPr>
+        <w:t>Pod</w:t>
+      </w:r>
+      <w:r>
+        <w:rPr>
+          <w:rFonts w:ascii="Times New Roman" w:hAnsi="Times New Roman" w:cs="Times New Roman"/>
+          <w:sz w:val="28"/>
+          <w:szCs w:val="28"/>
+        </w:rPr>
+        <w:t xml:space="preserve"> </w:t>
+      </w:r>
+      <w:r>
+        <w:rPr>
+          <w:rFonts w:ascii="Times New Roman" w:hAnsi="Times New Roman" w:cs="Times New Roman"/>
+          <w:sz w:val="28"/>
+          <w:szCs w:val="28"/>
+        </w:rPr>
+        <w:t xml:space="preserve">и версию приложения. </w:t>
+      </w:r>
+    </w:p>
+    <w:p>
+      <w:pPr>
+        <w:jc w:val="both"/>
+        <w:rPr>
+          <w:rFonts w:ascii="Times New Roman" w:hAnsi="Times New Roman" w:cs="Times New Roman"/>
+          <w:sz w:val="28"/>
+          <w:szCs w:val="28"/>
+        </w:rPr>
+      </w:pPr>
+      <w:r>
+        <w:rPr>
+          <w:rFonts w:ascii="Times New Roman" w:hAnsi="Times New Roman" w:cs="Times New Roman"/>
+          <w:sz w:val="28"/>
+          <w:szCs w:val="28"/>
+        </w:rPr>
+        <w:t xml:space="preserve">4) Проверим, что будет если удалится один из </w:t>
+      </w:r>
+      <w:r>
+        <w:rPr>
+          <w:rFonts w:ascii="Times New Roman" w:hAnsi="Times New Roman" w:cs="Times New Roman"/>
+          <w:sz w:val="28"/>
+          <w:szCs w:val="28"/>
+          <w:lang w:val="en-US"/>
+        </w:rPr>
+        <w:t>pod</w:t>
+      </w:r>
+      <w:r>
+        <w:rPr>
+          <w:rFonts w:ascii="Times New Roman" w:hAnsi="Times New Roman" w:cs="Times New Roman"/>
+          <w:sz w:val="28"/>
+          <w:szCs w:val="28"/>
+        </w:rPr>
+        <w:t xml:space="preserve"> </w:t>
+      </w:r>
+      <w:r>
+        <w:rPr>
+          <w:rFonts w:ascii="Times New Roman" w:hAnsi="Times New Roman" w:cs="Times New Roman"/>
+          <w:sz w:val="28"/>
+          <w:szCs w:val="28"/>
+        </w:rPr>
+        <w:t>бэкенда:</w:t>
+      </w:r>
+      <w:r>
+        <w:rPr>
+          <w:rFonts w:ascii="Times New Roman" w:hAnsi="Times New Roman" w:cs="Times New Roman"/>
+          <w:sz w:val="28"/>
+          <w:szCs w:val="28"/>
+        </w:rPr>
+        <w:t xml:space="preserve"> </w:t>
+      </w:r>
+    </w:p>
+    <w:p>
+      <w:pPr>
+        <w:jc w:val="center"/>
+        <w:rPr>
+          <w:rFonts w:ascii="Times New Roman" w:hAnsi="Times New Roman" w:cs="Times New Roman"/>
+          <w:sz w:val="28"/>
+          <w:szCs w:val="28"/>
+        </w:rPr>
+      </w:pPr>
+      <w:r>
+        <w:rPr>
+          <w:noProof/>
+        </w:rPr>
+        <w:drawing>
+          <wp:inline distT="0" distB="0" distL="0" distR="0" wp14:anchorId="4C499BFB" wp14:editId="330897D3">
+            <wp:extent cx="4352925" cy="1830043"/>
+            <wp:effectExtent l="0" t="0" r="0" b="0"/>
+            <wp:docPr id="39" name="Рисунок 39"/>
+            <wp:cNvGraphicFramePr>
+              <a:graphicFrameLocks xmlns:a="http://schemas.openxmlformats.org/drawingml/2006/main" noChangeAspect="1"/>
+            </wp:cNvGraphicFramePr>
+            <a:graphic xmlns:a="http://schemas.openxmlformats.org/drawingml/2006/main">
+              <a:graphicData uri="http://schemas.openxmlformats.org/drawingml/2006/picture">
+                <pic:pic xmlns:pic="http://schemas.openxmlformats.org/drawingml/2006/picture">
+                  <pic:nvPicPr>
+                    <pic:cNvPr id="1" name=""/>
+                    <pic:cNvPicPr/>
+                  </pic:nvPicPr>
+                  <pic:blipFill>
+                    <a:blip r:embed="rId40"/>
+                    <a:stretch>
+                      <a:fillRect/>
+                    </a:stretch>
+                  </pic:blipFill>
+                  <pic:spPr>
+                    <a:xfrm>
+                      <a:off x="0" y="0"/>
+                      <a:ext cx="4364886" cy="1835072"/>
+                    </a:xfrm>
+                    <a:prstGeom prst="rect">
+                      <a:avLst/>
+                    </a:prstGeom>
+                  </pic:spPr>
+                </pic:pic>
+              </a:graphicData>
+            </a:graphic>
+          </wp:inline>
+        </w:drawing>
+      </w:r>
+    </w:p>
+    <w:p>
+      <w:pPr>
+        <w:jc w:val="center"/>
+        <w:rPr>
+          <w:rFonts w:ascii="Times New Roman" w:hAnsi="Times New Roman" w:cs="Times New Roman"/>
+          <w:sz w:val="20"/>
+          <w:szCs w:val="20"/>
+          <w:lang w:val="en-US"/>
+        </w:rPr>
+      </w:pPr>
+      <w:r>
+        <w:rPr>
+          <w:rFonts w:ascii="Times New Roman" w:hAnsi="Times New Roman" w:cs="Times New Roman"/>
+          <w:sz w:val="20"/>
+          <w:szCs w:val="20"/>
+        </w:rPr>
+        <w:t xml:space="preserve">Удаляем </w:t>
+      </w:r>
+      <w:r>
+        <w:rPr>
+          <w:rFonts w:ascii="Times New Roman" w:hAnsi="Times New Roman" w:cs="Times New Roman"/>
+          <w:sz w:val="20"/>
+          <w:szCs w:val="20"/>
+          <w:lang w:val="en-US"/>
+        </w:rPr>
+        <w:t>pod</w:t>
+      </w:r>
+    </w:p>
+    <w:p>
+      <w:pPr>
+        <w:jc w:val="center"/>
+        <w:rPr>
+          <w:rFonts w:ascii="Times New Roman" w:hAnsi="Times New Roman" w:cs="Times New Roman"/>
+          <w:sz w:val="20"/>
+          <w:szCs w:val="20"/>
+          <w:lang w:val="en-US"/>
+        </w:rPr>
+      </w:pPr>
+      <w:r>
+        <w:rPr>
+          <w:noProof/>
+        </w:rPr>
+        <w:drawing>
+          <wp:inline distT="0" distB="0" distL="0" distR="0" wp14:anchorId="3DC8A02A" wp14:editId="644B52A4">
+            <wp:extent cx="5940425" cy="822325"/>
+            <wp:effectExtent l="0" t="0" r="3175" b="0"/>
+            <wp:docPr id="40" name="Рисунок 40"/>
+            <wp:cNvGraphicFramePr>
+              <a:graphicFrameLocks xmlns:a="http://schemas.openxmlformats.org/drawingml/2006/main" noChangeAspect="1"/>
+            </wp:cNvGraphicFramePr>
+            <a:graphic xmlns:a="http://schemas.openxmlformats.org/drawingml/2006/main">
+              <a:graphicData uri="http://schemas.openxmlformats.org/drawingml/2006/picture">
+                <pic:pic xmlns:pic="http://schemas.openxmlformats.org/drawingml/2006/picture">
+                  <pic:nvPicPr>
+                    <pic:cNvPr id="1" name=""/>
+                    <pic:cNvPicPr/>
+                  </pic:nvPicPr>
+                  <pic:blipFill>
+                    <a:blip r:embed="rId41"/>
+                    <a:stretch>
+                      <a:fillRect/>
+                    </a:stretch>
+                  </pic:blipFill>
+                  <pic:spPr>
+                    <a:xfrm>
+                      <a:off x="0" y="0"/>
+                      <a:ext cx="5940425" cy="822325"/>
+                    </a:xfrm>
+                    <a:prstGeom prst="rect">
+                      <a:avLst/>
+                    </a:prstGeom>
+                  </pic:spPr>
+                </pic:pic>
+              </a:graphicData>
+            </a:graphic>
+          </wp:inline>
+        </w:drawing>
+      </w:r>
+    </w:p>
+    <w:p>
+      <w:pPr>
+        <w:jc w:val="center"/>
+        <w:rPr>
+          <w:rFonts w:ascii="Times New Roman" w:hAnsi="Times New Roman" w:cs="Times New Roman"/>
+          <w:sz w:val="20"/>
+          <w:szCs w:val="20"/>
+          <w:lang w:val="en-US"/>
+        </w:rPr>
+      </w:pPr>
+      <w:r>
+        <w:rPr>
+          <w:rFonts w:ascii="Times New Roman" w:hAnsi="Times New Roman" w:cs="Times New Roman"/>
+          <w:sz w:val="20"/>
+          <w:szCs w:val="20"/>
+        </w:rPr>
+        <w:t xml:space="preserve">Вывод мониторинга событий </w:t>
+      </w:r>
+      <w:r>
+        <w:rPr>
+          <w:rFonts w:ascii="Times New Roman" w:hAnsi="Times New Roman" w:cs="Times New Roman"/>
+          <w:sz w:val="20"/>
+          <w:szCs w:val="20"/>
+          <w:lang w:val="en-US"/>
+        </w:rPr>
+        <w:t>k8s</w:t>
+      </w:r>
+    </w:p>
+    <w:p>
+      <w:pPr>
+        <w:jc w:val="both"/>
+        <w:rPr>
+          <w:rFonts w:ascii="Times New Roman" w:hAnsi="Times New Roman" w:cs="Times New Roman"/>
+          <w:sz w:val="28"/>
+          <w:szCs w:val="28"/>
+        </w:rPr>
+      </w:pPr>
+      <w:r>
+        <w:rPr>
+          <w:rFonts w:ascii="Times New Roman" w:hAnsi="Times New Roman" w:cs="Times New Roman"/>
+          <w:sz w:val="28"/>
+          <w:szCs w:val="28"/>
+        </w:rPr>
+        <w:t xml:space="preserve">В выводе можно увидеть, что на замену удаленного </w:t>
+      </w:r>
+      <w:r>
+        <w:rPr>
+          <w:rFonts w:ascii="Times New Roman" w:hAnsi="Times New Roman" w:cs="Times New Roman"/>
+          <w:sz w:val="28"/>
+          <w:szCs w:val="28"/>
+          <w:lang w:val="en-US"/>
+        </w:rPr>
+        <w:t>poda</w:t>
+      </w:r>
+      <w:r>
+        <w:rPr>
+          <w:rFonts w:ascii="Times New Roman" w:hAnsi="Times New Roman" w:cs="Times New Roman"/>
+          <w:sz w:val="28"/>
+          <w:szCs w:val="28"/>
+        </w:rPr>
+        <w:t xml:space="preserve"> </w:t>
+      </w:r>
+      <w:r>
+        <w:rPr>
+          <w:rFonts w:ascii="Times New Roman" w:hAnsi="Times New Roman" w:cs="Times New Roman"/>
+          <w:sz w:val="28"/>
+          <w:szCs w:val="28"/>
+        </w:rPr>
+        <w:t xml:space="preserve">создается новый. Его заменяет </w:t>
+      </w:r>
+      <w:r>
+        <w:rPr>
+          <w:rFonts w:ascii="Times New Roman" w:hAnsi="Times New Roman" w:cs="Times New Roman"/>
+          <w:sz w:val="28"/>
+          <w:szCs w:val="28"/>
+          <w:lang w:val="en-US"/>
+        </w:rPr>
+        <w:t>ReplicaSet</w:t>
+      </w:r>
+      <w:r>
+        <w:rPr>
+          <w:rFonts w:ascii="Times New Roman" w:hAnsi="Times New Roman" w:cs="Times New Roman"/>
+          <w:sz w:val="28"/>
+          <w:szCs w:val="28"/>
+        </w:rPr>
+        <w:t xml:space="preserve"> – </w:t>
+      </w:r>
+      <w:r>
+        <w:rPr>
+          <w:rFonts w:ascii="Times New Roman" w:hAnsi="Times New Roman" w:cs="Times New Roman"/>
+          <w:sz w:val="28"/>
+          <w:szCs w:val="28"/>
+        </w:rPr>
+        <w:t>контроллер, который следит за репликами и гарантирует, что в кластере работает заданное количество реплик.</w:t>
+      </w:r>
+    </w:p>
+    <w:p>
+      <w:pPr>
+        <w:jc w:val="both"/>
+        <w:rPr>
+          <w:rFonts w:ascii="Times New Roman" w:hAnsi="Times New Roman" w:cs="Times New Roman"/>
+          <w:sz w:val="28"/>
+          <w:szCs w:val="28"/>
+        </w:rPr>
+      </w:pPr>
+      <w:r>
+        <w:rPr>
+          <w:rFonts w:ascii="Times New Roman" w:hAnsi="Times New Roman" w:cs="Times New Roman"/>
+          <w:sz w:val="28"/>
+          <w:szCs w:val="28"/>
+        </w:rPr>
+        <w:t>5</w:t>
+      </w:r>
+      <w:r>
+        <w:rPr>
+          <w:rFonts w:ascii="Times New Roman" w:hAnsi="Times New Roman" w:cs="Times New Roman"/>
+          <w:sz w:val="28"/>
+          <w:szCs w:val="28"/>
+        </w:rPr>
+        <w:t xml:space="preserve">) Проверим, что если удалится один из </w:t>
+      </w:r>
+      <w:r>
+        <w:rPr>
+          <w:rFonts w:ascii="Times New Roman" w:hAnsi="Times New Roman" w:cs="Times New Roman"/>
+          <w:sz w:val="28"/>
+          <w:szCs w:val="28"/>
+          <w:lang w:val="en-US"/>
+        </w:rPr>
+        <w:t>pod</w:t>
+      </w:r>
+      <w:r>
+        <w:rPr>
+          <w:rFonts w:ascii="Times New Roman" w:hAnsi="Times New Roman" w:cs="Times New Roman"/>
+          <w:sz w:val="28"/>
+          <w:szCs w:val="28"/>
+        </w:rPr>
+        <w:t xml:space="preserve"> </w:t>
+      </w:r>
+      <w:r>
+        <w:rPr>
+          <w:rFonts w:ascii="Times New Roman" w:hAnsi="Times New Roman" w:cs="Times New Roman"/>
+          <w:sz w:val="28"/>
+          <w:szCs w:val="28"/>
+        </w:rPr>
+        <w:t>бэкенда</w:t>
+      </w:r>
+      <w:r>
+        <w:rPr>
+          <w:rFonts w:ascii="Times New Roman" w:hAnsi="Times New Roman" w:cs="Times New Roman"/>
+          <w:sz w:val="28"/>
+          <w:szCs w:val="28"/>
+        </w:rPr>
+        <w:t xml:space="preserve"> во время непрерывных запросов, доступ сохранится</w:t>
+      </w:r>
+      <w:r>
+        <w:rPr>
+          <w:rFonts w:ascii="Times New Roman" w:hAnsi="Times New Roman" w:cs="Times New Roman"/>
+          <w:sz w:val="28"/>
+          <w:szCs w:val="28"/>
+        </w:rPr>
+        <w:t>:</w:t>
+      </w:r>
+    </w:p>
+    <w:p>
+      <w:pPr>
+        <w:jc w:val="both"/>
+        <w:rPr>
+          <w:rFonts w:ascii="Times New Roman" w:hAnsi="Times New Roman" w:cs="Times New Roman"/>
+          <w:sz w:val="28"/>
+          <w:szCs w:val="28"/>
+        </w:rPr>
+      </w:pPr>
+      <w:r>
+        <w:rPr>
+          <w:rFonts w:ascii="Times New Roman" w:hAnsi="Times New Roman" w:cs="Times New Roman"/>
+          <w:sz w:val="28"/>
+          <w:szCs w:val="28"/>
+        </w:rPr>
+        <w:t xml:space="preserve"> </w:t>
+      </w:r>
+    </w:p>
+    <w:p>
+      <w:pPr>
+        <w:jc w:val="both"/>
+        <w:rPr>
+          <w:rFonts w:ascii="Times New Roman" w:hAnsi="Times New Roman" w:cs="Times New Roman"/>
+          <w:sz w:val="28"/>
+          <w:szCs w:val="28"/>
         </w:rPr>
       </w:pPr>
     </w:p>

--- a/Homework_k8s.docx
+++ b/Homework_k8s.docx
@@ -1207,8 +1207,8 @@
         </w:rPr>
         <w:lastRenderedPageBreak/>
         <w:drawing>
-          <wp:inline distT="0" distB="0" distL="0" distR="0" wp14:anchorId="03CD0A24" wp14:editId="2FBBD61E">
-            <wp:extent cx="4314825" cy="3910786"/>
+          <wp:inline distT="0" distB="0" distL="0" distR="0" wp14:anchorId="03CD0A24" wp14:editId="2849F652">
+            <wp:extent cx="3203163" cy="2903220"/>
             <wp:effectExtent l="0" t="0" r="0" b="0"/>
             <wp:docPr id="6" name="Рисунок 6"/>
             <wp:cNvGraphicFramePr>
@@ -1230,7 +1230,7 @@
                   <pic:spPr>
                     <a:xfrm>
                       <a:off x="0" y="0"/>
-                      <a:ext cx="4317620" cy="3913319"/>
+                      <a:ext cx="3207730" cy="2907360"/>
                     </a:xfrm>
                     <a:prstGeom prst="rect">
                       <a:avLst/>
@@ -1306,13 +1306,57 @@
     </w:p>
     <w:p>
       <w:pPr>
-        <w:jc w:val="both"/>
-        <w:rPr>
-          <w:rFonts w:ascii="Times New Roman" w:hAnsi="Times New Roman" w:cs="Times New Roman"/>
-          <w:sz w:val="28"/>
-          <w:szCs w:val="28"/>
-        </w:rPr>
-      </w:pPr>
+        <w:jc w:val="center"/>
+        <w:rPr>
+          <w:rFonts w:ascii="Times New Roman" w:hAnsi="Times New Roman" w:cs="Times New Roman"/>
+          <w:sz w:val="28"/>
+          <w:szCs w:val="28"/>
+        </w:rPr>
+      </w:pPr>
+    </w:p>
+    <w:p>
+      <w:pPr>
+        <w:jc w:val="center"/>
+        <w:rPr>
+          <w:rFonts w:ascii="Times New Roman" w:hAnsi="Times New Roman" w:cs="Times New Roman"/>
+          <w:sz w:val="28"/>
+          <w:szCs w:val="28"/>
+        </w:rPr>
+      </w:pPr>
+      <w:r>
+        <w:rPr>
+          <w:rFonts w:ascii="Times New Roman" w:hAnsi="Times New Roman" w:cs="Times New Roman"/>
+          <w:sz w:val="28"/>
+          <w:szCs w:val="28"/>
+        </w:rPr>
+        <w:t xml:space="preserve">УСТАНОВКА КОМПОНЕНТОВ </w:t>
+      </w:r>
+      <w:r>
+        <w:rPr>
+          <w:rFonts w:ascii="Times New Roman" w:hAnsi="Times New Roman" w:cs="Times New Roman"/>
+          <w:sz w:val="28"/>
+          <w:szCs w:val="28"/>
+          <w:lang w:val="en-US"/>
+        </w:rPr>
+        <w:t>K</w:t>
+      </w:r>
+      <w:r>
+        <w:rPr>
+          <w:rFonts w:ascii="Times New Roman" w:hAnsi="Times New Roman" w:cs="Times New Roman"/>
+          <w:sz w:val="28"/>
+          <w:szCs w:val="28"/>
+        </w:rPr>
+        <w:t>8</w:t>
+      </w:r>
+      <w:r>
+        <w:rPr>
+          <w:rFonts w:ascii="Times New Roman" w:hAnsi="Times New Roman" w:cs="Times New Roman"/>
+          <w:sz w:val="28"/>
+          <w:szCs w:val="28"/>
+          <w:lang w:val="en-US"/>
+        </w:rPr>
+        <w:t>S</w:t>
+      </w:r>
     </w:p>
     <w:p>
       <w:pPr>
@@ -2189,6 +2233,115 @@
           <w:sz w:val="28"/>
           <w:szCs w:val="28"/>
         </w:rPr>
+        <w:t xml:space="preserve">, где указываем адрес сети для </w:t>
+      </w:r>
+      <w:r>
+        <w:rPr>
+          <w:rFonts w:ascii="Times New Roman" w:hAnsi="Times New Roman" w:cs="Times New Roman"/>
+          <w:sz w:val="28"/>
+          <w:szCs w:val="28"/>
+          <w:lang w:val="en-US"/>
+        </w:rPr>
+        <w:t>CNI</w:t>
+      </w:r>
+      <w:r>
+        <w:rPr>
+          <w:rFonts w:ascii="Times New Roman" w:hAnsi="Times New Roman" w:cs="Times New Roman"/>
+          <w:sz w:val="28"/>
+          <w:szCs w:val="28"/>
+        </w:rPr>
+        <w:t xml:space="preserve"> </w:t>
+      </w:r>
+      <w:r>
+        <w:rPr>
+          <w:rFonts w:ascii="Times New Roman" w:hAnsi="Times New Roman" w:cs="Times New Roman"/>
+          <w:sz w:val="28"/>
+          <w:szCs w:val="28"/>
+        </w:rPr>
+        <w:t xml:space="preserve">и </w:t>
+      </w:r>
+      <w:r>
+        <w:rPr>
+          <w:rFonts w:ascii="Times New Roman" w:hAnsi="Times New Roman" w:cs="Times New Roman"/>
+          <w:sz w:val="28"/>
+          <w:szCs w:val="28"/>
+          <w:lang w:val="en-US"/>
+        </w:rPr>
+        <w:t>ip</w:t>
+      </w:r>
+      <w:r>
+        <w:rPr>
+          <w:rFonts w:ascii="Times New Roman" w:hAnsi="Times New Roman" w:cs="Times New Roman"/>
+          <w:sz w:val="28"/>
+          <w:szCs w:val="28"/>
+        </w:rPr>
+        <w:t xml:space="preserve"> </w:t>
+      </w:r>
+      <w:r>
+        <w:rPr>
+          <w:rFonts w:ascii="Times New Roman" w:hAnsi="Times New Roman" w:cs="Times New Roman"/>
+          <w:sz w:val="28"/>
+          <w:szCs w:val="28"/>
+        </w:rPr>
+        <w:t xml:space="preserve">адрес </w:t>
+      </w:r>
+      <w:r>
+        <w:rPr>
+          <w:rFonts w:ascii="Times New Roman" w:hAnsi="Times New Roman" w:cs="Times New Roman"/>
+          <w:sz w:val="28"/>
+          <w:szCs w:val="28"/>
+          <w:lang w:val="en-US"/>
+        </w:rPr>
+        <w:t>API</w:t>
+      </w:r>
+      <w:r>
+        <w:rPr>
+          <w:rFonts w:ascii="Times New Roman" w:hAnsi="Times New Roman" w:cs="Times New Roman"/>
+          <w:sz w:val="28"/>
+          <w:szCs w:val="28"/>
+        </w:rPr>
+        <w:t xml:space="preserve"> </w:t>
+      </w:r>
+      <w:r>
+        <w:rPr>
+          <w:rFonts w:ascii="Times New Roman" w:hAnsi="Times New Roman" w:cs="Times New Roman"/>
+          <w:sz w:val="28"/>
+          <w:szCs w:val="28"/>
+          <w:lang w:val="en-US"/>
+        </w:rPr>
+        <w:t>server</w:t>
+      </w:r>
+      <w:r>
+        <w:rPr>
+          <w:rFonts w:ascii="Times New Roman" w:hAnsi="Times New Roman" w:cs="Times New Roman"/>
+          <w:sz w:val="28"/>
+          <w:szCs w:val="28"/>
+        </w:rPr>
+        <w:t xml:space="preserve"> узла </w:t>
+      </w:r>
+      <w:r>
+        <w:rPr>
+          <w:rFonts w:ascii="Times New Roman" w:hAnsi="Times New Roman" w:cs="Times New Roman"/>
+          <w:sz w:val="28"/>
+          <w:szCs w:val="28"/>
+          <w:lang w:val="en-US"/>
+        </w:rPr>
+        <w:t>kube</w:t>
+      </w:r>
+      <w:r>
+        <w:rPr>
+          <w:rFonts w:ascii="Times New Roman" w:hAnsi="Times New Roman" w:cs="Times New Roman"/>
+          <w:sz w:val="28"/>
+          <w:szCs w:val="28"/>
+        </w:rPr>
+        <w:t>1</w:t>
+      </w:r>
+      <w:r>
+        <w:rPr>
+          <w:rFonts w:ascii="Times New Roman" w:hAnsi="Times New Roman" w:cs="Times New Roman"/>
+          <w:sz w:val="28"/>
+          <w:szCs w:val="28"/>
+        </w:rPr>
         <w:t>:</w:t>
       </w:r>
     </w:p>
@@ -2237,125 +2390,6 @@
           <w:lang w:val="en-US"/>
         </w:rPr>
         <w:t>82</w:t>
-      </w:r>
-    </w:p>
-    <w:p>
-      <w:pPr>
-        <w:jc w:val="both"/>
-        <w:rPr>
-          <w:rFonts w:ascii="Times New Roman" w:hAnsi="Times New Roman" w:cs="Times New Roman"/>
-          <w:sz w:val="28"/>
-          <w:szCs w:val="28"/>
-        </w:rPr>
-      </w:pPr>
-      <w:r>
-        <w:rPr>
-          <w:rFonts w:ascii="Times New Roman" w:hAnsi="Times New Roman" w:cs="Times New Roman"/>
-          <w:sz w:val="28"/>
-          <w:szCs w:val="28"/>
-        </w:rPr>
-        <w:t xml:space="preserve">Здесь указываем адрес сети для </w:t>
-      </w:r>
-      <w:r>
-        <w:rPr>
-          <w:rFonts w:ascii="Times New Roman" w:hAnsi="Times New Roman" w:cs="Times New Roman"/>
-          <w:sz w:val="28"/>
-          <w:szCs w:val="28"/>
-          <w:lang w:val="en-US"/>
-        </w:rPr>
-        <w:t>CNI</w:t>
-      </w:r>
-      <w:r>
-        <w:rPr>
-          <w:rFonts w:ascii="Times New Roman" w:hAnsi="Times New Roman" w:cs="Times New Roman"/>
-          <w:sz w:val="28"/>
-          <w:szCs w:val="28"/>
-        </w:rPr>
-        <w:t xml:space="preserve"> </w:t>
-      </w:r>
-      <w:r>
-        <w:rPr>
-          <w:rFonts w:ascii="Times New Roman" w:hAnsi="Times New Roman" w:cs="Times New Roman"/>
-          <w:sz w:val="28"/>
-          <w:szCs w:val="28"/>
-        </w:rPr>
-        <w:t xml:space="preserve">и </w:t>
-      </w:r>
-      <w:r>
-        <w:rPr>
-          <w:rFonts w:ascii="Times New Roman" w:hAnsi="Times New Roman" w:cs="Times New Roman"/>
-          <w:sz w:val="28"/>
-          <w:szCs w:val="28"/>
-          <w:lang w:val="en-US"/>
-        </w:rPr>
-        <w:t>ip</w:t>
-      </w:r>
-      <w:r>
-        <w:rPr>
-          <w:rFonts w:ascii="Times New Roman" w:hAnsi="Times New Roman" w:cs="Times New Roman"/>
-          <w:sz w:val="28"/>
-          <w:szCs w:val="28"/>
-        </w:rPr>
-        <w:t xml:space="preserve"> </w:t>
-      </w:r>
-      <w:r>
-        <w:rPr>
-          <w:rFonts w:ascii="Times New Roman" w:hAnsi="Times New Roman" w:cs="Times New Roman"/>
-          <w:sz w:val="28"/>
-          <w:szCs w:val="28"/>
-        </w:rPr>
-        <w:t xml:space="preserve">адрес </w:t>
-      </w:r>
-      <w:r>
-        <w:rPr>
-          <w:rFonts w:ascii="Times New Roman" w:hAnsi="Times New Roman" w:cs="Times New Roman"/>
-          <w:sz w:val="28"/>
-          <w:szCs w:val="28"/>
-          <w:lang w:val="en-US"/>
-        </w:rPr>
-        <w:t>API</w:t>
-      </w:r>
-      <w:r>
-        <w:rPr>
-          <w:rFonts w:ascii="Times New Roman" w:hAnsi="Times New Roman" w:cs="Times New Roman"/>
-          <w:sz w:val="28"/>
-          <w:szCs w:val="28"/>
-        </w:rPr>
-        <w:t xml:space="preserve"> </w:t>
-      </w:r>
-      <w:r>
-        <w:rPr>
-          <w:rFonts w:ascii="Times New Roman" w:hAnsi="Times New Roman" w:cs="Times New Roman"/>
-          <w:sz w:val="28"/>
-          <w:szCs w:val="28"/>
-          <w:lang w:val="en-US"/>
-        </w:rPr>
-        <w:t>server</w:t>
-      </w:r>
-      <w:r>
-        <w:rPr>
-          <w:rFonts w:ascii="Times New Roman" w:hAnsi="Times New Roman" w:cs="Times New Roman"/>
-          <w:sz w:val="28"/>
-          <w:szCs w:val="28"/>
-        </w:rPr>
-        <w:t xml:space="preserve"> узла </w:t>
-      </w:r>
-      <w:r>
-        <w:rPr>
-          <w:rFonts w:ascii="Times New Roman" w:hAnsi="Times New Roman" w:cs="Times New Roman"/>
-          <w:sz w:val="28"/>
-          <w:szCs w:val="28"/>
-          <w:lang w:val="en-US"/>
-        </w:rPr>
-        <w:t>kube</w:t>
-      </w:r>
-      <w:r>
-        <w:rPr>
-          <w:rFonts w:ascii="Times New Roman" w:hAnsi="Times New Roman" w:cs="Times New Roman"/>
-          <w:sz w:val="28"/>
-          <w:szCs w:val="28"/>
-        </w:rPr>
-        <w:t>1</w:t>
       </w:r>
     </w:p>
     <w:p>
@@ -3216,7 +3250,6 @@
           <w:rFonts w:ascii="Times New Roman" w:hAnsi="Times New Roman" w:cs="Times New Roman"/>
           <w:sz w:val="28"/>
           <w:szCs w:val="28"/>
-          <w:lang w:val="en-US"/>
         </w:rPr>
       </w:pPr>
       <w:r>
@@ -3232,76 +3265,10 @@
           <w:rFonts w:ascii="Times New Roman" w:hAnsi="Times New Roman" w:cs="Times New Roman"/>
           <w:sz w:val="28"/>
           <w:szCs w:val="28"/>
-        </w:rPr>
-        <w:t>Статусы</w:t>
-      </w:r>
-      <w:r>
-        <w:rPr>
-          <w:rFonts w:ascii="Times New Roman" w:hAnsi="Times New Roman" w:cs="Times New Roman"/>
-          <w:sz w:val="28"/>
-          <w:szCs w:val="28"/>
-        </w:rPr>
-        <w:t xml:space="preserve"> </w:t>
-      </w:r>
-      <w:r>
-        <w:rPr>
-          <w:rFonts w:ascii="Times New Roman" w:hAnsi="Times New Roman" w:cs="Times New Roman"/>
-          <w:sz w:val="28"/>
-          <w:szCs w:val="28"/>
           <w:lang w:val="en-US"/>
         </w:rPr>
         <w:t>coreDNS</w:t>
       </w:r>
-      <w:r>
-        <w:rPr>
-          <w:rFonts w:ascii="Times New Roman" w:hAnsi="Times New Roman" w:cs="Times New Roman"/>
-          <w:sz w:val="28"/>
-          <w:szCs w:val="28"/>
-        </w:rPr>
-        <w:t xml:space="preserve"> – </w:t>
-      </w:r>
-      <w:r>
-        <w:rPr>
-          <w:rFonts w:ascii="Times New Roman" w:hAnsi="Times New Roman" w:cs="Times New Roman"/>
-          <w:sz w:val="28"/>
-          <w:szCs w:val="28"/>
-          <w:lang w:val="en-US"/>
-        </w:rPr>
-        <w:t>running</w:t>
-      </w:r>
-      <w:r>
-        <w:rPr>
-          <w:rFonts w:ascii="Times New Roman" w:hAnsi="Times New Roman" w:cs="Times New Roman"/>
-          <w:sz w:val="28"/>
-          <w:szCs w:val="28"/>
-        </w:rPr>
-        <w:t xml:space="preserve">. </w:t>
-      </w:r>
-      <w:r>
-        <w:rPr>
-          <w:rFonts w:ascii="Times New Roman" w:hAnsi="Times New Roman" w:cs="Times New Roman"/>
-          <w:sz w:val="28"/>
-          <w:szCs w:val="28"/>
-        </w:rPr>
-        <w:t>Они</w:t>
-      </w:r>
-      <w:r>
-        <w:rPr>
-          <w:rFonts w:ascii="Times New Roman" w:hAnsi="Times New Roman" w:cs="Times New Roman"/>
-          <w:sz w:val="28"/>
-          <w:szCs w:val="28"/>
-          <w:lang w:val="en-US"/>
-        </w:rPr>
-        <w:t xml:space="preserve"> </w:t>
-      </w:r>
-      <w:r>
-        <w:rPr>
-          <w:rFonts w:ascii="Times New Roman" w:hAnsi="Times New Roman" w:cs="Times New Roman"/>
-          <w:sz w:val="28"/>
-          <w:szCs w:val="28"/>
-        </w:rPr>
-        <w:t>запущены</w:t>
-      </w:r>
     </w:p>
     <w:p>
       <w:pPr>
@@ -3317,10 +3284,10 @@
           <w:noProof/>
         </w:rPr>
         <w:drawing>
-          <wp:inline distT="0" distB="0" distL="0" distR="0" wp14:anchorId="76406079" wp14:editId="591FE2A7">
-            <wp:extent cx="5184641" cy="698500"/>
-            <wp:effectExtent l="0" t="0" r="0" b="6350"/>
-            <wp:docPr id="14" name="Рисунок 14"/>
+          <wp:inline distT="0" distB="0" distL="0" distR="0" wp14:anchorId="7CD22F5A" wp14:editId="1DC2C844">
+            <wp:extent cx="4473575" cy="1007571"/>
+            <wp:effectExtent l="0" t="0" r="3175" b="2540"/>
+            <wp:docPr id="34" name="Рисунок 34"/>
             <wp:cNvGraphicFramePr>
               <a:graphicFrameLocks xmlns:a="http://schemas.openxmlformats.org/drawingml/2006/main" noChangeAspect="1"/>
             </wp:cNvGraphicFramePr>
@@ -3340,7 +3307,7 @@
                   <pic:spPr>
                     <a:xfrm>
                       <a:off x="0" y="0"/>
-                      <a:ext cx="5186587" cy="698762"/>
+                      <a:ext cx="4497233" cy="1012899"/>
                     </a:xfrm>
                     <a:prstGeom prst="rect">
                       <a:avLst/>
@@ -3368,83 +3335,49 @@
           <w:sz w:val="20"/>
           <w:szCs w:val="20"/>
         </w:rPr>
-        <w:t>С</w:t>
-      </w:r>
-      <w:r>
-        <w:rPr>
-          <w:rFonts w:ascii="Times New Roman" w:hAnsi="Times New Roman" w:cs="Times New Roman"/>
-          <w:sz w:val="20"/>
-          <w:szCs w:val="20"/>
-          <w:lang w:val="en-US"/>
-        </w:rPr>
-        <w:t>oreDNS</w:t>
-      </w:r>
-    </w:p>
-    <w:p>
-      <w:pPr>
-        <w:rPr>
-          <w:rFonts w:ascii="Times New Roman" w:hAnsi="Times New Roman" w:cs="Times New Roman"/>
-          <w:sz w:val="28"/>
-          <w:szCs w:val="28"/>
-        </w:rPr>
-      </w:pPr>
-      <w:r>
-        <w:rPr>
-          <w:rFonts w:ascii="Times New Roman" w:hAnsi="Times New Roman" w:cs="Times New Roman"/>
-          <w:sz w:val="28"/>
-          <w:szCs w:val="28"/>
-        </w:rPr>
-        <w:t xml:space="preserve">2) </w:t>
-      </w:r>
-      <w:r>
-        <w:rPr>
-          <w:rFonts w:ascii="Times New Roman" w:hAnsi="Times New Roman" w:cs="Times New Roman"/>
-          <w:sz w:val="28"/>
-          <w:szCs w:val="28"/>
-        </w:rPr>
-        <w:t xml:space="preserve">Связность </w:t>
-      </w:r>
-      <w:r>
-        <w:rPr>
-          <w:rFonts w:ascii="Times New Roman" w:hAnsi="Times New Roman" w:cs="Times New Roman"/>
-          <w:sz w:val="28"/>
-          <w:szCs w:val="28"/>
-          <w:lang w:val="en-US"/>
-        </w:rPr>
-        <w:t>Pod</w:t>
-      </w:r>
-      <w:r>
-        <w:rPr>
-          <w:rFonts w:ascii="Times New Roman" w:hAnsi="Times New Roman" w:cs="Times New Roman"/>
-          <w:sz w:val="28"/>
-          <w:szCs w:val="28"/>
-        </w:rPr>
-        <w:t xml:space="preserve"> </w:t>
-      </w:r>
-      <w:r>
-        <w:rPr>
-          <w:rFonts w:ascii="Times New Roman" w:hAnsi="Times New Roman" w:cs="Times New Roman"/>
-          <w:sz w:val="28"/>
-          <w:szCs w:val="28"/>
-        </w:rPr>
-        <w:t xml:space="preserve">на разных узлах. Создадим тестовые поды и проверим через </w:t>
-      </w:r>
-      <w:r>
-        <w:rPr>
-          <w:rFonts w:ascii="Times New Roman" w:hAnsi="Times New Roman" w:cs="Times New Roman"/>
-          <w:sz w:val="28"/>
-          <w:szCs w:val="28"/>
-          <w:lang w:val="en-US"/>
-        </w:rPr>
-        <w:t>ping</w:t>
-      </w:r>
-      <w:r>
-        <w:rPr>
-          <w:rFonts w:ascii="Times New Roman" w:hAnsi="Times New Roman" w:cs="Times New Roman"/>
-          <w:sz w:val="28"/>
-          <w:szCs w:val="28"/>
-        </w:rPr>
-        <w:t>:</w:t>
+        <w:t xml:space="preserve">Резолвинг </w:t>
+      </w:r>
+      <w:r>
+        <w:rPr>
+          <w:rFonts w:ascii="Times New Roman" w:hAnsi="Times New Roman" w:cs="Times New Roman"/>
+          <w:sz w:val="20"/>
+          <w:szCs w:val="20"/>
+          <w:lang w:val="en-US"/>
+        </w:rPr>
+        <w:t>DNS</w:t>
+      </w:r>
+      <w:r>
+        <w:rPr>
+          <w:rFonts w:ascii="Times New Roman" w:hAnsi="Times New Roman" w:cs="Times New Roman"/>
+          <w:sz w:val="20"/>
+          <w:szCs w:val="20"/>
+        </w:rPr>
+        <w:t xml:space="preserve"> (</w:t>
+      </w:r>
+      <w:r>
+        <w:rPr>
+          <w:rFonts w:ascii="Times New Roman" w:hAnsi="Times New Roman" w:cs="Times New Roman"/>
+          <w:sz w:val="20"/>
+          <w:szCs w:val="20"/>
+        </w:rPr>
+        <w:t xml:space="preserve">добавлено после деплоя </w:t>
+      </w:r>
+      <w:r>
+        <w:rPr>
+          <w:rFonts w:ascii="Times New Roman" w:hAnsi="Times New Roman" w:cs="Times New Roman"/>
+          <w:sz w:val="20"/>
+          <w:szCs w:val="20"/>
+          <w:lang w:val="en-US"/>
+        </w:rPr>
+        <w:t>backend</w:t>
+      </w:r>
+      <w:r>
+        <w:rPr>
+          <w:rFonts w:ascii="Times New Roman" w:hAnsi="Times New Roman" w:cs="Times New Roman"/>
+          <w:sz w:val="20"/>
+          <w:szCs w:val="20"/>
+        </w:rPr>
+        <w:t>)</w:t>
       </w:r>
     </w:p>
     <w:p>
@@ -3461,10 +3394,10 @@
           <w:noProof/>
         </w:rPr>
         <w:drawing>
-          <wp:inline distT="0" distB="0" distL="0" distR="0" wp14:anchorId="5F173A69" wp14:editId="06103A12">
-            <wp:extent cx="4113378" cy="704850"/>
-            <wp:effectExtent l="0" t="0" r="1905" b="0"/>
-            <wp:docPr id="15" name="Рисунок 15"/>
+          <wp:inline distT="0" distB="0" distL="0" distR="0" wp14:anchorId="76406079" wp14:editId="591FE2A7">
+            <wp:extent cx="5184641" cy="698500"/>
+            <wp:effectExtent l="0" t="0" r="0" b="6350"/>
+            <wp:docPr id="14" name="Рисунок 14"/>
             <wp:cNvGraphicFramePr>
               <a:graphicFrameLocks xmlns:a="http://schemas.openxmlformats.org/drawingml/2006/main" noChangeAspect="1"/>
             </wp:cNvGraphicFramePr>
@@ -3484,7 +3417,7 @@
                   <pic:spPr>
                     <a:xfrm>
                       <a:off x="0" y="0"/>
-                      <a:ext cx="4116964" cy="705465"/>
+                      <a:ext cx="5186587" cy="698762"/>
                     </a:xfrm>
                     <a:prstGeom prst="rect">
                       <a:avLst/>
@@ -3504,25 +3437,92 @@
           <w:rFonts w:ascii="Times New Roman" w:hAnsi="Times New Roman" w:cs="Times New Roman"/>
           <w:sz w:val="20"/>
           <w:szCs w:val="20"/>
-          <w:lang w:val="en-US"/>
-        </w:rPr>
-      </w:pPr>
-      <w:r>
-        <w:rPr>
-          <w:rFonts w:ascii="Times New Roman" w:hAnsi="Times New Roman" w:cs="Times New Roman"/>
-          <w:sz w:val="20"/>
-          <w:szCs w:val="20"/>
-        </w:rPr>
-        <w:t xml:space="preserve">Тестовые </w:t>
-      </w:r>
-      <w:r>
-        <w:rPr>
-          <w:rFonts w:ascii="Times New Roman" w:hAnsi="Times New Roman" w:cs="Times New Roman"/>
-          <w:sz w:val="20"/>
-          <w:szCs w:val="20"/>
-          <w:lang w:val="en-US"/>
-        </w:rPr>
-        <w:t>pods</w:t>
+        </w:rPr>
+      </w:pPr>
+      <w:r>
+        <w:rPr>
+          <w:rFonts w:ascii="Times New Roman" w:hAnsi="Times New Roman" w:cs="Times New Roman"/>
+          <w:sz w:val="20"/>
+          <w:szCs w:val="20"/>
+        </w:rPr>
+        <w:t>С</w:t>
+      </w:r>
+      <w:r>
+        <w:rPr>
+          <w:rFonts w:ascii="Times New Roman" w:hAnsi="Times New Roman" w:cs="Times New Roman"/>
+          <w:sz w:val="20"/>
+          <w:szCs w:val="20"/>
+          <w:lang w:val="en-US"/>
+        </w:rPr>
+        <w:t>oreDNS</w:t>
+      </w:r>
+    </w:p>
+    <w:p>
+      <w:pPr>
+        <w:rPr>
+          <w:rFonts w:ascii="Times New Roman" w:hAnsi="Times New Roman" w:cs="Times New Roman"/>
+          <w:sz w:val="28"/>
+          <w:szCs w:val="28"/>
+        </w:rPr>
+      </w:pPr>
+      <w:r>
+        <w:rPr>
+          <w:rFonts w:ascii="Times New Roman" w:hAnsi="Times New Roman" w:cs="Times New Roman"/>
+          <w:sz w:val="28"/>
+          <w:szCs w:val="28"/>
+        </w:rPr>
+        <w:lastRenderedPageBreak/>
+        <w:t xml:space="preserve">2) </w:t>
+      </w:r>
+      <w:r>
+        <w:rPr>
+          <w:rFonts w:ascii="Times New Roman" w:hAnsi="Times New Roman" w:cs="Times New Roman"/>
+          <w:sz w:val="28"/>
+          <w:szCs w:val="28"/>
+        </w:rPr>
+        <w:t xml:space="preserve">Связность </w:t>
+      </w:r>
+      <w:r>
+        <w:rPr>
+          <w:rFonts w:ascii="Times New Roman" w:hAnsi="Times New Roman" w:cs="Times New Roman"/>
+          <w:sz w:val="28"/>
+          <w:szCs w:val="28"/>
+          <w:lang w:val="en-US"/>
+        </w:rPr>
+        <w:t>Pod</w:t>
+      </w:r>
+      <w:r>
+        <w:rPr>
+          <w:rFonts w:ascii="Times New Roman" w:hAnsi="Times New Roman" w:cs="Times New Roman"/>
+          <w:sz w:val="28"/>
+          <w:szCs w:val="28"/>
+        </w:rPr>
+        <w:t xml:space="preserve"> </w:t>
+      </w:r>
+      <w:r>
+        <w:rPr>
+          <w:rFonts w:ascii="Times New Roman" w:hAnsi="Times New Roman" w:cs="Times New Roman"/>
+          <w:sz w:val="28"/>
+          <w:szCs w:val="28"/>
+        </w:rPr>
+        <w:t xml:space="preserve">на разных узлах. Создадим тестовые поды и проверим через </w:t>
+      </w:r>
+      <w:r>
+        <w:rPr>
+          <w:rFonts w:ascii="Times New Roman" w:hAnsi="Times New Roman" w:cs="Times New Roman"/>
+          <w:sz w:val="28"/>
+          <w:szCs w:val="28"/>
+          <w:lang w:val="en-US"/>
+        </w:rPr>
+        <w:t>ping</w:t>
+      </w:r>
+      <w:r>
+        <w:rPr>
+          <w:rFonts w:ascii="Times New Roman" w:hAnsi="Times New Roman" w:cs="Times New Roman"/>
+          <w:sz w:val="28"/>
+          <w:szCs w:val="28"/>
+        </w:rPr>
+        <w:t>:</w:t>
       </w:r>
     </w:p>
     <w:p>
@@ -3532,19 +3532,17 @@
           <w:rFonts w:ascii="Times New Roman" w:hAnsi="Times New Roman" w:cs="Times New Roman"/>
           <w:sz w:val="28"/>
           <w:szCs w:val="28"/>
-          <w:lang w:val="en-US"/>
         </w:rPr>
       </w:pPr>
       <w:r>
         <w:rPr>
           <w:noProof/>
         </w:rPr>
-        <w:lastRenderedPageBreak/>
         <w:drawing>
-          <wp:inline distT="0" distB="0" distL="0" distR="0" wp14:anchorId="3B03AA9A" wp14:editId="58ADC107">
-            <wp:extent cx="5940425" cy="1410970"/>
-            <wp:effectExtent l="0" t="0" r="3175" b="0"/>
-            <wp:docPr id="16" name="Рисунок 16"/>
+          <wp:inline distT="0" distB="0" distL="0" distR="0" wp14:anchorId="5F173A69" wp14:editId="06103A12">
+            <wp:extent cx="4113378" cy="704850"/>
+            <wp:effectExtent l="0" t="0" r="1905" b="0"/>
+            <wp:docPr id="15" name="Рисунок 15"/>
             <wp:cNvGraphicFramePr>
               <a:graphicFrameLocks xmlns:a="http://schemas.openxmlformats.org/drawingml/2006/main" noChangeAspect="1"/>
             </wp:cNvGraphicFramePr>
@@ -3564,7 +3562,7 @@
                   <pic:spPr>
                     <a:xfrm>
                       <a:off x="0" y="0"/>
-                      <a:ext cx="5940425" cy="1410970"/>
+                      <a:ext cx="4116964" cy="705465"/>
                     </a:xfrm>
                     <a:prstGeom prst="rect">
                       <a:avLst/>
@@ -3584,291 +3582,25 @@
           <w:rFonts w:ascii="Times New Roman" w:hAnsi="Times New Roman" w:cs="Times New Roman"/>
           <w:sz w:val="20"/>
           <w:szCs w:val="20"/>
-        </w:rPr>
-      </w:pPr>
-      <w:r>
-        <w:rPr>
-          <w:rFonts w:ascii="Times New Roman" w:hAnsi="Times New Roman" w:cs="Times New Roman"/>
-          <w:sz w:val="20"/>
-          <w:szCs w:val="20"/>
-        </w:rPr>
-        <w:t>Проверка</w:t>
-      </w:r>
-      <w:r>
-        <w:rPr>
-          <w:rFonts w:ascii="Times New Roman" w:hAnsi="Times New Roman" w:cs="Times New Roman"/>
-          <w:sz w:val="20"/>
-          <w:szCs w:val="20"/>
-        </w:rPr>
-        <w:t xml:space="preserve"> </w:t>
-      </w:r>
-      <w:r>
-        <w:rPr>
-          <w:rFonts w:ascii="Times New Roman" w:hAnsi="Times New Roman" w:cs="Times New Roman"/>
-          <w:sz w:val="20"/>
-          <w:szCs w:val="20"/>
-        </w:rPr>
-        <w:t xml:space="preserve">работы </w:t>
-      </w:r>
-      <w:r>
-        <w:rPr>
-          <w:rFonts w:ascii="Times New Roman" w:hAnsi="Times New Roman" w:cs="Times New Roman"/>
-          <w:sz w:val="20"/>
-          <w:szCs w:val="20"/>
-          <w:lang w:val="en-US"/>
-        </w:rPr>
-        <w:t>pod</w:t>
-      </w:r>
-      <w:r>
-        <w:rPr>
-          <w:rFonts w:ascii="Times New Roman" w:hAnsi="Times New Roman" w:cs="Times New Roman"/>
-          <w:sz w:val="20"/>
-          <w:szCs w:val="20"/>
-        </w:rPr>
-        <w:t xml:space="preserve"> </w:t>
-      </w:r>
-      <w:r>
-        <w:rPr>
-          <w:rFonts w:ascii="Times New Roman" w:hAnsi="Times New Roman" w:cs="Times New Roman"/>
-          <w:sz w:val="20"/>
-          <w:szCs w:val="20"/>
-        </w:rPr>
-        <w:t xml:space="preserve">на </w:t>
-      </w:r>
-      <w:r>
-        <w:rPr>
-          <w:rFonts w:ascii="Times New Roman" w:hAnsi="Times New Roman" w:cs="Times New Roman"/>
-          <w:sz w:val="20"/>
-          <w:szCs w:val="20"/>
-          <w:lang w:val="en-US"/>
-        </w:rPr>
-        <w:t>work</w:t>
-      </w:r>
-      <w:r>
-        <w:rPr>
-          <w:rFonts w:ascii="Times New Roman" w:hAnsi="Times New Roman" w:cs="Times New Roman"/>
-          <w:sz w:val="20"/>
-          <w:szCs w:val="20"/>
-        </w:rPr>
-        <w:t xml:space="preserve"> </w:t>
-      </w:r>
-      <w:r>
-        <w:rPr>
-          <w:rFonts w:ascii="Times New Roman" w:hAnsi="Times New Roman" w:cs="Times New Roman"/>
-          <w:sz w:val="20"/>
-          <w:szCs w:val="20"/>
-        </w:rPr>
-        <w:t>узлах</w:t>
-      </w:r>
-    </w:p>
-    <w:p>
-      <w:pPr>
-        <w:rPr>
-          <w:rFonts w:ascii="Times New Roman" w:hAnsi="Times New Roman" w:cs="Times New Roman"/>
-          <w:sz w:val="20"/>
-          <w:szCs w:val="20"/>
-        </w:rPr>
-      </w:pPr>
-    </w:p>
-    <w:p>
-      <w:pPr>
-        <w:rPr>
-          <w:rFonts w:ascii="Times New Roman" w:hAnsi="Times New Roman" w:cs="Times New Roman"/>
-          <w:sz w:val="28"/>
-          <w:szCs w:val="28"/>
-        </w:rPr>
-      </w:pPr>
-      <w:r>
-        <w:rPr>
-          <w:rFonts w:ascii="Times New Roman" w:hAnsi="Times New Roman" w:cs="Times New Roman"/>
-          <w:sz w:val="28"/>
-          <w:szCs w:val="28"/>
-          <w:lang w:val="en-US"/>
-        </w:rPr>
-        <w:t>Pod</w:t>
-      </w:r>
-      <w:r>
-        <w:rPr>
-          <w:rFonts w:ascii="Times New Roman" w:hAnsi="Times New Roman" w:cs="Times New Roman"/>
-          <w:sz w:val="28"/>
-          <w:szCs w:val="28"/>
-        </w:rPr>
-        <w:t xml:space="preserve"> </w:t>
-      </w:r>
-      <w:r>
-        <w:rPr>
-          <w:rFonts w:ascii="Times New Roman" w:hAnsi="Times New Roman" w:cs="Times New Roman"/>
-          <w:sz w:val="28"/>
-          <w:szCs w:val="28"/>
-        </w:rPr>
-        <w:t>на разных узлах обращаются друг к другу. Вывод: они работают.</w:t>
-      </w:r>
-    </w:p>
-    <w:p>
-      <w:pPr>
-        <w:rPr>
-          <w:rFonts w:ascii="Times New Roman" w:hAnsi="Times New Roman" w:cs="Times New Roman"/>
-          <w:sz w:val="28"/>
-          <w:szCs w:val="28"/>
-        </w:rPr>
-      </w:pPr>
-    </w:p>
-    <w:p>
-      <w:pPr>
-        <w:rPr>
-          <w:rFonts w:ascii="Times New Roman" w:hAnsi="Times New Roman" w:cs="Times New Roman"/>
-          <w:sz w:val="28"/>
-          <w:szCs w:val="28"/>
-        </w:rPr>
-      </w:pPr>
-      <w:r>
-        <w:rPr>
-          <w:rFonts w:ascii="Times New Roman" w:hAnsi="Times New Roman" w:cs="Times New Roman"/>
-          <w:sz w:val="28"/>
-          <w:szCs w:val="28"/>
-        </w:rPr>
-        <w:t>Далее н</w:t>
-      </w:r>
-      <w:r>
-        <w:rPr>
-          <w:rFonts w:ascii="Times New Roman" w:hAnsi="Times New Roman" w:cs="Times New Roman"/>
-          <w:sz w:val="28"/>
-          <w:szCs w:val="28"/>
-        </w:rPr>
-        <w:t xml:space="preserve">а </w:t>
-      </w:r>
-      <w:r>
-        <w:rPr>
-          <w:rFonts w:ascii="Times New Roman" w:hAnsi="Times New Roman" w:cs="Times New Roman"/>
-          <w:sz w:val="28"/>
-          <w:szCs w:val="28"/>
-          <w:lang w:val="en-US"/>
-        </w:rPr>
-        <w:t>kube</w:t>
-      </w:r>
-      <w:r>
-        <w:rPr>
-          <w:rFonts w:ascii="Times New Roman" w:hAnsi="Times New Roman" w:cs="Times New Roman"/>
-          <w:sz w:val="28"/>
-          <w:szCs w:val="28"/>
-        </w:rPr>
-        <w:t xml:space="preserve">1 </w:t>
-      </w:r>
-      <w:r>
-        <w:rPr>
-          <w:rFonts w:ascii="Times New Roman" w:hAnsi="Times New Roman" w:cs="Times New Roman"/>
-          <w:sz w:val="28"/>
-          <w:szCs w:val="28"/>
-        </w:rPr>
-        <w:t xml:space="preserve">установим </w:t>
-      </w:r>
-      <w:r>
-        <w:rPr>
-          <w:rFonts w:ascii="Times New Roman" w:hAnsi="Times New Roman" w:cs="Times New Roman"/>
-          <w:sz w:val="28"/>
-          <w:szCs w:val="28"/>
-          <w:lang w:val="en-US"/>
-        </w:rPr>
-        <w:t>NFS</w:t>
-      </w:r>
-      <w:r>
-        <w:rPr>
-          <w:rFonts w:ascii="Times New Roman" w:hAnsi="Times New Roman" w:cs="Times New Roman"/>
-          <w:sz w:val="28"/>
-          <w:szCs w:val="28"/>
-        </w:rPr>
-        <w:t>-</w:t>
-      </w:r>
-      <w:r>
-        <w:rPr>
-          <w:rFonts w:ascii="Times New Roman" w:hAnsi="Times New Roman" w:cs="Times New Roman"/>
-          <w:sz w:val="28"/>
-          <w:szCs w:val="28"/>
-          <w:lang w:val="en-US"/>
-        </w:rPr>
-        <w:t>server</w:t>
-      </w:r>
-      <w:r>
-        <w:rPr>
-          <w:rFonts w:ascii="Times New Roman" w:hAnsi="Times New Roman" w:cs="Times New Roman"/>
-          <w:sz w:val="28"/>
-          <w:szCs w:val="28"/>
-        </w:rPr>
-        <w:t xml:space="preserve"> </w:t>
-      </w:r>
-      <w:r>
-        <w:rPr>
-          <w:rFonts w:ascii="Times New Roman" w:hAnsi="Times New Roman" w:cs="Times New Roman"/>
-          <w:sz w:val="28"/>
-          <w:szCs w:val="28"/>
-        </w:rPr>
-        <w:t xml:space="preserve">и </w:t>
-      </w:r>
-      <w:r>
-        <w:rPr>
-          <w:rFonts w:ascii="Times New Roman" w:hAnsi="Times New Roman" w:cs="Times New Roman"/>
-          <w:sz w:val="28"/>
-          <w:szCs w:val="28"/>
-          <w:lang w:val="en-US"/>
-        </w:rPr>
-        <w:t>CSI</w:t>
-      </w:r>
-      <w:r>
-        <w:rPr>
-          <w:rFonts w:ascii="Times New Roman" w:hAnsi="Times New Roman" w:cs="Times New Roman"/>
-          <w:sz w:val="28"/>
-          <w:szCs w:val="28"/>
-        </w:rPr>
-        <w:t>-</w:t>
-      </w:r>
-      <w:r>
-        <w:rPr>
-          <w:rFonts w:ascii="Times New Roman" w:hAnsi="Times New Roman" w:cs="Times New Roman"/>
-          <w:sz w:val="28"/>
-          <w:szCs w:val="28"/>
-        </w:rPr>
-        <w:t>драйвера,</w:t>
-      </w:r>
-      <w:r>
-        <w:rPr>
-          <w:rFonts w:ascii="Times New Roman" w:hAnsi="Times New Roman" w:cs="Times New Roman"/>
-          <w:sz w:val="28"/>
-          <w:szCs w:val="28"/>
-        </w:rPr>
-        <w:t xml:space="preserve"> </w:t>
-      </w:r>
-      <w:r>
-        <w:rPr>
-          <w:rFonts w:ascii="Times New Roman" w:hAnsi="Times New Roman" w:cs="Times New Roman"/>
-          <w:sz w:val="28"/>
-          <w:szCs w:val="28"/>
-        </w:rPr>
-        <w:t>создадим</w:t>
-      </w:r>
-      <w:r>
-        <w:rPr>
-          <w:rFonts w:ascii="Times New Roman" w:hAnsi="Times New Roman" w:cs="Times New Roman"/>
-          <w:sz w:val="28"/>
-          <w:szCs w:val="28"/>
-        </w:rPr>
-        <w:t xml:space="preserve"> </w:t>
-      </w:r>
-      <w:r>
-        <w:rPr>
-          <w:rFonts w:ascii="Times New Roman" w:hAnsi="Times New Roman" w:cs="Times New Roman"/>
-          <w:sz w:val="28"/>
-          <w:szCs w:val="28"/>
-          <w:lang w:val="en-US"/>
-        </w:rPr>
-        <w:t>StorageClass</w:t>
-      </w:r>
-      <w:r>
-        <w:rPr>
-          <w:rFonts w:ascii="Times New Roman" w:hAnsi="Times New Roman" w:cs="Times New Roman"/>
-          <w:sz w:val="28"/>
-          <w:szCs w:val="28"/>
-        </w:rPr>
-        <w:t>.</w:t>
+          <w:lang w:val="en-US"/>
+        </w:rPr>
+      </w:pPr>
+      <w:r>
+        <w:rPr>
+          <w:rFonts w:ascii="Times New Roman" w:hAnsi="Times New Roman" w:cs="Times New Roman"/>
+          <w:sz w:val="20"/>
+          <w:szCs w:val="20"/>
+        </w:rPr>
+        <w:t xml:space="preserve">Тестовые </w:t>
+      </w:r>
+      <w:r>
+        <w:rPr>
+          <w:rFonts w:ascii="Times New Roman" w:hAnsi="Times New Roman" w:cs="Times New Roman"/>
+          <w:sz w:val="20"/>
+          <w:szCs w:val="20"/>
+          <w:lang w:val="en-US"/>
+        </w:rPr>
+        <w:t>pods</w:t>
       </w:r>
     </w:p>
     <w:p>
@@ -3878,20 +3610,18 @@
           <w:rFonts w:ascii="Times New Roman" w:hAnsi="Times New Roman" w:cs="Times New Roman"/>
           <w:sz w:val="28"/>
           <w:szCs w:val="28"/>
-        </w:rPr>
-      </w:pPr>
-      <w:r>
-        <w:rPr>
-          <w:rFonts w:ascii="Times New Roman" w:hAnsi="Times New Roman" w:cs="Times New Roman"/>
+          <w:lang w:val="en-US"/>
+        </w:rPr>
+      </w:pPr>
+      <w:r>
+        <w:rPr>
           <w:noProof/>
-          <w:sz w:val="28"/>
-          <w:szCs w:val="28"/>
         </w:rPr>
         <w:drawing>
-          <wp:inline distT="0" distB="0" distL="0" distR="0" wp14:anchorId="180317BE" wp14:editId="4367AC95">
-            <wp:extent cx="5767403" cy="2159000"/>
-            <wp:effectExtent l="0" t="0" r="5080" b="0"/>
-            <wp:docPr id="17" name="Рисунок 17"/>
+          <wp:inline distT="0" distB="0" distL="0" distR="0" wp14:anchorId="3B03AA9A" wp14:editId="58ADC107">
+            <wp:extent cx="5940425" cy="1410970"/>
+            <wp:effectExtent l="0" t="0" r="3175" b="0"/>
+            <wp:docPr id="16" name="Рисунок 16"/>
             <wp:cNvGraphicFramePr>
               <a:graphicFrameLocks xmlns:a="http://schemas.openxmlformats.org/drawingml/2006/main" noChangeAspect="1"/>
             </wp:cNvGraphicFramePr>
@@ -3911,7 +3641,7 @@
                   <pic:spPr>
                     <a:xfrm>
                       <a:off x="0" y="0"/>
-                      <a:ext cx="5788176" cy="2166776"/>
+                      <a:ext cx="5940425" cy="1410970"/>
                     </a:xfrm>
                     <a:prstGeom prst="rect">
                       <a:avLst/>
@@ -3939,38 +3669,120 @@
           <w:sz w:val="20"/>
           <w:szCs w:val="20"/>
         </w:rPr>
-        <w:t xml:space="preserve">Установка </w:t>
-      </w:r>
-      <w:r>
-        <w:rPr>
-          <w:rFonts w:ascii="Times New Roman" w:hAnsi="Times New Roman" w:cs="Times New Roman"/>
-          <w:sz w:val="20"/>
-          <w:szCs w:val="20"/>
-          <w:lang w:val="en-US"/>
-        </w:rPr>
-        <w:t xml:space="preserve">NFS </w:t>
-      </w:r>
-      <w:r>
-        <w:rPr>
-          <w:rFonts w:ascii="Times New Roman" w:hAnsi="Times New Roman" w:cs="Times New Roman"/>
-          <w:sz w:val="20"/>
-          <w:szCs w:val="20"/>
-          <w:lang w:val="en-US"/>
-        </w:rPr>
-        <w:t>CSI-</w:t>
-      </w:r>
-      <w:r>
-        <w:rPr>
-          <w:rFonts w:ascii="Times New Roman" w:hAnsi="Times New Roman" w:cs="Times New Roman"/>
-          <w:sz w:val="20"/>
-          <w:szCs w:val="20"/>
-        </w:rPr>
-        <w:t xml:space="preserve">драйвера </w:t>
-      </w:r>
-    </w:p>
-    <w:p>
-      <w:pPr>
-        <w:spacing w:after="0"/>
+        <w:t>Проверка</w:t>
+      </w:r>
+      <w:r>
+        <w:rPr>
+          <w:rFonts w:ascii="Times New Roman" w:hAnsi="Times New Roman" w:cs="Times New Roman"/>
+          <w:sz w:val="20"/>
+          <w:szCs w:val="20"/>
+        </w:rPr>
+        <w:t xml:space="preserve"> </w:t>
+      </w:r>
+      <w:r>
+        <w:rPr>
+          <w:rFonts w:ascii="Times New Roman" w:hAnsi="Times New Roman" w:cs="Times New Roman"/>
+          <w:sz w:val="20"/>
+          <w:szCs w:val="20"/>
+        </w:rPr>
+        <w:t xml:space="preserve">работы </w:t>
+      </w:r>
+      <w:r>
+        <w:rPr>
+          <w:rFonts w:ascii="Times New Roman" w:hAnsi="Times New Roman" w:cs="Times New Roman"/>
+          <w:sz w:val="20"/>
+          <w:szCs w:val="20"/>
+          <w:lang w:val="en-US"/>
+        </w:rPr>
+        <w:t>pod</w:t>
+      </w:r>
+      <w:r>
+        <w:rPr>
+          <w:rFonts w:ascii="Times New Roman" w:hAnsi="Times New Roman" w:cs="Times New Roman"/>
+          <w:sz w:val="20"/>
+          <w:szCs w:val="20"/>
+        </w:rPr>
+        <w:t xml:space="preserve"> </w:t>
+      </w:r>
+      <w:r>
+        <w:rPr>
+          <w:rFonts w:ascii="Times New Roman" w:hAnsi="Times New Roman" w:cs="Times New Roman"/>
+          <w:sz w:val="20"/>
+          <w:szCs w:val="20"/>
+        </w:rPr>
+        <w:t xml:space="preserve">на </w:t>
+      </w:r>
+      <w:r>
+        <w:rPr>
+          <w:rFonts w:ascii="Times New Roman" w:hAnsi="Times New Roman" w:cs="Times New Roman"/>
+          <w:sz w:val="20"/>
+          <w:szCs w:val="20"/>
+          <w:lang w:val="en-US"/>
+        </w:rPr>
+        <w:t>work</w:t>
+      </w:r>
+      <w:r>
+        <w:rPr>
+          <w:rFonts w:ascii="Times New Roman" w:hAnsi="Times New Roman" w:cs="Times New Roman"/>
+          <w:sz w:val="20"/>
+          <w:szCs w:val="20"/>
+        </w:rPr>
+        <w:t xml:space="preserve"> </w:t>
+      </w:r>
+      <w:r>
+        <w:rPr>
+          <w:rFonts w:ascii="Times New Roman" w:hAnsi="Times New Roman" w:cs="Times New Roman"/>
+          <w:sz w:val="20"/>
+          <w:szCs w:val="20"/>
+        </w:rPr>
+        <w:t>узлах</w:t>
+      </w:r>
+    </w:p>
+    <w:p>
+      <w:pPr>
+        <w:rPr>
+          <w:rFonts w:ascii="Times New Roman" w:hAnsi="Times New Roman" w:cs="Times New Roman"/>
+          <w:sz w:val="20"/>
+          <w:szCs w:val="20"/>
+        </w:rPr>
+      </w:pPr>
+    </w:p>
+    <w:p>
+      <w:pPr>
+        <w:rPr>
+          <w:rFonts w:ascii="Times New Roman" w:hAnsi="Times New Roman" w:cs="Times New Roman"/>
+          <w:sz w:val="28"/>
+          <w:szCs w:val="28"/>
+        </w:rPr>
+      </w:pPr>
+      <w:r>
+        <w:rPr>
+          <w:rFonts w:ascii="Times New Roman" w:hAnsi="Times New Roman" w:cs="Times New Roman"/>
+          <w:sz w:val="28"/>
+          <w:szCs w:val="28"/>
+          <w:lang w:val="en-US"/>
+        </w:rPr>
+        <w:t>Pod</w:t>
+      </w:r>
+      <w:r>
+        <w:rPr>
+          <w:rFonts w:ascii="Times New Roman" w:hAnsi="Times New Roman" w:cs="Times New Roman"/>
+          <w:sz w:val="28"/>
+          <w:szCs w:val="28"/>
+        </w:rPr>
+        <w:t xml:space="preserve"> </w:t>
+      </w:r>
+      <w:r>
+        <w:rPr>
+          <w:rFonts w:ascii="Times New Roman" w:hAnsi="Times New Roman" w:cs="Times New Roman"/>
+          <w:sz w:val="28"/>
+          <w:szCs w:val="28"/>
+        </w:rPr>
+        <w:t>на разных узлах обращаются друг к другу. Вывод: они работают.</w:t>
+      </w:r>
+    </w:p>
+    <w:p>
+      <w:pPr>
         <w:jc w:val="center"/>
         <w:rPr>
           <w:rFonts w:ascii="Times New Roman" w:hAnsi="Times New Roman" w:cs="Times New Roman"/>
@@ -3978,6 +3790,218 @@
           <w:szCs w:val="28"/>
         </w:rPr>
       </w:pPr>
+    </w:p>
+    <w:p>
+      <w:pPr>
+        <w:jc w:val="center"/>
+        <w:rPr>
+          <w:rFonts w:ascii="Times New Roman" w:hAnsi="Times New Roman" w:cs="Times New Roman"/>
+          <w:sz w:val="28"/>
+          <w:szCs w:val="28"/>
+        </w:rPr>
+      </w:pPr>
+      <w:r>
+        <w:rPr>
+          <w:rFonts w:ascii="Times New Roman" w:hAnsi="Times New Roman" w:cs="Times New Roman"/>
+          <w:sz w:val="28"/>
+          <w:szCs w:val="28"/>
+          <w:lang w:val="en-US"/>
+        </w:rPr>
+        <w:t>NFS</w:t>
+      </w:r>
+      <w:r>
+        <w:rPr>
+          <w:rFonts w:ascii="Times New Roman" w:hAnsi="Times New Roman" w:cs="Times New Roman"/>
+          <w:sz w:val="28"/>
+          <w:szCs w:val="28"/>
+        </w:rPr>
+        <w:t xml:space="preserve"> </w:t>
+      </w:r>
+      <w:r>
+        <w:rPr>
+          <w:rFonts w:ascii="Times New Roman" w:hAnsi="Times New Roman" w:cs="Times New Roman"/>
+          <w:sz w:val="28"/>
+          <w:szCs w:val="28"/>
+        </w:rPr>
+        <w:t xml:space="preserve">и </w:t>
+      </w:r>
+      <w:r>
+        <w:rPr>
+          <w:rFonts w:ascii="Times New Roman" w:hAnsi="Times New Roman" w:cs="Times New Roman"/>
+          <w:sz w:val="28"/>
+          <w:szCs w:val="28"/>
+          <w:lang w:val="en-US"/>
+        </w:rPr>
+        <w:t>StorageClass</w:t>
+      </w:r>
+    </w:p>
+    <w:p>
+      <w:pPr>
+        <w:rPr>
+          <w:rFonts w:ascii="Times New Roman" w:hAnsi="Times New Roman" w:cs="Times New Roman"/>
+          <w:sz w:val="28"/>
+          <w:szCs w:val="28"/>
+        </w:rPr>
+      </w:pPr>
+      <w:r>
+        <w:rPr>
+          <w:rFonts w:ascii="Times New Roman" w:hAnsi="Times New Roman" w:cs="Times New Roman"/>
+          <w:sz w:val="28"/>
+          <w:szCs w:val="28"/>
+        </w:rPr>
+        <w:t>Далее н</w:t>
+      </w:r>
+      <w:r>
+        <w:rPr>
+          <w:rFonts w:ascii="Times New Roman" w:hAnsi="Times New Roman" w:cs="Times New Roman"/>
+          <w:sz w:val="28"/>
+          <w:szCs w:val="28"/>
+        </w:rPr>
+        <w:t xml:space="preserve">а </w:t>
+      </w:r>
+      <w:r>
+        <w:rPr>
+          <w:rFonts w:ascii="Times New Roman" w:hAnsi="Times New Roman" w:cs="Times New Roman"/>
+          <w:sz w:val="28"/>
+          <w:szCs w:val="28"/>
+          <w:lang w:val="en-US"/>
+        </w:rPr>
+        <w:t>kube</w:t>
+      </w:r>
+      <w:r>
+        <w:rPr>
+          <w:rFonts w:ascii="Times New Roman" w:hAnsi="Times New Roman" w:cs="Times New Roman"/>
+          <w:sz w:val="28"/>
+          <w:szCs w:val="28"/>
+        </w:rPr>
+        <w:t xml:space="preserve">1 </w:t>
+      </w:r>
+      <w:r>
+        <w:rPr>
+          <w:rFonts w:ascii="Times New Roman" w:hAnsi="Times New Roman" w:cs="Times New Roman"/>
+          <w:sz w:val="28"/>
+          <w:szCs w:val="28"/>
+        </w:rPr>
+        <w:t xml:space="preserve">установим </w:t>
+      </w:r>
+      <w:r>
+        <w:rPr>
+          <w:rFonts w:ascii="Times New Roman" w:hAnsi="Times New Roman" w:cs="Times New Roman"/>
+          <w:sz w:val="28"/>
+          <w:szCs w:val="28"/>
+          <w:lang w:val="en-US"/>
+        </w:rPr>
+        <w:t>NFS</w:t>
+      </w:r>
+      <w:r>
+        <w:rPr>
+          <w:rFonts w:ascii="Times New Roman" w:hAnsi="Times New Roman" w:cs="Times New Roman"/>
+          <w:sz w:val="28"/>
+          <w:szCs w:val="28"/>
+        </w:rPr>
+        <w:t>-</w:t>
+      </w:r>
+      <w:r>
+        <w:rPr>
+          <w:rFonts w:ascii="Times New Roman" w:hAnsi="Times New Roman" w:cs="Times New Roman"/>
+          <w:sz w:val="28"/>
+          <w:szCs w:val="28"/>
+          <w:lang w:val="en-US"/>
+        </w:rPr>
+        <w:t>server</w:t>
+      </w:r>
+      <w:r>
+        <w:rPr>
+          <w:rFonts w:ascii="Times New Roman" w:hAnsi="Times New Roman" w:cs="Times New Roman"/>
+          <w:sz w:val="28"/>
+          <w:szCs w:val="28"/>
+        </w:rPr>
+        <w:t xml:space="preserve"> </w:t>
+      </w:r>
+      <w:r>
+        <w:rPr>
+          <w:rFonts w:ascii="Times New Roman" w:hAnsi="Times New Roman" w:cs="Times New Roman"/>
+          <w:sz w:val="28"/>
+          <w:szCs w:val="28"/>
+        </w:rPr>
+        <w:t xml:space="preserve">и </w:t>
+      </w:r>
+      <w:r>
+        <w:rPr>
+          <w:rFonts w:ascii="Times New Roman" w:hAnsi="Times New Roman" w:cs="Times New Roman"/>
+          <w:sz w:val="28"/>
+          <w:szCs w:val="28"/>
+          <w:lang w:val="en-US"/>
+        </w:rPr>
+        <w:t>CSI</w:t>
+      </w:r>
+      <w:r>
+        <w:rPr>
+          <w:rFonts w:ascii="Times New Roman" w:hAnsi="Times New Roman" w:cs="Times New Roman"/>
+          <w:sz w:val="28"/>
+          <w:szCs w:val="28"/>
+        </w:rPr>
+        <w:t>-</w:t>
+      </w:r>
+      <w:r>
+        <w:rPr>
+          <w:rFonts w:ascii="Times New Roman" w:hAnsi="Times New Roman" w:cs="Times New Roman"/>
+          <w:sz w:val="28"/>
+          <w:szCs w:val="28"/>
+        </w:rPr>
+        <w:t>драйвера,</w:t>
+      </w:r>
+      <w:r>
+        <w:rPr>
+          <w:rFonts w:ascii="Times New Roman" w:hAnsi="Times New Roman" w:cs="Times New Roman"/>
+          <w:sz w:val="28"/>
+          <w:szCs w:val="28"/>
+        </w:rPr>
+        <w:t xml:space="preserve"> </w:t>
+      </w:r>
+      <w:r>
+        <w:rPr>
+          <w:rFonts w:ascii="Times New Roman" w:hAnsi="Times New Roman" w:cs="Times New Roman"/>
+          <w:sz w:val="28"/>
+          <w:szCs w:val="28"/>
+        </w:rPr>
+        <w:t>создадим</w:t>
+      </w:r>
+      <w:r>
+        <w:rPr>
+          <w:rFonts w:ascii="Times New Roman" w:hAnsi="Times New Roman" w:cs="Times New Roman"/>
+          <w:sz w:val="28"/>
+          <w:szCs w:val="28"/>
+        </w:rPr>
+        <w:t xml:space="preserve"> </w:t>
+      </w:r>
+      <w:r>
+        <w:rPr>
+          <w:rFonts w:ascii="Times New Roman" w:hAnsi="Times New Roman" w:cs="Times New Roman"/>
+          <w:sz w:val="28"/>
+          <w:szCs w:val="28"/>
+          <w:lang w:val="en-US"/>
+        </w:rPr>
+        <w:t>StorageClass</w:t>
+      </w:r>
+      <w:r>
+        <w:rPr>
+          <w:rFonts w:ascii="Times New Roman" w:hAnsi="Times New Roman" w:cs="Times New Roman"/>
+          <w:sz w:val="28"/>
+          <w:szCs w:val="28"/>
+        </w:rPr>
+        <w:t>.</w:t>
+      </w:r>
+    </w:p>
+    <w:p>
+      <w:pPr>
+        <w:jc w:val="center"/>
+        <w:rPr>
+          <w:rFonts w:ascii="Times New Roman" w:hAnsi="Times New Roman" w:cs="Times New Roman"/>
+          <w:sz w:val="28"/>
+          <w:szCs w:val="28"/>
+        </w:rPr>
+      </w:pPr>
       <w:r>
         <w:rPr>
           <w:rFonts w:ascii="Times New Roman" w:hAnsi="Times New Roman" w:cs="Times New Roman"/>
@@ -3986,10 +4010,10 @@
           <w:szCs w:val="28"/>
         </w:rPr>
         <w:drawing>
-          <wp:inline distT="0" distB="0" distL="0" distR="0" wp14:anchorId="5ACDD213" wp14:editId="250107D5">
-            <wp:extent cx="2848373" cy="1724266"/>
-            <wp:effectExtent l="0" t="0" r="9525" b="9525"/>
-            <wp:docPr id="19" name="Рисунок 19"/>
+          <wp:inline distT="0" distB="0" distL="0" distR="0" wp14:anchorId="180317BE" wp14:editId="4367AC95">
+            <wp:extent cx="5767403" cy="2159000"/>
+            <wp:effectExtent l="0" t="0" r="5080" b="0"/>
+            <wp:docPr id="17" name="Рисунок 17"/>
             <wp:cNvGraphicFramePr>
               <a:graphicFrameLocks xmlns:a="http://schemas.openxmlformats.org/drawingml/2006/main" noChangeAspect="1"/>
             </wp:cNvGraphicFramePr>
@@ -4009,7 +4033,7 @@
                   <pic:spPr>
                     <a:xfrm>
                       <a:off x="0" y="0"/>
-                      <a:ext cx="2848373" cy="1724266"/>
+                      <a:ext cx="5788176" cy="2166776"/>
                     </a:xfrm>
                     <a:prstGeom prst="rect">
                       <a:avLst/>
@@ -4024,6 +4048,50 @@
     </w:p>
     <w:p>
       <w:pPr>
+        <w:jc w:val="center"/>
+        <w:rPr>
+          <w:rFonts w:ascii="Times New Roman" w:hAnsi="Times New Roman" w:cs="Times New Roman"/>
+          <w:sz w:val="20"/>
+          <w:szCs w:val="20"/>
+        </w:rPr>
+      </w:pPr>
+      <w:r>
+        <w:rPr>
+          <w:rFonts w:ascii="Times New Roman" w:hAnsi="Times New Roman" w:cs="Times New Roman"/>
+          <w:sz w:val="20"/>
+          <w:szCs w:val="20"/>
+        </w:rPr>
+        <w:t xml:space="preserve">Установка </w:t>
+      </w:r>
+      <w:r>
+        <w:rPr>
+          <w:rFonts w:ascii="Times New Roman" w:hAnsi="Times New Roman" w:cs="Times New Roman"/>
+          <w:sz w:val="20"/>
+          <w:szCs w:val="20"/>
+          <w:lang w:val="en-US"/>
+        </w:rPr>
+        <w:t xml:space="preserve">NFS </w:t>
+      </w:r>
+      <w:r>
+        <w:rPr>
+          <w:rFonts w:ascii="Times New Roman" w:hAnsi="Times New Roman" w:cs="Times New Roman"/>
+          <w:sz w:val="20"/>
+          <w:szCs w:val="20"/>
+          <w:lang w:val="en-US"/>
+        </w:rPr>
+        <w:t>CSI-</w:t>
+      </w:r>
+      <w:r>
+        <w:rPr>
+          <w:rFonts w:ascii="Times New Roman" w:hAnsi="Times New Roman" w:cs="Times New Roman"/>
+          <w:sz w:val="20"/>
+          <w:szCs w:val="20"/>
+        </w:rPr>
+        <w:t xml:space="preserve">драйвера </w:t>
+      </w:r>
+    </w:p>
+    <w:p>
+      <w:pPr>
         <w:spacing w:after="0"/>
         <w:jc w:val="center"/>
         <w:rPr>
@@ -4034,13 +4102,16 @@
       </w:pPr>
       <w:r>
         <w:rPr>
+          <w:rFonts w:ascii="Times New Roman" w:hAnsi="Times New Roman" w:cs="Times New Roman"/>
           <w:noProof/>
+          <w:sz w:val="28"/>
+          <w:szCs w:val="28"/>
         </w:rPr>
         <w:drawing>
-          <wp:inline distT="0" distB="0" distL="0" distR="0" wp14:anchorId="26D797B8" wp14:editId="583AAF0D">
-            <wp:extent cx="5940425" cy="969010"/>
-            <wp:effectExtent l="0" t="0" r="3175" b="2540"/>
-            <wp:docPr id="23" name="Рисунок 23"/>
+          <wp:inline distT="0" distB="0" distL="0" distR="0" wp14:anchorId="5ACDD213" wp14:editId="250107D5">
+            <wp:extent cx="2848373" cy="1724266"/>
+            <wp:effectExtent l="0" t="0" r="9525" b="9525"/>
+            <wp:docPr id="19" name="Рисунок 19"/>
             <wp:cNvGraphicFramePr>
               <a:graphicFrameLocks xmlns:a="http://schemas.openxmlformats.org/drawingml/2006/main" noChangeAspect="1"/>
             </wp:cNvGraphicFramePr>
@@ -4060,7 +4131,7 @@
                   <pic:spPr>
                     <a:xfrm>
                       <a:off x="0" y="0"/>
-                      <a:ext cx="5940425" cy="969010"/>
+                      <a:ext cx="2848373" cy="1724266"/>
                     </a:xfrm>
                     <a:prstGeom prst="rect">
                       <a:avLst/>
@@ -4075,6 +4146,7 @@
     </w:p>
     <w:p>
       <w:pPr>
+        <w:spacing w:after="0"/>
         <w:jc w:val="center"/>
         <w:rPr>
           <w:rFonts w:ascii="Times New Roman" w:hAnsi="Times New Roman" w:cs="Times New Roman"/>
@@ -4084,16 +4156,14 @@
       </w:pPr>
       <w:r>
         <w:rPr>
-          <w:rFonts w:ascii="Times New Roman" w:hAnsi="Times New Roman" w:cs="Times New Roman"/>
           <w:noProof/>
-          <w:sz w:val="28"/>
-          <w:szCs w:val="28"/>
-        </w:rPr>
+        </w:rPr>
+        <w:lastRenderedPageBreak/>
         <w:drawing>
-          <wp:inline distT="0" distB="0" distL="0" distR="0" wp14:anchorId="08439B7E" wp14:editId="1325C1A2">
-            <wp:extent cx="6318250" cy="531530"/>
-            <wp:effectExtent l="0" t="0" r="6350" b="1905"/>
-            <wp:docPr id="21" name="Рисунок 21"/>
+          <wp:inline distT="0" distB="0" distL="0" distR="0" wp14:anchorId="26D797B8" wp14:editId="583AAF0D">
+            <wp:extent cx="5940425" cy="969010"/>
+            <wp:effectExtent l="0" t="0" r="3175" b="2540"/>
+            <wp:docPr id="23" name="Рисунок 23"/>
             <wp:cNvGraphicFramePr>
               <a:graphicFrameLocks xmlns:a="http://schemas.openxmlformats.org/drawingml/2006/main" noChangeAspect="1"/>
             </wp:cNvGraphicFramePr>
@@ -4113,7 +4183,7 @@
                   <pic:spPr>
                     <a:xfrm>
                       <a:off x="0" y="0"/>
-                      <a:ext cx="6449633" cy="542583"/>
+                      <a:ext cx="5940425" cy="969010"/>
                     </a:xfrm>
                     <a:prstGeom prst="rect">
                       <a:avLst/>
@@ -4131,172 +4201,6 @@
         <w:jc w:val="center"/>
         <w:rPr>
           <w:rFonts w:ascii="Times New Roman" w:hAnsi="Times New Roman" w:cs="Times New Roman"/>
-          <w:sz w:val="20"/>
-          <w:szCs w:val="20"/>
-        </w:rPr>
-      </w:pPr>
-      <w:r>
-        <w:rPr>
-          <w:rFonts w:ascii="Times New Roman" w:hAnsi="Times New Roman" w:cs="Times New Roman"/>
-          <w:sz w:val="20"/>
-          <w:szCs w:val="20"/>
-        </w:rPr>
-        <w:t xml:space="preserve">Проверка работоспособности </w:t>
-      </w:r>
-      <w:r>
-        <w:rPr>
-          <w:rFonts w:ascii="Times New Roman" w:hAnsi="Times New Roman" w:cs="Times New Roman"/>
-          <w:sz w:val="20"/>
-          <w:szCs w:val="20"/>
-          <w:lang w:val="en-US"/>
-        </w:rPr>
-        <w:t>StorageClas</w:t>
-      </w:r>
-      <w:r>
-        <w:rPr>
-          <w:rFonts w:ascii="Times New Roman" w:hAnsi="Times New Roman" w:cs="Times New Roman"/>
-          <w:sz w:val="20"/>
-          <w:szCs w:val="20"/>
-          <w:lang w:val="en-US"/>
-        </w:rPr>
-        <w:t>s</w:t>
-      </w:r>
-    </w:p>
-    <w:p>
-      <w:pPr>
-        <w:ind w:firstLine="708"/>
-        <w:jc w:val="both"/>
-        <w:rPr>
-          <w:rFonts w:ascii="Times New Roman" w:hAnsi="Times New Roman" w:cs="Times New Roman"/>
-          <w:sz w:val="28"/>
-          <w:szCs w:val="28"/>
-        </w:rPr>
-      </w:pPr>
-      <w:r>
-        <w:rPr>
-          <w:rFonts w:ascii="Times New Roman" w:hAnsi="Times New Roman" w:cs="Times New Roman"/>
-          <w:sz w:val="28"/>
-          <w:szCs w:val="28"/>
-        </w:rPr>
-        <w:lastRenderedPageBreak/>
-        <w:t xml:space="preserve">Приступим к установке </w:t>
-      </w:r>
-      <w:r>
-        <w:rPr>
-          <w:rFonts w:ascii="Times New Roman" w:hAnsi="Times New Roman" w:cs="Times New Roman"/>
-          <w:sz w:val="28"/>
-          <w:szCs w:val="28"/>
-          <w:lang w:val="en-US"/>
-        </w:rPr>
-        <w:t>Postgres</w:t>
-      </w:r>
-      <w:r>
-        <w:rPr>
-          <w:rFonts w:ascii="Times New Roman" w:hAnsi="Times New Roman" w:cs="Times New Roman"/>
-          <w:sz w:val="28"/>
-          <w:szCs w:val="28"/>
-        </w:rPr>
-        <w:t xml:space="preserve">15. </w:t>
-      </w:r>
-      <w:r>
-        <w:rPr>
-          <w:rFonts w:ascii="Times New Roman" w:hAnsi="Times New Roman" w:cs="Times New Roman"/>
-          <w:sz w:val="28"/>
-          <w:szCs w:val="28"/>
-        </w:rPr>
-        <w:t xml:space="preserve">Чтобы развернуть БД, нам необходимо написать и применить 3 манифеста: секрет с паролем базы данных, </w:t>
-      </w:r>
-      <w:r>
-        <w:rPr>
-          <w:rFonts w:ascii="Times New Roman" w:hAnsi="Times New Roman" w:cs="Times New Roman"/>
-          <w:sz w:val="28"/>
-          <w:szCs w:val="28"/>
-          <w:lang w:val="en-US"/>
-        </w:rPr>
-        <w:t>Headless</w:t>
-      </w:r>
-      <w:r>
-        <w:rPr>
-          <w:rFonts w:ascii="Times New Roman" w:hAnsi="Times New Roman" w:cs="Times New Roman"/>
-          <w:sz w:val="28"/>
-          <w:szCs w:val="28"/>
-        </w:rPr>
-        <w:t xml:space="preserve"> </w:t>
-      </w:r>
-      <w:r>
-        <w:rPr>
-          <w:rFonts w:ascii="Times New Roman" w:hAnsi="Times New Roman" w:cs="Times New Roman"/>
-          <w:sz w:val="28"/>
-          <w:szCs w:val="28"/>
-          <w:lang w:val="en-US"/>
-        </w:rPr>
-        <w:t>service</w:t>
-      </w:r>
-      <w:r>
-        <w:rPr>
-          <w:rFonts w:ascii="Times New Roman" w:hAnsi="Times New Roman" w:cs="Times New Roman"/>
-          <w:sz w:val="28"/>
-          <w:szCs w:val="28"/>
-        </w:rPr>
-        <w:t xml:space="preserve"> </w:t>
-      </w:r>
-      <w:r>
-        <w:rPr>
-          <w:rFonts w:ascii="Times New Roman" w:hAnsi="Times New Roman" w:cs="Times New Roman"/>
-          <w:sz w:val="28"/>
-          <w:szCs w:val="28"/>
-        </w:rPr>
-        <w:t xml:space="preserve">для доменных имен подов внутри кластера, </w:t>
-      </w:r>
-      <w:r>
-        <w:rPr>
-          <w:rFonts w:ascii="Times New Roman" w:hAnsi="Times New Roman" w:cs="Times New Roman"/>
-          <w:sz w:val="28"/>
-          <w:szCs w:val="28"/>
-          <w:lang w:val="en-US"/>
-        </w:rPr>
-        <w:t>Postgres</w:t>
-      </w:r>
-      <w:r>
-        <w:rPr>
-          <w:rFonts w:ascii="Times New Roman" w:hAnsi="Times New Roman" w:cs="Times New Roman"/>
-          <w:sz w:val="28"/>
-          <w:szCs w:val="28"/>
-        </w:rPr>
-        <w:t xml:space="preserve"> </w:t>
-      </w:r>
-      <w:r>
-        <w:rPr>
-          <w:rFonts w:ascii="Times New Roman" w:hAnsi="Times New Roman" w:cs="Times New Roman"/>
-          <w:sz w:val="28"/>
-          <w:szCs w:val="28"/>
-        </w:rPr>
-        <w:t xml:space="preserve">через </w:t>
-      </w:r>
-      <w:r>
-        <w:rPr>
-          <w:rFonts w:ascii="Times New Roman" w:hAnsi="Times New Roman" w:cs="Times New Roman"/>
-          <w:sz w:val="28"/>
-          <w:szCs w:val="28"/>
-          <w:lang w:val="en-US"/>
-        </w:rPr>
-        <w:t>StatefulSet</w:t>
-      </w:r>
-      <w:r>
-        <w:rPr>
-          <w:rFonts w:ascii="Times New Roman" w:hAnsi="Times New Roman" w:cs="Times New Roman"/>
-          <w:sz w:val="28"/>
-          <w:szCs w:val="28"/>
-        </w:rPr>
-        <w:t>.</w:t>
-      </w:r>
-    </w:p>
-    <w:p>
-      <w:pPr>
-        <w:ind w:firstLine="708"/>
-        <w:jc w:val="center"/>
-        <w:rPr>
-          <w:rFonts w:ascii="Times New Roman" w:hAnsi="Times New Roman" w:cs="Times New Roman"/>
           <w:sz w:val="28"/>
           <w:szCs w:val="28"/>
         </w:rPr>
@@ -4309,10 +4213,10 @@
           <w:szCs w:val="28"/>
         </w:rPr>
         <w:drawing>
-          <wp:inline distT="0" distB="0" distL="0" distR="0" wp14:anchorId="56CD86B8" wp14:editId="25B62F97">
-            <wp:extent cx="2905530" cy="1324160"/>
-            <wp:effectExtent l="0" t="0" r="0" b="9525"/>
-            <wp:docPr id="18" name="Рисунок 18"/>
+          <wp:inline distT="0" distB="0" distL="0" distR="0" wp14:anchorId="08439B7E" wp14:editId="1325C1A2">
+            <wp:extent cx="6318250" cy="531530"/>
+            <wp:effectExtent l="0" t="0" r="6350" b="1905"/>
+            <wp:docPr id="21" name="Рисунок 21"/>
             <wp:cNvGraphicFramePr>
               <a:graphicFrameLocks xmlns:a="http://schemas.openxmlformats.org/drawingml/2006/main" noChangeAspect="1"/>
             </wp:cNvGraphicFramePr>
@@ -4332,7 +4236,7 @@
                   <pic:spPr>
                     <a:xfrm>
                       <a:off x="0" y="0"/>
-                      <a:ext cx="2905530" cy="1324160"/>
+                      <a:ext cx="6449633" cy="542583"/>
                     </a:xfrm>
                     <a:prstGeom prst="rect">
                       <a:avLst/>
@@ -4347,206 +4251,203 @@
     </w:p>
     <w:p>
       <w:pPr>
+        <w:jc w:val="center"/>
+        <w:rPr>
+          <w:rFonts w:ascii="Times New Roman" w:hAnsi="Times New Roman" w:cs="Times New Roman"/>
+          <w:sz w:val="20"/>
+          <w:szCs w:val="20"/>
+        </w:rPr>
+      </w:pPr>
+      <w:r>
+        <w:rPr>
+          <w:rFonts w:ascii="Times New Roman" w:hAnsi="Times New Roman" w:cs="Times New Roman"/>
+          <w:sz w:val="20"/>
+          <w:szCs w:val="20"/>
+        </w:rPr>
+        <w:t xml:space="preserve">Проверка работоспособности </w:t>
+      </w:r>
+      <w:r>
+        <w:rPr>
+          <w:rFonts w:ascii="Times New Roman" w:hAnsi="Times New Roman" w:cs="Times New Roman"/>
+          <w:sz w:val="20"/>
+          <w:szCs w:val="20"/>
+          <w:lang w:val="en-US"/>
+        </w:rPr>
+        <w:t>StorageClas</w:t>
+      </w:r>
+      <w:r>
+        <w:rPr>
+          <w:rFonts w:ascii="Times New Roman" w:hAnsi="Times New Roman" w:cs="Times New Roman"/>
+          <w:sz w:val="20"/>
+          <w:szCs w:val="20"/>
+          <w:lang w:val="en-US"/>
+        </w:rPr>
+        <w:t>s</w:t>
+      </w:r>
+    </w:p>
+    <w:p>
+      <w:pPr>
+        <w:jc w:val="center"/>
+        <w:rPr>
+          <w:rFonts w:ascii="Times New Roman" w:hAnsi="Times New Roman" w:cs="Times New Roman"/>
+          <w:sz w:val="20"/>
+          <w:szCs w:val="20"/>
+        </w:rPr>
+      </w:pPr>
+    </w:p>
+    <w:p>
+      <w:pPr>
+        <w:jc w:val="center"/>
+        <w:rPr>
+          <w:rFonts w:ascii="Times New Roman" w:hAnsi="Times New Roman" w:cs="Times New Roman"/>
+          <w:sz w:val="28"/>
+          <w:szCs w:val="28"/>
+        </w:rPr>
+      </w:pPr>
+      <w:r>
+        <w:rPr>
+          <w:rFonts w:ascii="Times New Roman" w:hAnsi="Times New Roman" w:cs="Times New Roman"/>
+          <w:sz w:val="28"/>
+          <w:szCs w:val="28"/>
+          <w:lang w:val="en-US"/>
+        </w:rPr>
+        <w:t>POSTGRES</w:t>
+      </w:r>
+    </w:p>
+    <w:p>
+      <w:pPr>
+        <w:ind w:firstLine="708"/>
+        <w:jc w:val="both"/>
+        <w:rPr>
+          <w:rFonts w:ascii="Times New Roman" w:hAnsi="Times New Roman" w:cs="Times New Roman"/>
+          <w:sz w:val="28"/>
+          <w:szCs w:val="28"/>
+        </w:rPr>
+      </w:pPr>
+      <w:r>
+        <w:rPr>
+          <w:rFonts w:ascii="Times New Roman" w:hAnsi="Times New Roman" w:cs="Times New Roman"/>
+          <w:sz w:val="28"/>
+          <w:szCs w:val="28"/>
+        </w:rPr>
+        <w:t xml:space="preserve">Приступим к установке </w:t>
+      </w:r>
+      <w:r>
+        <w:rPr>
+          <w:rFonts w:ascii="Times New Roman" w:hAnsi="Times New Roman" w:cs="Times New Roman"/>
+          <w:sz w:val="28"/>
+          <w:szCs w:val="28"/>
+          <w:lang w:val="en-US"/>
+        </w:rPr>
+        <w:t>Postgres</w:t>
+      </w:r>
+      <w:r>
+        <w:rPr>
+          <w:rFonts w:ascii="Times New Roman" w:hAnsi="Times New Roman" w:cs="Times New Roman"/>
+          <w:sz w:val="28"/>
+          <w:szCs w:val="28"/>
+        </w:rPr>
+        <w:t xml:space="preserve">15. </w:t>
+      </w:r>
+      <w:r>
+        <w:rPr>
+          <w:rFonts w:ascii="Times New Roman" w:hAnsi="Times New Roman" w:cs="Times New Roman"/>
+          <w:sz w:val="28"/>
+          <w:szCs w:val="28"/>
+        </w:rPr>
+        <w:t xml:space="preserve">Чтобы развернуть БД, нам необходимо написать и применить 3 манифеста: секрет с паролем базы данных, </w:t>
+      </w:r>
+      <w:r>
+        <w:rPr>
+          <w:rFonts w:ascii="Times New Roman" w:hAnsi="Times New Roman" w:cs="Times New Roman"/>
+          <w:sz w:val="28"/>
+          <w:szCs w:val="28"/>
+          <w:lang w:val="en-US"/>
+        </w:rPr>
+        <w:t>Headless</w:t>
+      </w:r>
+      <w:r>
+        <w:rPr>
+          <w:rFonts w:ascii="Times New Roman" w:hAnsi="Times New Roman" w:cs="Times New Roman"/>
+          <w:sz w:val="28"/>
+          <w:szCs w:val="28"/>
+        </w:rPr>
+        <w:t xml:space="preserve"> </w:t>
+      </w:r>
+      <w:r>
+        <w:rPr>
+          <w:rFonts w:ascii="Times New Roman" w:hAnsi="Times New Roman" w:cs="Times New Roman"/>
+          <w:sz w:val="28"/>
+          <w:szCs w:val="28"/>
+          <w:lang w:val="en-US"/>
+        </w:rPr>
+        <w:t>service</w:t>
+      </w:r>
+      <w:r>
+        <w:rPr>
+          <w:rFonts w:ascii="Times New Roman" w:hAnsi="Times New Roman" w:cs="Times New Roman"/>
+          <w:sz w:val="28"/>
+          <w:szCs w:val="28"/>
+        </w:rPr>
+        <w:t xml:space="preserve"> </w:t>
+      </w:r>
+      <w:r>
+        <w:rPr>
+          <w:rFonts w:ascii="Times New Roman" w:hAnsi="Times New Roman" w:cs="Times New Roman"/>
+          <w:sz w:val="28"/>
+          <w:szCs w:val="28"/>
+        </w:rPr>
+        <w:t xml:space="preserve">для доменных имен подов внутри кластера, </w:t>
+      </w:r>
+      <w:r>
+        <w:rPr>
+          <w:rFonts w:ascii="Times New Roman" w:hAnsi="Times New Roman" w:cs="Times New Roman"/>
+          <w:sz w:val="28"/>
+          <w:szCs w:val="28"/>
+          <w:lang w:val="en-US"/>
+        </w:rPr>
+        <w:t>Postgres</w:t>
+      </w:r>
+      <w:r>
+        <w:rPr>
+          <w:rFonts w:ascii="Times New Roman" w:hAnsi="Times New Roman" w:cs="Times New Roman"/>
+          <w:sz w:val="28"/>
+          <w:szCs w:val="28"/>
+        </w:rPr>
+        <w:t xml:space="preserve"> </w:t>
+      </w:r>
+      <w:r>
+        <w:rPr>
+          <w:rFonts w:ascii="Times New Roman" w:hAnsi="Times New Roman" w:cs="Times New Roman"/>
+          <w:sz w:val="28"/>
+          <w:szCs w:val="28"/>
+        </w:rPr>
+        <w:t xml:space="preserve">через </w:t>
+      </w:r>
+      <w:r>
+        <w:rPr>
+          <w:rFonts w:ascii="Times New Roman" w:hAnsi="Times New Roman" w:cs="Times New Roman"/>
+          <w:sz w:val="28"/>
+          <w:szCs w:val="28"/>
+          <w:lang w:val="en-US"/>
+        </w:rPr>
+        <w:t>StatefulSet</w:t>
+      </w:r>
+      <w:r>
+        <w:rPr>
+          <w:rFonts w:ascii="Times New Roman" w:hAnsi="Times New Roman" w:cs="Times New Roman"/>
+          <w:sz w:val="28"/>
+          <w:szCs w:val="28"/>
+        </w:rPr>
+        <w:t>.</w:t>
+      </w:r>
+    </w:p>
+    <w:p>
+      <w:pPr>
         <w:ind w:firstLine="708"/>
         <w:jc w:val="center"/>
         <w:rPr>
           <w:rFonts w:ascii="Times New Roman" w:hAnsi="Times New Roman" w:cs="Times New Roman"/>
-          <w:sz w:val="20"/>
-          <w:szCs w:val="20"/>
-        </w:rPr>
-      </w:pPr>
-      <w:r>
-        <w:rPr>
-          <w:rFonts w:ascii="Times New Roman" w:hAnsi="Times New Roman" w:cs="Times New Roman"/>
-          <w:sz w:val="20"/>
-          <w:szCs w:val="20"/>
-        </w:rPr>
-        <w:t xml:space="preserve">Манифест </w:t>
-      </w:r>
-      <w:r>
-        <w:rPr>
-          <w:rFonts w:ascii="Times New Roman" w:hAnsi="Times New Roman" w:cs="Times New Roman"/>
-          <w:sz w:val="20"/>
-          <w:szCs w:val="20"/>
-          <w:lang w:val="en-US"/>
-        </w:rPr>
-        <w:t>postgres</w:t>
-      </w:r>
-      <w:r>
-        <w:rPr>
-          <w:rFonts w:ascii="Times New Roman" w:hAnsi="Times New Roman" w:cs="Times New Roman"/>
-          <w:sz w:val="20"/>
-          <w:szCs w:val="20"/>
-        </w:rPr>
-        <w:t>-</w:t>
-      </w:r>
-      <w:r>
-        <w:rPr>
-          <w:rFonts w:ascii="Times New Roman" w:hAnsi="Times New Roman" w:cs="Times New Roman"/>
-          <w:sz w:val="20"/>
-          <w:szCs w:val="20"/>
-          <w:lang w:val="en-US"/>
-        </w:rPr>
-        <w:t>secret</w:t>
-      </w:r>
-      <w:r>
-        <w:rPr>
-          <w:rFonts w:ascii="Times New Roman" w:hAnsi="Times New Roman" w:cs="Times New Roman"/>
-          <w:sz w:val="20"/>
-          <w:szCs w:val="20"/>
-        </w:rPr>
-        <w:t>.</w:t>
-      </w:r>
-      <w:r>
-        <w:rPr>
-          <w:rFonts w:ascii="Times New Roman" w:hAnsi="Times New Roman" w:cs="Times New Roman"/>
-          <w:sz w:val="20"/>
-          <w:szCs w:val="20"/>
-          <w:lang w:val="en-US"/>
-        </w:rPr>
-        <w:t>yaml</w:t>
-      </w:r>
-    </w:p>
-    <w:p>
-      <w:pPr>
-        <w:ind w:firstLine="708"/>
-        <w:jc w:val="both"/>
-        <w:rPr>
-          <w:rFonts w:ascii="Times New Roman" w:hAnsi="Times New Roman" w:cs="Times New Roman"/>
-          <w:sz w:val="28"/>
-          <w:szCs w:val="28"/>
-        </w:rPr>
-      </w:pPr>
-      <w:r>
-        <w:rPr>
-          <w:rFonts w:ascii="Times New Roman" w:hAnsi="Times New Roman" w:cs="Times New Roman"/>
-          <w:sz w:val="28"/>
-          <w:szCs w:val="28"/>
-        </w:rPr>
-        <w:t xml:space="preserve">Манифест с секретом нужен </w:t>
-      </w:r>
-      <w:r>
-        <w:rPr>
-          <w:rFonts w:ascii="Times New Roman" w:hAnsi="Times New Roman" w:cs="Times New Roman"/>
-          <w:sz w:val="28"/>
-          <w:szCs w:val="28"/>
-        </w:rPr>
-        <w:t>д</w:t>
-      </w:r>
-      <w:r>
-        <w:rPr>
-          <w:rFonts w:ascii="Times New Roman" w:hAnsi="Times New Roman" w:cs="Times New Roman"/>
-          <w:sz w:val="28"/>
-          <w:szCs w:val="28"/>
-        </w:rPr>
-        <w:t>ля безопасного хранения и передачи конфиденциальных данных</w:t>
-      </w:r>
-      <w:r>
-        <w:rPr>
-          <w:rFonts w:ascii="Times New Roman" w:hAnsi="Times New Roman" w:cs="Times New Roman"/>
-          <w:sz w:val="28"/>
-          <w:szCs w:val="28"/>
-        </w:rPr>
-        <w:t xml:space="preserve">. </w:t>
-      </w:r>
-      <w:r>
-        <w:rPr>
-          <w:rFonts w:ascii="Times New Roman" w:hAnsi="Times New Roman" w:cs="Times New Roman"/>
-          <w:sz w:val="28"/>
-          <w:szCs w:val="28"/>
-        </w:rPr>
-        <w:t xml:space="preserve">Секрет хранит пароль в закодированном виде внутри внутренней базы данных Kubernetes (etcd). Контейнер базы данных и контейнер бэкенда не знают пароль заранее — Kubernetes сам </w:t>
-      </w:r>
-      <w:r>
-        <w:rPr>
-          <w:rFonts w:ascii="Times New Roman" w:hAnsi="Times New Roman" w:cs="Times New Roman"/>
-          <w:sz w:val="28"/>
-          <w:szCs w:val="28"/>
-        </w:rPr>
-        <w:t>подставляет</w:t>
-      </w:r>
-      <w:r>
-        <w:rPr>
-          <w:rFonts w:ascii="Times New Roman" w:hAnsi="Times New Roman" w:cs="Times New Roman"/>
-          <w:sz w:val="28"/>
-          <w:szCs w:val="28"/>
-        </w:rPr>
-        <w:t xml:space="preserve"> его внутрь контейнеров в виде переменных окружения в момент их старта</w:t>
-      </w:r>
-      <w:r>
-        <w:rPr>
-          <w:rFonts w:ascii="Times New Roman" w:hAnsi="Times New Roman" w:cs="Times New Roman"/>
-          <w:sz w:val="28"/>
-          <w:szCs w:val="28"/>
-        </w:rPr>
-        <w:t>.</w:t>
-      </w:r>
-      <w:r>
-        <w:rPr>
-          <w:rFonts w:ascii="Times New Roman" w:hAnsi="Times New Roman" w:cs="Times New Roman"/>
-          <w:sz w:val="28"/>
-          <w:szCs w:val="28"/>
-        </w:rPr>
-        <w:t xml:space="preserve"> Манифест</w:t>
-      </w:r>
-      <w:r>
-        <w:rPr>
-          <w:rFonts w:ascii="Times New Roman" w:hAnsi="Times New Roman" w:cs="Times New Roman"/>
-          <w:sz w:val="28"/>
-          <w:szCs w:val="28"/>
-        </w:rPr>
-        <w:t xml:space="preserve"> хранится в отд</w:t>
-      </w:r>
-      <w:r>
-        <w:rPr>
-          <w:rFonts w:ascii="Times New Roman" w:hAnsi="Times New Roman" w:cs="Times New Roman"/>
-          <w:sz w:val="28"/>
-          <w:szCs w:val="28"/>
-        </w:rPr>
-        <w:t>ельной директории</w:t>
-      </w:r>
-      <w:r>
-        <w:rPr>
-          <w:rFonts w:ascii="Times New Roman" w:hAnsi="Times New Roman" w:cs="Times New Roman"/>
-          <w:sz w:val="28"/>
-          <w:szCs w:val="28"/>
-        </w:rPr>
-        <w:t xml:space="preserve">: </w:t>
-      </w:r>
-      <w:r>
-        <w:rPr>
-          <w:rFonts w:ascii="Times New Roman" w:hAnsi="Times New Roman" w:cs="Times New Roman"/>
-          <w:sz w:val="28"/>
-          <w:szCs w:val="28"/>
-          <w:lang w:val="en-US"/>
-        </w:rPr>
-        <w:t>/tmp/postgres-secret.yaml</w:t>
-      </w:r>
-      <w:r>
-        <w:rPr>
-          <w:rFonts w:ascii="Times New Roman" w:hAnsi="Times New Roman" w:cs="Times New Roman"/>
-          <w:sz w:val="28"/>
-          <w:szCs w:val="28"/>
-        </w:rPr>
-        <w:t>.</w:t>
-      </w:r>
-    </w:p>
-    <w:p>
-      <w:pPr>
-        <w:ind w:firstLine="708"/>
-        <w:jc w:val="both"/>
-        <w:rPr>
-          <w:rFonts w:ascii="Times New Roman" w:hAnsi="Times New Roman" w:cs="Times New Roman"/>
-          <w:sz w:val="28"/>
-          <w:szCs w:val="28"/>
-        </w:rPr>
-      </w:pPr>
-    </w:p>
-    <w:p>
-      <w:pPr>
-        <w:jc w:val="center"/>
-        <w:rPr>
-          <w:rFonts w:ascii="Times New Roman" w:hAnsi="Times New Roman" w:cs="Times New Roman"/>
           <w:sz w:val="28"/>
           <w:szCs w:val="28"/>
         </w:rPr>
@@ -4559,10 +4460,10 @@
           <w:szCs w:val="28"/>
         </w:rPr>
         <w:drawing>
-          <wp:inline distT="0" distB="0" distL="0" distR="0" wp14:anchorId="31FFF27D" wp14:editId="2C9159E2">
-            <wp:extent cx="2422525" cy="2062080"/>
-            <wp:effectExtent l="0" t="0" r="0" b="0"/>
-            <wp:docPr id="22" name="Рисунок 22"/>
+          <wp:inline distT="0" distB="0" distL="0" distR="0" wp14:anchorId="56CD86B8" wp14:editId="25B62F97">
+            <wp:extent cx="2905530" cy="1324160"/>
+            <wp:effectExtent l="0" t="0" r="0" b="9525"/>
+            <wp:docPr id="18" name="Рисунок 18"/>
             <wp:cNvGraphicFramePr>
               <a:graphicFrameLocks xmlns:a="http://schemas.openxmlformats.org/drawingml/2006/main" noChangeAspect="1"/>
             </wp:cNvGraphicFramePr>
@@ -4582,7 +4483,7 @@
                   <pic:spPr>
                     <a:xfrm>
                       <a:off x="0" y="0"/>
-                      <a:ext cx="2426166" cy="2065179"/>
+                      <a:ext cx="2905530" cy="1324160"/>
                     </a:xfrm>
                     <a:prstGeom prst="rect">
                       <a:avLst/>
@@ -4597,6 +4498,7 @@
     </w:p>
     <w:p>
       <w:pPr>
+        <w:ind w:firstLine="708"/>
         <w:jc w:val="center"/>
         <w:rPr>
           <w:rFonts w:ascii="Times New Roman" w:hAnsi="Times New Roman" w:cs="Times New Roman"/>
@@ -4610,14 +4512,6 @@
           <w:sz w:val="20"/>
           <w:szCs w:val="20"/>
         </w:rPr>
-        <w:t xml:space="preserve"> </w:t>
-      </w:r>
-      <w:r>
-        <w:rPr>
-          <w:rFonts w:ascii="Times New Roman" w:hAnsi="Times New Roman" w:cs="Times New Roman"/>
-          <w:sz w:val="20"/>
-          <w:szCs w:val="20"/>
-        </w:rPr>
         <w:t xml:space="preserve">Манифест </w:t>
       </w:r>
       <w:r>
@@ -4644,7 +4538,7 @@
           <w:szCs w:val="20"/>
           <w:lang w:val="en-US"/>
         </w:rPr>
-        <w:t>service</w:t>
+        <w:t>secret</w:t>
       </w:r>
       <w:r>
         <w:rPr>
@@ -4680,80 +4574,55 @@
           <w:sz w:val="28"/>
           <w:szCs w:val="28"/>
         </w:rPr>
-        <w:t xml:space="preserve">Данный манифест нужен для </w:t>
-      </w:r>
-      <w:r>
-        <w:rPr>
-          <w:rFonts w:ascii="Times New Roman" w:hAnsi="Times New Roman" w:cs="Times New Roman"/>
-          <w:sz w:val="28"/>
-          <w:szCs w:val="28"/>
-        </w:rPr>
-        <w:t>обеспечения постоянных сетевых адресов и связи между подами в</w:t>
-      </w:r>
-      <w:r>
-        <w:rPr>
-          <w:rFonts w:ascii="Times New Roman" w:hAnsi="Times New Roman" w:cs="Times New Roman"/>
-          <w:sz w:val="28"/>
-          <w:szCs w:val="28"/>
-        </w:rPr>
-        <w:t xml:space="preserve"> БД. </w:t>
-      </w:r>
-      <w:r>
-        <w:rPr>
-          <w:rFonts w:ascii="Times New Roman" w:hAnsi="Times New Roman" w:cs="Times New Roman"/>
-          <w:sz w:val="28"/>
-          <w:szCs w:val="28"/>
-        </w:rPr>
-        <w:t>Обычный Service в Kubernetes работает как балансировщик нагрузки: он получает один IP-адрес (ClusterIP) и случайно раскидывает трафик по подам. Но для баз данных это не подходит. Бэкенду нужно обращаться к конкретному, строго определенному поду базы данных, а не балансировать между ними. Более того, если под базы данных перезапустится, его внутренний IP-адрес изменится.</w:t>
-      </w:r>
-      <w:r>
-        <w:rPr>
-          <w:rFonts w:ascii="Times New Roman" w:hAnsi="Times New Roman" w:cs="Times New Roman"/>
-          <w:sz w:val="28"/>
-          <w:szCs w:val="28"/>
-        </w:rPr>
-        <w:t xml:space="preserve"> Поэтому в</w:t>
-      </w:r>
-      <w:r>
-        <w:rPr>
-          <w:rFonts w:ascii="Times New Roman" w:hAnsi="Times New Roman" w:cs="Times New Roman"/>
-          <w:sz w:val="28"/>
-          <w:szCs w:val="28"/>
-        </w:rPr>
-        <w:t xml:space="preserve">место выделения единого виртуального IP-адреса, этот сервис создает прямые DNS-имена для каждого пода. </w:t>
-      </w:r>
-      <w:r>
-        <w:rPr>
-          <w:rFonts w:ascii="Times New Roman" w:hAnsi="Times New Roman" w:cs="Times New Roman"/>
-          <w:sz w:val="28"/>
-          <w:szCs w:val="28"/>
-          <w:lang w:val="en-US"/>
-        </w:rPr>
-        <w:t>Pod</w:t>
-      </w:r>
-      <w:r>
-        <w:rPr>
-          <w:rFonts w:ascii="Times New Roman" w:hAnsi="Times New Roman" w:cs="Times New Roman"/>
-          <w:sz w:val="28"/>
-          <w:szCs w:val="28"/>
-        </w:rPr>
-        <w:t xml:space="preserve"> </w:t>
-      </w:r>
-      <w:r>
-        <w:rPr>
-          <w:rFonts w:ascii="Times New Roman" w:hAnsi="Times New Roman" w:cs="Times New Roman"/>
-          <w:sz w:val="28"/>
-          <w:szCs w:val="28"/>
-        </w:rPr>
-        <w:t xml:space="preserve">БД </w:t>
-      </w:r>
-      <w:r>
-        <w:rPr>
-          <w:rFonts w:ascii="Times New Roman" w:hAnsi="Times New Roman" w:cs="Times New Roman"/>
-          <w:sz w:val="28"/>
-          <w:szCs w:val="28"/>
-        </w:rPr>
-        <w:t>получает постоянное доменное имя</w:t>
+        <w:t xml:space="preserve">Манифест с секретом нужен </w:t>
+      </w:r>
+      <w:r>
+        <w:rPr>
+          <w:rFonts w:ascii="Times New Roman" w:hAnsi="Times New Roman" w:cs="Times New Roman"/>
+          <w:sz w:val="28"/>
+          <w:szCs w:val="28"/>
+        </w:rPr>
+        <w:t>д</w:t>
+      </w:r>
+      <w:r>
+        <w:rPr>
+          <w:rFonts w:ascii="Times New Roman" w:hAnsi="Times New Roman" w:cs="Times New Roman"/>
+          <w:sz w:val="28"/>
+          <w:szCs w:val="28"/>
+        </w:rPr>
+        <w:t>ля безопасного хранения и передачи конфиденциальных данных</w:t>
+      </w:r>
+      <w:r>
+        <w:rPr>
+          <w:rFonts w:ascii="Times New Roman" w:hAnsi="Times New Roman" w:cs="Times New Roman"/>
+          <w:sz w:val="28"/>
+          <w:szCs w:val="28"/>
+        </w:rPr>
+        <w:t xml:space="preserve">. </w:t>
+      </w:r>
+      <w:r>
+        <w:rPr>
+          <w:rFonts w:ascii="Times New Roman" w:hAnsi="Times New Roman" w:cs="Times New Roman"/>
+          <w:sz w:val="28"/>
+          <w:szCs w:val="28"/>
+        </w:rPr>
+        <w:t xml:space="preserve">Секрет хранит пароль в закодированном виде внутри внутренней базы данных Kubernetes (etcd). Контейнер базы данных и контейнер бэкенда не знают пароль заранее — Kubernetes сам </w:t>
+      </w:r>
+      <w:r>
+        <w:rPr>
+          <w:rFonts w:ascii="Times New Roman" w:hAnsi="Times New Roman" w:cs="Times New Roman"/>
+          <w:sz w:val="28"/>
+          <w:szCs w:val="28"/>
+        </w:rPr>
+        <w:t>подставляет</w:t>
+      </w:r>
+      <w:r>
+        <w:rPr>
+          <w:rFonts w:ascii="Times New Roman" w:hAnsi="Times New Roman" w:cs="Times New Roman"/>
+          <w:sz w:val="28"/>
+          <w:szCs w:val="28"/>
+        </w:rPr>
+        <w:t xml:space="preserve"> его внутрь контейнеров в виде переменных окружения в момент их старта</w:t>
       </w:r>
       <w:r>
         <w:rPr>
@@ -4763,9 +4632,59 @@
         </w:rPr>
         <w:t>.</w:t>
       </w:r>
-    </w:p>
-    <w:p>
-      <w:pPr>
+      <w:r>
+        <w:rPr>
+          <w:rFonts w:ascii="Times New Roman" w:hAnsi="Times New Roman" w:cs="Times New Roman"/>
+          <w:sz w:val="28"/>
+          <w:szCs w:val="28"/>
+        </w:rPr>
+        <w:t xml:space="preserve"> Манифест</w:t>
+      </w:r>
+      <w:r>
+        <w:rPr>
+          <w:rFonts w:ascii="Times New Roman" w:hAnsi="Times New Roman" w:cs="Times New Roman"/>
+          <w:sz w:val="28"/>
+          <w:szCs w:val="28"/>
+        </w:rPr>
+        <w:t xml:space="preserve"> хранится в отд</w:t>
+      </w:r>
+      <w:r>
+        <w:rPr>
+          <w:rFonts w:ascii="Times New Roman" w:hAnsi="Times New Roman" w:cs="Times New Roman"/>
+          <w:sz w:val="28"/>
+          <w:szCs w:val="28"/>
+        </w:rPr>
+        <w:t>ельной директории</w:t>
+      </w:r>
+      <w:r>
+        <w:rPr>
+          <w:rFonts w:ascii="Times New Roman" w:hAnsi="Times New Roman" w:cs="Times New Roman"/>
+          <w:sz w:val="28"/>
+          <w:szCs w:val="28"/>
+        </w:rPr>
+        <w:t xml:space="preserve">: </w:t>
+      </w:r>
+      <w:r>
+        <w:rPr>
+          <w:rFonts w:ascii="Times New Roman" w:hAnsi="Times New Roman" w:cs="Times New Roman"/>
+          <w:sz w:val="28"/>
+          <w:szCs w:val="28"/>
+          <w:lang w:val="en-US"/>
+        </w:rPr>
+        <w:t>/tmp/postgres-secret.yaml</w:t>
+      </w:r>
+      <w:r>
+        <w:rPr>
+          <w:rFonts w:ascii="Times New Roman" w:hAnsi="Times New Roman" w:cs="Times New Roman"/>
+          <w:sz w:val="28"/>
+          <w:szCs w:val="28"/>
+        </w:rPr>
+        <w:t>.</w:t>
+      </w:r>
+    </w:p>
+    <w:p>
+      <w:pPr>
+        <w:ind w:firstLine="708"/>
         <w:jc w:val="both"/>
         <w:rPr>
           <w:rFonts w:ascii="Times New Roman" w:hAnsi="Times New Roman" w:cs="Times New Roman"/>
@@ -4776,7 +4695,6 @@
     </w:p>
     <w:p>
       <w:pPr>
-        <w:spacing w:after="0"/>
         <w:jc w:val="center"/>
         <w:rPr>
           <w:rFonts w:ascii="Times New Roman" w:hAnsi="Times New Roman" w:cs="Times New Roman"/>
@@ -4791,12 +4709,11 @@
           <w:sz w:val="28"/>
           <w:szCs w:val="28"/>
         </w:rPr>
-        <w:lastRenderedPageBreak/>
         <w:drawing>
-          <wp:inline distT="0" distB="0" distL="0" distR="0" wp14:anchorId="08CA2560" wp14:editId="0EA9703A">
-            <wp:extent cx="3264440" cy="3840517"/>
-            <wp:effectExtent l="0" t="0" r="0" b="7620"/>
-            <wp:docPr id="25" name="Рисунок 25"/>
+          <wp:inline distT="0" distB="0" distL="0" distR="0" wp14:anchorId="31FFF27D" wp14:editId="2C9159E2">
+            <wp:extent cx="2422525" cy="2062080"/>
+            <wp:effectExtent l="0" t="0" r="0" b="0"/>
+            <wp:docPr id="22" name="Рисунок 22"/>
             <wp:cNvGraphicFramePr>
               <a:graphicFrameLocks xmlns:a="http://schemas.openxmlformats.org/drawingml/2006/main" noChangeAspect="1"/>
             </wp:cNvGraphicFramePr>
@@ -4816,7 +4733,7 @@
                   <pic:spPr>
                     <a:xfrm>
                       <a:off x="0" y="0"/>
-                      <a:ext cx="3278686" cy="3857277"/>
+                      <a:ext cx="2426166" cy="2065179"/>
                     </a:xfrm>
                     <a:prstGeom prst="rect">
                       <a:avLst/>
@@ -4834,6 +4751,219 @@
         <w:jc w:val="center"/>
         <w:rPr>
           <w:rFonts w:ascii="Times New Roman" w:hAnsi="Times New Roman" w:cs="Times New Roman"/>
+          <w:sz w:val="20"/>
+          <w:szCs w:val="20"/>
+        </w:rPr>
+      </w:pPr>
+      <w:r>
+        <w:rPr>
+          <w:rFonts w:ascii="Times New Roman" w:hAnsi="Times New Roman" w:cs="Times New Roman"/>
+          <w:sz w:val="20"/>
+          <w:szCs w:val="20"/>
+        </w:rPr>
+        <w:t xml:space="preserve"> </w:t>
+      </w:r>
+      <w:r>
+        <w:rPr>
+          <w:rFonts w:ascii="Times New Roman" w:hAnsi="Times New Roman" w:cs="Times New Roman"/>
+          <w:sz w:val="20"/>
+          <w:szCs w:val="20"/>
+        </w:rPr>
+        <w:t xml:space="preserve">Манифест </w:t>
+      </w:r>
+      <w:r>
+        <w:rPr>
+          <w:rFonts w:ascii="Times New Roman" w:hAnsi="Times New Roman" w:cs="Times New Roman"/>
+          <w:sz w:val="20"/>
+          <w:szCs w:val="20"/>
+          <w:lang w:val="en-US"/>
+        </w:rPr>
+        <w:t>postgres</w:t>
+      </w:r>
+      <w:r>
+        <w:rPr>
+          <w:rFonts w:ascii="Times New Roman" w:hAnsi="Times New Roman" w:cs="Times New Roman"/>
+          <w:sz w:val="20"/>
+          <w:szCs w:val="20"/>
+        </w:rPr>
+        <w:t>-</w:t>
+      </w:r>
+      <w:r>
+        <w:rPr>
+          <w:rFonts w:ascii="Times New Roman" w:hAnsi="Times New Roman" w:cs="Times New Roman"/>
+          <w:sz w:val="20"/>
+          <w:szCs w:val="20"/>
+          <w:lang w:val="en-US"/>
+        </w:rPr>
+        <w:t>service</w:t>
+      </w:r>
+      <w:r>
+        <w:rPr>
+          <w:rFonts w:ascii="Times New Roman" w:hAnsi="Times New Roman" w:cs="Times New Roman"/>
+          <w:sz w:val="20"/>
+          <w:szCs w:val="20"/>
+        </w:rPr>
+        <w:t>.</w:t>
+      </w:r>
+      <w:r>
+        <w:rPr>
+          <w:rFonts w:ascii="Times New Roman" w:hAnsi="Times New Roman" w:cs="Times New Roman"/>
+          <w:sz w:val="20"/>
+          <w:szCs w:val="20"/>
+          <w:lang w:val="en-US"/>
+        </w:rPr>
+        <w:t>yaml</w:t>
+      </w:r>
+    </w:p>
+    <w:p>
+      <w:pPr>
+        <w:ind w:firstLine="708"/>
+        <w:jc w:val="both"/>
+        <w:rPr>
+          <w:rFonts w:ascii="Times New Roman" w:hAnsi="Times New Roman" w:cs="Times New Roman"/>
+          <w:sz w:val="28"/>
+          <w:szCs w:val="28"/>
+        </w:rPr>
+      </w:pPr>
+      <w:r>
+        <w:rPr>
+          <w:rFonts w:ascii="Times New Roman" w:hAnsi="Times New Roman" w:cs="Times New Roman"/>
+          <w:sz w:val="28"/>
+          <w:szCs w:val="28"/>
+        </w:rPr>
+        <w:lastRenderedPageBreak/>
+        <w:t xml:space="preserve">Данный манифест нужен для </w:t>
+      </w:r>
+      <w:r>
+        <w:rPr>
+          <w:rFonts w:ascii="Times New Roman" w:hAnsi="Times New Roman" w:cs="Times New Roman"/>
+          <w:sz w:val="28"/>
+          <w:szCs w:val="28"/>
+        </w:rPr>
+        <w:t>обеспечения постоянных сетевых адресов и связи между подами в</w:t>
+      </w:r>
+      <w:r>
+        <w:rPr>
+          <w:rFonts w:ascii="Times New Roman" w:hAnsi="Times New Roman" w:cs="Times New Roman"/>
+          <w:sz w:val="28"/>
+          <w:szCs w:val="28"/>
+        </w:rPr>
+        <w:t xml:space="preserve"> БД. </w:t>
+      </w:r>
+      <w:r>
+        <w:rPr>
+          <w:rFonts w:ascii="Times New Roman" w:hAnsi="Times New Roman" w:cs="Times New Roman"/>
+          <w:sz w:val="28"/>
+          <w:szCs w:val="28"/>
+        </w:rPr>
+        <w:t xml:space="preserve">Обычный Service в Kubernetes работает как балансировщик нагрузки: он получает один IP-адрес (ClusterIP) и случайно раскидывает трафик по подам. Но для баз данных это не подходит. Бэкенду нужно обращаться к конкретному, строго определенному поду </w:t>
+      </w:r>
+      <w:r>
+        <w:rPr>
+          <w:rFonts w:ascii="Times New Roman" w:hAnsi="Times New Roman" w:cs="Times New Roman"/>
+          <w:sz w:val="28"/>
+          <w:szCs w:val="28"/>
+        </w:rPr>
+        <w:t>БД</w:t>
+      </w:r>
+      <w:r>
+        <w:rPr>
+          <w:rFonts w:ascii="Times New Roman" w:hAnsi="Times New Roman" w:cs="Times New Roman"/>
+          <w:sz w:val="28"/>
+          <w:szCs w:val="28"/>
+        </w:rPr>
+        <w:t xml:space="preserve">, а не балансировать между ними. Более того, если под </w:t>
+      </w:r>
+      <w:r>
+        <w:rPr>
+          <w:rFonts w:ascii="Times New Roman" w:hAnsi="Times New Roman" w:cs="Times New Roman"/>
+          <w:sz w:val="28"/>
+          <w:szCs w:val="28"/>
+        </w:rPr>
+        <w:t>БД</w:t>
+      </w:r>
+      <w:r>
+        <w:rPr>
+          <w:rFonts w:ascii="Times New Roman" w:hAnsi="Times New Roman" w:cs="Times New Roman"/>
+          <w:sz w:val="28"/>
+          <w:szCs w:val="28"/>
+        </w:rPr>
+        <w:t xml:space="preserve"> перезапустится, его внутренний IP-адрес изменится.</w:t>
+      </w:r>
+      <w:r>
+        <w:rPr>
+          <w:rFonts w:ascii="Times New Roman" w:hAnsi="Times New Roman" w:cs="Times New Roman"/>
+          <w:sz w:val="28"/>
+          <w:szCs w:val="28"/>
+        </w:rPr>
+        <w:t xml:space="preserve"> Поэтому в</w:t>
+      </w:r>
+      <w:r>
+        <w:rPr>
+          <w:rFonts w:ascii="Times New Roman" w:hAnsi="Times New Roman" w:cs="Times New Roman"/>
+          <w:sz w:val="28"/>
+          <w:szCs w:val="28"/>
+        </w:rPr>
+        <w:t xml:space="preserve">место выделения единого виртуального IP-адреса, этот сервис создает прямые DNS-имена для каждого пода. </w:t>
+      </w:r>
+      <w:r>
+        <w:rPr>
+          <w:rFonts w:ascii="Times New Roman" w:hAnsi="Times New Roman" w:cs="Times New Roman"/>
+          <w:sz w:val="28"/>
+          <w:szCs w:val="28"/>
+          <w:lang w:val="en-US"/>
+        </w:rPr>
+        <w:t>Pod</w:t>
+      </w:r>
+      <w:r>
+        <w:rPr>
+          <w:rFonts w:ascii="Times New Roman" w:hAnsi="Times New Roman" w:cs="Times New Roman"/>
+          <w:sz w:val="28"/>
+          <w:szCs w:val="28"/>
+        </w:rPr>
+        <w:t xml:space="preserve"> </w:t>
+      </w:r>
+      <w:r>
+        <w:rPr>
+          <w:rFonts w:ascii="Times New Roman" w:hAnsi="Times New Roman" w:cs="Times New Roman"/>
+          <w:sz w:val="28"/>
+          <w:szCs w:val="28"/>
+        </w:rPr>
+        <w:t xml:space="preserve">БД </w:t>
+      </w:r>
+      <w:r>
+        <w:rPr>
+          <w:rFonts w:ascii="Times New Roman" w:hAnsi="Times New Roman" w:cs="Times New Roman"/>
+          <w:sz w:val="28"/>
+          <w:szCs w:val="28"/>
+        </w:rPr>
+        <w:t>получает постоянное доменное имя</w:t>
+      </w:r>
+      <w:r>
+        <w:rPr>
+          <w:rFonts w:ascii="Times New Roman" w:hAnsi="Times New Roman" w:cs="Times New Roman"/>
+          <w:sz w:val="28"/>
+          <w:szCs w:val="28"/>
+        </w:rPr>
+        <w:t>.</w:t>
+      </w:r>
+    </w:p>
+    <w:p>
+      <w:pPr>
+        <w:jc w:val="both"/>
+        <w:rPr>
+          <w:rFonts w:ascii="Times New Roman" w:hAnsi="Times New Roman" w:cs="Times New Roman"/>
+          <w:sz w:val="28"/>
+          <w:szCs w:val="28"/>
+        </w:rPr>
+      </w:pPr>
+    </w:p>
+    <w:p>
+      <w:pPr>
+        <w:spacing w:after="0"/>
+        <w:jc w:val="center"/>
+        <w:rPr>
+          <w:rFonts w:ascii="Times New Roman" w:hAnsi="Times New Roman" w:cs="Times New Roman"/>
           <w:sz w:val="28"/>
           <w:szCs w:val="28"/>
         </w:rPr>
@@ -4846,10 +4976,10 @@
           <w:szCs w:val="28"/>
         </w:rPr>
         <w:drawing>
-          <wp:inline distT="0" distB="0" distL="0" distR="0" wp14:anchorId="79893C01" wp14:editId="31025464">
-            <wp:extent cx="2930114" cy="3807460"/>
-            <wp:effectExtent l="0" t="0" r="3810" b="2540"/>
-            <wp:docPr id="26" name="Рисунок 26"/>
+          <wp:inline distT="0" distB="0" distL="0" distR="0" wp14:anchorId="08CA2560" wp14:editId="0EA9703A">
+            <wp:extent cx="3264440" cy="3840517"/>
+            <wp:effectExtent l="0" t="0" r="0" b="7620"/>
+            <wp:docPr id="25" name="Рисунок 25"/>
             <wp:cNvGraphicFramePr>
               <a:graphicFrameLocks xmlns:a="http://schemas.openxmlformats.org/drawingml/2006/main" noChangeAspect="1"/>
             </wp:cNvGraphicFramePr>
@@ -4869,7 +4999,7 @@
                   <pic:spPr>
                     <a:xfrm>
                       <a:off x="0" y="0"/>
-                      <a:ext cx="2960724" cy="3847236"/>
+                      <a:ext cx="3278686" cy="3857277"/>
                     </a:xfrm>
                     <a:prstGeom prst="rect">
                       <a:avLst/>
@@ -4887,358 +5017,23 @@
         <w:jc w:val="center"/>
         <w:rPr>
           <w:rFonts w:ascii="Times New Roman" w:hAnsi="Times New Roman" w:cs="Times New Roman"/>
-          <w:sz w:val="20"/>
-          <w:szCs w:val="20"/>
-          <w:lang w:val="en-US"/>
-        </w:rPr>
-      </w:pPr>
-      <w:r>
-        <w:rPr>
-          <w:rFonts w:ascii="Times New Roman" w:hAnsi="Times New Roman" w:cs="Times New Roman"/>
-          <w:sz w:val="20"/>
-          <w:szCs w:val="20"/>
-        </w:rPr>
-        <w:t>Манифест</w:t>
-      </w:r>
-      <w:r>
-        <w:rPr>
-          <w:rFonts w:ascii="Times New Roman" w:hAnsi="Times New Roman" w:cs="Times New Roman"/>
-          <w:sz w:val="20"/>
-          <w:szCs w:val="20"/>
-          <w:lang w:val="en-US"/>
-        </w:rPr>
-        <w:t xml:space="preserve"> </w:t>
-      </w:r>
-      <w:r>
-        <w:rPr>
-          <w:rFonts w:ascii="Times New Roman" w:hAnsi="Times New Roman" w:cs="Times New Roman"/>
-          <w:sz w:val="20"/>
-          <w:szCs w:val="20"/>
-          <w:lang w:val="en-US"/>
-        </w:rPr>
-        <w:t xml:space="preserve">postgres </w:t>
-      </w:r>
-      <w:r>
-        <w:rPr>
-          <w:rFonts w:ascii="Times New Roman" w:hAnsi="Times New Roman" w:cs="Times New Roman"/>
-          <w:sz w:val="20"/>
-          <w:szCs w:val="20"/>
-        </w:rPr>
-        <w:t>на</w:t>
-      </w:r>
-      <w:r>
-        <w:rPr>
-          <w:rFonts w:ascii="Times New Roman" w:hAnsi="Times New Roman" w:cs="Times New Roman"/>
-          <w:sz w:val="20"/>
-          <w:szCs w:val="20"/>
-          <w:lang w:val="en-US"/>
-        </w:rPr>
-        <w:t xml:space="preserve"> </w:t>
-      </w:r>
-      <w:r>
-        <w:rPr>
-          <w:rFonts w:ascii="Times New Roman" w:hAnsi="Times New Roman" w:cs="Times New Roman"/>
-          <w:sz w:val="20"/>
-          <w:szCs w:val="20"/>
-          <w:lang w:val="en-US"/>
-        </w:rPr>
-        <w:t>StatefulSet</w:t>
-      </w:r>
-      <w:r>
-        <w:rPr>
-          <w:rFonts w:ascii="Times New Roman" w:hAnsi="Times New Roman" w:cs="Times New Roman"/>
-          <w:sz w:val="20"/>
-          <w:szCs w:val="20"/>
-          <w:lang w:val="en-US"/>
-        </w:rPr>
-        <w:t xml:space="preserve"> postgres-statefulset.yaml</w:t>
-      </w:r>
-    </w:p>
-    <w:p>
-      <w:pPr>
-        <w:rPr>
-          <w:rFonts w:ascii="Times New Roman" w:hAnsi="Times New Roman" w:cs="Times New Roman"/>
-          <w:sz w:val="28"/>
-          <w:szCs w:val="28"/>
-          <w:lang w:val="en-US"/>
-        </w:rPr>
-      </w:pPr>
-    </w:p>
-    <w:p>
-      <w:pPr>
-        <w:ind w:firstLine="708"/>
-        <w:jc w:val="both"/>
-        <w:rPr>
-          <w:rFonts w:ascii="Times New Roman" w:hAnsi="Times New Roman" w:cs="Times New Roman"/>
-          <w:sz w:val="28"/>
-          <w:szCs w:val="28"/>
-        </w:rPr>
-      </w:pPr>
-      <w:r>
-        <w:rPr>
-          <w:rFonts w:ascii="Times New Roman" w:hAnsi="Times New Roman" w:cs="Times New Roman"/>
-          <w:sz w:val="28"/>
-          <w:szCs w:val="28"/>
-        </w:rPr>
-        <w:t xml:space="preserve">Данный манифест гарантирует, что если </w:t>
-      </w:r>
-      <w:r>
-        <w:rPr>
-          <w:rFonts w:ascii="Times New Roman" w:hAnsi="Times New Roman" w:cs="Times New Roman"/>
-          <w:sz w:val="28"/>
-          <w:szCs w:val="28"/>
-          <w:lang w:val="en-US"/>
-        </w:rPr>
-        <w:t>pod</w:t>
-      </w:r>
-      <w:r>
-        <w:rPr>
-          <w:rFonts w:ascii="Times New Roman" w:hAnsi="Times New Roman" w:cs="Times New Roman"/>
-          <w:sz w:val="28"/>
-          <w:szCs w:val="28"/>
-        </w:rPr>
-        <w:t xml:space="preserve"> </w:t>
-      </w:r>
-      <w:r>
-        <w:rPr>
-          <w:rFonts w:ascii="Times New Roman" w:hAnsi="Times New Roman" w:cs="Times New Roman"/>
-          <w:sz w:val="28"/>
-          <w:szCs w:val="28"/>
-        </w:rPr>
-        <w:t xml:space="preserve">удалится или ляжет, </w:t>
-      </w:r>
-      <w:r>
-        <w:rPr>
-          <w:rFonts w:ascii="Times New Roman" w:hAnsi="Times New Roman" w:cs="Times New Roman"/>
-          <w:sz w:val="28"/>
-          <w:szCs w:val="28"/>
-        </w:rPr>
-        <w:t>StatefulSet поднимет новый под с точно таким же именем и автоматически подключит к нему тот же самый диск, на котором остались данные</w:t>
-      </w:r>
-      <w:r>
-        <w:rPr>
-          <w:rFonts w:ascii="Times New Roman" w:hAnsi="Times New Roman" w:cs="Times New Roman"/>
-          <w:sz w:val="28"/>
-          <w:szCs w:val="28"/>
-        </w:rPr>
-        <w:t xml:space="preserve">. При этом данные не потеряются. Манифест соответствует безопасности и эксплуатации </w:t>
-      </w:r>
-      <w:r>
-        <w:rPr>
-          <w:rFonts w:ascii="Times New Roman" w:hAnsi="Times New Roman" w:cs="Times New Roman"/>
+          <w:sz w:val="28"/>
+          <w:szCs w:val="28"/>
+        </w:rPr>
+      </w:pPr>
+      <w:r>
+        <w:rPr>
+          <w:rFonts w:ascii="Times New Roman" w:hAnsi="Times New Roman" w:cs="Times New Roman"/>
+          <w:noProof/>
           <w:sz w:val="28"/>
           <w:szCs w:val="28"/>
         </w:rPr>
         <w:lastRenderedPageBreak/>
-        <w:t xml:space="preserve">контейнера: настроены </w:t>
-      </w:r>
-      <w:r>
-        <w:rPr>
-          <w:rFonts w:ascii="Times New Roman" w:hAnsi="Times New Roman" w:cs="Times New Roman"/>
-          <w:sz w:val="28"/>
-          <w:szCs w:val="28"/>
-          <w:lang w:val="en-US"/>
-        </w:rPr>
-        <w:t>readness</w:t>
-      </w:r>
-      <w:r>
-        <w:rPr>
-          <w:rFonts w:ascii="Times New Roman" w:hAnsi="Times New Roman" w:cs="Times New Roman"/>
-          <w:sz w:val="28"/>
-          <w:szCs w:val="28"/>
-        </w:rPr>
-        <w:t>/</w:t>
-      </w:r>
-      <w:r>
-        <w:rPr>
-          <w:rFonts w:ascii="Times New Roman" w:hAnsi="Times New Roman" w:cs="Times New Roman"/>
-          <w:sz w:val="28"/>
-          <w:szCs w:val="28"/>
-          <w:lang w:val="en-US"/>
-        </w:rPr>
-        <w:t>liveness</w:t>
-      </w:r>
-      <w:r>
-        <w:rPr>
-          <w:rFonts w:ascii="Times New Roman" w:hAnsi="Times New Roman" w:cs="Times New Roman"/>
-          <w:sz w:val="28"/>
-          <w:szCs w:val="28"/>
-        </w:rPr>
-        <w:t xml:space="preserve"> </w:t>
-      </w:r>
-      <w:r>
-        <w:rPr>
-          <w:rFonts w:ascii="Times New Roman" w:hAnsi="Times New Roman" w:cs="Times New Roman"/>
-          <w:sz w:val="28"/>
-          <w:szCs w:val="28"/>
-          <w:lang w:val="en-US"/>
-        </w:rPr>
-        <w:t>probes</w:t>
-      </w:r>
-      <w:r>
-        <w:rPr>
-          <w:rFonts w:ascii="Times New Roman" w:hAnsi="Times New Roman" w:cs="Times New Roman"/>
-          <w:sz w:val="28"/>
-          <w:szCs w:val="28"/>
-        </w:rPr>
-        <w:t xml:space="preserve">, </w:t>
-      </w:r>
-      <w:r>
-        <w:rPr>
-          <w:rFonts w:ascii="Times New Roman" w:hAnsi="Times New Roman" w:cs="Times New Roman"/>
-          <w:sz w:val="28"/>
-          <w:szCs w:val="28"/>
-        </w:rPr>
-        <w:t>ко</w:t>
-      </w:r>
-      <w:r>
-        <w:rPr>
-          <w:rFonts w:ascii="Times New Roman" w:hAnsi="Times New Roman" w:cs="Times New Roman"/>
-          <w:sz w:val="28"/>
-          <w:szCs w:val="28"/>
-        </w:rPr>
-        <w:t>нтейнеры приложения запускаются не от root</w:t>
-      </w:r>
-      <w:r>
-        <w:rPr>
-          <w:rFonts w:ascii="Times New Roman" w:hAnsi="Times New Roman" w:cs="Times New Roman"/>
-          <w:sz w:val="28"/>
-          <w:szCs w:val="28"/>
-        </w:rPr>
-        <w:t>,</w:t>
-      </w:r>
-      <w:r>
-        <w:rPr>
-          <w:rFonts w:ascii="Times New Roman" w:hAnsi="Times New Roman" w:cs="Times New Roman"/>
-          <w:sz w:val="28"/>
-          <w:szCs w:val="28"/>
-        </w:rPr>
-        <w:t xml:space="preserve"> запрещён privilege escalation</w:t>
-      </w:r>
-      <w:r>
-        <w:rPr>
-          <w:rFonts w:ascii="Times New Roman" w:hAnsi="Times New Roman" w:cs="Times New Roman"/>
-          <w:sz w:val="28"/>
-          <w:szCs w:val="28"/>
-        </w:rPr>
-        <w:t>,</w:t>
-      </w:r>
-      <w:r>
-        <w:rPr>
-          <w:rFonts w:ascii="Times New Roman" w:hAnsi="Times New Roman" w:cs="Times New Roman"/>
-          <w:sz w:val="28"/>
-          <w:szCs w:val="28"/>
-        </w:rPr>
-        <w:t xml:space="preserve"> лишние capabilities удалены</w:t>
-      </w:r>
-      <w:r>
-        <w:rPr>
-          <w:rFonts w:ascii="Times New Roman" w:hAnsi="Times New Roman" w:cs="Times New Roman"/>
-          <w:sz w:val="28"/>
-          <w:szCs w:val="28"/>
-        </w:rPr>
-        <w:t xml:space="preserve">, заданы </w:t>
-      </w:r>
-      <w:r>
-        <w:rPr>
-          <w:rFonts w:ascii="Times New Roman" w:hAnsi="Times New Roman" w:cs="Times New Roman"/>
-          <w:sz w:val="28"/>
-          <w:szCs w:val="28"/>
-          <w:lang w:val="en-US"/>
-        </w:rPr>
-        <w:t>requests</w:t>
-      </w:r>
-      <w:r>
-        <w:rPr>
-          <w:rFonts w:ascii="Times New Roman" w:hAnsi="Times New Roman" w:cs="Times New Roman"/>
-          <w:sz w:val="28"/>
-          <w:szCs w:val="28"/>
-        </w:rPr>
-        <w:t xml:space="preserve"> </w:t>
-      </w:r>
-      <w:r>
-        <w:rPr>
-          <w:rFonts w:ascii="Times New Roman" w:hAnsi="Times New Roman" w:cs="Times New Roman"/>
-          <w:sz w:val="28"/>
-          <w:szCs w:val="28"/>
-        </w:rPr>
-        <w:t xml:space="preserve">и </w:t>
-      </w:r>
-      <w:r>
-        <w:rPr>
-          <w:rFonts w:ascii="Times New Roman" w:hAnsi="Times New Roman" w:cs="Times New Roman"/>
-          <w:sz w:val="28"/>
-          <w:szCs w:val="28"/>
-          <w:lang w:val="en-US"/>
-        </w:rPr>
-        <w:t>limits</w:t>
-      </w:r>
-      <w:r>
-        <w:rPr>
-          <w:rFonts w:ascii="Times New Roman" w:hAnsi="Times New Roman" w:cs="Times New Roman"/>
-          <w:sz w:val="28"/>
-          <w:szCs w:val="28"/>
-        </w:rPr>
-        <w:t xml:space="preserve">, образы не используют теги </w:t>
-      </w:r>
-      <w:r>
-        <w:rPr>
-          <w:rFonts w:ascii="Times New Roman" w:hAnsi="Times New Roman" w:cs="Times New Roman"/>
-          <w:sz w:val="28"/>
-          <w:szCs w:val="28"/>
-          <w:lang w:val="en-US"/>
-        </w:rPr>
-        <w:t>latest</w:t>
-      </w:r>
-      <w:r>
-        <w:rPr>
-          <w:rFonts w:ascii="Times New Roman" w:hAnsi="Times New Roman" w:cs="Times New Roman"/>
-          <w:sz w:val="28"/>
-          <w:szCs w:val="28"/>
-        </w:rPr>
-        <w:t>.</w:t>
-      </w:r>
-    </w:p>
-    <w:p>
-      <w:pPr>
-        <w:ind w:firstLine="708"/>
-        <w:jc w:val="both"/>
-        <w:rPr>
-          <w:rFonts w:ascii="Times New Roman" w:hAnsi="Times New Roman" w:cs="Times New Roman"/>
-          <w:sz w:val="28"/>
-          <w:szCs w:val="28"/>
-        </w:rPr>
-      </w:pPr>
-      <w:r>
-        <w:rPr>
-          <w:rFonts w:ascii="Times New Roman" w:hAnsi="Times New Roman" w:cs="Times New Roman"/>
-          <w:sz w:val="28"/>
-          <w:szCs w:val="28"/>
-        </w:rPr>
-        <w:t>Проверим сохранность данных:</w:t>
-      </w:r>
-    </w:p>
-    <w:p>
-      <w:pPr>
-        <w:jc w:val="center"/>
-        <w:rPr>
-          <w:rFonts w:ascii="Times New Roman" w:hAnsi="Times New Roman" w:cs="Times New Roman"/>
-          <w:sz w:val="28"/>
-          <w:szCs w:val="28"/>
-        </w:rPr>
-      </w:pPr>
-      <w:r>
-        <w:rPr>
-          <w:rFonts w:ascii="Times New Roman" w:hAnsi="Times New Roman" w:cs="Times New Roman"/>
-          <w:noProof/>
-          <w:sz w:val="28"/>
-          <w:szCs w:val="28"/>
-        </w:rPr>
         <w:drawing>
-          <wp:inline distT="0" distB="0" distL="0" distR="0" wp14:anchorId="2AE192C6" wp14:editId="1F7CF6C9">
-            <wp:extent cx="4496224" cy="2216150"/>
-            <wp:effectExtent l="0" t="0" r="0" b="0"/>
-            <wp:docPr id="27" name="Рисунок 27"/>
+          <wp:inline distT="0" distB="0" distL="0" distR="0" wp14:anchorId="79893C01" wp14:editId="31025464">
+            <wp:extent cx="2930114" cy="3807460"/>
+            <wp:effectExtent l="0" t="0" r="3810" b="2540"/>
+            <wp:docPr id="26" name="Рисунок 26"/>
             <wp:cNvGraphicFramePr>
               <a:graphicFrameLocks xmlns:a="http://schemas.openxmlformats.org/drawingml/2006/main" noChangeAspect="1"/>
             </wp:cNvGraphicFramePr>
@@ -5258,7 +5053,7 @@
                   <pic:spPr>
                     <a:xfrm>
                       <a:off x="0" y="0"/>
-                      <a:ext cx="4509832" cy="2222857"/>
+                      <a:ext cx="2960724" cy="3847236"/>
                     </a:xfrm>
                     <a:prstGeom prst="rect">
                       <a:avLst/>
@@ -5278,15 +5073,367 @@
           <w:rFonts w:ascii="Times New Roman" w:hAnsi="Times New Roman" w:cs="Times New Roman"/>
           <w:sz w:val="20"/>
           <w:szCs w:val="20"/>
-        </w:rPr>
-      </w:pPr>
-      <w:r>
-        <w:rPr>
-          <w:rFonts w:ascii="Times New Roman" w:hAnsi="Times New Roman" w:cs="Times New Roman"/>
-          <w:sz w:val="20"/>
-          <w:szCs w:val="20"/>
-        </w:rPr>
-        <w:t>Создание таблицы с данными</w:t>
+          <w:lang w:val="en-US"/>
+        </w:rPr>
+      </w:pPr>
+      <w:r>
+        <w:rPr>
+          <w:rFonts w:ascii="Times New Roman" w:hAnsi="Times New Roman" w:cs="Times New Roman"/>
+          <w:sz w:val="20"/>
+          <w:szCs w:val="20"/>
+        </w:rPr>
+        <w:t>Манифест</w:t>
+      </w:r>
+      <w:r>
+        <w:rPr>
+          <w:rFonts w:ascii="Times New Roman" w:hAnsi="Times New Roman" w:cs="Times New Roman"/>
+          <w:sz w:val="20"/>
+          <w:szCs w:val="20"/>
+          <w:lang w:val="en-US"/>
+        </w:rPr>
+        <w:t xml:space="preserve"> </w:t>
+      </w:r>
+      <w:r>
+        <w:rPr>
+          <w:rFonts w:ascii="Times New Roman" w:hAnsi="Times New Roman" w:cs="Times New Roman"/>
+          <w:sz w:val="20"/>
+          <w:szCs w:val="20"/>
+          <w:lang w:val="en-US"/>
+        </w:rPr>
+        <w:t xml:space="preserve">postgres </w:t>
+      </w:r>
+      <w:r>
+        <w:rPr>
+          <w:rFonts w:ascii="Times New Roman" w:hAnsi="Times New Roman" w:cs="Times New Roman"/>
+          <w:sz w:val="20"/>
+          <w:szCs w:val="20"/>
+        </w:rPr>
+        <w:t>на</w:t>
+      </w:r>
+      <w:r>
+        <w:rPr>
+          <w:rFonts w:ascii="Times New Roman" w:hAnsi="Times New Roman" w:cs="Times New Roman"/>
+          <w:sz w:val="20"/>
+          <w:szCs w:val="20"/>
+          <w:lang w:val="en-US"/>
+        </w:rPr>
+        <w:t xml:space="preserve"> </w:t>
+      </w:r>
+      <w:r>
+        <w:rPr>
+          <w:rFonts w:ascii="Times New Roman" w:hAnsi="Times New Roman" w:cs="Times New Roman"/>
+          <w:sz w:val="20"/>
+          <w:szCs w:val="20"/>
+          <w:lang w:val="en-US"/>
+        </w:rPr>
+        <w:t>StatefulSet</w:t>
+      </w:r>
+      <w:r>
+        <w:rPr>
+          <w:rFonts w:ascii="Times New Roman" w:hAnsi="Times New Roman" w:cs="Times New Roman"/>
+          <w:sz w:val="20"/>
+          <w:szCs w:val="20"/>
+          <w:lang w:val="en-US"/>
+        </w:rPr>
+        <w:t xml:space="preserve"> postgres-statefulset.yaml</w:t>
+      </w:r>
+    </w:p>
+    <w:p>
+      <w:pPr>
+        <w:rPr>
+          <w:rFonts w:ascii="Times New Roman" w:hAnsi="Times New Roman" w:cs="Times New Roman"/>
+          <w:sz w:val="28"/>
+          <w:szCs w:val="28"/>
+          <w:lang w:val="en-US"/>
+        </w:rPr>
+      </w:pPr>
+    </w:p>
+    <w:p>
+      <w:pPr>
+        <w:ind w:firstLine="708"/>
+        <w:jc w:val="both"/>
+        <w:rPr>
+          <w:rFonts w:ascii="Times New Roman" w:hAnsi="Times New Roman" w:cs="Times New Roman"/>
+          <w:sz w:val="28"/>
+          <w:szCs w:val="28"/>
+        </w:rPr>
+      </w:pPr>
+      <w:r>
+        <w:rPr>
+          <w:rFonts w:ascii="Times New Roman" w:hAnsi="Times New Roman" w:cs="Times New Roman"/>
+          <w:sz w:val="28"/>
+          <w:szCs w:val="28"/>
+        </w:rPr>
+        <w:t xml:space="preserve">Данный манифест гарантирует, что если </w:t>
+      </w:r>
+      <w:r>
+        <w:rPr>
+          <w:rFonts w:ascii="Times New Roman" w:hAnsi="Times New Roman" w:cs="Times New Roman"/>
+          <w:sz w:val="28"/>
+          <w:szCs w:val="28"/>
+          <w:lang w:val="en-US"/>
+        </w:rPr>
+        <w:t>pod</w:t>
+      </w:r>
+      <w:r>
+        <w:rPr>
+          <w:rFonts w:ascii="Times New Roman" w:hAnsi="Times New Roman" w:cs="Times New Roman"/>
+          <w:sz w:val="28"/>
+          <w:szCs w:val="28"/>
+        </w:rPr>
+        <w:t xml:space="preserve"> </w:t>
+      </w:r>
+      <w:r>
+        <w:rPr>
+          <w:rFonts w:ascii="Times New Roman" w:hAnsi="Times New Roman" w:cs="Times New Roman"/>
+          <w:sz w:val="28"/>
+          <w:szCs w:val="28"/>
+        </w:rPr>
+        <w:t xml:space="preserve">удалится или ляжет, </w:t>
+      </w:r>
+      <w:r>
+        <w:rPr>
+          <w:rFonts w:ascii="Times New Roman" w:hAnsi="Times New Roman" w:cs="Times New Roman"/>
+          <w:sz w:val="28"/>
+          <w:szCs w:val="28"/>
+        </w:rPr>
+        <w:t>StatefulSet поднимет новый под с точно таким же именем и автоматически подключит к нему тот же самый диск, на котором остались данные</w:t>
+      </w:r>
+      <w:r>
+        <w:rPr>
+          <w:rFonts w:ascii="Times New Roman" w:hAnsi="Times New Roman" w:cs="Times New Roman"/>
+          <w:sz w:val="28"/>
+          <w:szCs w:val="28"/>
+        </w:rPr>
+        <w:t xml:space="preserve">. При этом данные не потеряются. Манифест соответствует безопасности и эксплуатации контейнера: настроены </w:t>
+      </w:r>
+      <w:r>
+        <w:rPr>
+          <w:rFonts w:ascii="Times New Roman" w:hAnsi="Times New Roman" w:cs="Times New Roman"/>
+          <w:sz w:val="28"/>
+          <w:szCs w:val="28"/>
+          <w:lang w:val="en-US"/>
+        </w:rPr>
+        <w:t>readness</w:t>
+      </w:r>
+      <w:r>
+        <w:rPr>
+          <w:rFonts w:ascii="Times New Roman" w:hAnsi="Times New Roman" w:cs="Times New Roman"/>
+          <w:sz w:val="28"/>
+          <w:szCs w:val="28"/>
+        </w:rPr>
+        <w:t>/</w:t>
+      </w:r>
+      <w:r>
+        <w:rPr>
+          <w:rFonts w:ascii="Times New Roman" w:hAnsi="Times New Roman" w:cs="Times New Roman"/>
+          <w:sz w:val="28"/>
+          <w:szCs w:val="28"/>
+          <w:lang w:val="en-US"/>
+        </w:rPr>
+        <w:t>liveness</w:t>
+      </w:r>
+      <w:r>
+        <w:rPr>
+          <w:rFonts w:ascii="Times New Roman" w:hAnsi="Times New Roman" w:cs="Times New Roman"/>
+          <w:sz w:val="28"/>
+          <w:szCs w:val="28"/>
+        </w:rPr>
+        <w:t xml:space="preserve"> </w:t>
+      </w:r>
+      <w:r>
+        <w:rPr>
+          <w:rFonts w:ascii="Times New Roman" w:hAnsi="Times New Roman" w:cs="Times New Roman"/>
+          <w:sz w:val="28"/>
+          <w:szCs w:val="28"/>
+          <w:lang w:val="en-US"/>
+        </w:rPr>
+        <w:t>probes</w:t>
+      </w:r>
+      <w:r>
+        <w:rPr>
+          <w:rFonts w:ascii="Times New Roman" w:hAnsi="Times New Roman" w:cs="Times New Roman"/>
+          <w:sz w:val="28"/>
+          <w:szCs w:val="28"/>
+        </w:rPr>
+        <w:t xml:space="preserve">, </w:t>
+      </w:r>
+      <w:r>
+        <w:rPr>
+          <w:rFonts w:ascii="Times New Roman" w:hAnsi="Times New Roman" w:cs="Times New Roman"/>
+          <w:sz w:val="28"/>
+          <w:szCs w:val="28"/>
+        </w:rPr>
+        <w:t>ко</w:t>
+      </w:r>
+      <w:r>
+        <w:rPr>
+          <w:rFonts w:ascii="Times New Roman" w:hAnsi="Times New Roman" w:cs="Times New Roman"/>
+          <w:sz w:val="28"/>
+          <w:szCs w:val="28"/>
+        </w:rPr>
+        <w:t>нтейнеры приложения запускаются не от root</w:t>
+      </w:r>
+      <w:r>
+        <w:rPr>
+          <w:rFonts w:ascii="Times New Roman" w:hAnsi="Times New Roman" w:cs="Times New Roman"/>
+          <w:sz w:val="28"/>
+          <w:szCs w:val="28"/>
+        </w:rPr>
+        <w:t>,</w:t>
+      </w:r>
+      <w:r>
+        <w:rPr>
+          <w:rFonts w:ascii="Times New Roman" w:hAnsi="Times New Roman" w:cs="Times New Roman"/>
+          <w:sz w:val="28"/>
+          <w:szCs w:val="28"/>
+        </w:rPr>
+        <w:t xml:space="preserve"> запрещён privilege escalation</w:t>
+      </w:r>
+      <w:r>
+        <w:rPr>
+          <w:rFonts w:ascii="Times New Roman" w:hAnsi="Times New Roman" w:cs="Times New Roman"/>
+          <w:sz w:val="28"/>
+          <w:szCs w:val="28"/>
+        </w:rPr>
+        <w:t>,</w:t>
+      </w:r>
+      <w:r>
+        <w:rPr>
+          <w:rFonts w:ascii="Times New Roman" w:hAnsi="Times New Roman" w:cs="Times New Roman"/>
+          <w:sz w:val="28"/>
+          <w:szCs w:val="28"/>
+        </w:rPr>
+        <w:t xml:space="preserve"> лишние capabilities удалены</w:t>
+      </w:r>
+      <w:r>
+        <w:rPr>
+          <w:rFonts w:ascii="Times New Roman" w:hAnsi="Times New Roman" w:cs="Times New Roman"/>
+          <w:sz w:val="28"/>
+          <w:szCs w:val="28"/>
+        </w:rPr>
+        <w:t xml:space="preserve">, заданы </w:t>
+      </w:r>
+      <w:r>
+        <w:rPr>
+          <w:rFonts w:ascii="Times New Roman" w:hAnsi="Times New Roman" w:cs="Times New Roman"/>
+          <w:sz w:val="28"/>
+          <w:szCs w:val="28"/>
+          <w:lang w:val="en-US"/>
+        </w:rPr>
+        <w:t>requests</w:t>
+      </w:r>
+      <w:r>
+        <w:rPr>
+          <w:rFonts w:ascii="Times New Roman" w:hAnsi="Times New Roman" w:cs="Times New Roman"/>
+          <w:sz w:val="28"/>
+          <w:szCs w:val="28"/>
+        </w:rPr>
+        <w:t xml:space="preserve"> </w:t>
+      </w:r>
+      <w:r>
+        <w:rPr>
+          <w:rFonts w:ascii="Times New Roman" w:hAnsi="Times New Roman" w:cs="Times New Roman"/>
+          <w:sz w:val="28"/>
+          <w:szCs w:val="28"/>
+        </w:rPr>
+        <w:t xml:space="preserve">и </w:t>
+      </w:r>
+      <w:r>
+        <w:rPr>
+          <w:rFonts w:ascii="Times New Roman" w:hAnsi="Times New Roman" w:cs="Times New Roman"/>
+          <w:sz w:val="28"/>
+          <w:szCs w:val="28"/>
+          <w:lang w:val="en-US"/>
+        </w:rPr>
+        <w:t>limits</w:t>
+      </w:r>
+      <w:r>
+        <w:rPr>
+          <w:rFonts w:ascii="Times New Roman" w:hAnsi="Times New Roman" w:cs="Times New Roman"/>
+          <w:sz w:val="28"/>
+          <w:szCs w:val="28"/>
+        </w:rPr>
+        <w:t xml:space="preserve">, образы не используют теги </w:t>
+      </w:r>
+      <w:r>
+        <w:rPr>
+          <w:rFonts w:ascii="Times New Roman" w:hAnsi="Times New Roman" w:cs="Times New Roman"/>
+          <w:sz w:val="28"/>
+          <w:szCs w:val="28"/>
+          <w:lang w:val="en-US"/>
+        </w:rPr>
+        <w:t>latest</w:t>
+      </w:r>
+      <w:r>
+        <w:rPr>
+          <w:rFonts w:ascii="Times New Roman" w:hAnsi="Times New Roman" w:cs="Times New Roman"/>
+          <w:sz w:val="28"/>
+          <w:szCs w:val="28"/>
+        </w:rPr>
+        <w:t>.</w:t>
+      </w:r>
+    </w:p>
+    <w:p>
+      <w:pPr>
+        <w:ind w:firstLine="708"/>
+        <w:jc w:val="both"/>
+        <w:rPr>
+          <w:rFonts w:ascii="Times New Roman" w:hAnsi="Times New Roman" w:cs="Times New Roman"/>
+          <w:sz w:val="28"/>
+          <w:szCs w:val="28"/>
+        </w:rPr>
+      </w:pPr>
+      <w:r>
+        <w:rPr>
+          <w:rFonts w:ascii="Times New Roman" w:hAnsi="Times New Roman" w:cs="Times New Roman"/>
+          <w:sz w:val="28"/>
+          <w:szCs w:val="28"/>
+        </w:rPr>
+        <w:t xml:space="preserve">Выполним проверки для </w:t>
+      </w:r>
+      <w:r>
+        <w:rPr>
+          <w:rFonts w:ascii="Times New Roman" w:hAnsi="Times New Roman" w:cs="Times New Roman"/>
+          <w:sz w:val="28"/>
+          <w:szCs w:val="28"/>
+          <w:lang w:val="en-US"/>
+        </w:rPr>
+        <w:t>Postgres</w:t>
+      </w:r>
+      <w:r>
+        <w:rPr>
+          <w:rFonts w:ascii="Times New Roman" w:hAnsi="Times New Roman" w:cs="Times New Roman"/>
+          <w:sz w:val="28"/>
+          <w:szCs w:val="28"/>
+        </w:rPr>
+        <w:t>:</w:t>
+      </w:r>
+    </w:p>
+    <w:p>
+      <w:pPr>
+        <w:jc w:val="both"/>
+        <w:rPr>
+          <w:rFonts w:ascii="Times New Roman" w:hAnsi="Times New Roman" w:cs="Times New Roman"/>
+          <w:sz w:val="28"/>
+          <w:szCs w:val="28"/>
+        </w:rPr>
+      </w:pPr>
+      <w:r>
+        <w:rPr>
+          <w:rFonts w:ascii="Times New Roman" w:hAnsi="Times New Roman" w:cs="Times New Roman"/>
+          <w:sz w:val="28"/>
+          <w:szCs w:val="28"/>
+        </w:rPr>
+        <w:t xml:space="preserve">1) </w:t>
+      </w:r>
+      <w:r>
+        <w:rPr>
+          <w:rFonts w:ascii="Times New Roman" w:hAnsi="Times New Roman" w:cs="Times New Roman"/>
+          <w:sz w:val="28"/>
+          <w:szCs w:val="28"/>
+        </w:rPr>
+        <w:t>Проверим сохранность данных:</w:t>
       </w:r>
     </w:p>
     <w:p>
@@ -5294,22 +5441,22 @@
         <w:jc w:val="center"/>
         <w:rPr>
           <w:rFonts w:ascii="Times New Roman" w:hAnsi="Times New Roman" w:cs="Times New Roman"/>
-          <w:sz w:val="20"/>
-          <w:szCs w:val="20"/>
+          <w:sz w:val="28"/>
+          <w:szCs w:val="28"/>
         </w:rPr>
       </w:pPr>
       <w:r>
         <w:rPr>
           <w:rFonts w:ascii="Times New Roman" w:hAnsi="Times New Roman" w:cs="Times New Roman"/>
           <w:noProof/>
-          <w:sz w:val="20"/>
-          <w:szCs w:val="20"/>
+          <w:sz w:val="28"/>
+          <w:szCs w:val="28"/>
         </w:rPr>
         <w:drawing>
-          <wp:inline distT="0" distB="0" distL="0" distR="0" wp14:anchorId="5769DEAE" wp14:editId="49E7489D">
-            <wp:extent cx="4409088" cy="1765063"/>
-            <wp:effectExtent l="0" t="0" r="0" b="6985"/>
-            <wp:docPr id="29" name="Рисунок 29"/>
+          <wp:inline distT="0" distB="0" distL="0" distR="0" wp14:anchorId="2AE192C6" wp14:editId="73F6C850">
+            <wp:extent cx="4389120" cy="2163359"/>
+            <wp:effectExtent l="0" t="0" r="0" b="8890"/>
+            <wp:docPr id="27" name="Рисунок 27"/>
             <wp:cNvGraphicFramePr>
               <a:graphicFrameLocks xmlns:a="http://schemas.openxmlformats.org/drawingml/2006/main" noChangeAspect="1"/>
             </wp:cNvGraphicFramePr>
@@ -5329,7 +5476,7 @@
                   <pic:spPr>
                     <a:xfrm>
                       <a:off x="0" y="0"/>
-                      <a:ext cx="4435667" cy="1775703"/>
+                      <a:ext cx="4423069" cy="2180092"/>
                     </a:xfrm>
                     <a:prstGeom prst="rect">
                       <a:avLst/>
@@ -5357,177 +5504,7 @@
           <w:sz w:val="20"/>
           <w:szCs w:val="20"/>
         </w:rPr>
-        <w:t xml:space="preserve">Удаляем </w:t>
-      </w:r>
-      <w:r>
-        <w:rPr>
-          <w:rFonts w:ascii="Times New Roman" w:hAnsi="Times New Roman" w:cs="Times New Roman"/>
-          <w:sz w:val="20"/>
-          <w:szCs w:val="20"/>
-          <w:lang w:val="en-US"/>
-        </w:rPr>
-        <w:t>pod</w:t>
-      </w:r>
-      <w:r>
-        <w:rPr>
-          <w:rFonts w:ascii="Times New Roman" w:hAnsi="Times New Roman" w:cs="Times New Roman"/>
-          <w:sz w:val="20"/>
-          <w:szCs w:val="20"/>
-        </w:rPr>
-        <w:t xml:space="preserve"> </w:t>
-      </w:r>
-      <w:r>
-        <w:rPr>
-          <w:rFonts w:ascii="Times New Roman" w:hAnsi="Times New Roman" w:cs="Times New Roman"/>
-          <w:sz w:val="20"/>
-          <w:szCs w:val="20"/>
-          <w:lang w:val="en-US"/>
-        </w:rPr>
-        <w:t>postgres</w:t>
-      </w:r>
-      <w:r>
-        <w:rPr>
-          <w:rFonts w:ascii="Times New Roman" w:hAnsi="Times New Roman" w:cs="Times New Roman"/>
-          <w:sz w:val="20"/>
-          <w:szCs w:val="20"/>
-        </w:rPr>
-        <w:t>-0</w:t>
-      </w:r>
-      <w:r>
-        <w:rPr>
-          <w:rFonts w:ascii="Times New Roman" w:hAnsi="Times New Roman" w:cs="Times New Roman"/>
-          <w:sz w:val="20"/>
-          <w:szCs w:val="20"/>
-        </w:rPr>
-        <w:t xml:space="preserve"> </w:t>
-      </w:r>
-      <w:r>
-        <w:rPr>
-          <w:rFonts w:ascii="Times New Roman" w:hAnsi="Times New Roman" w:cs="Times New Roman"/>
-          <w:sz w:val="20"/>
-          <w:szCs w:val="20"/>
-        </w:rPr>
-        <w:t>и проверяем таблицу</w:t>
-      </w:r>
-    </w:p>
-    <w:p>
-      <w:pPr>
-        <w:jc w:val="both"/>
-        <w:rPr>
-          <w:rFonts w:ascii="Times New Roman" w:hAnsi="Times New Roman" w:cs="Times New Roman"/>
-          <w:sz w:val="28"/>
-          <w:szCs w:val="28"/>
-        </w:rPr>
-      </w:pPr>
-      <w:r>
-        <w:rPr>
-          <w:rFonts w:ascii="Times New Roman" w:hAnsi="Times New Roman" w:cs="Times New Roman"/>
-          <w:sz w:val="28"/>
-          <w:szCs w:val="28"/>
-        </w:rPr>
-        <w:t xml:space="preserve">Как видим, создался новый </w:t>
-      </w:r>
-      <w:r>
-        <w:rPr>
-          <w:rFonts w:ascii="Times New Roman" w:hAnsi="Times New Roman" w:cs="Times New Roman"/>
-          <w:sz w:val="28"/>
-          <w:szCs w:val="28"/>
-          <w:lang w:val="en-US"/>
-        </w:rPr>
-        <w:t>pod</w:t>
-      </w:r>
-      <w:r>
-        <w:rPr>
-          <w:rFonts w:ascii="Times New Roman" w:hAnsi="Times New Roman" w:cs="Times New Roman"/>
-          <w:sz w:val="28"/>
-          <w:szCs w:val="28"/>
-        </w:rPr>
-        <w:t xml:space="preserve"> </w:t>
-      </w:r>
-      <w:r>
-        <w:rPr>
-          <w:rFonts w:ascii="Times New Roman" w:hAnsi="Times New Roman" w:cs="Times New Roman"/>
-          <w:sz w:val="28"/>
-          <w:szCs w:val="28"/>
-        </w:rPr>
-        <w:t xml:space="preserve">автоматически, данные никуда не пропали. </w:t>
-      </w:r>
-      <w:r>
-        <w:rPr>
-          <w:rFonts w:ascii="Times New Roman" w:hAnsi="Times New Roman" w:cs="Times New Roman"/>
-          <w:sz w:val="28"/>
-          <w:szCs w:val="28"/>
-          <w:lang w:val="en-US"/>
-        </w:rPr>
-        <w:t xml:space="preserve">StatefulSet </w:t>
-      </w:r>
-      <w:r>
-        <w:rPr>
-          <w:rFonts w:ascii="Times New Roman" w:hAnsi="Times New Roman" w:cs="Times New Roman"/>
-          <w:sz w:val="28"/>
-          <w:szCs w:val="28"/>
-        </w:rPr>
-        <w:t>работает корректно. Сохранность данных обеспечена.</w:t>
-      </w:r>
-    </w:p>
-    <w:p>
-      <w:pPr>
-        <w:rPr>
-          <w:rFonts w:ascii="Times New Roman" w:hAnsi="Times New Roman" w:cs="Times New Roman"/>
-          <w:sz w:val="28"/>
-          <w:szCs w:val="28"/>
-        </w:rPr>
-      </w:pPr>
-      <w:r>
-        <w:rPr>
-          <w:rFonts w:ascii="Times New Roman" w:hAnsi="Times New Roman" w:cs="Times New Roman"/>
-          <w:sz w:val="28"/>
-          <w:szCs w:val="28"/>
-        </w:rPr>
-        <w:tab/>
-        <w:t xml:space="preserve">Проверим, что пароль передается к БД из </w:t>
-      </w:r>
-      <w:r>
-        <w:rPr>
-          <w:rFonts w:ascii="Times New Roman" w:hAnsi="Times New Roman" w:cs="Times New Roman"/>
-          <w:sz w:val="28"/>
-          <w:szCs w:val="28"/>
-          <w:lang w:val="en-US"/>
-        </w:rPr>
-        <w:t>Secret</w:t>
-      </w:r>
-      <w:r>
-        <w:rPr>
-          <w:rFonts w:ascii="Times New Roman" w:hAnsi="Times New Roman" w:cs="Times New Roman"/>
-          <w:sz w:val="28"/>
-          <w:szCs w:val="28"/>
-        </w:rPr>
-        <w:t xml:space="preserve">. Зайдем в </w:t>
-      </w:r>
-      <w:r>
-        <w:rPr>
-          <w:rFonts w:ascii="Times New Roman" w:hAnsi="Times New Roman" w:cs="Times New Roman"/>
-          <w:sz w:val="28"/>
-          <w:szCs w:val="28"/>
-          <w:lang w:val="en-US"/>
-        </w:rPr>
-        <w:t>postgres</w:t>
-      </w:r>
-      <w:r>
-        <w:rPr>
-          <w:rFonts w:ascii="Times New Roman" w:hAnsi="Times New Roman" w:cs="Times New Roman"/>
-          <w:sz w:val="28"/>
-          <w:szCs w:val="28"/>
-        </w:rPr>
-        <w:t xml:space="preserve"> </w:t>
-      </w:r>
-      <w:r>
-        <w:rPr>
-          <w:rFonts w:ascii="Times New Roman" w:hAnsi="Times New Roman" w:cs="Times New Roman"/>
-          <w:sz w:val="28"/>
-          <w:szCs w:val="28"/>
-        </w:rPr>
-        <w:t>и введем пароль:</w:t>
+        <w:t>Создание таблицы с данными</w:t>
       </w:r>
     </w:p>
     <w:p>
@@ -5535,19 +5512,23 @@
         <w:jc w:val="center"/>
         <w:rPr>
           <w:rFonts w:ascii="Times New Roman" w:hAnsi="Times New Roman" w:cs="Times New Roman"/>
-          <w:sz w:val="28"/>
-          <w:szCs w:val="28"/>
-        </w:rPr>
-      </w:pPr>
-      <w:r>
-        <w:rPr>
+          <w:sz w:val="20"/>
+          <w:szCs w:val="20"/>
+        </w:rPr>
+      </w:pPr>
+      <w:r>
+        <w:rPr>
+          <w:rFonts w:ascii="Times New Roman" w:hAnsi="Times New Roman" w:cs="Times New Roman"/>
           <w:noProof/>
-        </w:rPr>
+          <w:sz w:val="20"/>
+          <w:szCs w:val="20"/>
+        </w:rPr>
+        <w:lastRenderedPageBreak/>
         <w:drawing>
-          <wp:inline distT="0" distB="0" distL="0" distR="0" wp14:anchorId="5B071E81" wp14:editId="596FA0DE">
-            <wp:extent cx="4356100" cy="710107"/>
-            <wp:effectExtent l="0" t="0" r="6350" b="0"/>
-            <wp:docPr id="24" name="Рисунок 24"/>
+          <wp:inline distT="0" distB="0" distL="0" distR="0" wp14:anchorId="5769DEAE" wp14:editId="49E7489D">
+            <wp:extent cx="4409088" cy="1765063"/>
+            <wp:effectExtent l="0" t="0" r="0" b="6985"/>
+            <wp:docPr id="29" name="Рисунок 29"/>
             <wp:cNvGraphicFramePr>
               <a:graphicFrameLocks xmlns:a="http://schemas.openxmlformats.org/drawingml/2006/main" noChangeAspect="1"/>
             </wp:cNvGraphicFramePr>
@@ -5567,7 +5548,7 @@
                   <pic:spPr>
                     <a:xfrm>
                       <a:off x="0" y="0"/>
-                      <a:ext cx="4393824" cy="716257"/>
+                      <a:ext cx="4435667" cy="1775703"/>
                     </a:xfrm>
                     <a:prstGeom prst="rect">
                       <a:avLst/>
@@ -5595,30 +5576,30 @@
           <w:sz w:val="20"/>
           <w:szCs w:val="20"/>
         </w:rPr>
-        <w:t>Аутентификация через пароль</w:t>
-      </w:r>
-    </w:p>
-    <w:p>
-      <w:pPr>
-        <w:rPr>
-          <w:rFonts w:ascii="Times New Roman" w:hAnsi="Times New Roman" w:cs="Times New Roman"/>
-          <w:sz w:val="28"/>
-          <w:szCs w:val="28"/>
-        </w:rPr>
-      </w:pPr>
-      <w:r>
-        <w:rPr>
-          <w:rFonts w:ascii="Times New Roman" w:hAnsi="Times New Roman" w:cs="Times New Roman"/>
-          <w:sz w:val="28"/>
-          <w:szCs w:val="28"/>
-        </w:rPr>
-        <w:t xml:space="preserve">После ввода пароля, мы оказались в </w:t>
-      </w:r>
-      <w:r>
-        <w:rPr>
-          <w:rFonts w:ascii="Times New Roman" w:hAnsi="Times New Roman" w:cs="Times New Roman"/>
-          <w:sz w:val="28"/>
-          <w:szCs w:val="28"/>
+        <w:t xml:space="preserve">Удаляем </w:t>
+      </w:r>
+      <w:r>
+        <w:rPr>
+          <w:rFonts w:ascii="Times New Roman" w:hAnsi="Times New Roman" w:cs="Times New Roman"/>
+          <w:sz w:val="20"/>
+          <w:szCs w:val="20"/>
+          <w:lang w:val="en-US"/>
+        </w:rPr>
+        <w:t>pod</w:t>
+      </w:r>
+      <w:r>
+        <w:rPr>
+          <w:rFonts w:ascii="Times New Roman" w:hAnsi="Times New Roman" w:cs="Times New Roman"/>
+          <w:sz w:val="20"/>
+          <w:szCs w:val="20"/>
+        </w:rPr>
+        <w:t xml:space="preserve"> </w:t>
+      </w:r>
+      <w:r>
+        <w:rPr>
+          <w:rFonts w:ascii="Times New Roman" w:hAnsi="Times New Roman" w:cs="Times New Roman"/>
+          <w:sz w:val="20"/>
+          <w:szCs w:val="20"/>
           <w:lang w:val="en-US"/>
         </w:rPr>
         <w:t>postgres</w:t>
@@ -5626,18 +5607,119 @@
       <w:r>
         <w:rPr>
           <w:rFonts w:ascii="Times New Roman" w:hAnsi="Times New Roman" w:cs="Times New Roman"/>
-          <w:sz w:val="28"/>
-          <w:szCs w:val="28"/>
-        </w:rPr>
-        <w:t xml:space="preserve">. </w:t>
-      </w:r>
-      <w:r>
-        <w:rPr>
-          <w:rFonts w:ascii="Times New Roman" w:hAnsi="Times New Roman" w:cs="Times New Roman"/>
-          <w:sz w:val="28"/>
-          <w:szCs w:val="28"/>
-        </w:rPr>
-        <w:t xml:space="preserve">Это подтверждает, что объект </w:t>
+          <w:sz w:val="20"/>
+          <w:szCs w:val="20"/>
+        </w:rPr>
+        <w:t>-0</w:t>
+      </w:r>
+      <w:r>
+        <w:rPr>
+          <w:rFonts w:ascii="Times New Roman" w:hAnsi="Times New Roman" w:cs="Times New Roman"/>
+          <w:sz w:val="20"/>
+          <w:szCs w:val="20"/>
+        </w:rPr>
+        <w:t xml:space="preserve"> </w:t>
+      </w:r>
+      <w:r>
+        <w:rPr>
+          <w:rFonts w:ascii="Times New Roman" w:hAnsi="Times New Roman" w:cs="Times New Roman"/>
+          <w:sz w:val="20"/>
+          <w:szCs w:val="20"/>
+        </w:rPr>
+        <w:t>и проверяем таблицу</w:t>
+      </w:r>
+    </w:p>
+    <w:p>
+      <w:pPr>
+        <w:jc w:val="both"/>
+        <w:rPr>
+          <w:rFonts w:ascii="Times New Roman" w:hAnsi="Times New Roman" w:cs="Times New Roman"/>
+          <w:sz w:val="28"/>
+          <w:szCs w:val="28"/>
+        </w:rPr>
+      </w:pPr>
+      <w:r>
+        <w:rPr>
+          <w:rFonts w:ascii="Times New Roman" w:hAnsi="Times New Roman" w:cs="Times New Roman"/>
+          <w:sz w:val="28"/>
+          <w:szCs w:val="28"/>
+        </w:rPr>
+        <w:t xml:space="preserve">Как видим, создался новый </w:t>
+      </w:r>
+      <w:r>
+        <w:rPr>
+          <w:rFonts w:ascii="Times New Roman" w:hAnsi="Times New Roman" w:cs="Times New Roman"/>
+          <w:sz w:val="28"/>
+          <w:szCs w:val="28"/>
+          <w:lang w:val="en-US"/>
+        </w:rPr>
+        <w:t>pod</w:t>
+      </w:r>
+      <w:r>
+        <w:rPr>
+          <w:rFonts w:ascii="Times New Roman" w:hAnsi="Times New Roman" w:cs="Times New Roman"/>
+          <w:sz w:val="28"/>
+          <w:szCs w:val="28"/>
+        </w:rPr>
+        <w:t xml:space="preserve"> </w:t>
+      </w:r>
+      <w:r>
+        <w:rPr>
+          <w:rFonts w:ascii="Times New Roman" w:hAnsi="Times New Roman" w:cs="Times New Roman"/>
+          <w:sz w:val="28"/>
+          <w:szCs w:val="28"/>
+        </w:rPr>
+        <w:t xml:space="preserve">автоматически, данные никуда не пропали. </w:t>
+      </w:r>
+      <w:r>
+        <w:rPr>
+          <w:rFonts w:ascii="Times New Roman" w:hAnsi="Times New Roman" w:cs="Times New Roman"/>
+          <w:sz w:val="28"/>
+          <w:szCs w:val="28"/>
+          <w:lang w:val="en-US"/>
+        </w:rPr>
+        <w:t>StatefulSet</w:t>
+      </w:r>
+      <w:r>
+        <w:rPr>
+          <w:rFonts w:ascii="Times New Roman" w:hAnsi="Times New Roman" w:cs="Times New Roman"/>
+          <w:sz w:val="28"/>
+          <w:szCs w:val="28"/>
+        </w:rPr>
+        <w:t xml:space="preserve"> </w:t>
+      </w:r>
+      <w:r>
+        <w:rPr>
+          <w:rFonts w:ascii="Times New Roman" w:hAnsi="Times New Roman" w:cs="Times New Roman"/>
+          <w:sz w:val="28"/>
+          <w:szCs w:val="28"/>
+        </w:rPr>
+        <w:t>работает корректно. Сохранность данных обеспечена.</w:t>
+      </w:r>
+    </w:p>
+    <w:p>
+      <w:pPr>
+        <w:rPr>
+          <w:rFonts w:ascii="Times New Roman" w:hAnsi="Times New Roman" w:cs="Times New Roman"/>
+          <w:sz w:val="28"/>
+          <w:szCs w:val="28"/>
+        </w:rPr>
+      </w:pPr>
+      <w:r>
+        <w:rPr>
+          <w:rFonts w:ascii="Times New Roman" w:hAnsi="Times New Roman" w:cs="Times New Roman"/>
+          <w:sz w:val="28"/>
+          <w:szCs w:val="28"/>
+        </w:rPr>
+        <w:t xml:space="preserve">2) </w:t>
+      </w:r>
+      <w:r>
+        <w:rPr>
+          <w:rFonts w:ascii="Times New Roman" w:hAnsi="Times New Roman" w:cs="Times New Roman"/>
+          <w:sz w:val="28"/>
+          <w:szCs w:val="28"/>
+        </w:rPr>
+        <w:t xml:space="preserve">Проверим, что пароль передается к БД из </w:t>
       </w:r>
       <w:r>
         <w:rPr>
@@ -5654,6 +5736,23 @@
           <w:sz w:val="28"/>
           <w:szCs w:val="28"/>
         </w:rPr>
+        <w:t xml:space="preserve">. Зайдем в </w:t>
+      </w:r>
+      <w:r>
+        <w:rPr>
+          <w:rFonts w:ascii="Times New Roman" w:hAnsi="Times New Roman" w:cs="Times New Roman"/>
+          <w:sz w:val="28"/>
+          <w:szCs w:val="28"/>
+          <w:lang w:val="en-US"/>
+        </w:rPr>
+        <w:t>postgres</w:t>
+      </w:r>
+      <w:r>
+        <w:rPr>
+          <w:rFonts w:ascii="Times New Roman" w:hAnsi="Times New Roman" w:cs="Times New Roman"/>
+          <w:sz w:val="28"/>
+          <w:szCs w:val="28"/>
+        </w:rPr>
         <w:t xml:space="preserve"> </w:t>
       </w:r>
       <w:r>
@@ -5662,138 +5761,8 @@
           <w:sz w:val="28"/>
           <w:szCs w:val="28"/>
         </w:rPr>
-        <w:t>передает пароль в БД.</w:t>
-      </w:r>
-    </w:p>
-    <w:p>
-      <w:pPr>
-        <w:rPr>
-          <w:rFonts w:ascii="Times New Roman" w:hAnsi="Times New Roman" w:cs="Times New Roman"/>
-          <w:sz w:val="28"/>
-          <w:szCs w:val="28"/>
-        </w:rPr>
-      </w:pPr>
-    </w:p>
-    <w:p>
-      <w:pPr>
-        <w:rPr>
-          <w:rFonts w:ascii="Times New Roman" w:hAnsi="Times New Roman" w:cs="Times New Roman"/>
-          <w:sz w:val="28"/>
-          <w:szCs w:val="28"/>
-        </w:rPr>
-      </w:pPr>
-    </w:p>
-    <w:p>
-      <w:pPr>
-        <w:rPr>
-          <w:rFonts w:ascii="Times New Roman" w:hAnsi="Times New Roman" w:cs="Times New Roman"/>
-          <w:sz w:val="28"/>
-          <w:szCs w:val="28"/>
-        </w:rPr>
-      </w:pPr>
-      <w:r>
-        <w:rPr>
-          <w:rFonts w:ascii="Times New Roman" w:hAnsi="Times New Roman" w:cs="Times New Roman"/>
-          <w:sz w:val="28"/>
-          <w:szCs w:val="28"/>
-        </w:rPr>
-        <w:lastRenderedPageBreak/>
-        <w:tab/>
-        <w:t xml:space="preserve">Теперь задеплоим наше бэкенд-приложение. Чтобы его развернуть, нам понадобится </w:t>
-      </w:r>
-      <w:r>
-        <w:rPr>
-          <w:rFonts w:ascii="Times New Roman" w:hAnsi="Times New Roman" w:cs="Times New Roman"/>
-          <w:sz w:val="28"/>
-          <w:szCs w:val="28"/>
-        </w:rPr>
-        <w:t>четыре</w:t>
-      </w:r>
-      <w:r>
-        <w:rPr>
-          <w:rFonts w:ascii="Times New Roman" w:hAnsi="Times New Roman" w:cs="Times New Roman"/>
-          <w:sz w:val="28"/>
-          <w:szCs w:val="28"/>
-        </w:rPr>
-        <w:t xml:space="preserve"> манифеста: </w:t>
-      </w:r>
-      <w:r>
-        <w:rPr>
-          <w:rFonts w:ascii="Times New Roman" w:hAnsi="Times New Roman" w:cs="Times New Roman"/>
-          <w:sz w:val="28"/>
-          <w:szCs w:val="28"/>
-          <w:lang w:val="en-US"/>
-        </w:rPr>
-        <w:t>configmap</w:t>
-      </w:r>
-      <w:r>
-        <w:rPr>
-          <w:rFonts w:ascii="Times New Roman" w:hAnsi="Times New Roman" w:cs="Times New Roman"/>
-          <w:sz w:val="28"/>
-          <w:szCs w:val="28"/>
-        </w:rPr>
-        <w:t xml:space="preserve">, </w:t>
-      </w:r>
-      <w:r>
-        <w:rPr>
-          <w:rFonts w:ascii="Times New Roman" w:hAnsi="Times New Roman" w:cs="Times New Roman"/>
-          <w:sz w:val="28"/>
-          <w:szCs w:val="28"/>
-          <w:lang w:val="en-US"/>
-        </w:rPr>
-        <w:t>secret</w:t>
-      </w:r>
-      <w:r>
-        <w:rPr>
-          <w:rFonts w:ascii="Times New Roman" w:hAnsi="Times New Roman" w:cs="Times New Roman"/>
-          <w:sz w:val="28"/>
-          <w:szCs w:val="28"/>
-        </w:rPr>
-        <w:t xml:space="preserve">, </w:t>
-      </w:r>
-      <w:r>
-        <w:rPr>
-          <w:rFonts w:ascii="Times New Roman" w:hAnsi="Times New Roman" w:cs="Times New Roman"/>
-          <w:sz w:val="28"/>
-          <w:szCs w:val="28"/>
-          <w:lang w:val="en-US"/>
-        </w:rPr>
-        <w:t>deployment</w:t>
-      </w:r>
-      <w:r>
-        <w:rPr>
-          <w:rFonts w:ascii="Times New Roman" w:hAnsi="Times New Roman" w:cs="Times New Roman"/>
-          <w:sz w:val="28"/>
-          <w:szCs w:val="28"/>
-        </w:rPr>
-        <w:t xml:space="preserve">, </w:t>
-      </w:r>
-      <w:r>
-        <w:rPr>
-          <w:rFonts w:ascii="Times New Roman" w:hAnsi="Times New Roman" w:cs="Times New Roman"/>
-          <w:sz w:val="28"/>
-          <w:szCs w:val="28"/>
-          <w:lang w:val="en-US"/>
-        </w:rPr>
-        <w:t>service</w:t>
-      </w:r>
-      <w:r>
-        <w:rPr>
-          <w:rFonts w:ascii="Times New Roman" w:hAnsi="Times New Roman" w:cs="Times New Roman"/>
-          <w:sz w:val="28"/>
-          <w:szCs w:val="28"/>
-        </w:rPr>
-        <w:t xml:space="preserve">. </w:t>
-      </w:r>
-    </w:p>
-    <w:p>
-      <w:pPr>
-        <w:rPr>
-          <w:rFonts w:ascii="Times New Roman" w:hAnsi="Times New Roman" w:cs="Times New Roman"/>
-          <w:sz w:val="28"/>
-          <w:szCs w:val="28"/>
-        </w:rPr>
-      </w:pPr>
+        <w:t>и введем пароль:</w:t>
+      </w:r>
     </w:p>
     <w:p>
       <w:pPr>
@@ -5809,10 +5778,10 @@
           <w:noProof/>
         </w:rPr>
         <w:drawing>
-          <wp:inline distT="0" distB="0" distL="0" distR="0" wp14:anchorId="70A792AE" wp14:editId="67B31A57">
-            <wp:extent cx="2847975" cy="1819275"/>
-            <wp:effectExtent l="0" t="0" r="9525" b="9525"/>
-            <wp:docPr id="28" name="Рисунок 28"/>
+          <wp:inline distT="0" distB="0" distL="0" distR="0" wp14:anchorId="5B071E81" wp14:editId="596FA0DE">
+            <wp:extent cx="4356100" cy="710107"/>
+            <wp:effectExtent l="0" t="0" r="6350" b="0"/>
+            <wp:docPr id="24" name="Рисунок 24"/>
             <wp:cNvGraphicFramePr>
               <a:graphicFrameLocks xmlns:a="http://schemas.openxmlformats.org/drawingml/2006/main" noChangeAspect="1"/>
             </wp:cNvGraphicFramePr>
@@ -5832,7 +5801,7 @@
                   <pic:spPr>
                     <a:xfrm>
                       <a:off x="0" y="0"/>
-                      <a:ext cx="2847975" cy="1819275"/>
+                      <a:ext cx="4393824" cy="716257"/>
                     </a:xfrm>
                     <a:prstGeom prst="rect">
                       <a:avLst/>
@@ -5852,84 +5821,82 @@
           <w:rFonts w:ascii="Times New Roman" w:hAnsi="Times New Roman" w:cs="Times New Roman"/>
           <w:sz w:val="20"/>
           <w:szCs w:val="20"/>
-          <w:lang w:val="en-US"/>
-        </w:rPr>
-      </w:pPr>
-      <w:r>
-        <w:rPr>
-          <w:rFonts w:ascii="Times New Roman" w:hAnsi="Times New Roman" w:cs="Times New Roman"/>
-          <w:sz w:val="20"/>
-          <w:szCs w:val="20"/>
-        </w:rPr>
-        <w:t xml:space="preserve">Манифест </w:t>
-      </w:r>
-      <w:r>
-        <w:rPr>
-          <w:rFonts w:ascii="Times New Roman" w:hAnsi="Times New Roman" w:cs="Times New Roman"/>
-          <w:sz w:val="20"/>
-          <w:szCs w:val="20"/>
-          <w:lang w:val="en-US"/>
-        </w:rPr>
-        <w:t>backend-configmap.yaml</w:t>
-      </w:r>
-    </w:p>
-    <w:p>
-      <w:pPr>
-        <w:rPr>
-          <w:rFonts w:ascii="Times New Roman" w:hAnsi="Times New Roman" w:cs="Times New Roman"/>
-          <w:sz w:val="28"/>
-          <w:szCs w:val="28"/>
-        </w:rPr>
-      </w:pPr>
-      <w:r>
-        <w:rPr>
-          <w:rFonts w:ascii="Times New Roman" w:hAnsi="Times New Roman" w:cs="Times New Roman"/>
-          <w:sz w:val="28"/>
-          <w:szCs w:val="28"/>
-        </w:rPr>
-        <w:t xml:space="preserve">Здесь хранятся настройки </w:t>
-      </w:r>
-      <w:r>
-        <w:rPr>
-          <w:rFonts w:ascii="Times New Roman" w:hAnsi="Times New Roman" w:cs="Times New Roman"/>
-          <w:sz w:val="28"/>
-          <w:szCs w:val="28"/>
-          <w:lang w:val="en-US"/>
-        </w:rPr>
-        <w:t>backend</w:t>
-      </w:r>
-      <w:r>
-        <w:rPr>
-          <w:rFonts w:ascii="Times New Roman" w:hAnsi="Times New Roman" w:cs="Times New Roman"/>
-          <w:sz w:val="28"/>
-          <w:szCs w:val="28"/>
-        </w:rPr>
-        <w:t>-</w:t>
-      </w:r>
-      <w:r>
-        <w:rPr>
-          <w:rFonts w:ascii="Times New Roman" w:hAnsi="Times New Roman" w:cs="Times New Roman"/>
-          <w:sz w:val="28"/>
-          <w:szCs w:val="28"/>
-        </w:rPr>
-        <w:t xml:space="preserve">приложения для связи с </w:t>
-      </w:r>
-      <w:r>
-        <w:rPr>
-          <w:rFonts w:ascii="Times New Roman" w:hAnsi="Times New Roman" w:cs="Times New Roman"/>
-          <w:sz w:val="28"/>
-          <w:szCs w:val="28"/>
-          <w:lang w:val="en-US"/>
-        </w:rPr>
-        <w:t>Postgres</w:t>
-      </w:r>
-      <w:r>
-        <w:rPr>
-          <w:rFonts w:ascii="Times New Roman" w:hAnsi="Times New Roman" w:cs="Times New Roman"/>
-          <w:sz w:val="28"/>
-          <w:szCs w:val="28"/>
-        </w:rPr>
-        <w:t>.</w:t>
+        </w:rPr>
+      </w:pPr>
+      <w:r>
+        <w:rPr>
+          <w:rFonts w:ascii="Times New Roman" w:hAnsi="Times New Roman" w:cs="Times New Roman"/>
+          <w:sz w:val="20"/>
+          <w:szCs w:val="20"/>
+        </w:rPr>
+        <w:t>Аутентификация через пароль</w:t>
+      </w:r>
+    </w:p>
+    <w:p>
+      <w:pPr>
+        <w:rPr>
+          <w:rFonts w:ascii="Times New Roman" w:hAnsi="Times New Roman" w:cs="Times New Roman"/>
+          <w:sz w:val="28"/>
+          <w:szCs w:val="28"/>
+        </w:rPr>
+      </w:pPr>
+      <w:r>
+        <w:rPr>
+          <w:rFonts w:ascii="Times New Roman" w:hAnsi="Times New Roman" w:cs="Times New Roman"/>
+          <w:sz w:val="28"/>
+          <w:szCs w:val="28"/>
+        </w:rPr>
+        <w:t xml:space="preserve">После ввода пароля, мы оказались в </w:t>
+      </w:r>
+      <w:r>
+        <w:rPr>
+          <w:rFonts w:ascii="Times New Roman" w:hAnsi="Times New Roman" w:cs="Times New Roman"/>
+          <w:sz w:val="28"/>
+          <w:szCs w:val="28"/>
+          <w:lang w:val="en-US"/>
+        </w:rPr>
+        <w:t>postgres</w:t>
+      </w:r>
+      <w:r>
+        <w:rPr>
+          <w:rFonts w:ascii="Times New Roman" w:hAnsi="Times New Roman" w:cs="Times New Roman"/>
+          <w:sz w:val="28"/>
+          <w:szCs w:val="28"/>
+        </w:rPr>
+        <w:t xml:space="preserve">. </w:t>
+      </w:r>
+      <w:r>
+        <w:rPr>
+          <w:rFonts w:ascii="Times New Roman" w:hAnsi="Times New Roman" w:cs="Times New Roman"/>
+          <w:sz w:val="28"/>
+          <w:szCs w:val="28"/>
+        </w:rPr>
+        <w:t xml:space="preserve">Это подтверждает, что объект </w:t>
+      </w:r>
+      <w:r>
+        <w:rPr>
+          <w:rFonts w:ascii="Times New Roman" w:hAnsi="Times New Roman" w:cs="Times New Roman"/>
+          <w:sz w:val="28"/>
+          <w:szCs w:val="28"/>
+          <w:lang w:val="en-US"/>
+        </w:rPr>
+        <w:t>Secret</w:t>
+      </w:r>
+      <w:r>
+        <w:rPr>
+          <w:rFonts w:ascii="Times New Roman" w:hAnsi="Times New Roman" w:cs="Times New Roman"/>
+          <w:sz w:val="28"/>
+          <w:szCs w:val="28"/>
+        </w:rPr>
+        <w:t xml:space="preserve"> </w:t>
+      </w:r>
+      <w:r>
+        <w:rPr>
+          <w:rFonts w:ascii="Times New Roman" w:hAnsi="Times New Roman" w:cs="Times New Roman"/>
+          <w:sz w:val="28"/>
+          <w:szCs w:val="28"/>
+        </w:rPr>
+        <w:t>передает пароль в БД.</w:t>
       </w:r>
     </w:p>
     <w:p>
@@ -5946,9 +5913,138 @@
         <w:jc w:val="center"/>
         <w:rPr>
           <w:rFonts w:ascii="Times New Roman" w:hAnsi="Times New Roman" w:cs="Times New Roman"/>
-          <w:sz w:val="20"/>
-          <w:szCs w:val="20"/>
-          <w:lang w:val="en-US"/>
+          <w:sz w:val="28"/>
+          <w:szCs w:val="28"/>
+        </w:rPr>
+      </w:pPr>
+      <w:r>
+        <w:rPr>
+          <w:rFonts w:ascii="Times New Roman" w:hAnsi="Times New Roman" w:cs="Times New Roman"/>
+          <w:sz w:val="28"/>
+          <w:szCs w:val="28"/>
+          <w:lang w:val="en-US"/>
+        </w:rPr>
+        <w:t>BACKEND</w:t>
+      </w:r>
+    </w:p>
+    <w:p>
+      <w:pPr>
+        <w:rPr>
+          <w:rFonts w:ascii="Times New Roman" w:hAnsi="Times New Roman" w:cs="Times New Roman"/>
+          <w:sz w:val="28"/>
+          <w:szCs w:val="28"/>
+        </w:rPr>
+      </w:pPr>
+      <w:r>
+        <w:rPr>
+          <w:rFonts w:ascii="Times New Roman" w:hAnsi="Times New Roman" w:cs="Times New Roman"/>
+          <w:sz w:val="28"/>
+          <w:szCs w:val="28"/>
+        </w:rPr>
+        <w:tab/>
+        <w:t xml:space="preserve">Теперь задеплоим наше бэкенд-приложение. Чтобы его развернуть, нам понадобится </w:t>
+      </w:r>
+      <w:r>
+        <w:rPr>
+          <w:rFonts w:ascii="Times New Roman" w:hAnsi="Times New Roman" w:cs="Times New Roman"/>
+          <w:sz w:val="28"/>
+          <w:szCs w:val="28"/>
+        </w:rPr>
+        <w:t>четыре</w:t>
+      </w:r>
+      <w:r>
+        <w:rPr>
+          <w:rFonts w:ascii="Times New Roman" w:hAnsi="Times New Roman" w:cs="Times New Roman"/>
+          <w:sz w:val="28"/>
+          <w:szCs w:val="28"/>
+        </w:rPr>
+        <w:t xml:space="preserve"> манифеста: </w:t>
+      </w:r>
+      <w:r>
+        <w:rPr>
+          <w:rFonts w:ascii="Times New Roman" w:hAnsi="Times New Roman" w:cs="Times New Roman"/>
+          <w:sz w:val="28"/>
+          <w:szCs w:val="28"/>
+          <w:lang w:val="en-US"/>
+        </w:rPr>
+        <w:t>configmap</w:t>
+      </w:r>
+      <w:r>
+        <w:rPr>
+          <w:rFonts w:ascii="Times New Roman" w:hAnsi="Times New Roman" w:cs="Times New Roman"/>
+          <w:sz w:val="28"/>
+          <w:szCs w:val="28"/>
+        </w:rPr>
+        <w:t xml:space="preserve">, </w:t>
+      </w:r>
+      <w:r>
+        <w:rPr>
+          <w:rFonts w:ascii="Times New Roman" w:hAnsi="Times New Roman" w:cs="Times New Roman"/>
+          <w:sz w:val="28"/>
+          <w:szCs w:val="28"/>
+          <w:lang w:val="en-US"/>
+        </w:rPr>
+        <w:t>secret</w:t>
+      </w:r>
+      <w:r>
+        <w:rPr>
+          <w:rFonts w:ascii="Times New Roman" w:hAnsi="Times New Roman" w:cs="Times New Roman"/>
+          <w:sz w:val="28"/>
+          <w:szCs w:val="28"/>
+        </w:rPr>
+        <w:t xml:space="preserve">, </w:t>
+      </w:r>
+      <w:r>
+        <w:rPr>
+          <w:rFonts w:ascii="Times New Roman" w:hAnsi="Times New Roman" w:cs="Times New Roman"/>
+          <w:sz w:val="28"/>
+          <w:szCs w:val="28"/>
+          <w:lang w:val="en-US"/>
+        </w:rPr>
+        <w:t>deployment</w:t>
+      </w:r>
+      <w:r>
+        <w:rPr>
+          <w:rFonts w:ascii="Times New Roman" w:hAnsi="Times New Roman" w:cs="Times New Roman"/>
+          <w:sz w:val="28"/>
+          <w:szCs w:val="28"/>
+        </w:rPr>
+        <w:t xml:space="preserve">, </w:t>
+      </w:r>
+      <w:r>
+        <w:rPr>
+          <w:rFonts w:ascii="Times New Roman" w:hAnsi="Times New Roman" w:cs="Times New Roman"/>
+          <w:sz w:val="28"/>
+          <w:szCs w:val="28"/>
+          <w:lang w:val="en-US"/>
+        </w:rPr>
+        <w:t>service</w:t>
+      </w:r>
+      <w:r>
+        <w:rPr>
+          <w:rFonts w:ascii="Times New Roman" w:hAnsi="Times New Roman" w:cs="Times New Roman"/>
+          <w:sz w:val="28"/>
+          <w:szCs w:val="28"/>
+        </w:rPr>
+        <w:t xml:space="preserve">. </w:t>
+      </w:r>
+    </w:p>
+    <w:p>
+      <w:pPr>
+        <w:rPr>
+          <w:rFonts w:ascii="Times New Roman" w:hAnsi="Times New Roman" w:cs="Times New Roman"/>
+          <w:sz w:val="28"/>
+          <w:szCs w:val="28"/>
+        </w:rPr>
+      </w:pPr>
+    </w:p>
+    <w:p>
+      <w:pPr>
+        <w:jc w:val="center"/>
+        <w:rPr>
+          <w:rFonts w:ascii="Times New Roman" w:hAnsi="Times New Roman" w:cs="Times New Roman"/>
+          <w:sz w:val="28"/>
+          <w:szCs w:val="28"/>
         </w:rPr>
       </w:pPr>
       <w:r>
@@ -5956,10 +6052,10 @@
           <w:noProof/>
         </w:rPr>
         <w:drawing>
-          <wp:inline distT="0" distB="0" distL="0" distR="0" wp14:anchorId="421A7C41" wp14:editId="0D1D94FF">
-            <wp:extent cx="2590800" cy="1352550"/>
-            <wp:effectExtent l="0" t="0" r="0" b="0"/>
-            <wp:docPr id="33" name="Рисунок 33"/>
+          <wp:inline distT="0" distB="0" distL="0" distR="0" wp14:anchorId="70A792AE" wp14:editId="67B31A57">
+            <wp:extent cx="2847975" cy="1819275"/>
+            <wp:effectExtent l="0" t="0" r="9525" b="9525"/>
+            <wp:docPr id="28" name="Рисунок 28"/>
             <wp:cNvGraphicFramePr>
               <a:graphicFrameLocks xmlns:a="http://schemas.openxmlformats.org/drawingml/2006/main" noChangeAspect="1"/>
             </wp:cNvGraphicFramePr>
@@ -5979,7 +6075,7 @@
                   <pic:spPr>
                     <a:xfrm>
                       <a:off x="0" y="0"/>
-                      <a:ext cx="2590800" cy="1352550"/>
+                      <a:ext cx="2847975" cy="1819275"/>
                     </a:xfrm>
                     <a:prstGeom prst="rect">
                       <a:avLst/>
@@ -5999,83 +6095,21 @@
           <w:rFonts w:ascii="Times New Roman" w:hAnsi="Times New Roman" w:cs="Times New Roman"/>
           <w:sz w:val="20"/>
           <w:szCs w:val="20"/>
-          <w:lang w:val="en-US"/>
-        </w:rPr>
-      </w:pPr>
-      <w:r>
-        <w:rPr>
-          <w:rFonts w:ascii="Times New Roman" w:hAnsi="Times New Roman" w:cs="Times New Roman"/>
-          <w:sz w:val="20"/>
-          <w:szCs w:val="20"/>
-        </w:rPr>
-        <w:t>Манифест</w:t>
-      </w:r>
-      <w:r>
-        <w:rPr>
-          <w:rFonts w:ascii="Times New Roman" w:hAnsi="Times New Roman" w:cs="Times New Roman"/>
-          <w:sz w:val="20"/>
-          <w:szCs w:val="20"/>
-          <w:lang w:val="en-US"/>
-        </w:rPr>
-        <w:t xml:space="preserve"> </w:t>
-      </w:r>
-      <w:r>
-        <w:rPr>
-          <w:rFonts w:ascii="Times New Roman" w:hAnsi="Times New Roman" w:cs="Times New Roman"/>
-          <w:sz w:val="20"/>
-          <w:szCs w:val="20"/>
-          <w:lang w:val="en-US"/>
-        </w:rPr>
-        <w:t>backend-secret.yaml</w:t>
-      </w:r>
-    </w:p>
-    <w:p>
-      <w:pPr>
-        <w:jc w:val="both"/>
-        <w:rPr>
-          <w:rFonts w:ascii="Times New Roman" w:hAnsi="Times New Roman" w:cs="Times New Roman"/>
-          <w:sz w:val="28"/>
-          <w:szCs w:val="28"/>
-        </w:rPr>
-      </w:pPr>
-      <w:r>
-        <w:rPr>
-          <w:rFonts w:ascii="Times New Roman" w:hAnsi="Times New Roman" w:cs="Times New Roman"/>
-          <w:sz w:val="28"/>
-          <w:szCs w:val="28"/>
-        </w:rPr>
-        <w:t xml:space="preserve">Манифест с секретом хранится в отдельной директории: </w:t>
-      </w:r>
-      <w:r>
-        <w:rPr>
-          <w:rFonts w:ascii="Times New Roman" w:hAnsi="Times New Roman" w:cs="Times New Roman"/>
-          <w:sz w:val="28"/>
-          <w:szCs w:val="28"/>
-        </w:rPr>
-        <w:t>/</w:t>
-      </w:r>
-      <w:r>
-        <w:rPr>
-          <w:rFonts w:ascii="Times New Roman" w:hAnsi="Times New Roman" w:cs="Times New Roman"/>
-          <w:sz w:val="28"/>
-          <w:szCs w:val="28"/>
-          <w:lang w:val="en-US"/>
-        </w:rPr>
-        <w:t>tmp</w:t>
-      </w:r>
-      <w:r>
-        <w:rPr>
-          <w:rFonts w:ascii="Times New Roman" w:hAnsi="Times New Roman" w:cs="Times New Roman"/>
-          <w:sz w:val="28"/>
-          <w:szCs w:val="28"/>
-        </w:rPr>
-        <w:t>/</w:t>
-      </w:r>
-      <w:r>
-        <w:rPr>
-          <w:rFonts w:ascii="Times New Roman" w:hAnsi="Times New Roman" w:cs="Times New Roman"/>
-          <w:sz w:val="28"/>
-          <w:szCs w:val="28"/>
+        </w:rPr>
+      </w:pPr>
+      <w:r>
+        <w:rPr>
+          <w:rFonts w:ascii="Times New Roman" w:hAnsi="Times New Roman" w:cs="Times New Roman"/>
+          <w:sz w:val="20"/>
+          <w:szCs w:val="20"/>
+        </w:rPr>
+        <w:t xml:space="preserve">Манифест </w:t>
+      </w:r>
+      <w:r>
+        <w:rPr>
+          <w:rFonts w:ascii="Times New Roman" w:hAnsi="Times New Roman" w:cs="Times New Roman"/>
+          <w:sz w:val="20"/>
+          <w:szCs w:val="20"/>
           <w:lang w:val="en-US"/>
         </w:rPr>
         <w:t>backend</w:t>
@@ -6083,52 +6117,78 @@
       <w:r>
         <w:rPr>
           <w:rFonts w:ascii="Times New Roman" w:hAnsi="Times New Roman" w:cs="Times New Roman"/>
-          <w:sz w:val="28"/>
-          <w:szCs w:val="28"/>
+          <w:sz w:val="20"/>
+          <w:szCs w:val="20"/>
         </w:rPr>
         <w:t>-</w:t>
       </w:r>
       <w:r>
         <w:rPr>
           <w:rFonts w:ascii="Times New Roman" w:hAnsi="Times New Roman" w:cs="Times New Roman"/>
-          <w:sz w:val="28"/>
-          <w:szCs w:val="28"/>
-          <w:lang w:val="en-US"/>
-        </w:rPr>
-        <w:t>secret</w:t>
-      </w:r>
-      <w:r>
-        <w:rPr>
-          <w:rFonts w:ascii="Times New Roman" w:hAnsi="Times New Roman" w:cs="Times New Roman"/>
-          <w:sz w:val="28"/>
-          <w:szCs w:val="28"/>
+          <w:sz w:val="20"/>
+          <w:szCs w:val="20"/>
+          <w:lang w:val="en-US"/>
+        </w:rPr>
+        <w:t>configmap</w:t>
+      </w:r>
+      <w:r>
+        <w:rPr>
+          <w:rFonts w:ascii="Times New Roman" w:hAnsi="Times New Roman" w:cs="Times New Roman"/>
+          <w:sz w:val="20"/>
+          <w:szCs w:val="20"/>
         </w:rPr>
         <w:t>.</w:t>
       </w:r>
       <w:r>
         <w:rPr>
           <w:rFonts w:ascii="Times New Roman" w:hAnsi="Times New Roman" w:cs="Times New Roman"/>
-          <w:sz w:val="28"/>
-          <w:szCs w:val="28"/>
+          <w:sz w:val="20"/>
+          <w:szCs w:val="20"/>
           <w:lang w:val="en-US"/>
         </w:rPr>
         <w:t>yaml</w:t>
       </w:r>
-      <w:r>
-        <w:rPr>
-          <w:rFonts w:ascii="Times New Roman" w:hAnsi="Times New Roman" w:cs="Times New Roman"/>
-          <w:sz w:val="28"/>
-          <w:szCs w:val="28"/>
-        </w:rPr>
-        <w:t xml:space="preserve">. </w:t>
-      </w:r>
-      <w:r>
-        <w:rPr>
-          <w:rFonts w:ascii="Times New Roman" w:hAnsi="Times New Roman" w:cs="Times New Roman"/>
-          <w:sz w:val="28"/>
-          <w:szCs w:val="28"/>
-        </w:rPr>
-        <w:t xml:space="preserve">Он нужен для подключения к </w:t>
+    </w:p>
+    <w:p>
+      <w:pPr>
+        <w:rPr>
+          <w:rFonts w:ascii="Times New Roman" w:hAnsi="Times New Roman" w:cs="Times New Roman"/>
+          <w:sz w:val="28"/>
+          <w:szCs w:val="28"/>
+        </w:rPr>
+      </w:pPr>
+      <w:r>
+        <w:rPr>
+          <w:rFonts w:ascii="Times New Roman" w:hAnsi="Times New Roman" w:cs="Times New Roman"/>
+          <w:sz w:val="28"/>
+          <w:szCs w:val="28"/>
+        </w:rPr>
+        <w:t xml:space="preserve">Здесь хранятся настройки </w:t>
+      </w:r>
+      <w:r>
+        <w:rPr>
+          <w:rFonts w:ascii="Times New Roman" w:hAnsi="Times New Roman" w:cs="Times New Roman"/>
+          <w:sz w:val="28"/>
+          <w:szCs w:val="28"/>
+          <w:lang w:val="en-US"/>
+        </w:rPr>
+        <w:t>backend</w:t>
+      </w:r>
+      <w:r>
+        <w:rPr>
+          <w:rFonts w:ascii="Times New Roman" w:hAnsi="Times New Roman" w:cs="Times New Roman"/>
+          <w:sz w:val="28"/>
+          <w:szCs w:val="28"/>
+        </w:rPr>
+        <w:t>-</w:t>
+      </w:r>
+      <w:r>
+        <w:rPr>
+          <w:rFonts w:ascii="Times New Roman" w:hAnsi="Times New Roman" w:cs="Times New Roman"/>
+          <w:sz w:val="28"/>
+          <w:szCs w:val="28"/>
+        </w:rPr>
+        <w:t xml:space="preserve">приложения для связи с </w:t>
       </w:r>
       <w:r>
         <w:rPr>
@@ -6145,20 +6205,20 @@
           <w:sz w:val="28"/>
           <w:szCs w:val="28"/>
         </w:rPr>
-        <w:t xml:space="preserve"> </w:t>
-      </w:r>
-      <w:r>
-        <w:rPr>
-          <w:rFonts w:ascii="Times New Roman" w:hAnsi="Times New Roman" w:cs="Times New Roman"/>
-          <w:sz w:val="28"/>
-          <w:szCs w:val="28"/>
-        </w:rPr>
-        <w:t>по паролю.</w:t>
-      </w:r>
-    </w:p>
-    <w:p>
-      <w:pPr>
-        <w:spacing w:after="0"/>
+        <w:t>.</w:t>
+      </w:r>
+    </w:p>
+    <w:p>
+      <w:pPr>
+        <w:rPr>
+          <w:rFonts w:ascii="Times New Roman" w:hAnsi="Times New Roman" w:cs="Times New Roman"/>
+          <w:sz w:val="28"/>
+          <w:szCs w:val="28"/>
+        </w:rPr>
+      </w:pPr>
+    </w:p>
+    <w:p>
+      <w:pPr>
         <w:jc w:val="center"/>
         <w:rPr>
           <w:rFonts w:ascii="Times New Roman" w:hAnsi="Times New Roman" w:cs="Times New Roman"/>
@@ -6173,10 +6233,10 @@
         </w:rPr>
         <w:lastRenderedPageBreak/>
         <w:drawing>
-          <wp:inline distT="0" distB="0" distL="0" distR="0" wp14:anchorId="1F91673F" wp14:editId="45424232">
-            <wp:extent cx="3293014" cy="5537200"/>
-            <wp:effectExtent l="0" t="0" r="3175" b="6350"/>
-            <wp:docPr id="30" name="Рисунок 30"/>
+          <wp:inline distT="0" distB="0" distL="0" distR="0" wp14:anchorId="421A7C41" wp14:editId="0D1D94FF">
+            <wp:extent cx="2590800" cy="1352550"/>
+            <wp:effectExtent l="0" t="0" r="0" b="0"/>
+            <wp:docPr id="33" name="Рисунок 33"/>
             <wp:cNvGraphicFramePr>
               <a:graphicFrameLocks xmlns:a="http://schemas.openxmlformats.org/drawingml/2006/main" noChangeAspect="1"/>
             </wp:cNvGraphicFramePr>
@@ -6196,7 +6256,7 @@
                   <pic:spPr>
                     <a:xfrm>
                       <a:off x="0" y="0"/>
-                      <a:ext cx="3295340" cy="5541112"/>
+                      <a:ext cx="2590800" cy="1352550"/>
                     </a:xfrm>
                     <a:prstGeom prst="rect">
                       <a:avLst/>
@@ -6220,13 +6280,211 @@
       </w:pPr>
       <w:r>
         <w:rPr>
+          <w:rFonts w:ascii="Times New Roman" w:hAnsi="Times New Roman" w:cs="Times New Roman"/>
+          <w:sz w:val="20"/>
+          <w:szCs w:val="20"/>
+        </w:rPr>
+        <w:t>Манифест</w:t>
+      </w:r>
+      <w:r>
+        <w:rPr>
+          <w:rFonts w:ascii="Times New Roman" w:hAnsi="Times New Roman" w:cs="Times New Roman"/>
+          <w:sz w:val="20"/>
+          <w:szCs w:val="20"/>
+        </w:rPr>
+        <w:t xml:space="preserve"> </w:t>
+      </w:r>
+      <w:r>
+        <w:rPr>
+          <w:rFonts w:ascii="Times New Roman" w:hAnsi="Times New Roman" w:cs="Times New Roman"/>
+          <w:sz w:val="20"/>
+          <w:szCs w:val="20"/>
+          <w:lang w:val="en-US"/>
+        </w:rPr>
+        <w:t>backend</w:t>
+      </w:r>
+      <w:r>
+        <w:rPr>
+          <w:rFonts w:ascii="Times New Roman" w:hAnsi="Times New Roman" w:cs="Times New Roman"/>
+          <w:sz w:val="20"/>
+          <w:szCs w:val="20"/>
+        </w:rPr>
+        <w:t>-</w:t>
+      </w:r>
+      <w:r>
+        <w:rPr>
+          <w:rFonts w:ascii="Times New Roman" w:hAnsi="Times New Roman" w:cs="Times New Roman"/>
+          <w:sz w:val="20"/>
+          <w:szCs w:val="20"/>
+          <w:lang w:val="en-US"/>
+        </w:rPr>
+        <w:t>secret</w:t>
+      </w:r>
+      <w:r>
+        <w:rPr>
+          <w:rFonts w:ascii="Times New Roman" w:hAnsi="Times New Roman" w:cs="Times New Roman"/>
+          <w:sz w:val="20"/>
+          <w:szCs w:val="20"/>
+        </w:rPr>
+        <w:t>.</w:t>
+      </w:r>
+      <w:r>
+        <w:rPr>
+          <w:rFonts w:ascii="Times New Roman" w:hAnsi="Times New Roman" w:cs="Times New Roman"/>
+          <w:sz w:val="20"/>
+          <w:szCs w:val="20"/>
+          <w:lang w:val="en-US"/>
+        </w:rPr>
+        <w:t>yaml</w:t>
+      </w:r>
+    </w:p>
+    <w:p>
+      <w:pPr>
+        <w:jc w:val="both"/>
+        <w:rPr>
+          <w:rFonts w:ascii="Times New Roman" w:hAnsi="Times New Roman" w:cs="Times New Roman"/>
+          <w:sz w:val="28"/>
+          <w:szCs w:val="28"/>
+        </w:rPr>
+      </w:pPr>
+      <w:r>
+        <w:rPr>
+          <w:rFonts w:ascii="Times New Roman" w:hAnsi="Times New Roman" w:cs="Times New Roman"/>
+          <w:sz w:val="28"/>
+          <w:szCs w:val="28"/>
+        </w:rPr>
+        <w:t xml:space="preserve">Манифест с секретом хранится в отдельной директории: </w:t>
+      </w:r>
+      <w:r>
+        <w:rPr>
+          <w:rFonts w:ascii="Times New Roman" w:hAnsi="Times New Roman" w:cs="Times New Roman"/>
+          <w:sz w:val="28"/>
+          <w:szCs w:val="28"/>
+        </w:rPr>
+        <w:t>/</w:t>
+      </w:r>
+      <w:r>
+        <w:rPr>
+          <w:rFonts w:ascii="Times New Roman" w:hAnsi="Times New Roman" w:cs="Times New Roman"/>
+          <w:sz w:val="28"/>
+          <w:szCs w:val="28"/>
+          <w:lang w:val="en-US"/>
+        </w:rPr>
+        <w:t>tmp</w:t>
+      </w:r>
+      <w:r>
+        <w:rPr>
+          <w:rFonts w:ascii="Times New Roman" w:hAnsi="Times New Roman" w:cs="Times New Roman"/>
+          <w:sz w:val="28"/>
+          <w:szCs w:val="28"/>
+        </w:rPr>
+        <w:t>/</w:t>
+      </w:r>
+      <w:r>
+        <w:rPr>
+          <w:rFonts w:ascii="Times New Roman" w:hAnsi="Times New Roman" w:cs="Times New Roman"/>
+          <w:sz w:val="28"/>
+          <w:szCs w:val="28"/>
+          <w:lang w:val="en-US"/>
+        </w:rPr>
+        <w:t>backend</w:t>
+      </w:r>
+      <w:r>
+        <w:rPr>
+          <w:rFonts w:ascii="Times New Roman" w:hAnsi="Times New Roman" w:cs="Times New Roman"/>
+          <w:sz w:val="28"/>
+          <w:szCs w:val="28"/>
+        </w:rPr>
+        <w:t>-</w:t>
+      </w:r>
+      <w:r>
+        <w:rPr>
+          <w:rFonts w:ascii="Times New Roman" w:hAnsi="Times New Roman" w:cs="Times New Roman"/>
+          <w:sz w:val="28"/>
+          <w:szCs w:val="28"/>
+          <w:lang w:val="en-US"/>
+        </w:rPr>
+        <w:t>secret</w:t>
+      </w:r>
+      <w:r>
+        <w:rPr>
+          <w:rFonts w:ascii="Times New Roman" w:hAnsi="Times New Roman" w:cs="Times New Roman"/>
+          <w:sz w:val="28"/>
+          <w:szCs w:val="28"/>
+        </w:rPr>
+        <w:t>.</w:t>
+      </w:r>
+      <w:r>
+        <w:rPr>
+          <w:rFonts w:ascii="Times New Roman" w:hAnsi="Times New Roman" w:cs="Times New Roman"/>
+          <w:sz w:val="28"/>
+          <w:szCs w:val="28"/>
+          <w:lang w:val="en-US"/>
+        </w:rPr>
+        <w:t>yaml</w:t>
+      </w:r>
+      <w:r>
+        <w:rPr>
+          <w:rFonts w:ascii="Times New Roman" w:hAnsi="Times New Roman" w:cs="Times New Roman"/>
+          <w:sz w:val="28"/>
+          <w:szCs w:val="28"/>
+        </w:rPr>
+        <w:t xml:space="preserve">. </w:t>
+      </w:r>
+      <w:r>
+        <w:rPr>
+          <w:rFonts w:ascii="Times New Roman" w:hAnsi="Times New Roman" w:cs="Times New Roman"/>
+          <w:sz w:val="28"/>
+          <w:szCs w:val="28"/>
+        </w:rPr>
+        <w:t xml:space="preserve">Он нужен для подключения к </w:t>
+      </w:r>
+      <w:r>
+        <w:rPr>
+          <w:rFonts w:ascii="Times New Roman" w:hAnsi="Times New Roman" w:cs="Times New Roman"/>
+          <w:sz w:val="28"/>
+          <w:szCs w:val="28"/>
+          <w:lang w:val="en-US"/>
+        </w:rPr>
+        <w:t>Postgres</w:t>
+      </w:r>
+      <w:r>
+        <w:rPr>
+          <w:rFonts w:ascii="Times New Roman" w:hAnsi="Times New Roman" w:cs="Times New Roman"/>
+          <w:sz w:val="28"/>
+          <w:szCs w:val="28"/>
+        </w:rPr>
+        <w:t xml:space="preserve"> </w:t>
+      </w:r>
+      <w:r>
+        <w:rPr>
+          <w:rFonts w:ascii="Times New Roman" w:hAnsi="Times New Roman" w:cs="Times New Roman"/>
+          <w:sz w:val="28"/>
+          <w:szCs w:val="28"/>
+        </w:rPr>
+        <w:t>по паролю.</w:t>
+      </w:r>
+    </w:p>
+    <w:p>
+      <w:pPr>
+        <w:spacing w:after="0"/>
+        <w:jc w:val="center"/>
+        <w:rPr>
+          <w:rFonts w:ascii="Times New Roman" w:hAnsi="Times New Roman" w:cs="Times New Roman"/>
+          <w:sz w:val="20"/>
+          <w:szCs w:val="20"/>
+          <w:lang w:val="en-US"/>
+        </w:rPr>
+      </w:pPr>
+      <w:r>
+        <w:rPr>
           <w:noProof/>
         </w:rPr>
         <w:drawing>
-          <wp:inline distT="0" distB="0" distL="0" distR="0" wp14:anchorId="12892AEC" wp14:editId="1B397A33">
-            <wp:extent cx="3238500" cy="1835150"/>
-            <wp:effectExtent l="0" t="0" r="0" b="0"/>
-            <wp:docPr id="31" name="Рисунок 31"/>
+          <wp:inline distT="0" distB="0" distL="0" distR="0" wp14:anchorId="1F91673F" wp14:editId="45424232">
+            <wp:extent cx="3293014" cy="5537200"/>
+            <wp:effectExtent l="0" t="0" r="3175" b="6350"/>
+            <wp:docPr id="30" name="Рисунок 30"/>
             <wp:cNvGraphicFramePr>
               <a:graphicFrameLocks xmlns:a="http://schemas.openxmlformats.org/drawingml/2006/main" noChangeAspect="1"/>
             </wp:cNvGraphicFramePr>
@@ -6246,7 +6504,7 @@
                   <pic:spPr>
                     <a:xfrm>
                       <a:off x="0" y="0"/>
-                      <a:ext cx="3243623" cy="1838053"/>
+                      <a:ext cx="3295340" cy="5541112"/>
                     </a:xfrm>
                     <a:prstGeom prst="rect">
                       <a:avLst/>
@@ -6266,250 +6524,6 @@
           <w:rFonts w:ascii="Times New Roman" w:hAnsi="Times New Roman" w:cs="Times New Roman"/>
           <w:sz w:val="20"/>
           <w:szCs w:val="20"/>
-          <w:lang w:val="en-US"/>
-        </w:rPr>
-      </w:pPr>
-      <w:r>
-        <w:rPr>
-          <w:rFonts w:ascii="Times New Roman" w:hAnsi="Times New Roman" w:cs="Times New Roman"/>
-          <w:sz w:val="20"/>
-          <w:szCs w:val="20"/>
-        </w:rPr>
-        <w:t xml:space="preserve">Манифест </w:t>
-      </w:r>
-      <w:r>
-        <w:rPr>
-          <w:rFonts w:ascii="Times New Roman" w:hAnsi="Times New Roman" w:cs="Times New Roman"/>
-          <w:sz w:val="20"/>
-          <w:szCs w:val="20"/>
-          <w:lang w:val="en-US"/>
-        </w:rPr>
-        <w:t>backend-deployment.yaml</w:t>
-      </w:r>
-    </w:p>
-    <w:p>
-      <w:pPr>
-        <w:jc w:val="both"/>
-        <w:rPr>
-          <w:rFonts w:ascii="Times New Roman" w:hAnsi="Times New Roman" w:cs="Times New Roman"/>
-          <w:sz w:val="28"/>
-          <w:szCs w:val="28"/>
-        </w:rPr>
-      </w:pPr>
-      <w:r>
-        <w:rPr>
-          <w:rFonts w:ascii="Times New Roman" w:hAnsi="Times New Roman" w:cs="Times New Roman"/>
-          <w:sz w:val="28"/>
-          <w:szCs w:val="28"/>
-        </w:rPr>
-        <w:t xml:space="preserve">В манифесте описаны правила развертывания </w:t>
-      </w:r>
-      <w:r>
-        <w:rPr>
-          <w:rFonts w:ascii="Times New Roman" w:hAnsi="Times New Roman" w:cs="Times New Roman"/>
-          <w:sz w:val="28"/>
-          <w:szCs w:val="28"/>
-          <w:lang w:val="en-US"/>
-        </w:rPr>
-        <w:t>backend</w:t>
-      </w:r>
-      <w:r>
-        <w:rPr>
-          <w:rFonts w:ascii="Times New Roman" w:hAnsi="Times New Roman" w:cs="Times New Roman"/>
-          <w:sz w:val="28"/>
-          <w:szCs w:val="28"/>
-        </w:rPr>
-        <w:t>-</w:t>
-      </w:r>
-      <w:r>
-        <w:rPr>
-          <w:rFonts w:ascii="Times New Roman" w:hAnsi="Times New Roman" w:cs="Times New Roman"/>
-          <w:sz w:val="28"/>
-          <w:szCs w:val="28"/>
-        </w:rPr>
-        <w:t>приложения.</w:t>
-      </w:r>
-      <w:r>
-        <w:rPr>
-          <w:rFonts w:ascii="Times New Roman" w:hAnsi="Times New Roman" w:cs="Times New Roman"/>
-          <w:sz w:val="28"/>
-          <w:szCs w:val="28"/>
-        </w:rPr>
-        <w:t xml:space="preserve"> При выполнении развернутся 3 </w:t>
-      </w:r>
-      <w:r>
-        <w:rPr>
-          <w:rFonts w:ascii="Times New Roman" w:hAnsi="Times New Roman" w:cs="Times New Roman"/>
-          <w:sz w:val="28"/>
-          <w:szCs w:val="28"/>
-          <w:lang w:val="en-US"/>
-        </w:rPr>
-        <w:t>pod</w:t>
-      </w:r>
-      <w:r>
-        <w:rPr>
-          <w:rFonts w:ascii="Times New Roman" w:hAnsi="Times New Roman" w:cs="Times New Roman"/>
-          <w:sz w:val="28"/>
-          <w:szCs w:val="28"/>
-        </w:rPr>
-        <w:t>.</w:t>
-      </w:r>
-      <w:r>
-        <w:rPr>
-          <w:rFonts w:ascii="Times New Roman" w:hAnsi="Times New Roman" w:cs="Times New Roman"/>
-          <w:sz w:val="28"/>
-          <w:szCs w:val="28"/>
-        </w:rPr>
-        <w:t xml:space="preserve"> В нем учтены эксплуатация и безопасность контейнеров: заданы </w:t>
-      </w:r>
-      <w:r>
-        <w:rPr>
-          <w:rFonts w:ascii="Times New Roman" w:hAnsi="Times New Roman" w:cs="Times New Roman"/>
-          <w:sz w:val="28"/>
-          <w:szCs w:val="28"/>
-          <w:lang w:val="en-US"/>
-        </w:rPr>
-        <w:t>requests</w:t>
-      </w:r>
-      <w:r>
-        <w:rPr>
-          <w:rFonts w:ascii="Times New Roman" w:hAnsi="Times New Roman" w:cs="Times New Roman"/>
-          <w:sz w:val="28"/>
-          <w:szCs w:val="28"/>
-        </w:rPr>
-        <w:t xml:space="preserve"> </w:t>
-      </w:r>
-      <w:r>
-        <w:rPr>
-          <w:rFonts w:ascii="Times New Roman" w:hAnsi="Times New Roman" w:cs="Times New Roman"/>
-          <w:sz w:val="28"/>
-          <w:szCs w:val="28"/>
-        </w:rPr>
-        <w:t xml:space="preserve">и </w:t>
-      </w:r>
-      <w:r>
-        <w:rPr>
-          <w:rFonts w:ascii="Times New Roman" w:hAnsi="Times New Roman" w:cs="Times New Roman"/>
-          <w:sz w:val="28"/>
-          <w:szCs w:val="28"/>
-          <w:lang w:val="en-US"/>
-        </w:rPr>
-        <w:t>limits</w:t>
-      </w:r>
-      <w:r>
-        <w:rPr>
-          <w:rFonts w:ascii="Times New Roman" w:hAnsi="Times New Roman" w:cs="Times New Roman"/>
-          <w:sz w:val="28"/>
-          <w:szCs w:val="28"/>
-        </w:rPr>
-        <w:t>,</w:t>
-      </w:r>
-      <w:r>
-        <w:rPr>
-          <w:rFonts w:ascii="Times New Roman" w:hAnsi="Times New Roman" w:cs="Times New Roman"/>
-          <w:sz w:val="28"/>
-          <w:szCs w:val="28"/>
-        </w:rPr>
-        <w:t xml:space="preserve"> н</w:t>
-      </w:r>
-      <w:r>
-        <w:rPr>
-          <w:rFonts w:ascii="Times New Roman" w:hAnsi="Times New Roman" w:cs="Times New Roman"/>
-          <w:sz w:val="28"/>
-          <w:szCs w:val="28"/>
-        </w:rPr>
-        <w:t>астроены readiness/liveness probes</w:t>
-      </w:r>
-      <w:r>
-        <w:rPr>
-          <w:rFonts w:ascii="Times New Roman" w:hAnsi="Times New Roman" w:cs="Times New Roman"/>
-          <w:sz w:val="28"/>
-          <w:szCs w:val="28"/>
-        </w:rPr>
-        <w:t>, к</w:t>
-      </w:r>
-      <w:r>
-        <w:rPr>
-          <w:rFonts w:ascii="Times New Roman" w:hAnsi="Times New Roman" w:cs="Times New Roman"/>
-          <w:sz w:val="28"/>
-          <w:szCs w:val="28"/>
-        </w:rPr>
-        <w:t>онтейнеры запускаются не от root</w:t>
-      </w:r>
-      <w:r>
-        <w:rPr>
-          <w:rFonts w:ascii="Times New Roman" w:hAnsi="Times New Roman" w:cs="Times New Roman"/>
-          <w:sz w:val="28"/>
-          <w:szCs w:val="28"/>
-        </w:rPr>
-        <w:t>,</w:t>
-      </w:r>
-      <w:r>
-        <w:rPr>
-          <w:rFonts w:ascii="Times New Roman" w:hAnsi="Times New Roman" w:cs="Times New Roman"/>
-          <w:sz w:val="28"/>
-          <w:szCs w:val="28"/>
-        </w:rPr>
-        <w:t xml:space="preserve"> запрещён privilege escalation</w:t>
-      </w:r>
-      <w:r>
-        <w:rPr>
-          <w:rFonts w:ascii="Times New Roman" w:hAnsi="Times New Roman" w:cs="Times New Roman"/>
-          <w:sz w:val="28"/>
-          <w:szCs w:val="28"/>
-        </w:rPr>
-        <w:t>,</w:t>
-      </w:r>
-      <w:r>
-        <w:rPr>
-          <w:rFonts w:ascii="Times New Roman" w:hAnsi="Times New Roman" w:cs="Times New Roman"/>
-          <w:sz w:val="28"/>
-          <w:szCs w:val="28"/>
-        </w:rPr>
-        <w:t xml:space="preserve"> лишние capabilities удалены</w:t>
-      </w:r>
-      <w:r>
-        <w:rPr>
-          <w:rFonts w:ascii="Times New Roman" w:hAnsi="Times New Roman" w:cs="Times New Roman"/>
-          <w:sz w:val="28"/>
-          <w:szCs w:val="28"/>
-        </w:rPr>
-        <w:t xml:space="preserve">, отсутствие тега </w:t>
-      </w:r>
-      <w:r>
-        <w:rPr>
-          <w:rFonts w:ascii="Times New Roman" w:hAnsi="Times New Roman" w:cs="Times New Roman"/>
-          <w:sz w:val="28"/>
-          <w:szCs w:val="28"/>
-          <w:lang w:val="en-US"/>
-        </w:rPr>
-        <w:t>latest</w:t>
-      </w:r>
-      <w:r>
-        <w:rPr>
-          <w:rFonts w:ascii="Times New Roman" w:hAnsi="Times New Roman" w:cs="Times New Roman"/>
-          <w:sz w:val="28"/>
-          <w:szCs w:val="28"/>
-        </w:rPr>
-        <w:t xml:space="preserve"> у образа</w:t>
-      </w:r>
-      <w:r>
-        <w:rPr>
-          <w:rFonts w:ascii="Times New Roman" w:hAnsi="Times New Roman" w:cs="Times New Roman"/>
-          <w:sz w:val="28"/>
-          <w:szCs w:val="28"/>
-        </w:rPr>
-        <w:t>.</w:t>
-      </w:r>
-    </w:p>
-    <w:p>
-      <w:pPr>
-        <w:jc w:val="center"/>
-        <w:rPr>
-          <w:rFonts w:ascii="Times New Roman" w:hAnsi="Times New Roman" w:cs="Times New Roman"/>
-          <w:sz w:val="20"/>
-          <w:szCs w:val="20"/>
-          <w:lang w:val="en-US"/>
         </w:rPr>
       </w:pPr>
       <w:r>
@@ -6518,10 +6532,10 @@
         </w:rPr>
         <w:lastRenderedPageBreak/>
         <w:drawing>
-          <wp:inline distT="0" distB="0" distL="0" distR="0" wp14:anchorId="48195288" wp14:editId="0E800C24">
-            <wp:extent cx="3276600" cy="2171700"/>
+          <wp:inline distT="0" distB="0" distL="0" distR="0" wp14:anchorId="12892AEC" wp14:editId="1B397A33">
+            <wp:extent cx="3238500" cy="1835150"/>
             <wp:effectExtent l="0" t="0" r="0" b="0"/>
-            <wp:docPr id="32" name="Рисунок 32"/>
+            <wp:docPr id="31" name="Рисунок 31"/>
             <wp:cNvGraphicFramePr>
               <a:graphicFrameLocks xmlns:a="http://schemas.openxmlformats.org/drawingml/2006/main" noChangeAspect="1"/>
             </wp:cNvGraphicFramePr>
@@ -6541,7 +6555,7 @@
                   <pic:spPr>
                     <a:xfrm>
                       <a:off x="0" y="0"/>
-                      <a:ext cx="3276600" cy="2171700"/>
+                      <a:ext cx="3243623" cy="1838053"/>
                     </a:xfrm>
                     <a:prstGeom prst="rect">
                       <a:avLst/>
@@ -6561,7 +6575,6 @@
           <w:rFonts w:ascii="Times New Roman" w:hAnsi="Times New Roman" w:cs="Times New Roman"/>
           <w:sz w:val="20"/>
           <w:szCs w:val="20"/>
-          <w:lang w:val="en-US"/>
         </w:rPr>
       </w:pPr>
       <w:r>
@@ -6579,7 +6592,41 @@
           <w:szCs w:val="20"/>
           <w:lang w:val="en-US"/>
         </w:rPr>
-        <w:t>backend-service.yaml</w:t>
+        <w:t>backend</w:t>
+      </w:r>
+      <w:r>
+        <w:rPr>
+          <w:rFonts w:ascii="Times New Roman" w:hAnsi="Times New Roman" w:cs="Times New Roman"/>
+          <w:sz w:val="20"/>
+          <w:szCs w:val="20"/>
+        </w:rPr>
+        <w:t>-</w:t>
+      </w:r>
+      <w:r>
+        <w:rPr>
+          <w:rFonts w:ascii="Times New Roman" w:hAnsi="Times New Roman" w:cs="Times New Roman"/>
+          <w:sz w:val="20"/>
+          <w:szCs w:val="20"/>
+          <w:lang w:val="en-US"/>
+        </w:rPr>
+        <w:t>deployment</w:t>
+      </w:r>
+      <w:r>
+        <w:rPr>
+          <w:rFonts w:ascii="Times New Roman" w:hAnsi="Times New Roman" w:cs="Times New Roman"/>
+          <w:sz w:val="20"/>
+          <w:szCs w:val="20"/>
+        </w:rPr>
+        <w:t>.</w:t>
+      </w:r>
+      <w:r>
+        <w:rPr>
+          <w:rFonts w:ascii="Times New Roman" w:hAnsi="Times New Roman" w:cs="Times New Roman"/>
+          <w:sz w:val="20"/>
+          <w:szCs w:val="20"/>
+          <w:lang w:val="en-US"/>
+        </w:rPr>
+        <w:t>yaml</w:t>
       </w:r>
     </w:p>
     <w:p>
@@ -6597,75 +6644,7 @@
           <w:sz w:val="28"/>
           <w:szCs w:val="28"/>
         </w:rPr>
-        <w:t xml:space="preserve">Данный манифест работает как балансировщик. </w:t>
-      </w:r>
-      <w:r>
-        <w:rPr>
-          <w:rFonts w:ascii="Times New Roman" w:hAnsi="Times New Roman" w:cs="Times New Roman"/>
-          <w:sz w:val="28"/>
-          <w:szCs w:val="28"/>
-        </w:rPr>
-        <w:t>Когда фронтенд отправляет запрос на адрес сервиса, Service принимает его и равномерно распределяет (балансирует) между тремя работающими подами бэкенда. Если один под в этот момент перезагружается, сервис просто исключает его из цепочки и направляет трафик на два оставшихся, защищая пользователя от ошибок подключения.</w:t>
-      </w:r>
-    </w:p>
-    <w:p>
-      <w:pPr>
-        <w:jc w:val="both"/>
-        <w:rPr>
-          <w:rFonts w:ascii="Times New Roman" w:hAnsi="Times New Roman" w:cs="Times New Roman"/>
-          <w:sz w:val="28"/>
-          <w:szCs w:val="28"/>
-        </w:rPr>
-      </w:pPr>
-      <w:r>
-        <w:rPr>
-          <w:rFonts w:ascii="Times New Roman" w:hAnsi="Times New Roman" w:cs="Times New Roman"/>
-          <w:sz w:val="28"/>
-          <w:szCs w:val="28"/>
-        </w:rPr>
-        <w:tab/>
-      </w:r>
-      <w:r>
-        <w:rPr>
-          <w:rFonts w:ascii="Times New Roman" w:hAnsi="Times New Roman" w:cs="Times New Roman"/>
-          <w:sz w:val="28"/>
-          <w:szCs w:val="28"/>
-        </w:rPr>
-        <w:t>Теперь выполним проверки для бэкенда</w:t>
-      </w:r>
-      <w:r>
-        <w:rPr>
-          <w:rFonts w:ascii="Times New Roman" w:hAnsi="Times New Roman" w:cs="Times New Roman"/>
-          <w:sz w:val="28"/>
-          <w:szCs w:val="28"/>
-        </w:rPr>
-        <w:t>:</w:t>
-      </w:r>
-    </w:p>
-    <w:p>
-      <w:pPr>
-        <w:jc w:val="both"/>
-        <w:rPr>
-          <w:rFonts w:ascii="Times New Roman" w:hAnsi="Times New Roman" w:cs="Times New Roman"/>
-          <w:sz w:val="28"/>
-          <w:szCs w:val="28"/>
-        </w:rPr>
-      </w:pPr>
-      <w:r>
-        <w:rPr>
-          <w:rFonts w:ascii="Times New Roman" w:hAnsi="Times New Roman" w:cs="Times New Roman"/>
-          <w:sz w:val="28"/>
-          <w:szCs w:val="28"/>
-        </w:rPr>
-        <w:t xml:space="preserve">1) </w:t>
-      </w:r>
-      <w:r>
-        <w:rPr>
-          <w:rFonts w:ascii="Times New Roman" w:hAnsi="Times New Roman" w:cs="Times New Roman"/>
-          <w:sz w:val="28"/>
-          <w:szCs w:val="28"/>
-        </w:rPr>
-        <w:t xml:space="preserve">Проверим, что </w:t>
+        <w:t xml:space="preserve">В манифесте описаны правила развертывания </w:t>
       </w:r>
       <w:r>
         <w:rPr>
@@ -6682,7 +6661,57 @@
           <w:sz w:val="28"/>
           <w:szCs w:val="28"/>
         </w:rPr>
-        <w:t xml:space="preserve"> успешно</w:t>
+        <w:t>-</w:t>
+      </w:r>
+      <w:r>
+        <w:rPr>
+          <w:rFonts w:ascii="Times New Roman" w:hAnsi="Times New Roman" w:cs="Times New Roman"/>
+          <w:sz w:val="28"/>
+          <w:szCs w:val="28"/>
+        </w:rPr>
+        <w:t>приложения.</w:t>
+      </w:r>
+      <w:r>
+        <w:rPr>
+          <w:rFonts w:ascii="Times New Roman" w:hAnsi="Times New Roman" w:cs="Times New Roman"/>
+          <w:sz w:val="28"/>
+          <w:szCs w:val="28"/>
+        </w:rPr>
+        <w:t xml:space="preserve"> При выполнении развернутся 3 </w:t>
+      </w:r>
+      <w:r>
+        <w:rPr>
+          <w:rFonts w:ascii="Times New Roman" w:hAnsi="Times New Roman" w:cs="Times New Roman"/>
+          <w:sz w:val="28"/>
+          <w:szCs w:val="28"/>
+          <w:lang w:val="en-US"/>
+        </w:rPr>
+        <w:t>pod</w:t>
+      </w:r>
+      <w:r>
+        <w:rPr>
+          <w:rFonts w:ascii="Times New Roman" w:hAnsi="Times New Roman" w:cs="Times New Roman"/>
+          <w:sz w:val="28"/>
+          <w:szCs w:val="28"/>
+        </w:rPr>
+        <w:t>.</w:t>
+      </w:r>
+      <w:r>
+        <w:rPr>
+          <w:rFonts w:ascii="Times New Roman" w:hAnsi="Times New Roman" w:cs="Times New Roman"/>
+          <w:sz w:val="28"/>
+          <w:szCs w:val="28"/>
+        </w:rPr>
+        <w:t xml:space="preserve"> В нем учтены эксплуатация и безопасность контейнеров: заданы </w:t>
+      </w:r>
+      <w:r>
+        <w:rPr>
+          <w:rFonts w:ascii="Times New Roman" w:hAnsi="Times New Roman" w:cs="Times New Roman"/>
+          <w:sz w:val="28"/>
+          <w:szCs w:val="28"/>
+          <w:lang w:val="en-US"/>
+        </w:rPr>
+        <w:t>requests</w:t>
       </w:r>
       <w:r>
         <w:rPr>
@@ -6698,16 +6727,131 @@
           <w:sz w:val="28"/>
           <w:szCs w:val="28"/>
         </w:rPr>
-        <w:t>запустился:</w:t>
-      </w:r>
-    </w:p>
-    <w:p>
-      <w:pPr>
-        <w:jc w:val="both"/>
-        <w:rPr>
-          <w:rFonts w:ascii="Times New Roman" w:hAnsi="Times New Roman" w:cs="Times New Roman"/>
-          <w:sz w:val="28"/>
-          <w:szCs w:val="28"/>
+        <w:t xml:space="preserve">и </w:t>
+      </w:r>
+      <w:r>
+        <w:rPr>
+          <w:rFonts w:ascii="Times New Roman" w:hAnsi="Times New Roman" w:cs="Times New Roman"/>
+          <w:sz w:val="28"/>
+          <w:szCs w:val="28"/>
+          <w:lang w:val="en-US"/>
+        </w:rPr>
+        <w:t>limits</w:t>
+      </w:r>
+      <w:r>
+        <w:rPr>
+          <w:rFonts w:ascii="Times New Roman" w:hAnsi="Times New Roman" w:cs="Times New Roman"/>
+          <w:sz w:val="28"/>
+          <w:szCs w:val="28"/>
+        </w:rPr>
+        <w:t>,</w:t>
+      </w:r>
+      <w:r>
+        <w:rPr>
+          <w:rFonts w:ascii="Times New Roman" w:hAnsi="Times New Roman" w:cs="Times New Roman"/>
+          <w:sz w:val="28"/>
+          <w:szCs w:val="28"/>
+        </w:rPr>
+        <w:t xml:space="preserve"> н</w:t>
+      </w:r>
+      <w:r>
+        <w:rPr>
+          <w:rFonts w:ascii="Times New Roman" w:hAnsi="Times New Roman" w:cs="Times New Roman"/>
+          <w:sz w:val="28"/>
+          <w:szCs w:val="28"/>
+        </w:rPr>
+        <w:t>астроены readiness/liveness probes</w:t>
+      </w:r>
+      <w:r>
+        <w:rPr>
+          <w:rFonts w:ascii="Times New Roman" w:hAnsi="Times New Roman" w:cs="Times New Roman"/>
+          <w:sz w:val="28"/>
+          <w:szCs w:val="28"/>
+        </w:rPr>
+        <w:t>, к</w:t>
+      </w:r>
+      <w:r>
+        <w:rPr>
+          <w:rFonts w:ascii="Times New Roman" w:hAnsi="Times New Roman" w:cs="Times New Roman"/>
+          <w:sz w:val="28"/>
+          <w:szCs w:val="28"/>
+        </w:rPr>
+        <w:t>онтейнеры запускаются не от root</w:t>
+      </w:r>
+      <w:r>
+        <w:rPr>
+          <w:rFonts w:ascii="Times New Roman" w:hAnsi="Times New Roman" w:cs="Times New Roman"/>
+          <w:sz w:val="28"/>
+          <w:szCs w:val="28"/>
+        </w:rPr>
+        <w:t>,</w:t>
+      </w:r>
+      <w:r>
+        <w:rPr>
+          <w:rFonts w:ascii="Times New Roman" w:hAnsi="Times New Roman" w:cs="Times New Roman"/>
+          <w:sz w:val="28"/>
+          <w:szCs w:val="28"/>
+        </w:rPr>
+        <w:t xml:space="preserve"> запрещён privilege escalation</w:t>
+      </w:r>
+      <w:r>
+        <w:rPr>
+          <w:rFonts w:ascii="Times New Roman" w:hAnsi="Times New Roman" w:cs="Times New Roman"/>
+          <w:sz w:val="28"/>
+          <w:szCs w:val="28"/>
+        </w:rPr>
+        <w:t>,</w:t>
+      </w:r>
+      <w:r>
+        <w:rPr>
+          <w:rFonts w:ascii="Times New Roman" w:hAnsi="Times New Roman" w:cs="Times New Roman"/>
+          <w:sz w:val="28"/>
+          <w:szCs w:val="28"/>
+        </w:rPr>
+        <w:t xml:space="preserve"> лишние capabilities удалены</w:t>
+      </w:r>
+      <w:r>
+        <w:rPr>
+          <w:rFonts w:ascii="Times New Roman" w:hAnsi="Times New Roman" w:cs="Times New Roman"/>
+          <w:sz w:val="28"/>
+          <w:szCs w:val="28"/>
+        </w:rPr>
+        <w:t xml:space="preserve">, отсутствие тега </w:t>
+      </w:r>
+      <w:r>
+        <w:rPr>
+          <w:rFonts w:ascii="Times New Roman" w:hAnsi="Times New Roman" w:cs="Times New Roman"/>
+          <w:sz w:val="28"/>
+          <w:szCs w:val="28"/>
+          <w:lang w:val="en-US"/>
+        </w:rPr>
+        <w:t>latest</w:t>
+      </w:r>
+      <w:r>
+        <w:rPr>
+          <w:rFonts w:ascii="Times New Roman" w:hAnsi="Times New Roman" w:cs="Times New Roman"/>
+          <w:sz w:val="28"/>
+          <w:szCs w:val="28"/>
+        </w:rPr>
+        <w:t xml:space="preserve"> у образа</w:t>
+      </w:r>
+      <w:r>
+        <w:rPr>
+          <w:rFonts w:ascii="Times New Roman" w:hAnsi="Times New Roman" w:cs="Times New Roman"/>
+          <w:sz w:val="28"/>
+          <w:szCs w:val="28"/>
+        </w:rPr>
+        <w:t>.</w:t>
+      </w:r>
+    </w:p>
+    <w:p>
+      <w:pPr>
+        <w:jc w:val="center"/>
+        <w:rPr>
+          <w:rFonts w:ascii="Times New Roman" w:hAnsi="Times New Roman" w:cs="Times New Roman"/>
+          <w:sz w:val="20"/>
+          <w:szCs w:val="20"/>
+          <w:lang w:val="en-US"/>
         </w:rPr>
       </w:pPr>
       <w:r>
@@ -6715,10 +6859,10 @@
           <w:noProof/>
         </w:rPr>
         <w:drawing>
-          <wp:inline distT="0" distB="0" distL="0" distR="0" wp14:anchorId="455422B2" wp14:editId="75E6584F">
-            <wp:extent cx="5940425" cy="1341120"/>
-            <wp:effectExtent l="0" t="0" r="3175" b="0"/>
-            <wp:docPr id="35" name="Рисунок 35"/>
+          <wp:inline distT="0" distB="0" distL="0" distR="0" wp14:anchorId="48195288" wp14:editId="0E800C24">
+            <wp:extent cx="3276600" cy="2171700"/>
+            <wp:effectExtent l="0" t="0" r="0" b="0"/>
+            <wp:docPr id="32" name="Рисунок 32"/>
             <wp:cNvGraphicFramePr>
               <a:graphicFrameLocks xmlns:a="http://schemas.openxmlformats.org/drawingml/2006/main" noChangeAspect="1"/>
             </wp:cNvGraphicFramePr>
@@ -6738,7 +6882,7 @@
                   <pic:spPr>
                     <a:xfrm>
                       <a:off x="0" y="0"/>
-                      <a:ext cx="5940425" cy="1341120"/>
+                      <a:ext cx="3276600" cy="2171700"/>
                     </a:xfrm>
                     <a:prstGeom prst="rect">
                       <a:avLst/>
@@ -6766,7 +6910,50 @@
           <w:sz w:val="20"/>
           <w:szCs w:val="20"/>
         </w:rPr>
-        <w:t>Запуск трех реплик</w:t>
+        <w:t xml:space="preserve">Манифест </w:t>
+      </w:r>
+      <w:r>
+        <w:rPr>
+          <w:rFonts w:ascii="Times New Roman" w:hAnsi="Times New Roman" w:cs="Times New Roman"/>
+          <w:sz w:val="20"/>
+          <w:szCs w:val="20"/>
+          <w:lang w:val="en-US"/>
+        </w:rPr>
+        <w:t>backend</w:t>
+      </w:r>
+      <w:r>
+        <w:rPr>
+          <w:rFonts w:ascii="Times New Roman" w:hAnsi="Times New Roman" w:cs="Times New Roman"/>
+          <w:sz w:val="20"/>
+          <w:szCs w:val="20"/>
+        </w:rPr>
+        <w:t>-</w:t>
+      </w:r>
+      <w:r>
+        <w:rPr>
+          <w:rFonts w:ascii="Times New Roman" w:hAnsi="Times New Roman" w:cs="Times New Roman"/>
+          <w:sz w:val="20"/>
+          <w:szCs w:val="20"/>
+          <w:lang w:val="en-US"/>
+        </w:rPr>
+        <w:t>service</w:t>
+      </w:r>
+      <w:r>
+        <w:rPr>
+          <w:rFonts w:ascii="Times New Roman" w:hAnsi="Times New Roman" w:cs="Times New Roman"/>
+          <w:sz w:val="20"/>
+          <w:szCs w:val="20"/>
+        </w:rPr>
+        <w:t>.</w:t>
+      </w:r>
+      <w:r>
+        <w:rPr>
+          <w:rFonts w:ascii="Times New Roman" w:hAnsi="Times New Roman" w:cs="Times New Roman"/>
+          <w:sz w:val="20"/>
+          <w:szCs w:val="20"/>
+          <w:lang w:val="en-US"/>
+        </w:rPr>
+        <w:t>yaml</w:t>
       </w:r>
     </w:p>
     <w:p>
@@ -6784,7 +6971,15 @@
           <w:sz w:val="28"/>
           <w:szCs w:val="28"/>
         </w:rPr>
-        <w:t>Как видим, все 3 пода работают</w:t>
+        <w:t xml:space="preserve">Данный манифест работает как балансировщик. </w:t>
+      </w:r>
+      <w:r>
+        <w:rPr>
+          <w:rFonts w:ascii="Times New Roman" w:hAnsi="Times New Roman" w:cs="Times New Roman"/>
+          <w:sz w:val="28"/>
+          <w:szCs w:val="28"/>
+        </w:rPr>
+        <w:t>Когда фронтенд отправляет запрос на адрес сервиса, Service принимает его и равномерно распределяет (балансирует) между тремя работающими подами бэкенда. Если один под в этот момент перезагружается, сервис просто исключает его из цепочки и направляет трафик на два оставшихся, защищая пользователя от ошибок подключения.</w:t>
       </w:r>
     </w:p>
     <w:p>
@@ -6802,32 +6997,15 @@
           <w:sz w:val="28"/>
           <w:szCs w:val="28"/>
         </w:rPr>
-        <w:t xml:space="preserve">2) </w:t>
-      </w:r>
-      <w:r>
-        <w:rPr>
-          <w:rFonts w:ascii="Times New Roman" w:hAnsi="Times New Roman" w:cs="Times New Roman"/>
-          <w:sz w:val="28"/>
-          <w:szCs w:val="28"/>
-        </w:rPr>
-        <w:t xml:space="preserve">Проверим,  что </w:t>
-      </w:r>
-      <w:r>
-        <w:rPr>
-          <w:rFonts w:ascii="Times New Roman" w:hAnsi="Times New Roman" w:cs="Times New Roman"/>
-          <w:sz w:val="28"/>
-          <w:szCs w:val="28"/>
-          <w:lang w:val="en-US"/>
-        </w:rPr>
-        <w:t>b</w:t>
-      </w:r>
-      <w:r>
-        <w:rPr>
-          <w:rFonts w:ascii="Times New Roman" w:hAnsi="Times New Roman" w:cs="Times New Roman"/>
-          <w:sz w:val="28"/>
-          <w:szCs w:val="28"/>
-        </w:rPr>
-        <w:t>ackend получает адрес БД из ConfigMap, пароль из Secret</w:t>
+        <w:tab/>
+      </w:r>
+      <w:r>
+        <w:rPr>
+          <w:rFonts w:ascii="Times New Roman" w:hAnsi="Times New Roman" w:cs="Times New Roman"/>
+          <w:sz w:val="28"/>
+          <w:szCs w:val="28"/>
+        </w:rPr>
+        <w:t>Теперь выполним проверки для бэкенда</w:t>
       </w:r>
       <w:r>
         <w:rPr>
@@ -6840,6 +7018,65 @@
     </w:p>
     <w:p>
       <w:pPr>
+        <w:jc w:val="both"/>
+        <w:rPr>
+          <w:rFonts w:ascii="Times New Roman" w:hAnsi="Times New Roman" w:cs="Times New Roman"/>
+          <w:sz w:val="28"/>
+          <w:szCs w:val="28"/>
+        </w:rPr>
+      </w:pPr>
+      <w:r>
+        <w:rPr>
+          <w:rFonts w:ascii="Times New Roman" w:hAnsi="Times New Roman" w:cs="Times New Roman"/>
+          <w:sz w:val="28"/>
+          <w:szCs w:val="28"/>
+        </w:rPr>
+        <w:t xml:space="preserve">1) </w:t>
+      </w:r>
+      <w:r>
+        <w:rPr>
+          <w:rFonts w:ascii="Times New Roman" w:hAnsi="Times New Roman" w:cs="Times New Roman"/>
+          <w:sz w:val="28"/>
+          <w:szCs w:val="28"/>
+        </w:rPr>
+        <w:t xml:space="preserve">Проверим, что </w:t>
+      </w:r>
+      <w:r>
+        <w:rPr>
+          <w:rFonts w:ascii="Times New Roman" w:hAnsi="Times New Roman" w:cs="Times New Roman"/>
+          <w:sz w:val="28"/>
+          <w:szCs w:val="28"/>
+          <w:lang w:val="en-US"/>
+        </w:rPr>
+        <w:t>backend</w:t>
+      </w:r>
+      <w:r>
+        <w:rPr>
+          <w:rFonts w:ascii="Times New Roman" w:hAnsi="Times New Roman" w:cs="Times New Roman"/>
+          <w:sz w:val="28"/>
+          <w:szCs w:val="28"/>
+        </w:rPr>
+        <w:t xml:space="preserve"> успешно</w:t>
+      </w:r>
+      <w:r>
+        <w:rPr>
+          <w:rFonts w:ascii="Times New Roman" w:hAnsi="Times New Roman" w:cs="Times New Roman"/>
+          <w:sz w:val="28"/>
+          <w:szCs w:val="28"/>
+        </w:rPr>
+        <w:t xml:space="preserve"> </w:t>
+      </w:r>
+      <w:r>
+        <w:rPr>
+          <w:rFonts w:ascii="Times New Roman" w:hAnsi="Times New Roman" w:cs="Times New Roman"/>
+          <w:sz w:val="28"/>
+          <w:szCs w:val="28"/>
+        </w:rPr>
+        <w:t>запустился:</w:t>
+      </w:r>
+    </w:p>
+    <w:p>
+      <w:pPr>
         <w:jc w:val="center"/>
         <w:rPr>
           <w:rFonts w:ascii="Times New Roman" w:hAnsi="Times New Roman" w:cs="Times New Roman"/>
@@ -6851,11 +7088,12 @@
         <w:rPr>
           <w:noProof/>
         </w:rPr>
+        <w:lastRenderedPageBreak/>
         <w:drawing>
-          <wp:inline distT="0" distB="0" distL="0" distR="0" wp14:anchorId="617669ED" wp14:editId="73E165F9">
-            <wp:extent cx="5940425" cy="748665"/>
-            <wp:effectExtent l="0" t="0" r="3175" b="0"/>
-            <wp:docPr id="36" name="Рисунок 36"/>
+          <wp:inline distT="0" distB="0" distL="0" distR="0" wp14:anchorId="455422B2" wp14:editId="0926EC61">
+            <wp:extent cx="5681345" cy="1282630"/>
+            <wp:effectExtent l="0" t="0" r="0" b="0"/>
+            <wp:docPr id="35" name="Рисунок 35"/>
             <wp:cNvGraphicFramePr>
               <a:graphicFrameLocks xmlns:a="http://schemas.openxmlformats.org/drawingml/2006/main" noChangeAspect="1"/>
             </wp:cNvGraphicFramePr>
@@ -6875,7 +7113,7 @@
                   <pic:spPr>
                     <a:xfrm>
                       <a:off x="0" y="0"/>
-                      <a:ext cx="5940425" cy="748665"/>
+                      <a:ext cx="5692189" cy="1285078"/>
                     </a:xfrm>
                     <a:prstGeom prst="rect">
                       <a:avLst/>
@@ -6903,41 +7141,7 @@
           <w:sz w:val="20"/>
           <w:szCs w:val="20"/>
         </w:rPr>
-        <w:t>Получение адреса и пароля</w:t>
-      </w:r>
-    </w:p>
-    <w:p>
-      <w:pPr>
-        <w:rPr>
-          <w:rFonts w:ascii="Times New Roman" w:hAnsi="Times New Roman" w:cs="Times New Roman"/>
-          <w:sz w:val="28"/>
-          <w:szCs w:val="28"/>
-        </w:rPr>
-      </w:pPr>
-      <w:r>
-        <w:rPr>
-          <w:rFonts w:ascii="Times New Roman" w:hAnsi="Times New Roman" w:cs="Times New Roman"/>
-          <w:sz w:val="28"/>
-          <w:szCs w:val="28"/>
-          <w:lang w:val="en-US"/>
-        </w:rPr>
-        <w:t>Backend</w:t>
-      </w:r>
-      <w:r>
-        <w:rPr>
-          <w:rFonts w:ascii="Times New Roman" w:hAnsi="Times New Roman" w:cs="Times New Roman"/>
-          <w:sz w:val="28"/>
-          <w:szCs w:val="28"/>
-        </w:rPr>
-        <w:t xml:space="preserve"> </w:t>
-      </w:r>
-      <w:r>
-        <w:rPr>
-          <w:rFonts w:ascii="Times New Roman" w:hAnsi="Times New Roman" w:cs="Times New Roman"/>
-          <w:sz w:val="28"/>
-          <w:szCs w:val="28"/>
-        </w:rPr>
-        <w:t>успешно получает адрес БД и пароль.</w:t>
+        <w:t>Запуск трех реплик</w:t>
       </w:r>
     </w:p>
     <w:p>
@@ -6955,15 +7159,50 @@
           <w:sz w:val="28"/>
           <w:szCs w:val="28"/>
         </w:rPr>
-        <w:t xml:space="preserve">3) </w:t>
-      </w:r>
-      <w:r>
-        <w:rPr>
-          <w:rFonts w:ascii="Times New Roman" w:hAnsi="Times New Roman" w:cs="Times New Roman"/>
-          <w:sz w:val="28"/>
-          <w:szCs w:val="28"/>
-        </w:rPr>
-        <w:t>Теперь нужно сымитировать запрос пользователя и посмотреть, что именно возвращает бэкенд. Для этого временно пробросим порт приложения</w:t>
+        <w:t>Как видим, все 3 пода работают</w:t>
+      </w:r>
+    </w:p>
+    <w:p>
+      <w:pPr>
+        <w:jc w:val="both"/>
+        <w:rPr>
+          <w:rFonts w:ascii="Times New Roman" w:hAnsi="Times New Roman" w:cs="Times New Roman"/>
+          <w:sz w:val="28"/>
+          <w:szCs w:val="28"/>
+        </w:rPr>
+      </w:pPr>
+      <w:r>
+        <w:rPr>
+          <w:rFonts w:ascii="Times New Roman" w:hAnsi="Times New Roman" w:cs="Times New Roman"/>
+          <w:sz w:val="28"/>
+          <w:szCs w:val="28"/>
+        </w:rPr>
+        <w:t xml:space="preserve">2) </w:t>
+      </w:r>
+      <w:r>
+        <w:rPr>
+          <w:rFonts w:ascii="Times New Roman" w:hAnsi="Times New Roman" w:cs="Times New Roman"/>
+          <w:sz w:val="28"/>
+          <w:szCs w:val="28"/>
+        </w:rPr>
+        <w:t xml:space="preserve">Проверим,  что </w:t>
+      </w:r>
+      <w:r>
+        <w:rPr>
+          <w:rFonts w:ascii="Times New Roman" w:hAnsi="Times New Roman" w:cs="Times New Roman"/>
+          <w:sz w:val="28"/>
+          <w:szCs w:val="28"/>
+          <w:lang w:val="en-US"/>
+        </w:rPr>
+        <w:t>b</w:t>
+      </w:r>
+      <w:r>
+        <w:rPr>
+          <w:rFonts w:ascii="Times New Roman" w:hAnsi="Times New Roman" w:cs="Times New Roman"/>
+          <w:sz w:val="28"/>
+          <w:szCs w:val="28"/>
+        </w:rPr>
+        <w:t>ackend получает адрес БД из ConfigMap, пароль из Secret</w:t>
       </w:r>
       <w:r>
         <w:rPr>
@@ -6976,16 +7215,6 @@
     </w:p>
     <w:p>
       <w:pPr>
-        <w:jc w:val="both"/>
-        <w:rPr>
-          <w:rFonts w:ascii="Times New Roman" w:hAnsi="Times New Roman" w:cs="Times New Roman"/>
-          <w:sz w:val="28"/>
-          <w:szCs w:val="28"/>
-        </w:rPr>
-      </w:pPr>
-    </w:p>
-    <w:p>
-      <w:pPr>
         <w:jc w:val="center"/>
         <w:rPr>
           <w:rFonts w:ascii="Times New Roman" w:hAnsi="Times New Roman" w:cs="Times New Roman"/>
@@ -6997,12 +7226,11 @@
         <w:rPr>
           <w:noProof/>
         </w:rPr>
-        <w:lastRenderedPageBreak/>
         <w:drawing>
-          <wp:inline distT="0" distB="0" distL="0" distR="0" wp14:anchorId="1B3C4655" wp14:editId="63D0B302">
-            <wp:extent cx="5940425" cy="491490"/>
-            <wp:effectExtent l="0" t="0" r="3175" b="3810"/>
-            <wp:docPr id="38" name="Рисунок 38"/>
+          <wp:inline distT="0" distB="0" distL="0" distR="0" wp14:anchorId="617669ED" wp14:editId="73E165F9">
+            <wp:extent cx="5940425" cy="748665"/>
+            <wp:effectExtent l="0" t="0" r="3175" b="0"/>
+            <wp:docPr id="36" name="Рисунок 36"/>
             <wp:cNvGraphicFramePr>
               <a:graphicFrameLocks xmlns:a="http://schemas.openxmlformats.org/drawingml/2006/main" noChangeAspect="1"/>
             </wp:cNvGraphicFramePr>
@@ -7022,7 +7250,153 @@
                   <pic:spPr>
                     <a:xfrm>
                       <a:off x="0" y="0"/>
-                      <a:ext cx="5940425" cy="491490"/>
+                      <a:ext cx="5940425" cy="748665"/>
+                    </a:xfrm>
+                    <a:prstGeom prst="rect">
+                      <a:avLst/>
+                    </a:prstGeom>
+                  </pic:spPr>
+                </pic:pic>
+              </a:graphicData>
+            </a:graphic>
+          </wp:inline>
+        </w:drawing>
+      </w:r>
+    </w:p>
+    <w:p>
+      <w:pPr>
+        <w:jc w:val="center"/>
+        <w:rPr>
+          <w:rFonts w:ascii="Times New Roman" w:hAnsi="Times New Roman" w:cs="Times New Roman"/>
+          <w:sz w:val="20"/>
+          <w:szCs w:val="20"/>
+        </w:rPr>
+      </w:pPr>
+      <w:r>
+        <w:rPr>
+          <w:rFonts w:ascii="Times New Roman" w:hAnsi="Times New Roman" w:cs="Times New Roman"/>
+          <w:sz w:val="20"/>
+          <w:szCs w:val="20"/>
+        </w:rPr>
+        <w:t>Получение адреса и пароля</w:t>
+      </w:r>
+    </w:p>
+    <w:p>
+      <w:pPr>
+        <w:rPr>
+          <w:rFonts w:ascii="Times New Roman" w:hAnsi="Times New Roman" w:cs="Times New Roman"/>
+          <w:sz w:val="28"/>
+          <w:szCs w:val="28"/>
+        </w:rPr>
+      </w:pPr>
+      <w:r>
+        <w:rPr>
+          <w:rFonts w:ascii="Times New Roman" w:hAnsi="Times New Roman" w:cs="Times New Roman"/>
+          <w:sz w:val="28"/>
+          <w:szCs w:val="28"/>
+          <w:lang w:val="en-US"/>
+        </w:rPr>
+        <w:t>Backend</w:t>
+      </w:r>
+      <w:r>
+        <w:rPr>
+          <w:rFonts w:ascii="Times New Roman" w:hAnsi="Times New Roman" w:cs="Times New Roman"/>
+          <w:sz w:val="28"/>
+          <w:szCs w:val="28"/>
+        </w:rPr>
+        <w:t xml:space="preserve"> </w:t>
+      </w:r>
+      <w:r>
+        <w:rPr>
+          <w:rFonts w:ascii="Times New Roman" w:hAnsi="Times New Roman" w:cs="Times New Roman"/>
+          <w:sz w:val="28"/>
+          <w:szCs w:val="28"/>
+        </w:rPr>
+        <w:t>успешно получает адрес БД и пароль.</w:t>
+      </w:r>
+    </w:p>
+    <w:p>
+      <w:pPr>
+        <w:jc w:val="both"/>
+        <w:rPr>
+          <w:rFonts w:ascii="Times New Roman" w:hAnsi="Times New Roman" w:cs="Times New Roman"/>
+          <w:sz w:val="28"/>
+          <w:szCs w:val="28"/>
+        </w:rPr>
+      </w:pPr>
+      <w:r>
+        <w:rPr>
+          <w:rFonts w:ascii="Times New Roman" w:hAnsi="Times New Roman" w:cs="Times New Roman"/>
+          <w:sz w:val="28"/>
+          <w:szCs w:val="28"/>
+        </w:rPr>
+        <w:t xml:space="preserve">3) </w:t>
+      </w:r>
+      <w:r>
+        <w:rPr>
+          <w:rFonts w:ascii="Times New Roman" w:hAnsi="Times New Roman" w:cs="Times New Roman"/>
+          <w:sz w:val="28"/>
+          <w:szCs w:val="28"/>
+        </w:rPr>
+        <w:t>Теперь нужно сымитировать запрос пользователя и посмотреть, что именно возвращает бэкенд. Для этого временно пробросим порт приложения</w:t>
+      </w:r>
+      <w:r>
+        <w:rPr>
+          <w:rFonts w:ascii="Times New Roman" w:hAnsi="Times New Roman" w:cs="Times New Roman"/>
+          <w:sz w:val="28"/>
+          <w:szCs w:val="28"/>
+        </w:rPr>
+        <w:t>:</w:t>
+      </w:r>
+    </w:p>
+    <w:p>
+      <w:pPr>
+        <w:jc w:val="both"/>
+        <w:rPr>
+          <w:rFonts w:ascii="Times New Roman" w:hAnsi="Times New Roman" w:cs="Times New Roman"/>
+          <w:sz w:val="28"/>
+          <w:szCs w:val="28"/>
+        </w:rPr>
+      </w:pPr>
+    </w:p>
+    <w:p>
+      <w:pPr>
+        <w:jc w:val="center"/>
+        <w:rPr>
+          <w:rFonts w:ascii="Times New Roman" w:hAnsi="Times New Roman" w:cs="Times New Roman"/>
+          <w:sz w:val="28"/>
+          <w:szCs w:val="28"/>
+        </w:rPr>
+      </w:pPr>
+      <w:r>
+        <w:rPr>
+          <w:noProof/>
+        </w:rPr>
+        <w:drawing>
+          <wp:inline distT="0" distB="0" distL="0" distR="0" wp14:anchorId="1B3C4655" wp14:editId="5190B954">
+            <wp:extent cx="5635625" cy="466272"/>
+            <wp:effectExtent l="0" t="0" r="3175" b="0"/>
+            <wp:docPr id="38" name="Рисунок 38"/>
+            <wp:cNvGraphicFramePr>
+              <a:graphicFrameLocks xmlns:a="http://schemas.openxmlformats.org/drawingml/2006/main" noChangeAspect="1"/>
+            </wp:cNvGraphicFramePr>
+            <a:graphic xmlns:a="http://schemas.openxmlformats.org/drawingml/2006/main">
+              <a:graphicData uri="http://schemas.openxmlformats.org/drawingml/2006/picture">
+                <pic:pic xmlns:pic="http://schemas.openxmlformats.org/drawingml/2006/picture">
+                  <pic:nvPicPr>
+                    <pic:cNvPr id="1" name=""/>
+                    <pic:cNvPicPr/>
+                  </pic:nvPicPr>
+                  <pic:blipFill>
+                    <a:blip r:embed="rId39"/>
+                    <a:stretch>
+                      <a:fillRect/>
+                    </a:stretch>
+                  </pic:blipFill>
+                  <pic:spPr>
+                    <a:xfrm>
+                      <a:off x="0" y="0"/>
+                      <a:ext cx="5675139" cy="469541"/>
                     </a:xfrm>
                     <a:prstGeom prst="rect">
                       <a:avLst/>
@@ -7084,7 +7458,7 @@
                     </pic:cNvPicPr>
                   </pic:nvPicPr>
                   <pic:blipFill>
-                    <a:blip r:embed="rId39">
+                    <a:blip r:embed="rId40">
                       <a:extLst>
                         <a:ext uri="{28A0092B-C50C-407E-A947-70E740481C1C}">
                           <a14:useLocalDpi xmlns:a14="http://schemas.microsoft.com/office/drawing/2010/main" val="0"/>
@@ -7258,89 +7632,10 @@
           <w:noProof/>
         </w:rPr>
         <w:drawing>
-          <wp:inline distT="0" distB="0" distL="0" distR="0" wp14:anchorId="4C499BFB" wp14:editId="330897D3">
-            <wp:extent cx="4352925" cy="1830043"/>
-            <wp:effectExtent l="0" t="0" r="0" b="0"/>
+          <wp:inline distT="0" distB="0" distL="0" distR="0" wp14:anchorId="4C499BFB" wp14:editId="71930078">
+            <wp:extent cx="3879038" cy="1630813"/>
+            <wp:effectExtent l="0" t="0" r="7620" b="7620"/>
             <wp:docPr id="39" name="Рисунок 39"/>
-            <wp:cNvGraphicFramePr>
-              <a:graphicFrameLocks xmlns:a="http://schemas.openxmlformats.org/drawingml/2006/main" noChangeAspect="1"/>
-            </wp:cNvGraphicFramePr>
-            <a:graphic xmlns:a="http://schemas.openxmlformats.org/drawingml/2006/main">
-              <a:graphicData uri="http://schemas.openxmlformats.org/drawingml/2006/picture">
-                <pic:pic xmlns:pic="http://schemas.openxmlformats.org/drawingml/2006/picture">
-                  <pic:nvPicPr>
-                    <pic:cNvPr id="1" name=""/>
-                    <pic:cNvPicPr/>
-                  </pic:nvPicPr>
-                  <pic:blipFill>
-                    <a:blip r:embed="rId40"/>
-                    <a:stretch>
-                      <a:fillRect/>
-                    </a:stretch>
-                  </pic:blipFill>
-                  <pic:spPr>
-                    <a:xfrm>
-                      <a:off x="0" y="0"/>
-                      <a:ext cx="4364886" cy="1835072"/>
-                    </a:xfrm>
-                    <a:prstGeom prst="rect">
-                      <a:avLst/>
-                    </a:prstGeom>
-                  </pic:spPr>
-                </pic:pic>
-              </a:graphicData>
-            </a:graphic>
-          </wp:inline>
-        </w:drawing>
-      </w:r>
-    </w:p>
-    <w:p>
-      <w:pPr>
-        <w:jc w:val="center"/>
-        <w:rPr>
-          <w:rFonts w:ascii="Times New Roman" w:hAnsi="Times New Roman" w:cs="Times New Roman"/>
-          <w:sz w:val="20"/>
-          <w:szCs w:val="20"/>
-          <w:lang w:val="en-US"/>
-        </w:rPr>
-      </w:pPr>
-      <w:r>
-        <w:rPr>
-          <w:rFonts w:ascii="Times New Roman" w:hAnsi="Times New Roman" w:cs="Times New Roman"/>
-          <w:sz w:val="20"/>
-          <w:szCs w:val="20"/>
-        </w:rPr>
-        <w:t xml:space="preserve">Удаляем </w:t>
-      </w:r>
-      <w:r>
-        <w:rPr>
-          <w:rFonts w:ascii="Times New Roman" w:hAnsi="Times New Roman" w:cs="Times New Roman"/>
-          <w:sz w:val="20"/>
-          <w:szCs w:val="20"/>
-          <w:lang w:val="en-US"/>
-        </w:rPr>
-        <w:t>pod</w:t>
-      </w:r>
-    </w:p>
-    <w:p>
-      <w:pPr>
-        <w:jc w:val="center"/>
-        <w:rPr>
-          <w:rFonts w:ascii="Times New Roman" w:hAnsi="Times New Roman" w:cs="Times New Roman"/>
-          <w:sz w:val="20"/>
-          <w:szCs w:val="20"/>
-          <w:lang w:val="en-US"/>
-        </w:rPr>
-      </w:pPr>
-      <w:r>
-        <w:rPr>
-          <w:noProof/>
-        </w:rPr>
-        <w:drawing>
-          <wp:inline distT="0" distB="0" distL="0" distR="0" wp14:anchorId="3DC8A02A" wp14:editId="644B52A4">
-            <wp:extent cx="5940425" cy="822325"/>
-            <wp:effectExtent l="0" t="0" r="3175" b="0"/>
-            <wp:docPr id="40" name="Рисунок 40"/>
             <wp:cNvGraphicFramePr>
               <a:graphicFrameLocks xmlns:a="http://schemas.openxmlformats.org/drawingml/2006/main" noChangeAspect="1"/>
             </wp:cNvGraphicFramePr>
@@ -7360,6 +7655,86 @@
                   <pic:spPr>
                     <a:xfrm>
                       <a:off x="0" y="0"/>
+                      <a:ext cx="3917180" cy="1646848"/>
+                    </a:xfrm>
+                    <a:prstGeom prst="rect">
+                      <a:avLst/>
+                    </a:prstGeom>
+                  </pic:spPr>
+                </pic:pic>
+              </a:graphicData>
+            </a:graphic>
+          </wp:inline>
+        </w:drawing>
+      </w:r>
+    </w:p>
+    <w:p>
+      <w:pPr>
+        <w:jc w:val="center"/>
+        <w:rPr>
+          <w:rFonts w:ascii="Times New Roman" w:hAnsi="Times New Roman" w:cs="Times New Roman"/>
+          <w:sz w:val="20"/>
+          <w:szCs w:val="20"/>
+          <w:lang w:val="en-US"/>
+        </w:rPr>
+      </w:pPr>
+      <w:r>
+        <w:rPr>
+          <w:rFonts w:ascii="Times New Roman" w:hAnsi="Times New Roman" w:cs="Times New Roman"/>
+          <w:sz w:val="20"/>
+          <w:szCs w:val="20"/>
+        </w:rPr>
+        <w:t xml:space="preserve">Удаляем </w:t>
+      </w:r>
+      <w:r>
+        <w:rPr>
+          <w:rFonts w:ascii="Times New Roman" w:hAnsi="Times New Roman" w:cs="Times New Roman"/>
+          <w:sz w:val="20"/>
+          <w:szCs w:val="20"/>
+          <w:lang w:val="en-US"/>
+        </w:rPr>
+        <w:t>pod</w:t>
+      </w:r>
+    </w:p>
+    <w:p>
+      <w:pPr>
+        <w:jc w:val="center"/>
+        <w:rPr>
+          <w:rFonts w:ascii="Times New Roman" w:hAnsi="Times New Roman" w:cs="Times New Roman"/>
+          <w:sz w:val="20"/>
+          <w:szCs w:val="20"/>
+          <w:lang w:val="en-US"/>
+        </w:rPr>
+      </w:pPr>
+      <w:r>
+        <w:rPr>
+          <w:noProof/>
+        </w:rPr>
+        <w:lastRenderedPageBreak/>
+        <w:drawing>
+          <wp:inline distT="0" distB="0" distL="0" distR="0" wp14:anchorId="3DC8A02A" wp14:editId="644B52A4">
+            <wp:extent cx="5940425" cy="822325"/>
+            <wp:effectExtent l="0" t="0" r="3175" b="0"/>
+            <wp:docPr id="40" name="Рисунок 40"/>
+            <wp:cNvGraphicFramePr>
+              <a:graphicFrameLocks xmlns:a="http://schemas.openxmlformats.org/drawingml/2006/main" noChangeAspect="1"/>
+            </wp:cNvGraphicFramePr>
+            <a:graphic xmlns:a="http://schemas.openxmlformats.org/drawingml/2006/main">
+              <a:graphicData uri="http://schemas.openxmlformats.org/drawingml/2006/picture">
+                <pic:pic xmlns:pic="http://schemas.openxmlformats.org/drawingml/2006/picture">
+                  <pic:nvPicPr>
+                    <pic:cNvPr id="1" name=""/>
+                    <pic:cNvPicPr/>
+                  </pic:nvPicPr>
+                  <pic:blipFill>
+                    <a:blip r:embed="rId42"/>
+                    <a:stretch>
+                      <a:fillRect/>
+                    </a:stretch>
+                  </pic:blipFill>
+                  <pic:spPr>
+                    <a:xfrm>
+                      <a:off x="0" y="0"/>
                       <a:ext cx="5940425" cy="822325"/>
                     </a:xfrm>
                     <a:prstGeom prst="rect">
@@ -7380,7 +7755,6 @@
           <w:rFonts w:ascii="Times New Roman" w:hAnsi="Times New Roman" w:cs="Times New Roman"/>
           <w:sz w:val="20"/>
           <w:szCs w:val="20"/>
-          <w:lang w:val="en-US"/>
         </w:rPr>
       </w:pPr>
       <w:r>
@@ -7398,7 +7772,24 @@
           <w:szCs w:val="20"/>
           <w:lang w:val="en-US"/>
         </w:rPr>
-        <w:t>k8s</w:t>
+        <w:t>k</w:t>
+      </w:r>
+      <w:r>
+        <w:rPr>
+          <w:rFonts w:ascii="Times New Roman" w:hAnsi="Times New Roman" w:cs="Times New Roman"/>
+          <w:sz w:val="20"/>
+          <w:szCs w:val="20"/>
+        </w:rPr>
+        <w:t>8</w:t>
+      </w:r>
+      <w:r>
+        <w:rPr>
+          <w:rFonts w:ascii="Times New Roman" w:hAnsi="Times New Roman" w:cs="Times New Roman"/>
+          <w:sz w:val="20"/>
+          <w:szCs w:val="20"/>
+          <w:lang w:val="en-US"/>
+        </w:rPr>
+        <w:t>s</w:t>
       </w:r>
     </w:p>
     <w:p>
@@ -7484,15 +7875,7 @@
           <w:sz w:val="28"/>
           <w:szCs w:val="28"/>
         </w:rPr>
-        <w:t>5</w:t>
-      </w:r>
-      <w:r>
-        <w:rPr>
-          <w:rFonts w:ascii="Times New Roman" w:hAnsi="Times New Roman" w:cs="Times New Roman"/>
-          <w:sz w:val="28"/>
-          <w:szCs w:val="28"/>
-        </w:rPr>
-        <w:t xml:space="preserve">) Проверим, что если удалится один из </w:t>
+        <w:t xml:space="preserve">5) Проверим, что если удалится один из </w:t>
       </w:r>
       <w:r>
         <w:rPr>
@@ -7556,6 +7939,25 @@
     </w:p>
     <w:p>
       <w:pPr>
+        <w:jc w:val="center"/>
+        <w:rPr>
+          <w:rFonts w:ascii="Times New Roman" w:hAnsi="Times New Roman" w:cs="Times New Roman"/>
+          <w:sz w:val="28"/>
+          <w:szCs w:val="28"/>
+        </w:rPr>
+      </w:pPr>
+      <w:r>
+        <w:rPr>
+          <w:rFonts w:ascii="Times New Roman" w:hAnsi="Times New Roman" w:cs="Times New Roman"/>
+          <w:sz w:val="28"/>
+          <w:szCs w:val="28"/>
+          <w:lang w:val="en-US"/>
+        </w:rPr>
+        <w:t>FRONTEND</w:t>
+      </w:r>
+    </w:p>
+    <w:p>
+      <w:pPr>
         <w:jc w:val="both"/>
         <w:rPr>
           <w:rFonts w:ascii="Times New Roman" w:hAnsi="Times New Roman" w:cs="Times New Roman"/>
@@ -7563,6 +7965,993 @@
           <w:szCs w:val="28"/>
         </w:rPr>
       </w:pPr>
+      <w:r>
+        <w:rPr>
+          <w:rFonts w:ascii="Times New Roman" w:hAnsi="Times New Roman" w:cs="Times New Roman"/>
+          <w:sz w:val="28"/>
+          <w:szCs w:val="28"/>
+        </w:rPr>
+        <w:t xml:space="preserve">Выполним деплой </w:t>
+      </w:r>
+      <w:r>
+        <w:rPr>
+          <w:rFonts w:ascii="Times New Roman" w:hAnsi="Times New Roman" w:cs="Times New Roman"/>
+          <w:sz w:val="28"/>
+          <w:szCs w:val="28"/>
+          <w:lang w:val="en-US"/>
+        </w:rPr>
+        <w:t>frontend</w:t>
+      </w:r>
+      <w:r>
+        <w:rPr>
+          <w:rFonts w:ascii="Times New Roman" w:hAnsi="Times New Roman" w:cs="Times New Roman"/>
+          <w:sz w:val="28"/>
+          <w:szCs w:val="28"/>
+        </w:rPr>
+        <w:t>-</w:t>
+      </w:r>
+      <w:r>
+        <w:rPr>
+          <w:rFonts w:ascii="Times New Roman" w:hAnsi="Times New Roman" w:cs="Times New Roman"/>
+          <w:sz w:val="28"/>
+          <w:szCs w:val="28"/>
+        </w:rPr>
+        <w:t xml:space="preserve">части на </w:t>
+      </w:r>
+      <w:r>
+        <w:rPr>
+          <w:rFonts w:ascii="Times New Roman" w:hAnsi="Times New Roman" w:cs="Times New Roman"/>
+          <w:sz w:val="28"/>
+          <w:szCs w:val="28"/>
+          <w:lang w:val="en-US"/>
+        </w:rPr>
+        <w:t>nginx</w:t>
+      </w:r>
+      <w:r>
+        <w:rPr>
+          <w:rFonts w:ascii="Times New Roman" w:hAnsi="Times New Roman" w:cs="Times New Roman"/>
+          <w:sz w:val="28"/>
+          <w:szCs w:val="28"/>
+        </w:rPr>
+        <w:t xml:space="preserve">. </w:t>
+      </w:r>
+      <w:r>
+        <w:rPr>
+          <w:rFonts w:ascii="Times New Roman" w:hAnsi="Times New Roman" w:cs="Times New Roman"/>
+          <w:sz w:val="28"/>
+          <w:szCs w:val="28"/>
+        </w:rPr>
+        <w:t xml:space="preserve">Понадобится два манифеста: </w:t>
+      </w:r>
+      <w:r>
+        <w:rPr>
+          <w:rFonts w:ascii="Times New Roman" w:hAnsi="Times New Roman" w:cs="Times New Roman"/>
+          <w:sz w:val="28"/>
+          <w:szCs w:val="28"/>
+          <w:lang w:val="en-US"/>
+        </w:rPr>
+        <w:t>deployment</w:t>
+      </w:r>
+      <w:r>
+        <w:rPr>
+          <w:rFonts w:ascii="Times New Roman" w:hAnsi="Times New Roman" w:cs="Times New Roman"/>
+          <w:sz w:val="28"/>
+          <w:szCs w:val="28"/>
+        </w:rPr>
+        <w:t xml:space="preserve">, </w:t>
+      </w:r>
+      <w:r>
+        <w:rPr>
+          <w:rFonts w:ascii="Times New Roman" w:hAnsi="Times New Roman" w:cs="Times New Roman"/>
+          <w:sz w:val="28"/>
+          <w:szCs w:val="28"/>
+          <w:lang w:val="en-US"/>
+        </w:rPr>
+        <w:t>service</w:t>
+      </w:r>
+      <w:r>
+        <w:rPr>
+          <w:rFonts w:ascii="Times New Roman" w:hAnsi="Times New Roman" w:cs="Times New Roman"/>
+          <w:sz w:val="28"/>
+          <w:szCs w:val="28"/>
+        </w:rPr>
+        <w:t>.</w:t>
+      </w:r>
+    </w:p>
+    <w:p>
+      <w:pPr>
+        <w:jc w:val="center"/>
+        <w:rPr>
+          <w:rFonts w:ascii="Times New Roman" w:hAnsi="Times New Roman" w:cs="Times New Roman"/>
+          <w:sz w:val="28"/>
+          <w:szCs w:val="28"/>
+        </w:rPr>
+      </w:pPr>
+    </w:p>
+    <w:p>
+      <w:pPr>
+        <w:jc w:val="center"/>
+        <w:rPr>
+          <w:rFonts w:ascii="Times New Roman" w:hAnsi="Times New Roman" w:cs="Times New Roman"/>
+          <w:sz w:val="28"/>
+          <w:szCs w:val="28"/>
+        </w:rPr>
+      </w:pPr>
+      <w:r>
+        <w:rPr>
+          <w:noProof/>
+        </w:rPr>
+        <w:drawing>
+          <wp:inline distT="0" distB="0" distL="0" distR="0" wp14:anchorId="49007D6F" wp14:editId="6E6ED4E3">
+            <wp:extent cx="2961576" cy="2278136"/>
+            <wp:effectExtent l="0" t="0" r="0" b="8255"/>
+            <wp:docPr id="49" name="Рисунок 49"/>
+            <wp:cNvGraphicFramePr>
+              <a:graphicFrameLocks xmlns:a="http://schemas.openxmlformats.org/drawingml/2006/main" noChangeAspect="1"/>
+            </wp:cNvGraphicFramePr>
+            <a:graphic xmlns:a="http://schemas.openxmlformats.org/drawingml/2006/main">
+              <a:graphicData uri="http://schemas.openxmlformats.org/drawingml/2006/picture">
+                <pic:pic xmlns:pic="http://schemas.openxmlformats.org/drawingml/2006/picture">
+                  <pic:nvPicPr>
+                    <pic:cNvPr id="1" name=""/>
+                    <pic:cNvPicPr/>
+                  </pic:nvPicPr>
+                  <pic:blipFill>
+                    <a:blip r:embed="rId43"/>
+                    <a:stretch>
+                      <a:fillRect/>
+                    </a:stretch>
+                  </pic:blipFill>
+                  <pic:spPr>
+                    <a:xfrm>
+                      <a:off x="0" y="0"/>
+                      <a:ext cx="2968162" cy="2283202"/>
+                    </a:xfrm>
+                    <a:prstGeom prst="rect">
+                      <a:avLst/>
+                    </a:prstGeom>
+                  </pic:spPr>
+                </pic:pic>
+              </a:graphicData>
+            </a:graphic>
+          </wp:inline>
+        </w:drawing>
+      </w:r>
+    </w:p>
+    <w:p>
+      <w:pPr>
+        <w:jc w:val="center"/>
+        <w:rPr>
+          <w:rFonts w:ascii="Times New Roman" w:hAnsi="Times New Roman" w:cs="Times New Roman"/>
+          <w:sz w:val="20"/>
+          <w:szCs w:val="20"/>
+        </w:rPr>
+      </w:pPr>
+      <w:r>
+        <w:rPr>
+          <w:rFonts w:ascii="Times New Roman" w:hAnsi="Times New Roman" w:cs="Times New Roman"/>
+          <w:sz w:val="20"/>
+          <w:szCs w:val="20"/>
+        </w:rPr>
+        <w:t xml:space="preserve">Манифест </w:t>
+      </w:r>
+      <w:r>
+        <w:rPr>
+          <w:rFonts w:ascii="Times New Roman" w:hAnsi="Times New Roman" w:cs="Times New Roman"/>
+          <w:sz w:val="20"/>
+          <w:szCs w:val="20"/>
+          <w:lang w:val="en-US"/>
+        </w:rPr>
+        <w:t>frontend</w:t>
+      </w:r>
+      <w:r>
+        <w:rPr>
+          <w:rFonts w:ascii="Times New Roman" w:hAnsi="Times New Roman" w:cs="Times New Roman"/>
+          <w:sz w:val="20"/>
+          <w:szCs w:val="20"/>
+        </w:rPr>
+        <w:t>-</w:t>
+      </w:r>
+      <w:r>
+        <w:rPr>
+          <w:rFonts w:ascii="Times New Roman" w:hAnsi="Times New Roman" w:cs="Times New Roman"/>
+          <w:sz w:val="20"/>
+          <w:szCs w:val="20"/>
+          <w:lang w:val="en-US"/>
+        </w:rPr>
+        <w:t>deployment</w:t>
+      </w:r>
+      <w:r>
+        <w:rPr>
+          <w:rFonts w:ascii="Times New Roman" w:hAnsi="Times New Roman" w:cs="Times New Roman"/>
+          <w:sz w:val="20"/>
+          <w:szCs w:val="20"/>
+        </w:rPr>
+        <w:t>.</w:t>
+      </w:r>
+      <w:r>
+        <w:rPr>
+          <w:rFonts w:ascii="Times New Roman" w:hAnsi="Times New Roman" w:cs="Times New Roman"/>
+          <w:sz w:val="20"/>
+          <w:szCs w:val="20"/>
+          <w:lang w:val="en-US"/>
+        </w:rPr>
+        <w:t>yaml</w:t>
+      </w:r>
+    </w:p>
+    <w:p>
+      <w:pPr>
+        <w:jc w:val="center"/>
+        <w:rPr>
+          <w:rFonts w:ascii="Times New Roman" w:hAnsi="Times New Roman" w:cs="Times New Roman"/>
+          <w:sz w:val="28"/>
+          <w:szCs w:val="28"/>
+        </w:rPr>
+      </w:pPr>
+      <w:r>
+        <w:rPr>
+          <w:noProof/>
+        </w:rPr>
+        <w:drawing>
+          <wp:inline distT="0" distB="0" distL="0" distR="0" wp14:anchorId="2E376DA8" wp14:editId="1F768A5E">
+            <wp:extent cx="2905125" cy="2276475"/>
+            <wp:effectExtent l="0" t="0" r="9525" b="9525"/>
+            <wp:docPr id="44" name="Рисунок 44"/>
+            <wp:cNvGraphicFramePr>
+              <a:graphicFrameLocks xmlns:a="http://schemas.openxmlformats.org/drawingml/2006/main" noChangeAspect="1"/>
+            </wp:cNvGraphicFramePr>
+            <a:graphic xmlns:a="http://schemas.openxmlformats.org/drawingml/2006/main">
+              <a:graphicData uri="http://schemas.openxmlformats.org/drawingml/2006/picture">
+                <pic:pic xmlns:pic="http://schemas.openxmlformats.org/drawingml/2006/picture">
+                  <pic:nvPicPr>
+                    <pic:cNvPr id="1" name=""/>
+                    <pic:cNvPicPr/>
+                  </pic:nvPicPr>
+                  <pic:blipFill>
+                    <a:blip r:embed="rId44"/>
+                    <a:stretch>
+                      <a:fillRect/>
+                    </a:stretch>
+                  </pic:blipFill>
+                  <pic:spPr>
+                    <a:xfrm>
+                      <a:off x="0" y="0"/>
+                      <a:ext cx="2905125" cy="2276475"/>
+                    </a:xfrm>
+                    <a:prstGeom prst="rect">
+                      <a:avLst/>
+                    </a:prstGeom>
+                  </pic:spPr>
+                </pic:pic>
+              </a:graphicData>
+            </a:graphic>
+          </wp:inline>
+        </w:drawing>
+      </w:r>
+    </w:p>
+    <w:p>
+      <w:pPr>
+        <w:jc w:val="center"/>
+        <w:rPr>
+          <w:rFonts w:ascii="Times New Roman" w:hAnsi="Times New Roman" w:cs="Times New Roman"/>
+          <w:sz w:val="20"/>
+          <w:szCs w:val="20"/>
+          <w:lang w:val="en-US"/>
+        </w:rPr>
+      </w:pPr>
+      <w:r>
+        <w:rPr>
+          <w:rFonts w:ascii="Times New Roman" w:hAnsi="Times New Roman" w:cs="Times New Roman"/>
+          <w:sz w:val="20"/>
+          <w:szCs w:val="20"/>
+        </w:rPr>
+        <w:t xml:space="preserve">Манифест </w:t>
+      </w:r>
+      <w:r>
+        <w:rPr>
+          <w:rFonts w:ascii="Times New Roman" w:hAnsi="Times New Roman" w:cs="Times New Roman"/>
+          <w:sz w:val="20"/>
+          <w:szCs w:val="20"/>
+          <w:lang w:val="en-US"/>
+        </w:rPr>
+        <w:t>frontend</w:t>
+      </w:r>
+      <w:r>
+        <w:rPr>
+          <w:rFonts w:ascii="Times New Roman" w:hAnsi="Times New Roman" w:cs="Times New Roman"/>
+          <w:sz w:val="20"/>
+          <w:szCs w:val="20"/>
+        </w:rPr>
+        <w:t>-</w:t>
+      </w:r>
+      <w:r>
+        <w:rPr>
+          <w:rFonts w:ascii="Times New Roman" w:hAnsi="Times New Roman" w:cs="Times New Roman"/>
+          <w:sz w:val="20"/>
+          <w:szCs w:val="20"/>
+          <w:lang w:val="en-US"/>
+        </w:rPr>
+        <w:t>service</w:t>
+      </w:r>
+      <w:r>
+        <w:rPr>
+          <w:rFonts w:ascii="Times New Roman" w:hAnsi="Times New Roman" w:cs="Times New Roman"/>
+          <w:sz w:val="20"/>
+          <w:szCs w:val="20"/>
+        </w:rPr>
+        <w:t>.</w:t>
+      </w:r>
+      <w:r>
+        <w:rPr>
+          <w:rFonts w:ascii="Times New Roman" w:hAnsi="Times New Roman" w:cs="Times New Roman"/>
+          <w:sz w:val="20"/>
+          <w:szCs w:val="20"/>
+          <w:lang w:val="en-US"/>
+        </w:rPr>
+        <w:t>yaml</w:t>
+      </w:r>
+    </w:p>
+    <w:p>
+      <w:pPr>
+        <w:jc w:val="center"/>
+        <w:rPr>
+          <w:rFonts w:ascii="Times New Roman" w:hAnsi="Times New Roman" w:cs="Times New Roman"/>
+          <w:sz w:val="28"/>
+          <w:szCs w:val="28"/>
+        </w:rPr>
+      </w:pPr>
+      <w:r>
+        <w:rPr>
+          <w:noProof/>
+        </w:rPr>
+        <w:lastRenderedPageBreak/>
+        <w:drawing>
+          <wp:inline distT="0" distB="0" distL="0" distR="0" wp14:anchorId="3A9F6CC3" wp14:editId="28612328">
+            <wp:extent cx="5940425" cy="1381760"/>
+            <wp:effectExtent l="0" t="0" r="3175" b="8890"/>
+            <wp:docPr id="50" name="Рисунок 50"/>
+            <wp:cNvGraphicFramePr>
+              <a:graphicFrameLocks xmlns:a="http://schemas.openxmlformats.org/drawingml/2006/main" noChangeAspect="1"/>
+            </wp:cNvGraphicFramePr>
+            <a:graphic xmlns:a="http://schemas.openxmlformats.org/drawingml/2006/main">
+              <a:graphicData uri="http://schemas.openxmlformats.org/drawingml/2006/picture">
+                <pic:pic xmlns:pic="http://schemas.openxmlformats.org/drawingml/2006/picture">
+                  <pic:nvPicPr>
+                    <pic:cNvPr id="1" name=""/>
+                    <pic:cNvPicPr/>
+                  </pic:nvPicPr>
+                  <pic:blipFill>
+                    <a:blip r:embed="rId45"/>
+                    <a:stretch>
+                      <a:fillRect/>
+                    </a:stretch>
+                  </pic:blipFill>
+                  <pic:spPr>
+                    <a:xfrm>
+                      <a:off x="0" y="0"/>
+                      <a:ext cx="5940425" cy="1381760"/>
+                    </a:xfrm>
+                    <a:prstGeom prst="rect">
+                      <a:avLst/>
+                    </a:prstGeom>
+                  </pic:spPr>
+                </pic:pic>
+              </a:graphicData>
+            </a:graphic>
+          </wp:inline>
+        </w:drawing>
+      </w:r>
+    </w:p>
+    <w:p>
+      <w:pPr>
+        <w:jc w:val="center"/>
+        <w:rPr>
+          <w:rFonts w:ascii="Times New Roman" w:hAnsi="Times New Roman" w:cs="Times New Roman"/>
+          <w:sz w:val="20"/>
+          <w:szCs w:val="20"/>
+        </w:rPr>
+      </w:pPr>
+      <w:r>
+        <w:rPr>
+          <w:rFonts w:ascii="Times New Roman" w:hAnsi="Times New Roman" w:cs="Times New Roman"/>
+          <w:sz w:val="20"/>
+          <w:szCs w:val="20"/>
+          <w:lang w:val="en-US"/>
+        </w:rPr>
+        <w:t>Pod</w:t>
+      </w:r>
+      <w:r>
+        <w:rPr>
+          <w:rFonts w:ascii="Times New Roman" w:hAnsi="Times New Roman" w:cs="Times New Roman"/>
+          <w:sz w:val="20"/>
+          <w:szCs w:val="20"/>
+        </w:rPr>
+        <w:t xml:space="preserve"> </w:t>
+      </w:r>
+      <w:r>
+        <w:rPr>
+          <w:rFonts w:ascii="Times New Roman" w:hAnsi="Times New Roman" w:cs="Times New Roman"/>
+          <w:sz w:val="20"/>
+          <w:szCs w:val="20"/>
+          <w:lang w:val="en-US"/>
+        </w:rPr>
+        <w:t>frontend</w:t>
+      </w:r>
+    </w:p>
+    <w:p>
+      <w:pPr>
+        <w:rPr>
+          <w:rFonts w:ascii="Times New Roman" w:hAnsi="Times New Roman" w:cs="Times New Roman"/>
+          <w:sz w:val="28"/>
+          <w:szCs w:val="28"/>
+        </w:rPr>
+      </w:pPr>
+      <w:r>
+        <w:rPr>
+          <w:rFonts w:ascii="Times New Roman" w:hAnsi="Times New Roman" w:cs="Times New Roman"/>
+          <w:sz w:val="28"/>
+          <w:szCs w:val="28"/>
+        </w:rPr>
+        <w:t>Как видим, у нас запущены 2 реплики фронтенд-приложения.</w:t>
+      </w:r>
+    </w:p>
+    <w:p>
+      <w:pPr>
+        <w:rPr>
+          <w:rFonts w:ascii="Times New Roman" w:hAnsi="Times New Roman" w:cs="Times New Roman"/>
+          <w:sz w:val="28"/>
+          <w:szCs w:val="28"/>
+        </w:rPr>
+      </w:pPr>
+      <w:r>
+        <w:rPr>
+          <w:rFonts w:ascii="Times New Roman" w:hAnsi="Times New Roman" w:cs="Times New Roman"/>
+          <w:sz w:val="28"/>
+          <w:szCs w:val="28"/>
+        </w:rPr>
+        <w:tab/>
+      </w:r>
+    </w:p>
+    <w:p>
+      <w:pPr>
+        <w:jc w:val="center"/>
+        <w:rPr>
+          <w:rFonts w:ascii="Times New Roman" w:hAnsi="Times New Roman" w:cs="Times New Roman"/>
+          <w:sz w:val="28"/>
+          <w:szCs w:val="28"/>
+          <w:lang w:val="en-US"/>
+        </w:rPr>
+      </w:pPr>
+      <w:r>
+        <w:rPr>
+          <w:rFonts w:ascii="Times New Roman" w:hAnsi="Times New Roman" w:cs="Times New Roman"/>
+          <w:sz w:val="28"/>
+          <w:szCs w:val="28"/>
+          <w:lang w:val="en-US"/>
+        </w:rPr>
+        <w:t>INGRESS</w:t>
+      </w:r>
+    </w:p>
+    <w:p>
+      <w:pPr>
+        <w:rPr>
+          <w:rFonts w:ascii="Times New Roman" w:hAnsi="Times New Roman" w:cs="Times New Roman"/>
+          <w:sz w:val="28"/>
+          <w:szCs w:val="28"/>
+        </w:rPr>
+      </w:pPr>
+      <w:r>
+        <w:rPr>
+          <w:rFonts w:ascii="Times New Roman" w:hAnsi="Times New Roman" w:cs="Times New Roman"/>
+          <w:sz w:val="28"/>
+          <w:szCs w:val="28"/>
+        </w:rPr>
+        <w:tab/>
+        <w:t xml:space="preserve">Для </w:t>
+      </w:r>
+      <w:r>
+        <w:rPr>
+          <w:rFonts w:ascii="Times New Roman" w:hAnsi="Times New Roman" w:cs="Times New Roman"/>
+          <w:sz w:val="28"/>
+          <w:szCs w:val="28"/>
+          <w:lang w:val="en-US"/>
+        </w:rPr>
+        <w:t>Ingress</w:t>
+      </w:r>
+      <w:r>
+        <w:rPr>
+          <w:rFonts w:ascii="Times New Roman" w:hAnsi="Times New Roman" w:cs="Times New Roman"/>
+          <w:sz w:val="28"/>
+          <w:szCs w:val="28"/>
+        </w:rPr>
+        <w:t xml:space="preserve"> </w:t>
+      </w:r>
+      <w:r>
+        <w:rPr>
+          <w:rFonts w:ascii="Times New Roman" w:hAnsi="Times New Roman" w:cs="Times New Roman"/>
+          <w:sz w:val="28"/>
+          <w:szCs w:val="28"/>
+        </w:rPr>
+        <w:t>н</w:t>
+      </w:r>
+      <w:r>
+        <w:rPr>
+          <w:rFonts w:ascii="Times New Roman" w:hAnsi="Times New Roman" w:cs="Times New Roman"/>
+          <w:sz w:val="28"/>
+          <w:szCs w:val="28"/>
+        </w:rPr>
+        <w:t>астроим полноценный доступ по HTTPS с использованием самоподписанного SSL/TLS сертификата.</w:t>
+      </w:r>
+      <w:r>
+        <w:rPr>
+          <w:rFonts w:ascii="Times New Roman" w:hAnsi="Times New Roman" w:cs="Times New Roman"/>
+          <w:sz w:val="28"/>
+          <w:szCs w:val="28"/>
+        </w:rPr>
+        <w:t xml:space="preserve"> С</w:t>
+      </w:r>
+      <w:r>
+        <w:rPr>
+          <w:rFonts w:ascii="Times New Roman" w:hAnsi="Times New Roman" w:cs="Times New Roman"/>
+          <w:sz w:val="28"/>
+          <w:szCs w:val="28"/>
+        </w:rPr>
+        <w:t>охраним получившиеся ключи внутри кластера в виде объекта Secret типа tls</w:t>
+      </w:r>
+      <w:r>
+        <w:rPr>
+          <w:rFonts w:ascii="Times New Roman" w:hAnsi="Times New Roman" w:cs="Times New Roman"/>
+          <w:sz w:val="28"/>
+          <w:szCs w:val="28"/>
+        </w:rPr>
+        <w:t>.</w:t>
+      </w:r>
+    </w:p>
+    <w:p>
+      <w:pPr>
+        <w:jc w:val="center"/>
+        <w:rPr>
+          <w:rFonts w:ascii="Times New Roman" w:hAnsi="Times New Roman" w:cs="Times New Roman"/>
+          <w:sz w:val="28"/>
+          <w:szCs w:val="28"/>
+        </w:rPr>
+      </w:pPr>
+      <w:r>
+        <w:rPr>
+          <w:rFonts w:ascii="Times New Roman" w:hAnsi="Times New Roman" w:cs="Times New Roman"/>
+          <w:noProof/>
+          <w:sz w:val="28"/>
+          <w:szCs w:val="28"/>
+        </w:rPr>
+        <w:drawing>
+          <wp:inline distT="0" distB="0" distL="0" distR="0" wp14:anchorId="548382C0" wp14:editId="1A4A9F05">
+            <wp:extent cx="4675505" cy="2087109"/>
+            <wp:effectExtent l="0" t="0" r="0" b="8890"/>
+            <wp:docPr id="51" name="Рисунок 51"/>
+            <wp:cNvGraphicFramePr>
+              <a:graphicFrameLocks xmlns:a="http://schemas.openxmlformats.org/drawingml/2006/main" noChangeAspect="1"/>
+            </wp:cNvGraphicFramePr>
+            <a:graphic xmlns:a="http://schemas.openxmlformats.org/drawingml/2006/main">
+              <a:graphicData uri="http://schemas.openxmlformats.org/drawingml/2006/picture">
+                <pic:pic xmlns:pic="http://schemas.openxmlformats.org/drawingml/2006/picture">
+                  <pic:nvPicPr>
+                    <pic:cNvPr id="0" name="Picture 1"/>
+                    <pic:cNvPicPr>
+                      <a:picLocks noChangeAspect="1" noChangeArrowheads="1"/>
+                    </pic:cNvPicPr>
+                  </pic:nvPicPr>
+                  <pic:blipFill>
+                    <a:blip r:embed="rId46">
+                      <a:extLst>
+                        <a:ext uri="{28A0092B-C50C-407E-A947-70E740481C1C}">
+                          <a14:useLocalDpi xmlns:a14="http://schemas.microsoft.com/office/drawing/2010/main" val="0"/>
+                        </a:ext>
+                      </a:extLst>
+                    </a:blip>
+                    <a:srcRect/>
+                    <a:stretch>
+                      <a:fillRect/>
+                    </a:stretch>
+                  </pic:blipFill>
+                  <pic:spPr bwMode="auto">
+                    <a:xfrm>
+                      <a:off x="0" y="0"/>
+                      <a:ext cx="4679357" cy="2088828"/>
+                    </a:xfrm>
+                    <a:prstGeom prst="rect">
+                      <a:avLst/>
+                    </a:prstGeom>
+                    <a:noFill/>
+                    <a:ln>
+                      <a:noFill/>
+                    </a:ln>
+                  </pic:spPr>
+                </pic:pic>
+              </a:graphicData>
+            </a:graphic>
+          </wp:inline>
+        </w:drawing>
+      </w:r>
+    </w:p>
+    <w:p>
+      <w:pPr>
+        <w:jc w:val="center"/>
+        <w:rPr>
+          <w:rFonts w:ascii="Times New Roman" w:hAnsi="Times New Roman" w:cs="Times New Roman"/>
+          <w:sz w:val="20"/>
+          <w:szCs w:val="20"/>
+        </w:rPr>
+      </w:pPr>
+      <w:r>
+        <w:rPr>
+          <w:rFonts w:ascii="Times New Roman" w:hAnsi="Times New Roman" w:cs="Times New Roman"/>
+          <w:sz w:val="20"/>
+          <w:szCs w:val="20"/>
+        </w:rPr>
+        <w:t>Создание и сохранение</w:t>
+      </w:r>
+      <w:r>
+        <w:rPr>
+          <w:rFonts w:ascii="Times New Roman" w:hAnsi="Times New Roman" w:cs="Times New Roman"/>
+          <w:sz w:val="20"/>
+          <w:szCs w:val="20"/>
+        </w:rPr>
+        <w:t xml:space="preserve"> ключа</w:t>
+      </w:r>
+      <w:r>
+        <w:rPr>
+          <w:rFonts w:ascii="Times New Roman" w:hAnsi="Times New Roman" w:cs="Times New Roman"/>
+          <w:sz w:val="20"/>
+          <w:szCs w:val="20"/>
+        </w:rPr>
+        <w:t xml:space="preserve"> сертификата</w:t>
+      </w:r>
+    </w:p>
+    <w:p>
+      <w:pPr>
+        <w:jc w:val="center"/>
+        <w:rPr>
+          <w:rFonts w:ascii="Times New Roman" w:hAnsi="Times New Roman" w:cs="Times New Roman"/>
+          <w:sz w:val="20"/>
+          <w:szCs w:val="20"/>
+        </w:rPr>
+      </w:pPr>
+    </w:p>
+    <w:p>
+      <w:pPr>
+        <w:jc w:val="center"/>
+        <w:rPr>
+          <w:rFonts w:ascii="Times New Roman" w:hAnsi="Times New Roman" w:cs="Times New Roman"/>
+          <w:sz w:val="28"/>
+          <w:szCs w:val="28"/>
+          <w:lang w:val="en-US"/>
+        </w:rPr>
+      </w:pPr>
+      <w:r>
+        <w:rPr>
+          <w:noProof/>
+        </w:rPr>
+        <w:drawing>
+          <wp:inline distT="0" distB="0" distL="0" distR="0" wp14:anchorId="448354AF" wp14:editId="561E2383">
+            <wp:extent cx="2084102" cy="2032000"/>
+            <wp:effectExtent l="0" t="0" r="0" b="6350"/>
+            <wp:docPr id="42" name="Рисунок 42"/>
+            <wp:cNvGraphicFramePr>
+              <a:graphicFrameLocks xmlns:a="http://schemas.openxmlformats.org/drawingml/2006/main" noChangeAspect="1"/>
+            </wp:cNvGraphicFramePr>
+            <a:graphic xmlns:a="http://schemas.openxmlformats.org/drawingml/2006/main">
+              <a:graphicData uri="http://schemas.openxmlformats.org/drawingml/2006/picture">
+                <pic:pic xmlns:pic="http://schemas.openxmlformats.org/drawingml/2006/picture">
+                  <pic:nvPicPr>
+                    <pic:cNvPr id="1" name=""/>
+                    <pic:cNvPicPr/>
+                  </pic:nvPicPr>
+                  <pic:blipFill>
+                    <a:blip r:embed="rId47"/>
+                    <a:stretch>
+                      <a:fillRect/>
+                    </a:stretch>
+                  </pic:blipFill>
+                  <pic:spPr>
+                    <a:xfrm>
+                      <a:off x="0" y="0"/>
+                      <a:ext cx="2087117" cy="2034940"/>
+                    </a:xfrm>
+                    <a:prstGeom prst="rect">
+                      <a:avLst/>
+                    </a:prstGeom>
+                  </pic:spPr>
+                </pic:pic>
+              </a:graphicData>
+            </a:graphic>
+          </wp:inline>
+        </w:drawing>
+      </w:r>
+    </w:p>
+    <w:p>
+      <w:pPr>
+        <w:jc w:val="center"/>
+        <w:rPr>
+          <w:rFonts w:ascii="Times New Roman" w:hAnsi="Times New Roman" w:cs="Times New Roman"/>
+          <w:sz w:val="20"/>
+          <w:szCs w:val="20"/>
+        </w:rPr>
+      </w:pPr>
+      <w:r>
+        <w:rPr>
+          <w:rFonts w:ascii="Times New Roman" w:hAnsi="Times New Roman" w:cs="Times New Roman"/>
+          <w:sz w:val="20"/>
+          <w:szCs w:val="20"/>
+        </w:rPr>
+        <w:t xml:space="preserve">Манифест </w:t>
+      </w:r>
+      <w:r>
+        <w:rPr>
+          <w:rFonts w:ascii="Times New Roman" w:hAnsi="Times New Roman" w:cs="Times New Roman"/>
+          <w:sz w:val="20"/>
+          <w:szCs w:val="20"/>
+          <w:lang w:val="en-US"/>
+        </w:rPr>
+        <w:t>ingress</w:t>
+      </w:r>
+      <w:r>
+        <w:rPr>
+          <w:rFonts w:ascii="Times New Roman" w:hAnsi="Times New Roman" w:cs="Times New Roman"/>
+          <w:sz w:val="20"/>
+          <w:szCs w:val="20"/>
+        </w:rPr>
+        <w:t>.</w:t>
+      </w:r>
+      <w:r>
+        <w:rPr>
+          <w:rFonts w:ascii="Times New Roman" w:hAnsi="Times New Roman" w:cs="Times New Roman"/>
+          <w:sz w:val="20"/>
+          <w:szCs w:val="20"/>
+          <w:lang w:val="en-US"/>
+        </w:rPr>
+        <w:t>yaml</w:t>
+      </w:r>
+    </w:p>
+    <w:p>
+      <w:pPr>
+        <w:jc w:val="both"/>
+        <w:rPr>
+          <w:rFonts w:ascii="Times New Roman" w:hAnsi="Times New Roman" w:cs="Times New Roman"/>
+          <w:sz w:val="28"/>
+          <w:szCs w:val="28"/>
+        </w:rPr>
+      </w:pPr>
+      <w:r>
+        <w:rPr>
+          <w:rFonts w:ascii="Times New Roman" w:hAnsi="Times New Roman" w:cs="Times New Roman"/>
+          <w:sz w:val="28"/>
+          <w:szCs w:val="28"/>
+        </w:rPr>
+        <w:lastRenderedPageBreak/>
+        <w:t>Трафик, приходящий на http://kube-lab.local, Ingress-контроллер будет автоматически перенаправлять (редиректить) на защищенный протокол HTTPS, а затем передавать на frontend-service.</w:t>
+      </w:r>
+    </w:p>
+    <w:p>
+      <w:pPr>
+        <w:jc w:val="both"/>
+        <w:rPr>
+          <w:rFonts w:ascii="Times New Roman" w:hAnsi="Times New Roman" w:cs="Times New Roman"/>
+          <w:sz w:val="28"/>
+          <w:szCs w:val="28"/>
+        </w:rPr>
+      </w:pPr>
+    </w:p>
+    <w:p>
+      <w:pPr>
+        <w:jc w:val="both"/>
+        <w:rPr>
+          <w:rFonts w:ascii="Times New Roman" w:hAnsi="Times New Roman" w:cs="Times New Roman"/>
+          <w:sz w:val="28"/>
+          <w:szCs w:val="28"/>
+        </w:rPr>
+      </w:pPr>
+      <w:r>
+        <w:rPr>
+          <w:noProof/>
+        </w:rPr>
+        <w:drawing>
+          <wp:inline distT="0" distB="0" distL="0" distR="0" wp14:anchorId="5310AD86" wp14:editId="35A84399">
+            <wp:extent cx="5940425" cy="697230"/>
+            <wp:effectExtent l="0" t="0" r="3175" b="7620"/>
+            <wp:docPr id="41" name="Рисунок 41"/>
+            <wp:cNvGraphicFramePr>
+              <a:graphicFrameLocks xmlns:a="http://schemas.openxmlformats.org/drawingml/2006/main" noChangeAspect="1"/>
+            </wp:cNvGraphicFramePr>
+            <a:graphic xmlns:a="http://schemas.openxmlformats.org/drawingml/2006/main">
+              <a:graphicData uri="http://schemas.openxmlformats.org/drawingml/2006/picture">
+                <pic:pic xmlns:pic="http://schemas.openxmlformats.org/drawingml/2006/picture">
+                  <pic:nvPicPr>
+                    <pic:cNvPr id="1" name=""/>
+                    <pic:cNvPicPr/>
+                  </pic:nvPicPr>
+                  <pic:blipFill>
+                    <a:blip r:embed="rId48"/>
+                    <a:stretch>
+                      <a:fillRect/>
+                    </a:stretch>
+                  </pic:blipFill>
+                  <pic:spPr>
+                    <a:xfrm>
+                      <a:off x="0" y="0"/>
+                      <a:ext cx="5940425" cy="697230"/>
+                    </a:xfrm>
+                    <a:prstGeom prst="rect">
+                      <a:avLst/>
+                    </a:prstGeom>
+                  </pic:spPr>
+                </pic:pic>
+              </a:graphicData>
+            </a:graphic>
+          </wp:inline>
+        </w:drawing>
+      </w:r>
+    </w:p>
+    <w:p>
+      <w:pPr>
+        <w:jc w:val="center"/>
+        <w:rPr>
+          <w:rFonts w:ascii="Times New Roman" w:hAnsi="Times New Roman" w:cs="Times New Roman"/>
+          <w:sz w:val="20"/>
+          <w:szCs w:val="20"/>
+        </w:rPr>
+      </w:pPr>
+      <w:r>
+        <w:rPr>
+          <w:rFonts w:ascii="Times New Roman" w:hAnsi="Times New Roman" w:cs="Times New Roman"/>
+          <w:sz w:val="20"/>
+          <w:szCs w:val="20"/>
+          <w:lang w:val="en-US"/>
+        </w:rPr>
+        <w:t>Ingress</w:t>
+      </w:r>
+      <w:r>
+        <w:rPr>
+          <w:rFonts w:ascii="Times New Roman" w:hAnsi="Times New Roman" w:cs="Times New Roman"/>
+          <w:sz w:val="20"/>
+          <w:szCs w:val="20"/>
+        </w:rPr>
+        <w:t>-</w:t>
+      </w:r>
+      <w:r>
+        <w:rPr>
+          <w:rFonts w:ascii="Times New Roman" w:hAnsi="Times New Roman" w:cs="Times New Roman"/>
+          <w:sz w:val="20"/>
+          <w:szCs w:val="20"/>
+        </w:rPr>
+        <w:t>контроллер</w:t>
+      </w:r>
+    </w:p>
+    <w:p>
+      <w:pPr>
+        <w:rPr>
+          <w:rFonts w:ascii="Times New Roman" w:hAnsi="Times New Roman" w:cs="Times New Roman"/>
+          <w:sz w:val="20"/>
+          <w:szCs w:val="20"/>
+        </w:rPr>
+      </w:pPr>
+    </w:p>
+    <w:p>
+      <w:pPr>
+        <w:jc w:val="center"/>
+        <w:rPr>
+          <w:rFonts w:ascii="Times New Roman" w:hAnsi="Times New Roman" w:cs="Times New Roman"/>
+          <w:sz w:val="28"/>
+          <w:szCs w:val="28"/>
+        </w:rPr>
+      </w:pPr>
+      <w:r>
+        <w:rPr>
+          <w:noProof/>
+        </w:rPr>
+        <w:drawing>
+          <wp:inline distT="0" distB="0" distL="0" distR="0" wp14:anchorId="68628AEA" wp14:editId="3218DDDC">
+            <wp:extent cx="4302125" cy="2534766"/>
+            <wp:effectExtent l="0" t="0" r="3175" b="0"/>
+            <wp:docPr id="20" name="Рисунок 20"/>
+            <wp:cNvGraphicFramePr>
+              <a:graphicFrameLocks xmlns:a="http://schemas.openxmlformats.org/drawingml/2006/main" noChangeAspect="1"/>
+            </wp:cNvGraphicFramePr>
+            <a:graphic xmlns:a="http://schemas.openxmlformats.org/drawingml/2006/main">
+              <a:graphicData uri="http://schemas.openxmlformats.org/drawingml/2006/picture">
+                <pic:pic xmlns:pic="http://schemas.openxmlformats.org/drawingml/2006/picture">
+                  <pic:nvPicPr>
+                    <pic:cNvPr id="1" name=""/>
+                    <pic:cNvPicPr/>
+                  </pic:nvPicPr>
+                  <pic:blipFill>
+                    <a:blip r:embed="rId49"/>
+                    <a:stretch>
+                      <a:fillRect/>
+                    </a:stretch>
+                  </pic:blipFill>
+                  <pic:spPr>
+                    <a:xfrm>
+                      <a:off x="0" y="0"/>
+                      <a:ext cx="4310059" cy="2539441"/>
+                    </a:xfrm>
+                    <a:prstGeom prst="rect">
+                      <a:avLst/>
+                    </a:prstGeom>
+                  </pic:spPr>
+                </pic:pic>
+              </a:graphicData>
+            </a:graphic>
+          </wp:inline>
+        </w:drawing>
+      </w:r>
+    </w:p>
+    <w:p>
+      <w:pPr>
+        <w:jc w:val="center"/>
+        <w:rPr>
+          <w:rFonts w:ascii="Times New Roman" w:hAnsi="Times New Roman" w:cs="Times New Roman"/>
+          <w:sz w:val="20"/>
+          <w:szCs w:val="20"/>
+        </w:rPr>
+      </w:pPr>
+      <w:r>
+        <w:rPr>
+          <w:rFonts w:ascii="Times New Roman" w:hAnsi="Times New Roman" w:cs="Times New Roman"/>
+          <w:sz w:val="20"/>
+          <w:szCs w:val="20"/>
+        </w:rPr>
+        <w:t>Запрос на сайт только по защищенному протоколу</w:t>
+      </w:r>
+    </w:p>
+    <w:p>
+      <w:pPr>
+        <w:jc w:val="both"/>
+        <w:rPr>
+          <w:rFonts w:ascii="Times New Roman" w:hAnsi="Times New Roman" w:cs="Times New Roman"/>
+          <w:sz w:val="28"/>
+          <w:szCs w:val="28"/>
+        </w:rPr>
+      </w:pPr>
+      <w:r>
+        <w:rPr>
+          <w:rFonts w:ascii="Times New Roman" w:hAnsi="Times New Roman" w:cs="Times New Roman"/>
+          <w:sz w:val="28"/>
+          <w:szCs w:val="28"/>
+        </w:rPr>
+        <w:t>С</w:t>
+      </w:r>
+      <w:r>
+        <w:rPr>
+          <w:rFonts w:ascii="Times New Roman" w:hAnsi="Times New Roman" w:cs="Times New Roman"/>
+          <w:sz w:val="28"/>
+          <w:szCs w:val="28"/>
+        </w:rPr>
+        <w:t xml:space="preserve">етевое соединение успешно установилось на 443 порту. </w:t>
+      </w:r>
+      <w:r>
+        <w:rPr>
+          <w:rFonts w:ascii="Times New Roman" w:hAnsi="Times New Roman" w:cs="Times New Roman"/>
+          <w:sz w:val="28"/>
+          <w:szCs w:val="28"/>
+        </w:rPr>
+        <w:t>М</w:t>
+      </w:r>
+      <w:r>
+        <w:rPr>
+          <w:rFonts w:ascii="Times New Roman" w:hAnsi="Times New Roman" w:cs="Times New Roman"/>
+          <w:sz w:val="28"/>
+          <w:szCs w:val="28"/>
+        </w:rPr>
+        <w:t>ы получили заголовок strict-transport-security, а это значит, что Ingress-контроллер работает и защищает трафик.</w:t>
+      </w:r>
+      <w:r>
+        <w:rPr>
+          <w:rFonts w:ascii="Times New Roman" w:hAnsi="Times New Roman" w:cs="Times New Roman"/>
+          <w:sz w:val="28"/>
+          <w:szCs w:val="28"/>
+        </w:rPr>
+        <w:t xml:space="preserve"> При незащищенном протоколе нас перенаправляет.</w:t>
+      </w:r>
     </w:p>
     <w:sectPr>
       <w:pgSz w:w="11906" w:h="16838"/>
